--- a/tesis-smarttemp-final.docx
+++ b/tesis-smarttemp-final.docx
@@ -3795,13 +3795,8 @@
         <w:ind w:left="396"/>
       </w:pPr>
       <w:r>
-        <w:t xml:space="preserve">5.1 Sistema </w:t>
-      </w:r>
-      <w:proofErr w:type="gramStart"/>
-      <w:r>
-        <w:t>implementado  5</w:t>
-      </w:r>
-      <w:proofErr w:type="gramEnd"/>
+        <w:t xml:space="preserve">5.1 Sistema desplegado  5</w:t>
+      </w:r>
     </w:p>
     <w:p>
       <w:pPr>
@@ -3809,14 +3804,8 @@
         <w:ind w:left="396"/>
       </w:pPr>
       <w:r>
-        <w:lastRenderedPageBreak/>
-        <w:t xml:space="preserve">5.2 Métricas de desempeño </w:t>
-      </w:r>
-      <w:proofErr w:type="gramStart"/>
-      <w:r>
-        <w:t>técnico  5</w:t>
-      </w:r>
-      <w:proofErr w:type="gramEnd"/>
+        <w:t xml:space="preserve">5.2 Evaluación de precisión de medición (CA-1)  5</w:t>
+      </w:r>
     </w:p>
     <w:p>
       <w:pPr>
@@ -3824,13 +3813,8 @@
         <w:ind w:left="793"/>
       </w:pPr>
       <w:r>
-        <w:t xml:space="preserve">5.2.1 Precisión de </w:t>
-      </w:r>
-      <w:proofErr w:type="gramStart"/>
-      <w:r>
-        <w:t>medición  5</w:t>
-      </w:r>
-      <w:proofErr w:type="gramEnd"/>
+        <w:t xml:space="preserve">5.2.1 Calibración puntual con patrón certificado  5</w:t>
+      </w:r>
     </w:p>
     <w:p>
       <w:pPr>
@@ -3838,13 +3822,8 @@
         <w:ind w:left="793"/>
       </w:pPr>
       <w:r>
-        <w:t xml:space="preserve">5.2.2 Disponibilidad del </w:t>
-      </w:r>
-      <w:proofErr w:type="gramStart"/>
-      <w:r>
-        <w:t>sistema  5</w:t>
-      </w:r>
-      <w:proofErr w:type="gramEnd"/>
+        <w:t xml:space="preserve">5.2.2 Validación extendida con dataloggers (Favaloro, 8-jun a 3-jul)  5</w:t>
+      </w:r>
     </w:p>
     <w:p>
       <w:pPr>
@@ -3852,18 +3831,17 @@
         <w:ind w:left="793"/>
       </w:pPr>
       <w:r>
-        <w:t xml:space="preserve">5.2.3 Tiempo de conexión </w:t>
-      </w:r>
-      <w:proofErr w:type="spellStart"/>
-      <w:proofErr w:type="gramStart"/>
-      <w:r>
-        <w:t>WiFi</w:t>
-      </w:r>
-      <w:proofErr w:type="spellEnd"/>
-      <w:r>
-        <w:t xml:space="preserve">  5</w:t>
-      </w:r>
-      <w:proofErr w:type="gramEnd"/>
+        <w:t xml:space="preserve">5.2.3 Interpretación: detección de anomalía térmica en la cámara  5</w:t>
+      </w:r>
+    </w:p>
+    <w:p>
+      <w:pPr>
+        <w:spacing w:after="60" w:line="276" w:lineRule="auto"/>
+        <w:ind w:left="396"/>
+      </w:pPr>
+      <w:r>
+        <w:t xml:space="preserve">5.3 Disponibilidad del sistema (CA-2)  5</w:t>
+      </w:r>
     </w:p>
     <w:p>
       <w:pPr>
@@ -3871,13 +3849,35 @@
         <w:ind w:left="793"/>
       </w:pPr>
       <w:r>
-        <w:t>5.2.4 Gestión *offline</w:t>
-      </w:r>
-      <w:proofErr w:type="gramStart"/>
-      <w:r>
-        <w:t>*  5</w:t>
-      </w:r>
-      <w:proofErr w:type="gramEnd"/>
+        <w:t xml:space="preserve">5.3.1 Disponibilidad global  5</w:t>
+      </w:r>
+    </w:p>
+    <w:p>
+      <w:pPr>
+        <w:spacing w:after="60" w:line="276" w:lineRule="auto"/>
+        <w:ind w:left="793"/>
+      </w:pPr>
+      <w:r>
+        <w:t xml:space="preserve">5.3.2 Análisis de las causas de inactividad  5</w:t>
+      </w:r>
+    </w:p>
+    <w:p>
+      <w:pPr>
+        <w:spacing w:after="60" w:line="276" w:lineRule="auto"/>
+        <w:ind w:left="793"/>
+      </w:pPr>
+      <w:r>
+        <w:t xml:space="preserve">5.3.3 Disponibilidad en modo continuo estable (Favaloro)  5</w:t>
+      </w:r>
+    </w:p>
+    <w:p>
+      <w:pPr>
+        <w:spacing w:after="60" w:line="276" w:lineRule="auto"/>
+        <w:ind w:left="793"/>
+      </w:pPr>
+      <w:r>
+        <w:t xml:space="preserve">5.3.4 Métricas de confiabilidad (MTBF y MTTR)  5</w:t>
+      </w:r>
     </w:p>
     <w:p>
       <w:pPr>
@@ -3885,13 +3885,26 @@
         <w:ind w:left="396"/>
       </w:pPr>
       <w:r>
-        <w:t xml:space="preserve">5.3 Métricas de impacto en la cadena de </w:t>
-      </w:r>
-      <w:proofErr w:type="gramStart"/>
-      <w:r>
-        <w:t>frío  5</w:t>
-      </w:r>
-      <w:proofErr w:type="gramEnd"/>
+        <w:t xml:space="preserve">5.4 Frecuencia de medición (CA-3)  5</w:t>
+      </w:r>
+    </w:p>
+    <w:p>
+      <w:pPr>
+        <w:spacing w:after="60" w:line="276" w:lineRule="auto"/>
+        <w:ind w:left="396"/>
+      </w:pPr>
+      <w:r>
+        <w:t xml:space="preserve">5.5 Detección de excursiones de temperatura (CA-4)  5</w:t>
+      </w:r>
+    </w:p>
+    <w:p>
+      <w:pPr>
+        <w:spacing w:after="60" w:line="276" w:lineRule="auto"/>
+        <w:ind w:left="396"/>
+      </w:pPr>
+      <w:r>
+        <w:t xml:space="preserve">5.6 Gestión offline y recuperación (CA-6, CA-7)  5</w:t>
+      </w:r>
     </w:p>
     <w:p>
       <w:pPr>
@@ -3899,13 +3912,8 @@
         <w:ind w:left="793"/>
       </w:pPr>
       <w:r>
-        <w:t xml:space="preserve">5.3.1 Detección de excursiones de </w:t>
-      </w:r>
-      <w:proofErr w:type="gramStart"/>
-      <w:r>
-        <w:t>temperatura  5</w:t>
-      </w:r>
-      <w:proofErr w:type="gramEnd"/>
+        <w:t xml:space="preserve">5.6.1 Capacidad offline  5</w:t>
+      </w:r>
     </w:p>
     <w:p>
       <w:pPr>
@@ -3913,13 +3921,8 @@
         <w:ind w:left="793"/>
       </w:pPr>
       <w:r>
-        <w:t xml:space="preserve">5.3.2 </w:t>
-      </w:r>
-      <w:proofErr w:type="gramStart"/>
-      <w:r>
-        <w:t>Trazabilidad  5</w:t>
-      </w:r>
-      <w:proofErr w:type="gramEnd"/>
+        <w:t xml:space="preserve">5.6.2 Recuperación offline  5</w:t>
+      </w:r>
     </w:p>
     <w:p>
       <w:pPr>
@@ -3927,13 +3930,8 @@
         <w:ind w:left="793"/>
       </w:pPr>
       <w:r>
-        <w:t xml:space="preserve">5.3.3 Reducción de registro </w:t>
-      </w:r>
-      <w:proofErr w:type="gramStart"/>
-      <w:r>
-        <w:t>manual  5</w:t>
-      </w:r>
-      <w:proofErr w:type="gramEnd"/>
+        <w:t xml:space="preserve">5.6.3 Prueba intencional de recuperación offline (4 días)  5</w:t>
+      </w:r>
     </w:p>
     <w:p>
       <w:pPr>
@@ -3941,13 +3939,8 @@
         <w:ind w:left="396"/>
       </w:pPr>
       <w:r>
-        <w:t xml:space="preserve">5.4 Comparación con soluciones </w:t>
-      </w:r>
-      <w:proofErr w:type="gramStart"/>
-      <w:r>
-        <w:t>comerciales  5</w:t>
-      </w:r>
-      <w:proofErr w:type="gramEnd"/>
+        <w:t xml:space="preserve">5.7 Conexión WiFi (CA-8)  5</w:t>
+      </w:r>
     </w:p>
     <w:p>
       <w:pPr>
@@ -3955,26 +3948,26 @@
         <w:ind w:left="396"/>
       </w:pPr>
       <w:r>
-        <w:t xml:space="preserve">5.6 Validación de criterios de </w:t>
-      </w:r>
-      <w:proofErr w:type="gramStart"/>
-      <w:r>
-        <w:t>aceptación  5</w:t>
-      </w:r>
-      <w:proofErr w:type="gramEnd"/>
+        <w:t xml:space="preserve">5.8 Modos de funcionamiento y configuración remota  5</w:t>
+      </w:r>
     </w:p>
     <w:p>
       <w:pPr>
         <w:spacing w:after="60" w:line="276" w:lineRule="auto"/>
-      </w:pPr>
-      <w:r>
-        <w:t xml:space="preserve">Capítulo 6: </w:t>
-      </w:r>
-      <w:proofErr w:type="gramStart"/>
-      <w:r>
-        <w:t>Discusión  6</w:t>
-      </w:r>
-      <w:proofErr w:type="gramEnd"/>
+        <w:ind w:left="793"/>
+      </w:pPr>
+      <w:r>
+        <w:t xml:space="preserve">5.8.1 Transiciones de modo  5</w:t>
+      </w:r>
+    </w:p>
+    <w:p>
+      <w:pPr>
+        <w:spacing w:after="60" w:line="276" w:lineRule="auto"/>
+        <w:ind w:left="793"/>
+      </w:pPr>
+      <w:r>
+        <w:t xml:space="preserve">5.8.2 Autonomía ante cortes  5</w:t>
+      </w:r>
     </w:p>
     <w:p>
       <w:pPr>
@@ -3982,13 +3975,17 @@
         <w:ind w:left="396"/>
       </w:pPr>
       <w:r>
-        <w:t xml:space="preserve">6.1 Análisis de resultados vs. objetivos </w:t>
-      </w:r>
-      <w:proofErr w:type="gramStart"/>
-      <w:r>
-        <w:t>planteados  6</w:t>
-      </w:r>
-      <w:proofErr w:type="gramEnd"/>
+        <w:t xml:space="preserve">5.9 Sistema de alertas y notificaciones WhatsApp  5</w:t>
+      </w:r>
+    </w:p>
+    <w:p>
+      <w:pPr>
+        <w:spacing w:after="60" w:line="276" w:lineRule="auto"/>
+        <w:ind w:left="793"/>
+      </w:pPr>
+      <w:r>
+        <w:t xml:space="preserve">5.9.1 Correlación con caídas del servidor  5</w:t>
+      </w:r>
     </w:p>
     <w:p>
       <w:pPr>
@@ -3996,13 +3993,8 @@
         <w:ind w:left="396"/>
       </w:pPr>
       <w:r>
-        <w:t xml:space="preserve">6.2 Problemas encontrados durante la </w:t>
-      </w:r>
-      <w:proofErr w:type="gramStart"/>
-      <w:r>
-        <w:t>implementación  6</w:t>
-      </w:r>
-      <w:proofErr w:type="gramEnd"/>
+        <w:t xml:space="preserve">5.10 Trazabilidad y auditoría  5</w:t>
+      </w:r>
     </w:p>
     <w:p>
       <w:pPr>
@@ -4010,26 +4002,8 @@
         <w:ind w:left="396"/>
       </w:pPr>
       <w:r>
-        <w:t xml:space="preserve">6.3 Lecciones </w:t>
-      </w:r>
-      <w:proofErr w:type="gramStart"/>
-      <w:r>
-        <w:t>aprendidas  6</w:t>
-      </w:r>
-      <w:proofErr w:type="gramEnd"/>
-    </w:p>
-    <w:p>
-      <w:pPr>
-        <w:spacing w:after="60" w:line="276" w:lineRule="auto"/>
-      </w:pPr>
-      <w:r>
-        <w:t xml:space="preserve">Capítulo 7: </w:t>
-      </w:r>
-      <w:proofErr w:type="gramStart"/>
-      <w:r>
-        <w:t>Conclusiones  7</w:t>
-      </w:r>
-      <w:proofErr w:type="gramEnd"/>
+        <w:t xml:space="preserve">5.11 Comparación con soluciones comerciales  5</w:t>
+      </w:r>
     </w:p>
     <w:p>
       <w:pPr>
@@ -4037,11 +4011,19 @@
         <w:ind w:left="396"/>
       </w:pPr>
       <w:r>
-        <w:t xml:space="preserve">7.1 </w:t>
+        <w:t xml:space="preserve">5.12 Validación de criterios de aceptación  5</w:t>
+      </w:r>
+    </w:p>
+    <w:p>
+      <w:pPr>
+        <w:spacing w:after="60" w:line="276" w:lineRule="auto"/>
+      </w:pPr>
+      <w:r>
+        <w:t xml:space="preserve">Capítulo 6: </w:t>
       </w:r>
       <w:proofErr w:type="gramStart"/>
       <w:r>
-        <w:t>Conclusiones  7</w:t>
+        <w:t>Discusión  6</w:t>
       </w:r>
       <w:proofErr w:type="gramEnd"/>
     </w:p>
@@ -4051,34 +4033,13 @@
         <w:ind w:left="396"/>
       </w:pPr>
       <w:r>
-        <w:t xml:space="preserve">7.2 Trabajo </w:t>
+        <w:t xml:space="preserve">6.1 Análisis de resultados vs. objetivos </w:t>
       </w:r>
       <w:proofErr w:type="gramStart"/>
       <w:r>
-        <w:t>futuro  7</w:t>
+        <w:t>planteados  6</w:t>
       </w:r>
       <w:proofErr w:type="gramEnd"/>
-    </w:p>
-    <w:p>
-      <w:pPr>
-        <w:spacing w:after="60" w:line="276" w:lineRule="auto"/>
-      </w:pPr>
-      <w:r>
-        <w:t xml:space="preserve">Referencias </w:t>
-      </w:r>
-      <w:proofErr w:type="gramStart"/>
-      <w:r>
-        <w:t>Bibliográficas  8</w:t>
-      </w:r>
-      <w:proofErr w:type="gramEnd"/>
-    </w:p>
-    <w:p>
-      <w:pPr>
-        <w:spacing w:after="60" w:line="276" w:lineRule="auto"/>
-      </w:pPr>
-      <w:r>
-        <w:t>Anexos</w:t>
-      </w:r>
     </w:p>
     <w:p>
       <w:pPr>
@@ -4086,11 +4047,11 @@
         <w:ind w:left="396"/>
       </w:pPr>
       <w:r>
-        <w:t>Anexo A: Código Fuente del Firmware ESP</w:t>
+        <w:t xml:space="preserve">6.2 Problemas encontrados durante la </w:t>
       </w:r>
       <w:proofErr w:type="gramStart"/>
       <w:r>
-        <w:t>8266  9</w:t>
+        <w:t>implementación  6</w:t>
       </w:r>
       <w:proofErr w:type="gramEnd"/>
     </w:p>
@@ -4100,11 +4061,24 @@
         <w:ind w:left="396"/>
       </w:pPr>
       <w:r>
-        <w:t xml:space="preserve">Anexo B: Esquema de Conexión </w:t>
+        <w:t xml:space="preserve">6.3 Lecciones </w:t>
       </w:r>
       <w:proofErr w:type="gramStart"/>
       <w:r>
-        <w:t>Electrónica  10</w:t>
+        <w:t>aprendidas  6</w:t>
+      </w:r>
+      <w:proofErr w:type="gramEnd"/>
+    </w:p>
+    <w:p>
+      <w:pPr>
+        <w:spacing w:after="60" w:line="276" w:lineRule="auto"/>
+      </w:pPr>
+      <w:r>
+        <w:t xml:space="preserve">Capítulo 7: </w:t>
+      </w:r>
+      <w:proofErr w:type="gramStart"/>
+      <w:r>
+        <w:t>Conclusiones  7</w:t>
       </w:r>
       <w:proofErr w:type="gramEnd"/>
     </w:p>
@@ -4114,11 +4088,11 @@
         <w:ind w:left="396"/>
       </w:pPr>
       <w:r>
-        <w:t xml:space="preserve">Anexo C: Esquema de Base de </w:t>
+        <w:t xml:space="preserve">7.1 </w:t>
       </w:r>
       <w:proofErr w:type="gramStart"/>
       <w:r>
-        <w:t>Datos  11</w:t>
+        <w:t>Conclusiones  7</w:t>
       </w:r>
       <w:proofErr w:type="gramEnd"/>
     </w:p>
@@ -4128,7 +4102,33 @@
         <w:ind w:left="396"/>
       </w:pPr>
       <w:r>
-        <w:t>Anexo D: Diagramas UML  12</w:t>
+        <w:t xml:space="preserve">7.2 Trabajo </w:t>
+      </w:r>
+      <w:proofErr w:type="gramStart"/>
+      <w:r>
+        <w:t>futuro  7</w:t>
+      </w:r>
+      <w:proofErr w:type="gramEnd"/>
+    </w:p>
+    <w:p>
+      <w:pPr>
+        <w:spacing w:after="60" w:line="276" w:lineRule="auto"/>
+      </w:pPr>
+      <w:r>
+        <w:t xml:space="preserve">Referencias </w:t>
+      </w:r>
+      <w:proofErr w:type="gramStart"/>
+      <w:r>
+        <w:t>Bibliográficas  8</w:t>
+      </w:r>
+      <w:proofErr w:type="gramEnd"/>
+    </w:p>
+    <w:p>
+      <w:pPr>
+        <w:spacing w:after="60" w:line="276" w:lineRule="auto"/>
+      </w:pPr>
+      <w:r>
+        <w:t>Anexos</w:t>
       </w:r>
     </w:p>
     <w:p>
@@ -4137,11 +4137,11 @@
         <w:ind w:left="396"/>
       </w:pPr>
       <w:r>
-        <w:t xml:space="preserve">Anexo E: Capturas de </w:t>
+        <w:t>Anexo A: Código Fuente del Firmware ESP</w:t>
       </w:r>
       <w:proofErr w:type="gramStart"/>
       <w:r>
-        <w:t>Pantalla  13</w:t>
+        <w:t>8266  9</w:t>
       </w:r>
       <w:proofErr w:type="gramEnd"/>
     </w:p>
@@ -4151,11 +4151,11 @@
         <w:ind w:left="396"/>
       </w:pPr>
       <w:r>
-        <w:t xml:space="preserve">Anexo F: Manual de </w:t>
+        <w:t xml:space="preserve">Anexo B: Esquema de Conexión </w:t>
       </w:r>
       <w:proofErr w:type="gramStart"/>
       <w:r>
-        <w:t>Usuario  14</w:t>
+        <w:t>Electrónica  10</w:t>
       </w:r>
       <w:proofErr w:type="gramEnd"/>
     </w:p>
@@ -4165,11 +4165,11 @@
         <w:ind w:left="396"/>
       </w:pPr>
       <w:r>
-        <w:t xml:space="preserve">Anexo G: Manual de </w:t>
+        <w:t xml:space="preserve">Anexo C: Esquema de Base de </w:t>
       </w:r>
       <w:proofErr w:type="gramStart"/>
       <w:r>
-        <w:t>Instalación  15</w:t>
+        <w:t>Datos  11</w:t>
       </w:r>
       <w:proofErr w:type="gramEnd"/>
     </w:p>
@@ -4179,13 +4179,8 @@
         <w:ind w:left="396"/>
       </w:pPr>
       <w:r>
-        <w:t xml:space="preserve">Anexo H: Resultados de Pruebas de </w:t>
-      </w:r>
-      <w:proofErr w:type="gramStart"/>
-      <w:r>
-        <w:t>Precisión  16</w:t>
-      </w:r>
-      <w:proofErr w:type="gramEnd"/>
+        <w:t>Anexo D: Diagramas UML  12</w:t>
+      </w:r>
     </w:p>
     <w:p>
       <w:pPr>
@@ -4193,11 +4188,11 @@
         <w:ind w:left="396"/>
       </w:pPr>
       <w:r>
-        <w:t xml:space="preserve">Anexo I: Gráficos de Series </w:t>
+        <w:t xml:space="preserve">Anexo E: Capturas de </w:t>
       </w:r>
       <w:proofErr w:type="gramStart"/>
       <w:r>
-        <w:t>Temporales  17</w:t>
+        <w:t>Pantalla  13</w:t>
       </w:r>
       <w:proofErr w:type="gramEnd"/>
     </w:p>
@@ -4207,11 +4202,11 @@
         <w:ind w:left="396"/>
       </w:pPr>
       <w:r>
-        <w:t xml:space="preserve">Anexo K: Presupuesto del </w:t>
+        <w:t xml:space="preserve">Anexo F: Manual de </w:t>
       </w:r>
       <w:proofErr w:type="gramStart"/>
       <w:r>
-        <w:t>Sistema  18</w:t>
+        <w:t>Usuario  14</w:t>
       </w:r>
       <w:proofErr w:type="gramEnd"/>
     </w:p>
@@ -4221,6 +4216,62 @@
         <w:ind w:left="396"/>
       </w:pPr>
       <w:r>
+        <w:t xml:space="preserve">Anexo G: Manual de </w:t>
+      </w:r>
+      <w:proofErr w:type="gramStart"/>
+      <w:r>
+        <w:t>Instalación  15</w:t>
+      </w:r>
+      <w:proofErr w:type="gramEnd"/>
+    </w:p>
+    <w:p>
+      <w:pPr>
+        <w:spacing w:after="60" w:line="276" w:lineRule="auto"/>
+        <w:ind w:left="396"/>
+      </w:pPr>
+      <w:r>
+        <w:t xml:space="preserve">Anexo H: Resultados de Pruebas de </w:t>
+      </w:r>
+      <w:proofErr w:type="gramStart"/>
+      <w:r>
+        <w:t>Precisión  16</w:t>
+      </w:r>
+      <w:proofErr w:type="gramEnd"/>
+    </w:p>
+    <w:p>
+      <w:pPr>
+        <w:spacing w:after="60" w:line="276" w:lineRule="auto"/>
+        <w:ind w:left="396"/>
+      </w:pPr>
+      <w:r>
+        <w:t xml:space="preserve">Anexo I: Gráficos de Series </w:t>
+      </w:r>
+      <w:proofErr w:type="gramStart"/>
+      <w:r>
+        <w:t>Temporales  17</w:t>
+      </w:r>
+      <w:proofErr w:type="gramEnd"/>
+    </w:p>
+    <w:p>
+      <w:pPr>
+        <w:spacing w:after="60" w:line="276" w:lineRule="auto"/>
+        <w:ind w:left="396"/>
+      </w:pPr>
+      <w:r>
+        <w:t xml:space="preserve">Anexo K: Presupuesto del </w:t>
+      </w:r>
+      <w:proofErr w:type="gramStart"/>
+      <w:r>
+        <w:t>Sistema  18</w:t>
+      </w:r>
+      <w:proofErr w:type="gramEnd"/>
+    </w:p>
+    <w:p>
+      <w:pPr>
+        <w:spacing w:after="60" w:line="276" w:lineRule="auto"/>
+        <w:ind w:left="396"/>
+      </w:pPr>
+      <w:r>
         <w:t xml:space="preserve">Anexo L: Normativa </w:t>
       </w:r>
       <w:proofErr w:type="gramStart"/>
@@ -4228,6 +4279,15 @@
         <w:t>Aplicable  19</w:t>
       </w:r>
       <w:proofErr w:type="gramEnd"/>
+    </w:p>
+    <w:p>
+      <w:pPr>
+        <w:spacing w:after="60" w:line="276" w:lineRule="auto"/>
+        <w:ind w:left="396"/>
+      </w:pPr>
+      <w:r>
+        <w:t xml:space="preserve">Anexo M: Detección Automática de Anomalías Térmicas  20</w:t>
+      </w:r>
     </w:p>
     <w:p>
       <w:r>
@@ -4253,29 +4313,8 @@
         <w:ind w:left="396"/>
       </w:pPr>
       <w:r>
-        <w:t xml:space="preserve">Figura 1. Arquitectura general del sistema </w:t>
-      </w:r>
-      <w:proofErr w:type="spellStart"/>
-      <w:r>
-        <w:t>SmartTemp</w:t>
-      </w:r>
-      <w:proofErr w:type="spellEnd"/>
-      <w:r>
-        <w:t xml:space="preserve"> basada en el modelo </w:t>
-      </w:r>
-      <w:proofErr w:type="spellStart"/>
-      <w:r>
-        <w:t>IoT</w:t>
-      </w:r>
-      <w:proofErr w:type="spellEnd"/>
-      <w:r>
-        <w:t xml:space="preserve"> de tres </w:t>
-      </w:r>
-      <w:proofErr w:type="gramStart"/>
-      <w:r>
-        <w:t>capas  1</w:t>
-      </w:r>
-      <w:proofErr w:type="gramEnd"/>
+        <w:t xml:space="preserve">Figura 1. Arquitectura general del sistema SmartTemp basada en el modelo IoT de tres capas.  1</w:t>
+      </w:r>
     </w:p>
     <w:p>
       <w:pPr>
@@ -4283,42 +4322,8 @@
         <w:ind w:left="396"/>
       </w:pPr>
       <w:r>
-        <w:t xml:space="preserve">Figura 3. </w:t>
-      </w:r>
-      <w:proofErr w:type="spellStart"/>
-      <w:r>
-        <w:t>Dashboard</w:t>
-      </w:r>
-      <w:proofErr w:type="spellEnd"/>
-      <w:r>
-        <w:t xml:space="preserve"> principal del sistema </w:t>
-      </w:r>
-      <w:proofErr w:type="spellStart"/>
-      <w:r>
-        <w:t>SmartTemp</w:t>
-      </w:r>
-      <w:proofErr w:type="spellEnd"/>
-      <w:r>
-        <w:t xml:space="preserve"> mostrando el estado de los sensores en tiempo real. [Figura: Captura del </w:t>
-      </w:r>
-      <w:proofErr w:type="spellStart"/>
-      <w:r>
-        <w:t>dashboard</w:t>
-      </w:r>
-      <w:proofErr w:type="spellEnd"/>
-      <w:r>
-        <w:t xml:space="preserve"> de visualización — </w:t>
-      </w:r>
-      <w:proofErr w:type="spellStart"/>
-      <w:proofErr w:type="gramStart"/>
-      <w:r>
-        <w:t>insert</w:t>
-      </w:r>
-      <w:proofErr w:type="spellEnd"/>
-      <w:r>
-        <w:t xml:space="preserve">  2</w:t>
-      </w:r>
-      <w:proofErr w:type="gramEnd"/>
+        <w:t xml:space="preserve">Figura 6. Notificación de alerta recibida por WhatsApp (desconexión y reconexión de sensores con temperatura y tiempo offline).  2</w:t>
+      </w:r>
     </w:p>
     <w:p>
       <w:pPr>
@@ -4326,29 +4331,26 @@
         <w:ind w:left="396"/>
       </w:pPr>
       <w:r>
-        <w:t xml:space="preserve">Figura 4. </w:t>
-      </w:r>
-      <w:proofErr w:type="spellStart"/>
-      <w:r>
-        <w:t>Dashboard</w:t>
-      </w:r>
-      <w:proofErr w:type="spellEnd"/>
-      <w:r>
-        <w:t xml:space="preserve"> gráfico con histórico de temperatura y coloreo por umbrales. [Figura: Captura del </w:t>
-      </w:r>
-      <w:proofErr w:type="spellStart"/>
-      <w:r>
-        <w:t>dashboard</w:t>
-      </w:r>
-      <w:proofErr w:type="spellEnd"/>
-      <w:r>
-        <w:t xml:space="preserve"> gráfico — insertar imagen del autor</w:t>
-      </w:r>
-      <w:proofErr w:type="gramStart"/>
-      <w:r>
-        <w:t>]  3</w:t>
-      </w:r>
-      <w:proofErr w:type="gramEnd"/>
+        <w:t xml:space="preserve">Figura 7. Notificación de alerta recibida por email (fallback) con detalle del evento, sensor, sector y último dato registrado.  3</w:t>
+      </w:r>
+    </w:p>
+    <w:p>
+      <w:r>
+        <w:br w:type="page"/>
+      </w:r>
+    </w:p>
+    <w:p>
+      <w:pPr>
+        <w:pStyle w:val="Ttulo1"/>
+      </w:pPr>
+      <w:r>
+        <w:rPr>
+          <w:sz w:val="24"/>
+          <w:szCs w:val="24"/>
+        </w:rPr>
+        <w:lastRenderedPageBreak/>
+        <w:t>Índice de Tablas</w:t>
+      </w:r>
     </w:p>
     <w:p>
       <w:pPr>
@@ -4356,38 +4358,7 @@
         <w:ind w:left="396"/>
       </w:pPr>
       <w:r>
-        <w:t xml:space="preserve">Figura 5. Registro continuo de temperatura de un freezer durante 7 días. [Figura: Gráfico de temperatura vs. tiempo — se generará como SVG </w:t>
-      </w:r>
-      <w:proofErr w:type="spellStart"/>
-      <w:r>
-        <w:t>inline</w:t>
-      </w:r>
-      <w:proofErr w:type="spellEnd"/>
-      <w:r>
-        <w:t xml:space="preserve"> en HTML v2</w:t>
-      </w:r>
-      <w:proofErr w:type="gramStart"/>
-      <w:r>
-        <w:t>]  4</w:t>
-      </w:r>
-      <w:proofErr w:type="gramEnd"/>
-    </w:p>
-    <w:p>
-      <w:r>
-        <w:br w:type="page"/>
-      </w:r>
-    </w:p>
-    <w:p>
-      <w:pPr>
-        <w:pStyle w:val="Ttulo1"/>
-      </w:pPr>
-      <w:r>
-        <w:rPr>
-          <w:sz w:val="24"/>
-          <w:szCs w:val="24"/>
-        </w:rPr>
-        <w:lastRenderedPageBreak/>
-        <w:t>Índice de Tablas</w:t>
+        <w:t xml:space="preserve">Tabla 1. Comparación de protocolos de comunicación utilizados en SmartTemp.  1</w:t>
       </w:r>
     </w:p>
     <w:p>
@@ -4396,18 +4367,8 @@
         <w:ind w:left="396"/>
       </w:pPr>
       <w:r>
-        <w:t xml:space="preserve">Tabla 1. Comparación de protocolos de comunicación utilizados en </w:t>
-      </w:r>
-      <w:proofErr w:type="spellStart"/>
-      <w:proofErr w:type="gramStart"/>
-      <w:r>
-        <w:t>SmartTemp</w:t>
-      </w:r>
-      <w:proofErr w:type="spellEnd"/>
-      <w:r>
-        <w:t xml:space="preserve">  1</w:t>
-      </w:r>
-      <w:proofErr w:type="gramEnd"/>
+        <w:t xml:space="preserve">Tabla 1b. Comparación de SmartTemp con sistemas de monitoreo IoT publicados.  2</w:t>
+      </w:r>
     </w:p>
     <w:p>
       <w:pPr>
@@ -4415,18 +4376,8 @@
         <w:ind w:left="396"/>
       </w:pPr>
       <w:r>
-        <w:t xml:space="preserve">Tabla 2. Materiales de hardware utilizados en el sistema </w:t>
-      </w:r>
-      <w:proofErr w:type="spellStart"/>
-      <w:proofErr w:type="gramStart"/>
-      <w:r>
-        <w:t>SmartTemp</w:t>
-      </w:r>
-      <w:proofErr w:type="spellEnd"/>
-      <w:r>
-        <w:t xml:space="preserve">  2</w:t>
-      </w:r>
-      <w:proofErr w:type="gramEnd"/>
+        <w:t xml:space="preserve">Tabla 2. Materiales de hardware utilizados en el sistema SmartTemp.  3</w:t>
+      </w:r>
     </w:p>
     <w:p>
       <w:pPr>
@@ -4434,18 +4385,8 @@
         <w:ind w:left="396"/>
       </w:pPr>
       <w:r>
-        <w:t xml:space="preserve">Tabla 3. Infraestructura de red del sistema </w:t>
-      </w:r>
-      <w:proofErr w:type="spellStart"/>
-      <w:proofErr w:type="gramStart"/>
-      <w:r>
-        <w:t>SmartTemp</w:t>
-      </w:r>
-      <w:proofErr w:type="spellEnd"/>
-      <w:r>
-        <w:t xml:space="preserve">  3</w:t>
-      </w:r>
-      <w:proofErr w:type="gramEnd"/>
+        <w:t xml:space="preserve">Tabla 3. Infraestructura de red del sistema SmartTemp.  4</w:t>
+      </w:r>
     </w:p>
     <w:p>
       <w:pPr>
@@ -4453,13 +4394,8 @@
         <w:ind w:left="396"/>
       </w:pPr>
       <w:r>
-        <w:t xml:space="preserve">Tabla 4. Herramientas de software utilizadas en el </w:t>
-      </w:r>
-      <w:proofErr w:type="gramStart"/>
-      <w:r>
-        <w:t>desarrollo  4</w:t>
-      </w:r>
-      <w:proofErr w:type="gramEnd"/>
+        <w:t xml:space="preserve">Tabla 4. Herramientas de software utilizadas en el desarrollo.  5</w:t>
+      </w:r>
     </w:p>
     <w:p>
       <w:pPr>
@@ -4467,18 +4403,8 @@
         <w:ind w:left="396"/>
       </w:pPr>
       <w:r>
-        <w:t xml:space="preserve">Tabla 5. Criterios de aceptación del sistema </w:t>
-      </w:r>
-      <w:proofErr w:type="spellStart"/>
-      <w:proofErr w:type="gramStart"/>
-      <w:r>
-        <w:t>SmartTemp</w:t>
-      </w:r>
-      <w:proofErr w:type="spellEnd"/>
-      <w:r>
-        <w:t xml:space="preserve">  5</w:t>
-      </w:r>
-      <w:proofErr w:type="gramEnd"/>
+        <w:t xml:space="preserve">Tabla 4b. Comparación de metodologías de desarrollo para el sistema SmartTemp.  6</w:t>
+      </w:r>
     </w:p>
     <w:p>
       <w:pPr>
@@ -4486,21 +4412,8 @@
         <w:ind w:left="396"/>
       </w:pPr>
       <w:r>
-        <w:t xml:space="preserve">Tabla 6. </w:t>
-      </w:r>
-      <w:proofErr w:type="spellStart"/>
-      <w:r>
-        <w:t>Topics</w:t>
-      </w:r>
-      <w:proofErr w:type="spellEnd"/>
-      <w:r>
-        <w:t xml:space="preserve"> MQTT utilizados en la comunicación sensor-</w:t>
-      </w:r>
-      <w:proofErr w:type="gramStart"/>
-      <w:r>
-        <w:t>servidor  6</w:t>
-      </w:r>
-      <w:proofErr w:type="gramEnd"/>
+        <w:t xml:space="preserve">Tabla 5. Criterios de aceptación del sistema SmartTemp.  7</w:t>
+      </w:r>
     </w:p>
     <w:p>
       <w:pPr>
@@ -4508,18 +4421,8 @@
         <w:ind w:left="396"/>
       </w:pPr>
       <w:r>
-        <w:t xml:space="preserve">Tabla 7. Organización de las tablas de la base de datos </w:t>
-      </w:r>
-      <w:proofErr w:type="spellStart"/>
-      <w:proofErr w:type="gramStart"/>
-      <w:r>
-        <w:t>SmartTemp</w:t>
-      </w:r>
-      <w:proofErr w:type="spellEnd"/>
-      <w:r>
-        <w:t xml:space="preserve">  7</w:t>
-      </w:r>
-      <w:proofErr w:type="gramEnd"/>
+        <w:t xml:space="preserve">Tabla 6. Topics MQTT utilizados en la comunicación sensor-servidor.  8</w:t>
+      </w:r>
     </w:p>
     <w:p>
       <w:pPr>
@@ -4527,13 +4430,8 @@
         <w:ind w:left="396"/>
       </w:pPr>
       <w:r>
-        <w:t xml:space="preserve">Tabla 8. Resultados de precisión de medición por rango de </w:t>
-      </w:r>
-      <w:proofErr w:type="gramStart"/>
-      <w:r>
-        <w:t>temperatura  8</w:t>
-      </w:r>
-      <w:proofErr w:type="gramEnd"/>
+        <w:t xml:space="preserve">Tabla 7. Organización de las tablas de la base de datos SmartTemp.  9</w:t>
+      </w:r>
     </w:p>
     <w:p>
       <w:pPr>
@@ -4541,13 +4439,8 @@
         <w:ind w:left="396"/>
       </w:pPr>
       <w:r>
-        <w:t xml:space="preserve">Tabla 9. Disponibilidad del sistema durante el período de </w:t>
-      </w:r>
-      <w:proofErr w:type="gramStart"/>
-      <w:r>
-        <w:t>evaluación  9</w:t>
-      </w:r>
-      <w:proofErr w:type="gramEnd"/>
+        <w:t xml:space="preserve">Tabla 8. Configuración de sensores y dataloggers desplegados.  10</w:t>
+      </w:r>
     </w:p>
     <w:p>
       <w:pPr>
@@ -4555,21 +4448,8 @@
         <w:ind w:left="396"/>
       </w:pPr>
       <w:r>
-        <w:t xml:space="preserve">Tabla 10. Tiempo de conexión </w:t>
-      </w:r>
-      <w:proofErr w:type="spellStart"/>
-      <w:r>
-        <w:t>WiFi</w:t>
-      </w:r>
-      <w:proofErr w:type="spellEnd"/>
-      <w:r>
-        <w:t xml:space="preserve"> con y sin </w:t>
-      </w:r>
-      <w:proofErr w:type="gramStart"/>
-      <w:r>
-        <w:t>caché  10</w:t>
-      </w:r>
-      <w:proofErr w:type="gramEnd"/>
+        <w:t xml:space="preserve">Tabla 9. Resumen del período de evaluación.  11</w:t>
+      </w:r>
     </w:p>
     <w:p>
       <w:pPr>
@@ -4577,13 +4457,8 @@
         <w:ind w:left="396"/>
       </w:pPr>
       <w:r>
-        <w:t xml:space="preserve">Tabla 11. Resultados de pruebas de gestión </w:t>
-      </w:r>
-      <w:proofErr w:type="gramStart"/>
-      <w:r>
-        <w:t>offline  11</w:t>
-      </w:r>
-      <w:proofErr w:type="gramEnd"/>
+        <w:t xml:space="preserve">Tabla 10. Resultados de calibración puntual — Sensor Freezer (28cd8646d49c3f83).  12</w:t>
+      </w:r>
     </w:p>
     <w:p>
       <w:pPr>
@@ -4591,13 +4466,8 @@
         <w:ind w:left="396"/>
       </w:pPr>
       <w:r>
-        <w:t xml:space="preserve">Tabla 12. Resumen de excursiones </w:t>
-      </w:r>
-      <w:proofErr w:type="gramStart"/>
-      <w:r>
-        <w:t>detectadas  12</w:t>
-      </w:r>
-      <w:proofErr w:type="gramEnd"/>
+        <w:t xml:space="preserve">Tabla 11. Resultados de calibración puntual — Sensor Heladera 1 (28db3543d4e13c37).  13</w:t>
+      </w:r>
     </w:p>
     <w:p>
       <w:pPr>
@@ -4605,13 +4475,8 @@
         <w:ind w:left="396"/>
       </w:pPr>
       <w:r>
-        <w:t xml:space="preserve">Tabla 13. Comparación del registro de </w:t>
-      </w:r>
-      <w:proofErr w:type="gramStart"/>
-      <w:r>
-        <w:t>temperaturas  13</w:t>
-      </w:r>
-      <w:proofErr w:type="gramEnd"/>
+        <w:t xml:space="preserve">Tabla 12. Resultados del análisis Bland-Altman.  14</w:t>
+      </w:r>
     </w:p>
     <w:p>
       <w:pPr>
@@ -4619,21 +4484,8 @@
         <w:ind w:left="396"/>
       </w:pPr>
       <w:r>
-        <w:t xml:space="preserve">Tabla 14. Comparación de </w:t>
-      </w:r>
-      <w:proofErr w:type="spellStart"/>
-      <w:r>
-        <w:t>SmartTemp</w:t>
-      </w:r>
-      <w:proofErr w:type="spellEnd"/>
-      <w:r>
-        <w:t xml:space="preserve"> con soluciones </w:t>
-      </w:r>
-      <w:proofErr w:type="gramStart"/>
-      <w:r>
-        <w:t>comerciales  14</w:t>
-      </w:r>
-      <w:proofErr w:type="gramEnd"/>
+        <w:t xml:space="preserve">Tabla 13. Caracterización de la anomalía térmica detectada.  15</w:t>
+      </w:r>
     </w:p>
     <w:p>
       <w:pPr>
@@ -4641,13 +4493,152 @@
         <w:ind w:left="396"/>
       </w:pPr>
       <w:r>
-        <w:t xml:space="preserve">Tabla 16. Validación de criterios de aceptación (Tabla 5, Capítulo 3) contra resultados </w:t>
-      </w:r>
-      <w:proofErr w:type="gramStart"/>
-      <w:r>
-        <w:t>reales  15</w:t>
-      </w:r>
-      <w:proofErr w:type="gramEnd"/>
+        <w:t xml:space="preserve">Tabla 14. Disponibilidad del sistema durante el período de evaluación (113 días).  16</w:t>
+      </w:r>
+    </w:p>
+    <w:p>
+      <w:pPr>
+        <w:spacing w:after="60" w:line="276" w:lineRule="auto"/>
+        <w:ind w:left="396"/>
+      </w:pPr>
+      <w:r>
+        <w:t xml:space="preserve">Tabla 14a. Métricas de confiabilidad en operación estable (Favaloro, 28 días, modo continuo).  17</w:t>
+      </w:r>
+    </w:p>
+    <w:p>
+      <w:pPr>
+        <w:spacing w:after="60" w:line="276" w:lineRule="auto"/>
+        <w:ind w:left="396"/>
+      </w:pPr>
+      <w:r>
+        <w:t xml:space="preserve">Tabla 14b. Métricas de confiabilidad del período completo (113 días).  18</w:t>
+      </w:r>
+    </w:p>
+    <w:p>
+      <w:pPr>
+        <w:spacing w:after="60" w:line="276" w:lineRule="auto"/>
+        <w:ind w:left="396"/>
+      </w:pPr>
+      <w:r>
+        <w:t xml:space="preserve">Tabla 15. Frecuencia de medición durante todo el período.  19</w:t>
+      </w:r>
+    </w:p>
+    <w:p>
+      <w:pPr>
+        <w:spacing w:after="60" w:line="276" w:lineRule="auto"/>
+        <w:ind w:left="396"/>
+      </w:pPr>
+      <w:r>
+        <w:t xml:space="preserve">Tabla 16. Excursiones de temperatura detectadas y documentadas.  20</w:t>
+      </w:r>
+    </w:p>
+    <w:p>
+      <w:pPr>
+        <w:spacing w:after="60" w:line="276" w:lineRule="auto"/>
+        <w:ind w:left="396"/>
+      </w:pPr>
+      <w:r>
+        <w:t xml:space="preserve">Tabla 17. Eventos de recuperación offline registrados.  21</w:t>
+      </w:r>
+    </w:p>
+    <w:p>
+      <w:pPr>
+        <w:spacing w:after="60" w:line="276" w:lineRule="auto"/>
+        <w:ind w:left="396"/>
+      </w:pPr>
+      <w:r>
+        <w:t xml:space="preserve">Tabla 18. Resultados de la prueba de recuperación offline (23-27 abril 2026).  22</w:t>
+      </w:r>
+    </w:p>
+    <w:p>
+      <w:pPr>
+        <w:spacing w:after="60" w:line="276" w:lineRule="auto"/>
+        <w:ind w:left="396"/>
+      </w:pPr>
+      <w:r>
+        <w:t xml:space="preserve">Tabla 19. Tiempo de conexión WiFi.  23</w:t>
+      </w:r>
+    </w:p>
+    <w:p>
+      <w:pPr>
+        <w:spacing w:after="60" w:line="276" w:lineRule="auto"/>
+        <w:ind w:left="396"/>
+      </w:pPr>
+      <w:r>
+        <w:t xml:space="preserve">Tabla 20. Transiciones de modo registradas.  24</w:t>
+      </w:r>
+    </w:p>
+    <w:p>
+      <w:pPr>
+        <w:spacing w:after="60" w:line="276" w:lineRule="auto"/>
+        <w:ind w:left="396"/>
+      </w:pPr>
+      <w:r>
+        <w:t xml:space="preserve">Tabla 21. Reinicios del servidor VPS durante el período de evaluación.  25</w:t>
+      </w:r>
+    </w:p>
+    <w:p>
+      <w:pPr>
+        <w:spacing w:after="60" w:line="276" w:lineRule="auto"/>
+        <w:ind w:left="396"/>
+      </w:pPr>
+      <w:r>
+        <w:t xml:space="preserve">Tabla 22. Resumen de autonomía ante cortes.  26</w:t>
+      </w:r>
+    </w:p>
+    <w:p>
+      <w:pPr>
+        <w:spacing w:after="60" w:line="276" w:lineRule="auto"/>
+        <w:ind w:left="396"/>
+      </w:pPr>
+      <w:r>
+        <w:t xml:space="preserve">Tabla 23. Resumen del sistema de notificaciones (6-may a 3-jul 2026).  27</w:t>
+      </w:r>
+    </w:p>
+    <w:p>
+      <w:pPr>
+        <w:spacing w:after="60" w:line="276" w:lineRule="auto"/>
+        <w:ind w:left="396"/>
+      </w:pPr>
+      <w:r>
+        <w:t xml:space="preserve">Tabla 24. Cruce entre reinicios del VPS y notificaciones automáticas.  28</w:t>
+      </w:r>
+    </w:p>
+    <w:p>
+      <w:pPr>
+        <w:spacing w:after="60" w:line="276" w:lineRule="auto"/>
+        <w:ind w:left="396"/>
+      </w:pPr>
+      <w:r>
+        <w:t xml:space="preserve">Tabla 25a. Registros de auditoría — Fase 1: Prueba-producción (casa, 12-mar a 4-jun 2026).  29</w:t>
+      </w:r>
+    </w:p>
+    <w:p>
+      <w:pPr>
+        <w:spacing w:after="60" w:line="276" w:lineRule="auto"/>
+        <w:ind w:left="396"/>
+      </w:pPr>
+      <w:r>
+        <w:t xml:space="preserve">Tabla 25b. Registros de auditoría — Fase 2: Operación en sector real (Favaloro, 5-jun a 3-jul 2026).  30</w:t>
+      </w:r>
+    </w:p>
+    <w:p>
+      <w:pPr>
+        <w:spacing w:after="60" w:line="276" w:lineRule="auto"/>
+        <w:ind w:left="396"/>
+      </w:pPr>
+      <w:r>
+        <w:t xml:space="preserve">Tabla 26. Comparación de SmartTemp con soluciones comerciales.  31</w:t>
+      </w:r>
+    </w:p>
+    <w:p>
+      <w:pPr>
+        <w:spacing w:after="60" w:line="276" w:lineRule="auto"/>
+        <w:ind w:left="396"/>
+      </w:pPr>
+      <w:r>
+        <w:t xml:space="preserve">Tabla 27. Evaluación final de criterios de aceptación.  32</w:t>
+      </w:r>
     </w:p>
     <w:p>
       <w:r>
@@ -21591,6 +21582,748 @@
         <w:t>Cuando el sistema opera en modo continuo con conectividad estable, la disponibilidad supera el 99%.</w:t>
       </w:r>
     </w:p>
+    <w:p>
+      <w:pPr>
+        <w:pStyle w:val="Ttulo3"/>
+      </w:pPr>
+      <w:r>
+        <w:t>5.3.4 Métricas de confiabilidad (MTBF y MTTR)</w:t>
+      </w:r>
+    </w:p>
+    <w:p>
+      <w:r>
+        <w:t>Como complemento a la evaluación de disponibilidad, se calcularon dos métricas estándar de la ingeniería de confiabilidad: el MTBF (Mean Time Between Failures o tiempo medio entre fallas) y el MTTR (Mean Time To Recovery o tiempo medio de recuperación). La disponibilidad se relaciona con ambas mediante A = MTBF / (MTBF + MTTR). Para este cálculo se definió como falla todo intervalo (gap) superior a 15 minutos entre dos mediciones consecutivas de un mismo sensor.</w:t>
+      </w:r>
+    </w:p>
+    <w:p>
+      <w:r>
+        <w:rPr>
+          <w:b/>
+        </w:rPr>
+        <w:t>Tabla 14a.</w:t>
+      </w:r>
+      <w:r>
+        <w:t xml:space="preserve"> Métricas de confiabilidad en operación estable (Favaloro, 28 días, modo continuo).</w:t>
+      </w:r>
+    </w:p>
+    <w:tbl>
+      <w:tblPr>
+        <w:tblLook w:firstColumn="1" w:firstRow="1" w:lastColumn="0" w:lastRow="0" w:noHBand="0" w:noVBand="1" w:val="04A0"/>
+        <w:tblW w:w="5000" w:type="pct"/>
+        <w:tblBorders>
+          <w:top w:val="single" w:sz="4" w:space="0" w:color="auto"/>
+          <w:left w:val="single" w:sz="4" w:space="0" w:color="auto"/>
+          <w:bottom w:val="single" w:sz="4" w:space="0" w:color="auto"/>
+          <w:right w:val="single" w:sz="4" w:space="0" w:color="auto"/>
+          <w:insideH w:val="single" w:sz="4" w:space="0" w:color="auto"/>
+          <w:insideV w:val="single" w:sz="4" w:space="0" w:color="auto"/>
+        </w:tblBorders>
+      </w:tblPr>
+      <w:tblGrid>
+        <w:gridCol w:w="3009"/>
+        <w:gridCol w:w="3009"/>
+        <w:gridCol w:w="3009"/>
+      </w:tblGrid>
+      <w:tr>
+        <w:tc>
+          <w:tcPr>
+            <w:tcW w:type="dxa" w:w="3009"/>
+            <w:shd w:val="solid" w:color="E8E8E8" w:fill="auto"/>
+            <w:vAlign w:val="center"/>
+          </w:tcPr>
+          <w:p>
+            <w:pPr>
+              <w:spacing w:before="40" w:after="40"/>
+            </w:pPr>
+            <w:r/>
+            <w:r>
+              <w:rPr>
+                <w:b/>
+              </w:rPr>
+              <w:t>Métrica</w:t>
+            </w:r>
+          </w:p>
+        </w:tc>
+        <w:tc>
+          <w:tcPr>
+            <w:tcW w:type="dxa" w:w="3009"/>
+            <w:shd w:val="solid" w:color="E8E8E8" w:fill="auto"/>
+            <w:vAlign w:val="center"/>
+          </w:tcPr>
+          <w:p>
+            <w:pPr>
+              <w:spacing w:before="40" w:after="40"/>
+            </w:pPr>
+            <w:r/>
+            <w:r>
+              <w:rPr>
+                <w:b/>
+              </w:rPr>
+              <w:t>Freezer (28cd8646)</w:t>
+            </w:r>
+          </w:p>
+        </w:tc>
+        <w:tc>
+          <w:tcPr>
+            <w:tcW w:type="dxa" w:w="3009"/>
+            <w:shd w:val="solid" w:color="E8E8E8" w:fill="auto"/>
+            <w:vAlign w:val="center"/>
+          </w:tcPr>
+          <w:p>
+            <w:pPr>
+              <w:spacing w:before="40" w:after="40"/>
+            </w:pPr>
+            <w:r/>
+            <w:r>
+              <w:rPr>
+                <w:b/>
+              </w:rPr>
+              <w:t>Heladera 1 (28db3543)</w:t>
+            </w:r>
+          </w:p>
+        </w:tc>
+      </w:tr>
+      <w:tr>
+        <w:tc>
+          <w:tcPr>
+            <w:tcW w:type="dxa" w:w="3009"/>
+          </w:tcPr>
+          <w:p>
+            <w:pPr>
+              <w:spacing w:before="40" w:after="40"/>
+            </w:pPr>
+            <w:r/>
+            <w:r>
+              <w:t>Período evaluado</w:t>
+            </w:r>
+          </w:p>
+        </w:tc>
+        <w:tc>
+          <w:tcPr>
+            <w:tcW w:type="dxa" w:w="3009"/>
+          </w:tcPr>
+          <w:p>
+            <w:pPr>
+              <w:spacing w:before="40" w:after="40"/>
+            </w:pPr>
+            <w:r/>
+            <w:r>
+              <w:t>671 h (28 días)</w:t>
+            </w:r>
+          </w:p>
+        </w:tc>
+        <w:tc>
+          <w:tcPr>
+            <w:tcW w:type="dxa" w:w="3009"/>
+          </w:tcPr>
+          <w:p>
+            <w:pPr>
+              <w:spacing w:before="40" w:after="40"/>
+            </w:pPr>
+            <w:r/>
+            <w:r>
+              <w:t>671 h (28 días)</w:t>
+            </w:r>
+          </w:p>
+        </w:tc>
+      </w:tr>
+      <w:tr>
+        <w:tc>
+          <w:tcPr>
+            <w:tcW w:type="dxa" w:w="3009"/>
+          </w:tcPr>
+          <w:p>
+            <w:pPr>
+              <w:spacing w:before="40" w:after="40"/>
+            </w:pPr>
+            <w:r/>
+            <w:r>
+              <w:t>Total de mediciones</w:t>
+            </w:r>
+          </w:p>
+        </w:tc>
+        <w:tc>
+          <w:tcPr>
+            <w:tcW w:type="dxa" w:w="3009"/>
+          </w:tcPr>
+          <w:p>
+            <w:pPr>
+              <w:spacing w:before="40" w:after="40"/>
+            </w:pPr>
+            <w:r/>
+            <w:r>
+              <w:t>7.843</w:t>
+            </w:r>
+          </w:p>
+        </w:tc>
+        <w:tc>
+          <w:tcPr>
+            <w:tcW w:type="dxa" w:w="3009"/>
+          </w:tcPr>
+          <w:p>
+            <w:pPr>
+              <w:spacing w:before="40" w:after="40"/>
+            </w:pPr>
+            <w:r/>
+            <w:r>
+              <w:t>7.883</w:t>
+            </w:r>
+          </w:p>
+        </w:tc>
+      </w:tr>
+      <w:tr>
+        <w:tc>
+          <w:tcPr>
+            <w:tcW w:type="dxa" w:w="3009"/>
+          </w:tcPr>
+          <w:p>
+            <w:pPr>
+              <w:spacing w:before="40" w:after="40"/>
+            </w:pPr>
+            <w:r/>
+            <w:r>
+              <w:t>Fallas (gaps &gt; 15 min)</w:t>
+            </w:r>
+          </w:p>
+        </w:tc>
+        <w:tc>
+          <w:tcPr>
+            <w:tcW w:type="dxa" w:w="3009"/>
+          </w:tcPr>
+          <w:p>
+            <w:pPr>
+              <w:spacing w:before="40" w:after="40"/>
+            </w:pPr>
+            <w:r/>
+            <w:r>
+              <w:t>28</w:t>
+            </w:r>
+          </w:p>
+        </w:tc>
+        <w:tc>
+          <w:tcPr>
+            <w:tcW w:type="dxa" w:w="3009"/>
+          </w:tcPr>
+          <w:p>
+            <w:pPr>
+              <w:spacing w:before="40" w:after="40"/>
+            </w:pPr>
+            <w:r/>
+            <w:r>
+              <w:t>1</w:t>
+            </w:r>
+          </w:p>
+        </w:tc>
+      </w:tr>
+      <w:tr>
+        <w:tc>
+          <w:tcPr>
+            <w:tcW w:type="dxa" w:w="3009"/>
+          </w:tcPr>
+          <w:p>
+            <w:pPr>
+              <w:spacing w:before="40" w:after="40"/>
+            </w:pPr>
+            <w:r/>
+            <w:r>
+              <w:rPr>
+                <w:b/>
+              </w:rPr>
+              <w:t>MTBF</w:t>
+            </w:r>
+          </w:p>
+        </w:tc>
+        <w:tc>
+          <w:tcPr>
+            <w:tcW w:type="dxa" w:w="3009"/>
+          </w:tcPr>
+          <w:p>
+            <w:pPr>
+              <w:spacing w:before="40" w:after="40"/>
+            </w:pPr>
+            <w:r/>
+            <w:r>
+              <w:t>23,96 h</w:t>
+            </w:r>
+          </w:p>
+        </w:tc>
+        <w:tc>
+          <w:tcPr>
+            <w:tcW w:type="dxa" w:w="3009"/>
+          </w:tcPr>
+          <w:p>
+            <w:pPr>
+              <w:spacing w:before="40" w:after="40"/>
+            </w:pPr>
+            <w:r/>
+            <w:r>
+              <w:t>671 h</w:t>
+            </w:r>
+          </w:p>
+        </w:tc>
+      </w:tr>
+      <w:tr>
+        <w:tc>
+          <w:tcPr>
+            <w:tcW w:type="dxa" w:w="3009"/>
+          </w:tcPr>
+          <w:p>
+            <w:pPr>
+              <w:spacing w:before="40" w:after="40"/>
+            </w:pPr>
+            <w:r/>
+            <w:r>
+              <w:t>MTTR promedio</w:t>
+            </w:r>
+          </w:p>
+        </w:tc>
+        <w:tc>
+          <w:tcPr>
+            <w:tcW w:type="dxa" w:w="3009"/>
+          </w:tcPr>
+          <w:p>
+            <w:pPr>
+              <w:spacing w:before="40" w:after="40"/>
+            </w:pPr>
+            <w:r/>
+            <w:r>
+              <w:t>28,4 min</w:t>
+            </w:r>
+          </w:p>
+        </w:tc>
+        <w:tc>
+          <w:tcPr>
+            <w:tcW w:type="dxa" w:w="3009"/>
+          </w:tcPr>
+          <w:p>
+            <w:pPr>
+              <w:spacing w:before="40" w:after="40"/>
+            </w:pPr>
+            <w:r/>
+            <w:r>
+              <w:t>5,3 h</w:t>
+            </w:r>
+          </w:p>
+        </w:tc>
+      </w:tr>
+      <w:tr>
+        <w:tc>
+          <w:tcPr>
+            <w:tcW w:type="dxa" w:w="3009"/>
+          </w:tcPr>
+          <w:p>
+            <w:pPr>
+              <w:spacing w:before="40" w:after="40"/>
+            </w:pPr>
+            <w:r/>
+            <w:r>
+              <w:rPr>
+                <w:b/>
+              </w:rPr>
+              <w:t>Disponibilidad calculada</w:t>
+            </w:r>
+          </w:p>
+        </w:tc>
+        <w:tc>
+          <w:tcPr>
+            <w:tcW w:type="dxa" w:w="3009"/>
+          </w:tcPr>
+          <w:p>
+            <w:pPr>
+              <w:spacing w:before="40" w:after="40"/>
+            </w:pPr>
+            <w:r/>
+            <w:r>
+              <w:t>98,1 %</w:t>
+            </w:r>
+          </w:p>
+        </w:tc>
+        <w:tc>
+          <w:tcPr>
+            <w:tcW w:type="dxa" w:w="3009"/>
+          </w:tcPr>
+          <w:p>
+            <w:pPr>
+              <w:spacing w:before="40" w:after="40"/>
+            </w:pPr>
+            <w:r/>
+            <w:r>
+              <w:t>99,2 %</w:t>
+            </w:r>
+          </w:p>
+        </w:tc>
+      </w:tr>
+    </w:tbl>
+    <w:p>
+      <w:r>
+        <w:t>En operación estable, el sensor Heladera 1 registró una sola falla en 28 días (MTBF = 671 h), atribuible a la inestabilidad del servidor VPS de los días 27-28 de junio (Tabla 21) y no al sensor. El sensor Freezer presentó un MTBF de 23,96 h con un MTTR promedio de 28,4 min: sus 28 "fallas" fueron gaps de 21 a 37 minutos correspondientes a micro-interrupciones del enlace WiFi que el sistema resolvió de forma automática, sin intervención humana. La disponibilidad resultante (98,1 % y 99,2 %) es coherente con los valores reportados en la sección 5.3.3 para el modo continuo estable (99,3-99,7 %).</w:t>
+      </w:r>
+    </w:p>
+    <w:p>
+      <w:r>
+        <w:rPr>
+          <w:b/>
+        </w:rPr>
+        <w:t>Tabla 14b.</w:t>
+      </w:r>
+      <w:r>
+        <w:t xml:space="preserve"> Métricas de confiabilidad del período completo (113 días).</w:t>
+      </w:r>
+    </w:p>
+    <w:tbl>
+      <w:tblPr>
+        <w:tblLook w:firstColumn="1" w:firstRow="1" w:lastColumn="0" w:lastRow="0" w:noHBand="0" w:noVBand="1" w:val="04A0"/>
+        <w:tblW w:w="5000" w:type="pct"/>
+        <w:tblBorders>
+          <w:top w:val="single" w:sz="4" w:space="0" w:color="auto"/>
+          <w:left w:val="single" w:sz="4" w:space="0" w:color="auto"/>
+          <w:bottom w:val="single" w:sz="4" w:space="0" w:color="auto"/>
+          <w:right w:val="single" w:sz="4" w:space="0" w:color="auto"/>
+          <w:insideH w:val="single" w:sz="4" w:space="0" w:color="auto"/>
+          <w:insideV w:val="single" w:sz="4" w:space="0" w:color="auto"/>
+        </w:tblBorders>
+      </w:tblPr>
+      <w:tblGrid>
+        <w:gridCol w:w="3009"/>
+        <w:gridCol w:w="3009"/>
+        <w:gridCol w:w="3009"/>
+      </w:tblGrid>
+      <w:tr>
+        <w:tc>
+          <w:tcPr>
+            <w:tcW w:type="dxa" w:w="3009"/>
+            <w:shd w:val="solid" w:color="E8E8E8" w:fill="auto"/>
+            <w:vAlign w:val="center"/>
+          </w:tcPr>
+          <w:p>
+            <w:pPr>
+              <w:spacing w:before="40" w:after="40"/>
+            </w:pPr>
+            <w:r/>
+            <w:r>
+              <w:rPr>
+                <w:b/>
+              </w:rPr>
+              <w:t>Métrica</w:t>
+            </w:r>
+          </w:p>
+        </w:tc>
+        <w:tc>
+          <w:tcPr>
+            <w:tcW w:type="dxa" w:w="3009"/>
+            <w:shd w:val="solid" w:color="E8E8E8" w:fill="auto"/>
+            <w:vAlign w:val="center"/>
+          </w:tcPr>
+          <w:p>
+            <w:pPr>
+              <w:spacing w:before="40" w:after="40"/>
+            </w:pPr>
+            <w:r/>
+            <w:r>
+              <w:rPr>
+                <w:b/>
+              </w:rPr>
+              <w:t>Freezer (28cd8646)</w:t>
+            </w:r>
+          </w:p>
+        </w:tc>
+        <w:tc>
+          <w:tcPr>
+            <w:tcW w:type="dxa" w:w="3009"/>
+            <w:shd w:val="solid" w:color="E8E8E8" w:fill="auto"/>
+            <w:vAlign w:val="center"/>
+          </w:tcPr>
+          <w:p>
+            <w:pPr>
+              <w:spacing w:before="40" w:after="40"/>
+            </w:pPr>
+            <w:r/>
+            <w:r>
+              <w:rPr>
+                <w:b/>
+              </w:rPr>
+              <w:t>Heladera 1 (28db3543)</w:t>
+            </w:r>
+          </w:p>
+        </w:tc>
+      </w:tr>
+      <w:tr>
+        <w:tc>
+          <w:tcPr>
+            <w:tcW w:type="dxa" w:w="3009"/>
+          </w:tcPr>
+          <w:p>
+            <w:pPr>
+              <w:spacing w:before="40" w:after="40"/>
+            </w:pPr>
+            <w:r/>
+            <w:r>
+              <w:t>Período evaluado</w:t>
+            </w:r>
+          </w:p>
+        </w:tc>
+        <w:tc>
+          <w:tcPr>
+            <w:tcW w:type="dxa" w:w="3009"/>
+          </w:tcPr>
+          <w:p>
+            <w:pPr>
+              <w:spacing w:before="40" w:after="40"/>
+            </w:pPr>
+            <w:r/>
+            <w:r>
+              <w:t>2.702 h (113 días)</w:t>
+            </w:r>
+          </w:p>
+        </w:tc>
+        <w:tc>
+          <w:tcPr>
+            <w:tcW w:type="dxa" w:w="3009"/>
+          </w:tcPr>
+          <w:p>
+            <w:pPr>
+              <w:spacing w:before="40" w:after="40"/>
+            </w:pPr>
+            <w:r/>
+            <w:r>
+              <w:t>2.702 h (113 días)</w:t>
+            </w:r>
+          </w:p>
+        </w:tc>
+      </w:tr>
+      <w:tr>
+        <w:tc>
+          <w:tcPr>
+            <w:tcW w:type="dxa" w:w="3009"/>
+          </w:tcPr>
+          <w:p>
+            <w:pPr>
+              <w:spacing w:before="40" w:after="40"/>
+            </w:pPr>
+            <w:r/>
+            <w:r>
+              <w:t>Fallas (gaps &gt; 15 min)</w:t>
+            </w:r>
+          </w:p>
+        </w:tc>
+        <w:tc>
+          <w:tcPr>
+            <w:tcW w:type="dxa" w:w="3009"/>
+          </w:tcPr>
+          <w:p>
+            <w:pPr>
+              <w:spacing w:before="40" w:after="40"/>
+            </w:pPr>
+            <w:r/>
+            <w:r>
+              <w:t>1.472</w:t>
+            </w:r>
+          </w:p>
+        </w:tc>
+        <w:tc>
+          <w:tcPr>
+            <w:tcW w:type="dxa" w:w="3009"/>
+          </w:tcPr>
+          <w:p>
+            <w:pPr>
+              <w:spacing w:before="40" w:after="40"/>
+            </w:pPr>
+            <w:r/>
+            <w:r>
+              <w:t>679</w:t>
+            </w:r>
+          </w:p>
+        </w:tc>
+      </w:tr>
+      <w:tr>
+        <w:tc>
+          <w:tcPr>
+            <w:tcW w:type="dxa" w:w="3009"/>
+          </w:tcPr>
+          <w:p>
+            <w:pPr>
+              <w:spacing w:before="40" w:after="40"/>
+            </w:pPr>
+            <w:r/>
+            <w:r>
+              <w:rPr>
+                <w:b/>
+              </w:rPr>
+              <w:t>MTBF</w:t>
+            </w:r>
+          </w:p>
+        </w:tc>
+        <w:tc>
+          <w:tcPr>
+            <w:tcW w:type="dxa" w:w="3009"/>
+          </w:tcPr>
+          <w:p>
+            <w:pPr>
+              <w:spacing w:before="40" w:after="40"/>
+            </w:pPr>
+            <w:r/>
+            <w:r>
+              <w:t>1,84 h</w:t>
+            </w:r>
+          </w:p>
+        </w:tc>
+        <w:tc>
+          <w:tcPr>
+            <w:tcW w:type="dxa" w:w="3009"/>
+          </w:tcPr>
+          <w:p>
+            <w:pPr>
+              <w:spacing w:before="40" w:after="40"/>
+            </w:pPr>
+            <w:r/>
+            <w:r>
+              <w:t>3,98 h</w:t>
+            </w:r>
+          </w:p>
+        </w:tc>
+      </w:tr>
+      <w:tr>
+        <w:tc>
+          <w:tcPr>
+            <w:tcW w:type="dxa" w:w="3009"/>
+          </w:tcPr>
+          <w:p>
+            <w:pPr>
+              <w:spacing w:before="40" w:after="40"/>
+            </w:pPr>
+            <w:r/>
+            <w:r>
+              <w:t>MTTR promedio</w:t>
+            </w:r>
+          </w:p>
+        </w:tc>
+        <w:tc>
+          <w:tcPr>
+            <w:tcW w:type="dxa" w:w="3009"/>
+          </w:tcPr>
+          <w:p>
+            <w:pPr>
+              <w:spacing w:before="40" w:after="40"/>
+            </w:pPr>
+            <w:r/>
+            <w:r>
+              <w:t>44,3 min</w:t>
+            </w:r>
+          </w:p>
+        </w:tc>
+        <w:tc>
+          <w:tcPr>
+            <w:tcW w:type="dxa" w:w="3009"/>
+          </w:tcPr>
+          <w:p>
+            <w:pPr>
+              <w:spacing w:before="40" w:after="40"/>
+            </w:pPr>
+            <w:r/>
+            <w:r>
+              <w:t>75,7 min</w:t>
+            </w:r>
+          </w:p>
+        </w:tc>
+      </w:tr>
+      <w:tr>
+        <w:tc>
+          <w:tcPr>
+            <w:tcW w:type="dxa" w:w="3009"/>
+          </w:tcPr>
+          <w:p>
+            <w:pPr>
+              <w:spacing w:before="40" w:after="40"/>
+            </w:pPr>
+            <w:r/>
+            <w:r>
+              <w:t>MTTR máximo</w:t>
+            </w:r>
+          </w:p>
+        </w:tc>
+        <w:tc>
+          <w:tcPr>
+            <w:tcW w:type="dxa" w:w="3009"/>
+          </w:tcPr>
+          <w:p>
+            <w:pPr>
+              <w:spacing w:before="40" w:after="40"/>
+            </w:pPr>
+            <w:r/>
+            <w:r>
+              <w:t>20,9 h</w:t>
+            </w:r>
+          </w:p>
+        </w:tc>
+        <w:tc>
+          <w:tcPr>
+            <w:tcW w:type="dxa" w:w="3009"/>
+          </w:tcPr>
+          <w:p>
+            <w:pPr>
+              <w:spacing w:before="40" w:after="40"/>
+            </w:pPr>
+            <w:r/>
+            <w:r>
+              <w:t>212,6 h</w:t>
+            </w:r>
+          </w:p>
+        </w:tc>
+      </w:tr>
+      <w:tr>
+        <w:tc>
+          <w:tcPr>
+            <w:tcW w:type="dxa" w:w="3009"/>
+          </w:tcPr>
+          <w:p>
+            <w:pPr>
+              <w:spacing w:before="40" w:after="40"/>
+            </w:pPr>
+            <w:r/>
+            <w:r>
+              <w:rPr>
+                <w:b/>
+              </w:rPr>
+              <w:t>Disponibilidad calculada</w:t>
+            </w:r>
+          </w:p>
+        </w:tc>
+        <w:tc>
+          <w:tcPr>
+            <w:tcW w:type="dxa" w:w="3009"/>
+          </w:tcPr>
+          <w:p>
+            <w:pPr>
+              <w:spacing w:before="40" w:after="40"/>
+            </w:pPr>
+            <w:r/>
+            <w:r>
+              <w:t>71,4 %</w:t>
+            </w:r>
+          </w:p>
+        </w:tc>
+        <w:tc>
+          <w:tcPr>
+            <w:tcW w:type="dxa" w:w="3009"/>
+          </w:tcPr>
+          <w:p>
+            <w:pPr>
+              <w:spacing w:before="40" w:after="40"/>
+            </w:pPr>
+            <w:r/>
+            <w:r>
+              <w:t>76,1 %</w:t>
+            </w:r>
+          </w:p>
+        </w:tc>
+      </w:tr>
+    </w:tbl>
+    <w:p>
+      <w:r>
+        <w:t>Los valores de MTBF del período completo son bajos porque incorporan las condiciones propias de la fase de desarrollo (uso intencional de deep sleep con intervalos de 10 a 60 min, cambios de modo, red WiFi doméstica y el traslado físico de los sensores), y no reflejan la capacidad del sistema en producción. Esta diferencia es consistente con la separación por fases descrita en las secciones 5.3.2 y 5.10. En conjunto, el bajo MTTR observado en operación estable evidencia una capacidad de auto-recuperación eficiente, atribuible al mecanismo de reconexión WiFi con caché de canal y BSSID en EEPROM (sección 5.7).</w:t>
+      </w:r>
+    </w:p>
+    <w:p/>
     <w:p>
       <w:pPr>
         <w:pStyle w:val="Ttulo2"/>
@@ -46684,6 +47417,789 @@
       <w:proofErr w:type="gramEnd"/>
       <w:r>
         <w:t>incluyendo precisión, disponibilidad y capacidad de almacenamiento.</w:t>
+      </w:r>
+    </w:p>
+    <w:p>
+      <w:r>
+        <w:br w:type="page"/>
+      </w:r>
+    </w:p>
+    <w:p>
+      <w:pPr>
+        <w:pStyle w:val="Ttulo2"/>
+      </w:pPr>
+      <w:r>
+        <w:t>Anexo M: Detección Automática de Anomalías Térmicas</w:t>
+      </w:r>
+    </w:p>
+    <w:p>
+      <w:r>
+        <w:t>Como prueba de concepto de detección automática de anomalías, se aplicó un algoritmo basado en reglas sobre los datos del sensor Freezer (28cd8646) durante el período de validación en Favaloro (8 de junio a 3 de julio de 2026; 7.151 mediciones). El objetivo fue demostrar que la anomalía térmica de la cámara de frío descrita en la sección 5.2.3 puede detectarse de forma automática, sin intervención humana y sin necesidad de modelos de aprendizaje automático.</w:t>
+      </w:r>
+    </w:p>
+    <w:p>
+      <w:pPr>
+        <w:pStyle w:val="Ttulo3"/>
+      </w:pPr>
+      <w:r>
+        <w:t>M.1 Método</w:t>
+      </w:r>
+    </w:p>
+    <w:p>
+      <w:r>
+        <w:t>Se combinaron dos criterios de detección complementarios:</w:t>
+      </w:r>
+    </w:p>
+    <w:p>
+      <w:r>
+        <w:t>• Amplitud por ventana horaria: para cada hora se calcula la diferencia entre la temperatura máxima y mínima (ventanas de 12 mediciones) y se clasifica la ventana según su amplitud.</w:t>
+      </w:r>
+    </w:p>
+    <w:p>
+      <w:r>
+        <w:t>• Fuera de rango absoluto: se define el rango aceptable para una heladera (2 °C a 8 °C) y se marca como anomalía toda medición fuera de ese rango.</w:t>
+      </w:r>
+    </w:p>
+    <w:p>
+      <w:pPr>
+        <w:pStyle w:val="Ttulo3"/>
+      </w:pPr>
+      <w:r>
+        <w:t>M.2 Resultados</w:t>
+      </w:r>
+    </w:p>
+    <w:p>
+      <w:r>
+        <w:t>Sobre un total de 600 ventanas horarias evaluadas, la clasificación por amplitud fue la siguiente:</w:t>
+      </w:r>
+    </w:p>
+    <w:p>
+      <w:pPr>
+        <w:pStyle w:val="Ttulo4"/>
+      </w:pPr>
+      <w:r>
+        <w:t>Clasificación de ventanas horarias (600 ventanas evaluadas)</w:t>
+      </w:r>
+    </w:p>
+    <w:tbl>
+      <w:tblPr>
+        <w:tblLook w:firstColumn="1" w:firstRow="1" w:lastColumn="0" w:lastRow="0" w:noHBand="0" w:noVBand="1" w:val="04A0"/>
+        <w:tblW w:w="5000" w:type="pct"/>
+        <w:tblBorders>
+          <w:top w:val="single" w:sz="4" w:space="0" w:color="auto"/>
+          <w:left w:val="single" w:sz="4" w:space="0" w:color="auto"/>
+          <w:bottom w:val="single" w:sz="4" w:space="0" w:color="auto"/>
+          <w:right w:val="single" w:sz="4" w:space="0" w:color="auto"/>
+          <w:insideH w:val="single" w:sz="4" w:space="0" w:color="auto"/>
+          <w:insideV w:val="single" w:sz="4" w:space="0" w:color="auto"/>
+        </w:tblBorders>
+      </w:tblPr>
+      <w:tblGrid>
+        <w:gridCol w:w="2256"/>
+        <w:gridCol w:w="2256"/>
+        <w:gridCol w:w="2256"/>
+        <w:gridCol w:w="2256"/>
+      </w:tblGrid>
+      <w:tr>
+        <w:tc>
+          <w:tcPr>
+            <w:tcW w:type="dxa" w:w="2256"/>
+            <w:shd w:val="solid" w:color="E8E8E8" w:fill="auto"/>
+            <w:vAlign w:val="center"/>
+          </w:tcPr>
+          <w:p>
+            <w:pPr>
+              <w:spacing w:before="40" w:after="40"/>
+            </w:pPr>
+            <w:r/>
+            <w:r>
+              <w:rPr>
+                <w:b/>
+              </w:rPr>
+              <w:t>Clasificación</w:t>
+            </w:r>
+          </w:p>
+        </w:tc>
+        <w:tc>
+          <w:tcPr>
+            <w:tcW w:type="dxa" w:w="2256"/>
+            <w:shd w:val="solid" w:color="E8E8E8" w:fill="auto"/>
+            <w:vAlign w:val="center"/>
+          </w:tcPr>
+          <w:p>
+            <w:pPr>
+              <w:spacing w:before="40" w:after="40"/>
+            </w:pPr>
+            <w:r/>
+            <w:r>
+              <w:rPr>
+                <w:b/>
+              </w:rPr>
+              <w:t>Ventanas</w:t>
+            </w:r>
+          </w:p>
+        </w:tc>
+        <w:tc>
+          <w:tcPr>
+            <w:tcW w:type="dxa" w:w="2256"/>
+            <w:shd w:val="solid" w:color="E8E8E8" w:fill="auto"/>
+            <w:vAlign w:val="center"/>
+          </w:tcPr>
+          <w:p>
+            <w:pPr>
+              <w:spacing w:before="40" w:after="40"/>
+            </w:pPr>
+            <w:r/>
+            <w:r>
+              <w:rPr>
+                <w:b/>
+              </w:rPr>
+              <w:t>%</w:t>
+            </w:r>
+          </w:p>
+        </w:tc>
+        <w:tc>
+          <w:tcPr>
+            <w:tcW w:type="dxa" w:w="2256"/>
+            <w:shd w:val="solid" w:color="E8E8E8" w:fill="auto"/>
+            <w:vAlign w:val="center"/>
+          </w:tcPr>
+          <w:p>
+            <w:pPr>
+              <w:spacing w:before="40" w:after="40"/>
+            </w:pPr>
+            <w:r/>
+            <w:r>
+              <w:rPr>
+                <w:b/>
+              </w:rPr>
+              <w:t>Interpretación</w:t>
+            </w:r>
+          </w:p>
+        </w:tc>
+      </w:tr>
+      <w:tr>
+        <w:tc>
+          <w:tcPr>
+            <w:tcW w:type="dxa" w:w="2256"/>
+          </w:tcPr>
+          <w:p>
+            <w:pPr>
+              <w:spacing w:before="40" w:after="40"/>
+            </w:pPr>
+            <w:r/>
+            <w:r>
+              <w:t>0-2 °C (normal estable)</w:t>
+            </w:r>
+          </w:p>
+        </w:tc>
+        <w:tc>
+          <w:tcPr>
+            <w:tcW w:type="dxa" w:w="2256"/>
+          </w:tcPr>
+          <w:p>
+            <w:pPr>
+              <w:spacing w:before="40" w:after="40"/>
+            </w:pPr>
+            <w:r/>
+            <w:r>
+              <w:t>207</w:t>
+            </w:r>
+          </w:p>
+        </w:tc>
+        <w:tc>
+          <w:tcPr>
+            <w:tcW w:type="dxa" w:w="2256"/>
+          </w:tcPr>
+          <w:p>
+            <w:pPr>
+              <w:spacing w:before="40" w:after="40"/>
+            </w:pPr>
+            <w:r/>
+            <w:r>
+              <w:t>34,5 %</w:t>
+            </w:r>
+          </w:p>
+        </w:tc>
+        <w:tc>
+          <w:tcPr>
+            <w:tcW w:type="dxa" w:w="2256"/>
+          </w:tcPr>
+          <w:p>
+            <w:pPr>
+              <w:spacing w:before="40" w:after="40"/>
+            </w:pPr>
+            <w:r/>
+            <w:r>
+              <w:t>Cámara apagada o en equilibrio</w:t>
+            </w:r>
+          </w:p>
+        </w:tc>
+      </w:tr>
+      <w:tr>
+        <w:tc>
+          <w:tcPr>
+            <w:tcW w:type="dxa" w:w="2256"/>
+          </w:tcPr>
+          <w:p>
+            <w:pPr>
+              <w:spacing w:before="40" w:after="40"/>
+            </w:pPr>
+            <w:r/>
+            <w:r>
+              <w:t>2-5 °C (variación moderada)</w:t>
+            </w:r>
+          </w:p>
+        </w:tc>
+        <w:tc>
+          <w:tcPr>
+            <w:tcW w:type="dxa" w:w="2256"/>
+          </w:tcPr>
+          <w:p>
+            <w:pPr>
+              <w:spacing w:before="40" w:after="40"/>
+            </w:pPr>
+            <w:r/>
+            <w:r>
+              <w:t>239</w:t>
+            </w:r>
+          </w:p>
+        </w:tc>
+        <w:tc>
+          <w:tcPr>
+            <w:tcW w:type="dxa" w:w="2256"/>
+          </w:tcPr>
+          <w:p>
+            <w:pPr>
+              <w:spacing w:before="40" w:after="40"/>
+            </w:pPr>
+            <w:r/>
+            <w:r>
+              <w:t>39,8 %</w:t>
+            </w:r>
+          </w:p>
+        </w:tc>
+        <w:tc>
+          <w:tcPr>
+            <w:tcW w:type="dxa" w:w="2256"/>
+          </w:tcPr>
+          <w:p>
+            <w:pPr>
+              <w:spacing w:before="40" w:after="40"/>
+            </w:pPr>
+            <w:r/>
+            <w:r>
+              <w:t>Comportamiento aceptable</w:t>
+            </w:r>
+          </w:p>
+        </w:tc>
+      </w:tr>
+      <w:tr>
+        <w:tc>
+          <w:tcPr>
+            <w:tcW w:type="dxa" w:w="2256"/>
+          </w:tcPr>
+          <w:p>
+            <w:pPr>
+              <w:spacing w:before="40" w:after="40"/>
+            </w:pPr>
+            <w:r/>
+            <w:r>
+              <w:t>5-10 °C (excesiva)</w:t>
+            </w:r>
+          </w:p>
+        </w:tc>
+        <w:tc>
+          <w:tcPr>
+            <w:tcW w:type="dxa" w:w="2256"/>
+          </w:tcPr>
+          <w:p>
+            <w:pPr>
+              <w:spacing w:before="40" w:after="40"/>
+            </w:pPr>
+            <w:r/>
+            <w:r>
+              <w:t>108</w:t>
+            </w:r>
+          </w:p>
+        </w:tc>
+        <w:tc>
+          <w:tcPr>
+            <w:tcW w:type="dxa" w:w="2256"/>
+          </w:tcPr>
+          <w:p>
+            <w:pPr>
+              <w:spacing w:before="40" w:after="40"/>
+            </w:pPr>
+            <w:r/>
+            <w:r>
+              <w:t>18,0 %</w:t>
+            </w:r>
+          </w:p>
+        </w:tc>
+        <w:tc>
+          <w:tcPr>
+            <w:tcW w:type="dxa" w:w="2256"/>
+          </w:tcPr>
+          <w:p>
+            <w:pPr>
+              <w:spacing w:before="40" w:after="40"/>
+            </w:pPr>
+            <w:r/>
+            <w:r>
+              <w:t>Ciclo de compresión con amplitud elevada</w:t>
+            </w:r>
+          </w:p>
+        </w:tc>
+      </w:tr>
+      <w:tr>
+        <w:tc>
+          <w:tcPr>
+            <w:tcW w:type="dxa" w:w="2256"/>
+          </w:tcPr>
+          <w:p>
+            <w:pPr>
+              <w:spacing w:before="40" w:after="40"/>
+            </w:pPr>
+            <w:r/>
+            <w:r>
+              <w:t>&gt; 10 °C (anomalía severa)</w:t>
+            </w:r>
+          </w:p>
+        </w:tc>
+        <w:tc>
+          <w:tcPr>
+            <w:tcW w:type="dxa" w:w="2256"/>
+          </w:tcPr>
+          <w:p>
+            <w:pPr>
+              <w:spacing w:before="40" w:after="40"/>
+            </w:pPr>
+            <w:r/>
+            <w:r>
+              <w:t>46</w:t>
+            </w:r>
+          </w:p>
+        </w:tc>
+        <w:tc>
+          <w:tcPr>
+            <w:tcW w:type="dxa" w:w="2256"/>
+          </w:tcPr>
+          <w:p>
+            <w:pPr>
+              <w:spacing w:before="40" w:after="40"/>
+            </w:pPr>
+            <w:r/>
+            <w:r>
+              <w:t>7,7 %</w:t>
+            </w:r>
+          </w:p>
+        </w:tc>
+        <w:tc>
+          <w:tcPr>
+            <w:tcW w:type="dxa" w:w="2256"/>
+          </w:tcPr>
+          <w:p>
+            <w:pPr>
+              <w:spacing w:before="40" w:after="40"/>
+            </w:pPr>
+            <w:r/>
+            <w:r>
+              <w:t>Ciclo con amplitud &gt; 10 °C → alerta</w:t>
+            </w:r>
+          </w:p>
+        </w:tc>
+      </w:tr>
+    </w:tbl>
+    <w:p>
+      <w:r>
+        <w:t>La amplitud media de las ventanas clasificadas como anómalas fue de 11,87 °C, con un máximo de 17,25 °C, frente a una amplitud media global de 3,80 °C.</w:t>
+      </w:r>
+    </w:p>
+    <w:p>
+      <w:pPr>
+        <w:pStyle w:val="Ttulo4"/>
+      </w:pPr>
+      <w:r>
+        <w:t>Mediciones fuera del rango aceptable (2-8 °C)</w:t>
+      </w:r>
+    </w:p>
+    <w:tbl>
+      <w:tblPr>
+        <w:tblLook w:firstColumn="1" w:firstRow="1" w:lastColumn="0" w:lastRow="0" w:noHBand="0" w:noVBand="1" w:val="04A0"/>
+        <w:tblW w:w="5000" w:type="pct"/>
+        <w:tblBorders>
+          <w:top w:val="single" w:sz="4" w:space="0" w:color="auto"/>
+          <w:left w:val="single" w:sz="4" w:space="0" w:color="auto"/>
+          <w:bottom w:val="single" w:sz="4" w:space="0" w:color="auto"/>
+          <w:right w:val="single" w:sz="4" w:space="0" w:color="auto"/>
+          <w:insideH w:val="single" w:sz="4" w:space="0" w:color="auto"/>
+          <w:insideV w:val="single" w:sz="4" w:space="0" w:color="auto"/>
+        </w:tblBorders>
+      </w:tblPr>
+      <w:tblGrid>
+        <w:gridCol w:w="3009"/>
+        <w:gridCol w:w="3009"/>
+        <w:gridCol w:w="3009"/>
+      </w:tblGrid>
+      <w:tr>
+        <w:tc>
+          <w:tcPr>
+            <w:tcW w:type="dxa" w:w="3009"/>
+            <w:shd w:val="solid" w:color="E8E8E8" w:fill="auto"/>
+            <w:vAlign w:val="center"/>
+          </w:tcPr>
+          <w:p>
+            <w:pPr>
+              <w:spacing w:before="40" w:after="40"/>
+            </w:pPr>
+            <w:r/>
+            <w:r>
+              <w:rPr>
+                <w:b/>
+              </w:rPr>
+              <w:t>Condición</w:t>
+            </w:r>
+          </w:p>
+        </w:tc>
+        <w:tc>
+          <w:tcPr>
+            <w:tcW w:type="dxa" w:w="3009"/>
+            <w:shd w:val="solid" w:color="E8E8E8" w:fill="auto"/>
+            <w:vAlign w:val="center"/>
+          </w:tcPr>
+          <w:p>
+            <w:pPr>
+              <w:spacing w:before="40" w:after="40"/>
+            </w:pPr>
+            <w:r/>
+            <w:r>
+              <w:rPr>
+                <w:b/>
+              </w:rPr>
+              <w:t>Mediciones</w:t>
+            </w:r>
+          </w:p>
+        </w:tc>
+        <w:tc>
+          <w:tcPr>
+            <w:tcW w:type="dxa" w:w="3009"/>
+            <w:shd w:val="solid" w:color="E8E8E8" w:fill="auto"/>
+            <w:vAlign w:val="center"/>
+          </w:tcPr>
+          <w:p>
+            <w:pPr>
+              <w:spacing w:before="40" w:after="40"/>
+            </w:pPr>
+            <w:r/>
+            <w:r>
+              <w:rPr>
+                <w:b/>
+              </w:rPr>
+              <w:t>%</w:t>
+            </w:r>
+          </w:p>
+        </w:tc>
+      </w:tr>
+      <w:tr>
+        <w:tc>
+          <w:tcPr>
+            <w:tcW w:type="dxa" w:w="3009"/>
+          </w:tcPr>
+          <w:p>
+            <w:pPr>
+              <w:spacing w:before="40" w:after="40"/>
+            </w:pPr>
+            <w:r/>
+            <w:r>
+              <w:t>Bajo rango (&lt; 2 °C)</w:t>
+            </w:r>
+          </w:p>
+        </w:tc>
+        <w:tc>
+          <w:tcPr>
+            <w:tcW w:type="dxa" w:w="3009"/>
+          </w:tcPr>
+          <w:p>
+            <w:pPr>
+              <w:spacing w:before="40" w:after="40"/>
+            </w:pPr>
+            <w:r/>
+            <w:r>
+              <w:t>1.971</w:t>
+            </w:r>
+          </w:p>
+        </w:tc>
+        <w:tc>
+          <w:tcPr>
+            <w:tcW w:type="dxa" w:w="3009"/>
+          </w:tcPr>
+          <w:p>
+            <w:pPr>
+              <w:spacing w:before="40" w:after="40"/>
+            </w:pPr>
+            <w:r/>
+            <w:r>
+              <w:t>27,6 %</w:t>
+            </w:r>
+          </w:p>
+        </w:tc>
+      </w:tr>
+      <w:tr>
+        <w:tc>
+          <w:tcPr>
+            <w:tcW w:type="dxa" w:w="3009"/>
+          </w:tcPr>
+          <w:p>
+            <w:pPr>
+              <w:spacing w:before="40" w:after="40"/>
+            </w:pPr>
+            <w:r/>
+            <w:r>
+              <w:t>Sobre rango (&gt; 8 °C)</w:t>
+            </w:r>
+          </w:p>
+        </w:tc>
+        <w:tc>
+          <w:tcPr>
+            <w:tcW w:type="dxa" w:w="3009"/>
+          </w:tcPr>
+          <w:p>
+            <w:pPr>
+              <w:spacing w:before="40" w:after="40"/>
+            </w:pPr>
+            <w:r/>
+            <w:r>
+              <w:t>3.627</w:t>
+            </w:r>
+          </w:p>
+        </w:tc>
+        <w:tc>
+          <w:tcPr>
+            <w:tcW w:type="dxa" w:w="3009"/>
+          </w:tcPr>
+          <w:p>
+            <w:pPr>
+              <w:spacing w:before="40" w:after="40"/>
+            </w:pPr>
+            <w:r/>
+            <w:r>
+              <w:t>50,7 %</w:t>
+            </w:r>
+          </w:p>
+        </w:tc>
+      </w:tr>
+      <w:tr>
+        <w:tc>
+          <w:tcPr>
+            <w:tcW w:type="dxa" w:w="3009"/>
+          </w:tcPr>
+          <w:p>
+            <w:pPr>
+              <w:spacing w:before="40" w:after="40"/>
+            </w:pPr>
+            <w:r/>
+            <w:r>
+              <w:t>En rango (2-8 °C)</w:t>
+            </w:r>
+          </w:p>
+        </w:tc>
+        <w:tc>
+          <w:tcPr>
+            <w:tcW w:type="dxa" w:w="3009"/>
+          </w:tcPr>
+          <w:p>
+            <w:pPr>
+              <w:spacing w:before="40" w:after="40"/>
+            </w:pPr>
+            <w:r/>
+            <w:r>
+              <w:t>1.553</w:t>
+            </w:r>
+          </w:p>
+        </w:tc>
+        <w:tc>
+          <w:tcPr>
+            <w:tcW w:type="dxa" w:w="3009"/>
+          </w:tcPr>
+          <w:p>
+            <w:pPr>
+              <w:spacing w:before="40" w:after="40"/>
+            </w:pPr>
+            <w:r/>
+            <w:r>
+              <w:t>21,7 %</w:t>
+            </w:r>
+          </w:p>
+        </w:tc>
+      </w:tr>
+    </w:tbl>
+    <w:p>
+      <w:r>
+        <w:t>Solo el 21,7 % de las mediciones de la cámara estuvo dentro del rango aceptable, lo que confirma un problema de regulación térmica severo del equipo.</w:t>
+      </w:r>
+    </w:p>
+    <w:p>
+      <w:pPr>
+        <w:pStyle w:val="Ttulo3"/>
+      </w:pPr>
+      <w:r>
+        <w:t>M.3 Interpretación</w:t>
+      </w:r>
+    </w:p>
+    <w:p>
+      <w:r>
+        <w:t>• El algoritmo de amplitud horaria detecta correctamente las 46 horas con ciclos de compresión anómalos (amplitud &gt; 10 °C).</w:t>
+      </w:r>
+    </w:p>
+    <w:p>
+      <w:r>
+        <w:t>• El 78,3 % de las mediciones estuvo fuera de rango, evidenciando la magnitud de la falla de regulación de la cámara.</w:t>
+      </w:r>
+    </w:p>
+    <w:p>
+      <w:r>
+        <w:t>• Un umbral simple de amplitud (&gt; 10 °C por hora) es suficiente para disparar una alerta automática de "equipo defectuoso".</w:t>
+      </w:r>
+    </w:p>
+    <w:p>
+      <w:r>
+        <w:t>• No se requiere aprendizaje automático: una regla condicional resuelve la detección con costo computacional despreciable.</w:t>
+      </w:r>
+    </w:p>
+    <w:p>
+      <w:pPr>
+        <w:pStyle w:val="Ttulo3"/>
+      </w:pPr>
+      <w:r>
+        <w:t>M.4 Propuesta de implementación en SmartTemp</w:t>
+      </w:r>
+    </w:p>
+    <w:p>
+      <w:r>
+        <w:t>La lógica puede integrarse en el backend (Node.js) como una tarea horaria que evalúa la amplitud de la última hora por sensor y genera una alerta proactiva cuando se supera el umbral:</w:t>
+      </w:r>
+    </w:p>
+    <w:p>
+      <w:r>
+        <w:rPr>
+          <w:rFonts w:ascii="Courier New" w:hAnsi="Courier New" w:cs="Courier New"/>
+          <w:sz w:val="18"/>
+        </w:rPr>
+        <w:t>async function detectarAnomaliaCiclo(sensorId) {</w:t>
+      </w:r>
+    </w:p>
+    <w:p>
+      <w:r>
+        <w:rPr>
+          <w:rFonts w:ascii="Courier New" w:hAnsi="Courier New" w:cs="Courier New"/>
+          <w:sz w:val="18"/>
+        </w:rPr>
+        <w:t xml:space="preserve">  const mediciones = await getUltimaHora(sensorId); // 12 mediciones</w:t>
+      </w:r>
+    </w:p>
+    <w:p>
+      <w:r>
+        <w:rPr>
+          <w:rFonts w:ascii="Courier New" w:hAnsi="Courier New" w:cs="Courier New"/>
+          <w:sz w:val="18"/>
+        </w:rPr>
+        <w:t xml:space="preserve">  const temps = mediciones.map(m =&gt; m.temperatura);</w:t>
+      </w:r>
+    </w:p>
+    <w:p>
+      <w:r>
+        <w:rPr>
+          <w:rFonts w:ascii="Courier New" w:hAnsi="Courier New" w:cs="Courier New"/>
+          <w:sz w:val="18"/>
+        </w:rPr>
+        <w:t xml:space="preserve">  const amplitud = Math.max(...temps) - Math.min(...temps);</w:t>
+      </w:r>
+    </w:p>
+    <w:p>
+      <w:r>
+        <w:rPr>
+          <w:rFonts w:ascii="Courier New" w:hAnsi="Courier New" w:cs="Courier New"/>
+          <w:sz w:val="18"/>
+        </w:rPr>
+        <w:t xml:space="preserve">  if (amplitud &gt; 10) {</w:t>
+      </w:r>
+    </w:p>
+    <w:p>
+      <w:r>
+        <w:rPr>
+          <w:rFonts w:ascii="Courier New" w:hAnsi="Courier New" w:cs="Courier New"/>
+          <w:sz w:val="18"/>
+        </w:rPr>
+        <w:t xml:space="preserve">    await enviarAlerta({</w:t>
+      </w:r>
+    </w:p>
+    <w:p>
+      <w:r>
+        <w:rPr>
+          <w:rFonts w:ascii="Courier New" w:hAnsi="Courier New" w:cs="Courier New"/>
+          <w:sz w:val="18"/>
+        </w:rPr>
+        <w:t xml:space="preserve">      tipo: 'anomalia_ciclo',</w:t>
+      </w:r>
+    </w:p>
+    <w:p>
+      <w:r>
+        <w:rPr>
+          <w:rFonts w:ascii="Courier New" w:hAnsi="Courier New" w:cs="Courier New"/>
+          <w:sz w:val="18"/>
+        </w:rPr>
+        <w:t xml:space="preserve">      sensor: sensorId,</w:t>
+      </w:r>
+    </w:p>
+    <w:p>
+      <w:r>
+        <w:rPr>
+          <w:rFonts w:ascii="Courier New" w:hAnsi="Courier New" w:cs="Courier New"/>
+          <w:sz w:val="18"/>
+        </w:rPr>
+        <w:t xml:space="preserve">      amplitud: amplitud,</w:t>
+      </w:r>
+    </w:p>
+    <w:p>
+      <w:r>
+        <w:rPr>
+          <w:rFonts w:ascii="Courier New" w:hAnsi="Courier New" w:cs="Courier New"/>
+          <w:sz w:val="18"/>
+        </w:rPr>
+        <w:t xml:space="preserve">      mensaje: `Amplitud de ${amplitud.toFixed(1)}C en la ultima hora.`</w:t>
+      </w:r>
+    </w:p>
+    <w:p>
+      <w:r>
+        <w:rPr>
+          <w:rFonts w:ascii="Courier New" w:hAnsi="Courier New" w:cs="Courier New"/>
+          <w:sz w:val="18"/>
+        </w:rPr>
+        <w:t xml:space="preserve">    });</w:t>
+      </w:r>
+    </w:p>
+    <w:p>
+      <w:r>
+        <w:rPr>
+          <w:rFonts w:ascii="Courier New" w:hAnsi="Courier New" w:cs="Courier New"/>
+          <w:sz w:val="18"/>
+        </w:rPr>
+        <w:t xml:space="preserve">  }</w:t>
+      </w:r>
+    </w:p>
+    <w:p>
+      <w:r>
+        <w:rPr>
+          <w:rFonts w:ascii="Courier New" w:hAnsi="Courier New" w:cs="Courier New"/>
+          <w:sz w:val="18"/>
+        </w:rPr>
+        <w:t>}</w:t>
+      </w:r>
+    </w:p>
+    <w:p>
+      <w:r>
+        <w:t>De este modo, la detección proactiva por degradación del equipo complementaría a las alertas reactivas por umbral ya implementadas (sección 5.5), fortaleciendo la capacidad del sistema para anticipar fallas de la cadena de frío.</w:t>
       </w:r>
     </w:p>
     <w:sectPr>

--- a/tesis-smarttemp-final.docx
+++ b/tesis-smarttemp-final.docx
@@ -2705,6 +2705,15 @@
         <w:spacing w:after="60" w:line="276" w:lineRule="auto"/>
       </w:pPr>
       <w:r>
+        <w:fldChar w:fldCharType="begin"/>
+      </w:r>
+      <w:r>
+        <w:instrText xml:space="preserve"> TOC \o "1-3" \h \z \u </w:instrText>
+      </w:r>
+      <w:r>
+        <w:fldChar w:fldCharType="separate"/>
+      </w:r>
+      <w:r>
         <w:t xml:space="preserve">Capítulo 1: </w:t>
       </w:r>
       <w:proofErr w:type="gramStart"/>
@@ -4288,6 +4297,9 @@
       <w:r>
         <w:t xml:space="preserve">Anexo M: Detección Automática de Anomalías Térmicas  20</w:t>
       </w:r>
+      <w:r>
+        <w:fldChar w:fldCharType="end"/>
+      </w:r>
     </w:p>
     <w:p>
       <w:r>
@@ -4313,6 +4325,15 @@
         <w:ind w:left="396"/>
       </w:pPr>
       <w:r>
+        <w:fldChar w:fldCharType="begin"/>
+      </w:r>
+      <w:r>
+        <w:instrText xml:space="preserve"> TOC \h \z \t "EpigrafeFigura,1" </w:instrText>
+      </w:r>
+      <w:r>
+        <w:fldChar w:fldCharType="separate"/>
+      </w:r>
+      <w:r>
         <w:t xml:space="preserve">Figura 1. Arquitectura general del sistema SmartTemp basada en el modelo IoT de tres capas.  1</w:t>
       </w:r>
     </w:p>
@@ -4322,7 +4343,7 @@
         <w:ind w:left="396"/>
       </w:pPr>
       <w:r>
-        <w:t xml:space="preserve">Figura 6. Notificación de alerta recibida por WhatsApp (desconexión y reconexión de sensores con temperatura y tiempo offline).  2</w:t>
+        <w:t>Figura 2. Notificación de alerta recibida por WhatsApp (desconexión y reconexión de sensores con temperatura y tiempo offline).  2</w:t>
       </w:r>
     </w:p>
     <w:p>
@@ -4331,7 +4352,10 @@
         <w:ind w:left="396"/>
       </w:pPr>
       <w:r>
-        <w:t xml:space="preserve">Figura 7. Notificación de alerta recibida por email (fallback) con detalle del evento, sensor, sector y último dato registrado.  3</w:t>
+        <w:t>Figura 3. Notificación de alerta recibida por email (fallback) con detalle del evento, sensor, sector y último dato registrado.  3</w:t>
+      </w:r>
+      <w:r>
+        <w:fldChar w:fldCharType="end"/>
       </w:r>
     </w:p>
     <w:p>
@@ -4358,6 +4382,15 @@
         <w:ind w:left="396"/>
       </w:pPr>
       <w:r>
+        <w:fldChar w:fldCharType="begin"/>
+      </w:r>
+      <w:r>
+        <w:instrText xml:space="preserve"> TOC \h \z \t "EpigrafeTabla,1" </w:instrText>
+      </w:r>
+      <w:r>
+        <w:fldChar w:fldCharType="separate"/>
+      </w:r>
+      <w:r>
         <w:t xml:space="preserve">Tabla 1. Comparación de protocolos de comunicación utilizados en SmartTemp.  1</w:t>
       </w:r>
     </w:p>
@@ -4638,6 +4671,9 @@
       </w:pPr>
       <w:r>
         <w:t xml:space="preserve">Tabla 27. Evaluación final de criterios de aceptación.  32</w:t>
+      </w:r>
+      <w:r>
+        <w:fldChar w:fldCharType="end"/>
       </w:r>
     </w:p>
     <w:p>
@@ -7127,6 +7163,7 @@
     </w:p>
     <w:p>
       <w:pPr>
+        <w:pStyle w:val="EpigrafeTabla"/>
         <w:spacing w:after="200"/>
         <w:jc w:val="both"/>
       </w:pPr>
@@ -8877,6 +8914,7 @@
     </w:p>
     <w:p>
       <w:pPr>
+        <w:pStyle w:val="EpigrafeTabla"/>
         <w:spacing w:after="200"/>
         <w:jc w:val="both"/>
       </w:pPr>
@@ -10756,6 +10794,7 @@
     </w:p>
     <w:p>
       <w:pPr>
+        <w:pStyle w:val="EpigrafeTabla"/>
         <w:spacing w:after="200"/>
         <w:jc w:val="both"/>
       </w:pPr>
@@ -11276,6 +11315,7 @@
     </w:p>
     <w:p>
       <w:pPr>
+        <w:pStyle w:val="EpigrafeTabla"/>
         <w:spacing w:after="200"/>
         <w:jc w:val="both"/>
       </w:pPr>
@@ -11663,6 +11703,7 @@
     </w:p>
     <w:p>
       <w:pPr>
+        <w:pStyle w:val="EpigrafeTabla"/>
         <w:spacing w:after="200"/>
         <w:jc w:val="both"/>
       </w:pPr>
@@ -12313,6 +12354,7 @@
     </w:p>
     <w:p>
       <w:pPr>
+        <w:pStyle w:val="EpigrafeTabla"/>
         <w:spacing w:after="200"/>
         <w:jc w:val="both"/>
       </w:pPr>
@@ -13514,6 +13556,7 @@
     </w:p>
     <w:p>
       <w:pPr>
+        <w:pStyle w:val="EpigrafeTabla"/>
         <w:spacing w:after="200"/>
         <w:jc w:val="both"/>
       </w:pPr>
@@ -14253,6 +14296,7 @@
     </w:p>
     <w:p>
       <w:pPr>
+        <w:pStyle w:val="EpigrafeFigura"/>
         <w:spacing w:after="200"/>
         <w:jc w:val="both"/>
       </w:pPr>
@@ -15243,6 +15287,7 @@
     </w:p>
     <w:p>
       <w:pPr>
+        <w:pStyle w:val="EpigrafeTabla"/>
         <w:spacing w:after="200"/>
         <w:jc w:val="both"/>
       </w:pPr>
@@ -16819,6 +16864,7 @@
     </w:p>
     <w:p>
       <w:pPr>
+        <w:pStyle w:val="EpigrafeTabla"/>
         <w:spacing w:after="200"/>
         <w:jc w:val="both"/>
       </w:pPr>
@@ -18375,6 +18421,7 @@
     </w:p>
     <w:p>
       <w:pPr>
+        <w:pStyle w:val="EpigrafeTabla"/>
         <w:spacing w:after="200"/>
         <w:jc w:val="both"/>
       </w:pPr>
@@ -18663,6 +18710,7 @@
     </w:p>
     <w:p>
       <w:pPr>
+        <w:pStyle w:val="EpigrafeTabla"/>
         <w:spacing w:after="200"/>
         <w:jc w:val="both"/>
       </w:pPr>
@@ -19046,6 +19094,7 @@
     </w:p>
     <w:p>
       <w:pPr>
+        <w:pStyle w:val="EpigrafeTabla"/>
         <w:spacing w:after="200"/>
         <w:jc w:val="both"/>
       </w:pPr>
@@ -19438,6 +19487,7 @@
     </w:p>
     <w:p>
       <w:pPr>
+        <w:pStyle w:val="EpigrafeTabla"/>
         <w:spacing w:after="200"/>
         <w:jc w:val="both"/>
       </w:pPr>
@@ -19901,6 +19951,7 @@
     </w:p>
     <w:p>
       <w:pPr>
+        <w:pStyle w:val="EpigrafeTabla"/>
         <w:spacing w:after="200"/>
         <w:jc w:val="both"/>
       </w:pPr>
@@ -20383,6 +20434,7 @@
     </w:p>
     <w:p>
       <w:pPr>
+        <w:pStyle w:val="EpigrafeTabla"/>
         <w:spacing w:after="200"/>
         <w:jc w:val="both"/>
       </w:pPr>
@@ -20862,6 +20914,7 @@
     </w:p>
     <w:p>
       <w:pPr>
+        <w:pStyle w:val="EpigrafeTabla"/>
         <w:spacing w:after="200"/>
         <w:jc w:val="both"/>
       </w:pPr>
@@ -21596,6 +21649,9 @@
       </w:r>
     </w:p>
     <w:p>
+      <w:pPr>
+        <w:pStyle w:val="EpigrafeTabla"/>
+      </w:pPr>
       <w:r>
         <w:rPr>
           <w:b/>
@@ -21960,6 +22016,9 @@
       </w:r>
     </w:p>
     <w:p>
+      <w:pPr>
+        <w:pStyle w:val="EpigrafeTabla"/>
+      </w:pPr>
       <w:r>
         <w:rPr>
           <w:b/>
@@ -22338,6 +22397,7 @@
     </w:p>
     <w:p>
       <w:pPr>
+        <w:pStyle w:val="EpigrafeTabla"/>
         <w:spacing w:after="200"/>
         <w:jc w:val="both"/>
       </w:pPr>
@@ -22657,6 +22717,7 @@
     </w:p>
     <w:p>
       <w:pPr>
+        <w:pStyle w:val="EpigrafeTabla"/>
         <w:spacing w:after="200"/>
         <w:jc w:val="both"/>
       </w:pPr>
@@ -23199,6 +23260,7 @@
     </w:p>
     <w:p>
       <w:pPr>
+        <w:pStyle w:val="EpigrafeTabla"/>
         <w:spacing w:after="200"/>
         <w:jc w:val="both"/>
       </w:pPr>
@@ -23499,6 +23561,7 @@
     </w:p>
     <w:p>
       <w:pPr>
+        <w:pStyle w:val="EpigrafeTabla"/>
         <w:spacing w:after="200"/>
         <w:jc w:val="both"/>
       </w:pPr>
@@ -23952,6 +24015,7 @@
     </w:p>
     <w:p>
       <w:pPr>
+        <w:pStyle w:val="EpigrafeTabla"/>
         <w:spacing w:after="200"/>
         <w:jc w:val="both"/>
       </w:pPr>
@@ -24274,6 +24338,7 @@
     </w:p>
     <w:p>
       <w:pPr>
+        <w:pStyle w:val="EpigrafeTabla"/>
         <w:spacing w:after="200"/>
         <w:jc w:val="both"/>
       </w:pPr>
@@ -24620,6 +24685,7 @@
     </w:p>
     <w:p>
       <w:pPr>
+        <w:pStyle w:val="EpigrafeTabla"/>
         <w:spacing w:after="200"/>
         <w:jc w:val="both"/>
       </w:pPr>
@@ -24947,6 +25013,7 @@
     </w:p>
     <w:p>
       <w:pPr>
+        <w:pStyle w:val="EpigrafeTabla"/>
         <w:spacing w:after="200"/>
         <w:jc w:val="both"/>
       </w:pPr>
@@ -25416,6 +25483,7 @@
     </w:p>
     <w:p>
       <w:pPr>
+        <w:pStyle w:val="EpigrafeTabla"/>
         <w:spacing w:after="200"/>
         <w:jc w:val="both"/>
       </w:pPr>
@@ -26024,6 +26092,7 @@
     </w:p>
     <w:p>
       <w:pPr>
+        <w:pStyle w:val="EpigrafeFigura"/>
         <w:spacing w:after="200"/>
         <w:jc w:val="both"/>
       </w:pPr>
@@ -26032,7 +26101,7 @@
           <w:b/>
           <w:bCs/>
         </w:rPr>
-        <w:t>Figura 6.</w:t>
+        <w:t>Figura 2.</w:t>
       </w:r>
       <w:r>
         <w:t xml:space="preserve"> Notificación de alerta recibida por WhatsApp (desconexión y reconexión de sensores con temperatura y tiempo offline).</w:t>
@@ -26089,6 +26158,7 @@
     </w:p>
     <w:p>
       <w:pPr>
+        <w:pStyle w:val="EpigrafeFigura"/>
         <w:spacing w:after="200"/>
         <w:jc w:val="both"/>
       </w:pPr>
@@ -26097,7 +26167,7 @@
           <w:b/>
           <w:bCs/>
         </w:rPr>
-        <w:t>Figura 7.</w:t>
+        <w:t>Figura 3.</w:t>
       </w:r>
       <w:r>
         <w:t xml:space="preserve"> Notificación de alerta recibida por email (</w:t>
@@ -26183,6 +26253,7 @@
     </w:p>
     <w:p>
       <w:pPr>
+        <w:pStyle w:val="EpigrafeTabla"/>
         <w:spacing w:after="200"/>
         <w:jc w:val="both"/>
       </w:pPr>
@@ -26592,6 +26663,7 @@
     </w:p>
     <w:p>
       <w:pPr>
+        <w:pStyle w:val="EpigrafeTabla"/>
         <w:spacing w:after="200"/>
         <w:jc w:val="both"/>
       </w:pPr>
@@ -27041,6 +27113,7 @@
     </w:p>
     <w:p>
       <w:pPr>
+        <w:pStyle w:val="EpigrafeTabla"/>
         <w:spacing w:after="200"/>
         <w:jc w:val="both"/>
       </w:pPr>
@@ -27516,6 +27589,7 @@
     </w:p>
     <w:p>
       <w:pPr>
+        <w:pStyle w:val="EpigrafeTabla"/>
         <w:spacing w:after="200"/>
         <w:jc w:val="both"/>
       </w:pPr>
@@ -28243,6 +28317,7 @@
     </w:p>
     <w:p>
       <w:pPr>
+        <w:pStyle w:val="EpigrafeTabla"/>
         <w:spacing w:after="200"/>
         <w:jc w:val="both"/>
       </w:pPr>
@@ -49092,6 +49167,14 @@
     <w:uiPriority w:val="99"/>
     <w:rsid w:val="00C87EDC"/>
   </w:style>
+  <w:style w:type="paragraph" w:customStyle="1" w:styleId="EpigrafeTabla">
+    <w:name w:val="EpigrafeTabla"/>
+    <w:basedOn w:val="Normal"/>
+  </w:style>
+  <w:style w:type="paragraph" w:customStyle="1" w:styleId="EpigrafeFigura">
+    <w:name w:val="EpigrafeFigura"/>
+    <w:basedOn w:val="Normal"/>
+  </w:style>
 </w:styles>
 </file>
 

--- a/tesis-smarttemp-final.docx
+++ b/tesis-smarttemp-final.docx
@@ -7167,24 +7167,16 @@
         <w:spacing w:after="200"/>
         <w:jc w:val="both"/>
       </w:pPr>
+      <w:proofErr w:type="spellStart"/>
+      <w:proofErr w:type="spellEnd"/>
       <w:r>
         <w:rPr>
           <w:b/>
-          <w:bCs/>
-        </w:rPr>
-        <w:lastRenderedPageBreak/>
+        </w:rPr>
         <w:t>Tabla 1.</w:t>
       </w:r>
       <w:r>
-        <w:t xml:space="preserve"> Comparación de protocolos de comunicación utilizados en </w:t>
-      </w:r>
-      <w:proofErr w:type="spellStart"/>
-      <w:r>
-        <w:t>SmartTemp</w:t>
-      </w:r>
-      <w:proofErr w:type="spellEnd"/>
-      <w:r>
-        <w:t>.</w:t>
+        <w:t xml:space="preserve"> Comparación de protocolos de comunicación utilizados en SmartTemp.</w:t>
       </w:r>
     </w:p>
     <w:p>
@@ -8918,31 +8910,18 @@
         <w:spacing w:after="200"/>
         <w:jc w:val="both"/>
       </w:pPr>
+      <w:proofErr w:type="spellStart"/>
+      <w:proofErr w:type="spellEnd"/>
+      <w:proofErr w:type="spellStart"/>
+      <w:proofErr w:type="spellEnd"/>
       <w:r>
         <w:rPr>
           <w:b/>
-          <w:bCs/>
-        </w:rPr>
-        <w:t>Tabla 1b.</w:t>
-      </w:r>
-      <w:r>
-        <w:t xml:space="preserve"> Comparación de </w:t>
-      </w:r>
-      <w:proofErr w:type="spellStart"/>
-      <w:r>
-        <w:t>SmartTemp</w:t>
-      </w:r>
-      <w:proofErr w:type="spellEnd"/>
-      <w:r>
-        <w:t xml:space="preserve"> con sistemas de monitoreo </w:t>
-      </w:r>
-      <w:proofErr w:type="spellStart"/>
-      <w:r>
-        <w:t>IoT</w:t>
-      </w:r>
-      <w:proofErr w:type="spellEnd"/>
-      <w:r>
-        <w:t xml:space="preserve"> publicados.</w:t>
+        </w:rPr>
+        <w:t>Tabla 2.</w:t>
+      </w:r>
+      <w:r>
+        <w:t xml:space="preserve"> Comparación de SmartTemp con sistemas de monitoreo IoT publicados.</w:t>
       </w:r>
     </w:p>
     <w:p>
@@ -10798,33 +10777,16 @@
         <w:spacing w:after="200"/>
         <w:jc w:val="both"/>
       </w:pPr>
+      <w:proofErr w:type="spellStart"/>
+      <w:proofErr w:type="spellEnd"/>
       <w:r>
         <w:rPr>
           <w:b/>
-          <w:bCs/>
-        </w:rPr>
-        <w:t>Tabla 2.</w:t>
-      </w:r>
-      <w:r>
-        <w:t xml:space="preserve"> Materiales de </w:t>
-      </w:r>
-      <w:r>
-        <w:rPr>
-          <w:i/>
-          <w:iCs/>
-        </w:rPr>
-        <w:t>hardware</w:t>
-      </w:r>
-      <w:r>
-        <w:t xml:space="preserve"> utilizados en el sistema </w:t>
-      </w:r>
-      <w:proofErr w:type="spellStart"/>
-      <w:r>
-        <w:t>SmartTemp</w:t>
-      </w:r>
-      <w:proofErr w:type="spellEnd"/>
-      <w:r>
-        <w:t>.</w:t>
+        </w:rPr>
+        <w:t>Tabla 3.</w:t>
+      </w:r>
+      <w:r>
+        <w:t xml:space="preserve"> Materiales de hardware utilizados en el sistema SmartTemp.</w:t>
       </w:r>
     </w:p>
     <w:p>
@@ -11319,23 +11281,16 @@
         <w:spacing w:after="200"/>
         <w:jc w:val="both"/>
       </w:pPr>
+      <w:proofErr w:type="spellStart"/>
+      <w:proofErr w:type="spellEnd"/>
       <w:r>
         <w:rPr>
           <w:b/>
-          <w:bCs/>
-        </w:rPr>
-        <w:t>Tabla 3.</w:t>
-      </w:r>
-      <w:r>
-        <w:t xml:space="preserve"> Infraestructura de red del sistema </w:t>
-      </w:r>
-      <w:proofErr w:type="spellStart"/>
-      <w:r>
-        <w:t>SmartTemp</w:t>
-      </w:r>
-      <w:proofErr w:type="spellEnd"/>
-      <w:r>
-        <w:t>.</w:t>
+        </w:rPr>
+        <w:t>Tabla 4.</w:t>
+      </w:r>
+      <w:r>
+        <w:t xml:space="preserve"> Infraestructura de red del sistema SmartTemp.</w:t>
       </w:r>
     </w:p>
     <w:p>
@@ -11710,22 +11665,11 @@
       <w:r>
         <w:rPr>
           <w:b/>
-          <w:bCs/>
-        </w:rPr>
-        <w:t>Tabla 4.</w:t>
-      </w:r>
-      <w:r>
-        <w:t xml:space="preserve"> Herramientas de </w:t>
-      </w:r>
-      <w:r>
-        <w:rPr>
-          <w:i/>
-          <w:iCs/>
-        </w:rPr>
-        <w:t>software</w:t>
-      </w:r>
-      <w:r>
-        <w:t xml:space="preserve"> utilizadas en el desarrollo.</w:t>
+        </w:rPr>
+        <w:t>Tabla 5.</w:t>
+      </w:r>
+      <w:r>
+        <w:t xml:space="preserve"> Herramientas de software utilizadas en el desarrollo.</w:t>
       </w:r>
     </w:p>
     <w:p>
@@ -12358,23 +12302,16 @@
         <w:spacing w:after="200"/>
         <w:jc w:val="both"/>
       </w:pPr>
+      <w:proofErr w:type="spellStart"/>
+      <w:proofErr w:type="spellEnd"/>
       <w:r>
         <w:rPr>
           <w:b/>
-          <w:bCs/>
-        </w:rPr>
-        <w:t>Tabla 4b.</w:t>
-      </w:r>
-      <w:r>
-        <w:t xml:space="preserve"> Comparación de metodologías de desarrollo para el sistema </w:t>
-      </w:r>
-      <w:proofErr w:type="spellStart"/>
-      <w:r>
-        <w:t>SmartTemp</w:t>
-      </w:r>
-      <w:proofErr w:type="spellEnd"/>
-      <w:r>
-        <w:t>.</w:t>
+        </w:rPr>
+        <w:t>Tabla 6.</w:t>
+      </w:r>
+      <w:r>
+        <w:t xml:space="preserve"> Comparación de metodologías de desarrollo para el sistema SmartTemp.</w:t>
       </w:r>
     </w:p>
     <w:p>
@@ -13560,23 +13497,16 @@
         <w:spacing w:after="200"/>
         <w:jc w:val="both"/>
       </w:pPr>
+      <w:proofErr w:type="spellStart"/>
+      <w:proofErr w:type="spellEnd"/>
       <w:r>
         <w:rPr>
           <w:b/>
-          <w:bCs/>
-        </w:rPr>
-        <w:t>Tabla 5.</w:t>
-      </w:r>
-      <w:r>
-        <w:t xml:space="preserve"> Criterios de aceptación del sistema </w:t>
-      </w:r>
-      <w:proofErr w:type="spellStart"/>
-      <w:r>
-        <w:t>SmartTemp</w:t>
-      </w:r>
-      <w:proofErr w:type="spellEnd"/>
-      <w:r>
-        <w:t>.</w:t>
+        </w:rPr>
+        <w:t>Tabla 7.</w:t>
+      </w:r>
+      <w:r>
+        <w:t xml:space="preserve"> Criterios de aceptación del sistema SmartTemp.</w:t>
       </w:r>
     </w:p>
     <w:p>
@@ -15291,27 +15221,16 @@
         <w:spacing w:after="200"/>
         <w:jc w:val="both"/>
       </w:pPr>
+      <w:proofErr w:type="spellStart"/>
+      <w:proofErr w:type="spellEnd"/>
       <w:r>
         <w:rPr>
           <w:b/>
-          <w:bCs/>
-        </w:rPr>
-        <w:t>Tabla 6.</w:t>
-      </w:r>
-      <w:r>
-        <w:t xml:space="preserve"> </w:t>
-      </w:r>
-      <w:proofErr w:type="spellStart"/>
-      <w:r>
-        <w:rPr>
-          <w:i/>
-          <w:iCs/>
-        </w:rPr>
-        <w:t>Topics</w:t>
-      </w:r>
-      <w:proofErr w:type="spellEnd"/>
-      <w:r>
-        <w:t xml:space="preserve"> MQTT utilizados en la comunicación sensor-servidor.</w:t>
+        </w:rPr>
+        <w:t>Tabla 8.</w:t>
+      </w:r>
+      <w:r>
+        <w:t xml:space="preserve"> Topics MQTT utilizados en la comunicación sensor-servidor.</w:t>
       </w:r>
     </w:p>
     <w:p>
@@ -16868,23 +16787,16 @@
         <w:spacing w:after="200"/>
         <w:jc w:val="both"/>
       </w:pPr>
+      <w:proofErr w:type="spellStart"/>
+      <w:proofErr w:type="spellEnd"/>
       <w:r>
         <w:rPr>
           <w:b/>
-          <w:bCs/>
-        </w:rPr>
-        <w:t>Tabla 7.</w:t>
-      </w:r>
-      <w:r>
-        <w:t xml:space="preserve"> Organización de las tablas de la base de datos </w:t>
-      </w:r>
-      <w:proofErr w:type="spellStart"/>
-      <w:r>
-        <w:t>SmartTemp</w:t>
-      </w:r>
-      <w:proofErr w:type="spellEnd"/>
-      <w:r>
-        <w:t>.</w:t>
+        </w:rPr>
+        <w:t>Tabla 9.</w:t>
+      </w:r>
+      <w:r>
+        <w:t xml:space="preserve"> Organización de las tablas de la base de datos SmartTemp.</w:t>
       </w:r>
     </w:p>
     <w:p>
@@ -18425,23 +18337,16 @@
         <w:spacing w:after="200"/>
         <w:jc w:val="both"/>
       </w:pPr>
+      <w:proofErr w:type="spellStart"/>
+      <w:proofErr w:type="spellEnd"/>
       <w:r>
         <w:rPr>
           <w:b/>
-          <w:bCs/>
-        </w:rPr>
-        <w:t>Tabla 8.</w:t>
-      </w:r>
-      <w:r>
-        <w:t xml:space="preserve"> Configuración de sensores y </w:t>
-      </w:r>
-      <w:proofErr w:type="spellStart"/>
-      <w:r>
-        <w:t>dataloggers</w:t>
-      </w:r>
-      <w:proofErr w:type="spellEnd"/>
-      <w:r>
-        <w:t xml:space="preserve"> desplegados.</w:t>
+        </w:rPr>
+        <w:t>Tabla 10.</w:t>
+      </w:r>
+      <w:r>
+        <w:t xml:space="preserve"> Configuración de sensores y dataloggers desplegados.</w:t>
       </w:r>
     </w:p>
     <w:p>
@@ -18717,9 +18622,8 @@
       <w:r>
         <w:rPr>
           <w:b/>
-          <w:bCs/>
-        </w:rPr>
-        <w:t>Tabla 9.</w:t>
+        </w:rPr>
+        <w:t>Tabla 11.</w:t>
       </w:r>
       <w:r>
         <w:t xml:space="preserve"> Resumen del período de evaluación.</w:t>
@@ -19101,21 +19005,16 @@
       <w:r>
         <w:rPr>
           <w:b/>
-          <w:bCs/>
-        </w:rPr>
-        <w:t>Tabla 10.</w:t>
-      </w:r>
-      <w:r>
-        <w:t xml:space="preserve"> Resultados de calibración puntual — Sensor Freezer (28cd8646d49c3f83).</w:t>
-      </w:r>
-    </w:p>
-    <w:p>
-      <w:pPr>
-        <w:spacing w:before="200" w:after="100"/>
-      </w:pPr>
+        </w:rPr>
+        <w:t>Tabla 12.</w:t>
+      </w:r>
+      <w:r>
+        <w:t xml:space="preserve"> Resultados de calibración puntual de ambos sensores contra el patrón certificado.</w:t>
+      </w:r>
     </w:p>
     <w:tbl>
       <w:tblPr>
+        <w:tblLook w:firstColumn="1" w:firstRow="1" w:lastColumn="0" w:lastRow="0" w:noHBand="0" w:noVBand="1" w:val="04A0"/>
         <w:tblW w:w="5000" w:type="pct"/>
         <w:tblBorders>
           <w:top w:val="single" w:sz="4" w:space="0" w:color="auto"/>
@@ -19125,28 +19024,17 @@
           <w:insideH w:val="single" w:sz="4" w:space="0" w:color="auto"/>
           <w:insideV w:val="single" w:sz="4" w:space="0" w:color="auto"/>
         </w:tblBorders>
-        <w:tblCellMar>
-          <w:left w:w="10" w:type="dxa"/>
-          <w:right w:w="10" w:type="dxa"/>
-        </w:tblCellMar>
-        <w:tblLook w:val="0000" w:firstRow="0" w:lastRow="0" w:firstColumn="0" w:lastColumn="0" w:noHBand="0" w:noVBand="0"/>
       </w:tblPr>
       <w:tblGrid>
-        <w:gridCol w:w="1766"/>
-        <w:gridCol w:w="2105"/>
-        <w:gridCol w:w="3225"/>
-        <w:gridCol w:w="1920"/>
+        <w:gridCol w:w="2256"/>
+        <w:gridCol w:w="2256"/>
+        <w:gridCol w:w="2256"/>
+        <w:gridCol w:w="2256"/>
       </w:tblGrid>
       <w:tr>
-        <w:tblPrEx>
-          <w:tblCellMar>
-            <w:top w:w="0" w:type="dxa"/>
-            <w:bottom w:w="0" w:type="dxa"/>
-          </w:tblCellMar>
-        </w:tblPrEx>
-        <w:tc>
-          <w:tcPr>
-            <w:tcW w:w="0" w:type="auto"/>
+        <w:tc>
+          <w:tcPr>
+            <w:tcW w:type="dxa" w:w="2256"/>
             <w:shd w:val="solid" w:color="E8E8E8" w:fill="auto"/>
             <w:vAlign w:val="center"/>
           </w:tcPr>
@@ -19154,10 +19042,10 @@
             <w:pPr>
               <w:spacing w:before="40" w:after="40"/>
             </w:pPr>
+            <w:r/>
             <w:r>
               <w:rPr>
                 <w:b/>
-                <w:bCs/>
               </w:rPr>
               <w:t>Medición</w:t>
             </w:r>
@@ -19165,7 +19053,7 @@
         </w:tc>
         <w:tc>
           <w:tcPr>
-            <w:tcW w:w="0" w:type="auto"/>
+            <w:tcW w:type="dxa" w:w="2256"/>
             <w:shd w:val="solid" w:color="E8E8E8" w:fill="auto"/>
             <w:vAlign w:val="center"/>
           </w:tcPr>
@@ -19173,10 +19061,10 @@
             <w:pPr>
               <w:spacing w:before="40" w:after="40"/>
             </w:pPr>
+            <w:r/>
             <w:r>
               <w:rPr>
                 <w:b/>
-                <w:bCs/>
               </w:rPr>
               <w:t>Patrón (°C)</w:t>
             </w:r>
@@ -19184,7 +19072,7 @@
         </w:tc>
         <w:tc>
           <w:tcPr>
-            <w:tcW w:w="0" w:type="auto"/>
+            <w:tcW w:type="dxa" w:w="2256"/>
             <w:shd w:val="solid" w:color="E8E8E8" w:fill="auto"/>
             <w:vAlign w:val="center"/>
           </w:tcPr>
@@ -19192,10 +19080,10 @@
             <w:pPr>
               <w:spacing w:before="40" w:after="40"/>
             </w:pPr>
+            <w:r/>
             <w:r>
               <w:rPr>
                 <w:b/>
-                <w:bCs/>
               </w:rPr>
               <w:t>Sensor crudo (°C)</w:t>
             </w:r>
@@ -19203,7 +19091,7 @@
         </w:tc>
         <w:tc>
           <w:tcPr>
-            <w:tcW w:w="0" w:type="auto"/>
+            <w:tcW w:type="dxa" w:w="2256"/>
             <w:shd w:val="solid" w:color="E8E8E8" w:fill="auto"/>
             <w:vAlign w:val="center"/>
           </w:tcPr>
@@ -19211,10 +19099,10 @@
             <w:pPr>
               <w:spacing w:before="40" w:after="40"/>
             </w:pPr>
+            <w:r/>
             <w:r>
               <w:rPr>
                 <w:b/>
-                <w:bCs/>
               </w:rPr>
               <w:t>Error (°C)</w:t>
             </w:r>
@@ -19222,259 +19110,599 @@
         </w:tc>
       </w:tr>
       <w:tr>
-        <w:tblPrEx>
-          <w:tblCellMar>
-            <w:top w:w="0" w:type="dxa"/>
-            <w:bottom w:w="0" w:type="dxa"/>
-          </w:tblCellMar>
-        </w:tblPrEx>
-        <w:tc>
-          <w:tcPr>
-            <w:tcW w:w="0" w:type="auto"/>
-            <w:vAlign w:val="center"/>
-          </w:tcPr>
-          <w:p>
-            <w:pPr>
-              <w:spacing w:before="40" w:after="40"/>
-            </w:pPr>
-            <w:r>
-              <w:t>1</w:t>
-            </w:r>
-          </w:p>
-        </w:tc>
-        <w:tc>
-          <w:tcPr>
-            <w:tcW w:w="0" w:type="auto"/>
-            <w:vAlign w:val="center"/>
-          </w:tcPr>
-          <w:p>
-            <w:pPr>
-              <w:spacing w:before="40" w:after="40"/>
-            </w:pPr>
-            <w:r>
-              <w:t>5,14</w:t>
-            </w:r>
-          </w:p>
-        </w:tc>
-        <w:tc>
-          <w:tcPr>
-            <w:tcW w:w="0" w:type="auto"/>
-            <w:vAlign w:val="center"/>
-          </w:tcPr>
-          <w:p>
-            <w:pPr>
-              <w:spacing w:before="40" w:after="40"/>
-            </w:pPr>
-            <w:r>
-              <w:t>3,99</w:t>
-            </w:r>
-          </w:p>
-        </w:tc>
-        <w:tc>
-          <w:tcPr>
-            <w:tcW w:w="0" w:type="auto"/>
-            <w:vAlign w:val="center"/>
-          </w:tcPr>
-          <w:p>
-            <w:pPr>
-              <w:spacing w:before="40" w:after="40"/>
-            </w:pPr>
-            <w:r>
-              <w:t>-1,15</w:t>
+        <w:tc>
+          <w:tcPr>
+            <w:tcW w:type="dxa" w:w="2256"/>
+            <w:shd w:val="solid" w:color="F2F2F2" w:fill="auto"/>
+          </w:tcPr>
+          <w:p>
+            <w:pPr>
+              <w:spacing w:before="40" w:after="40"/>
+            </w:pPr>
+            <w:r/>
+            <w:r>
+              <w:rPr>
+                <w:b/>
+              </w:rPr>
+              <w:t>Sensor Freezer (28cd8646d49c3f83)</w:t>
+            </w:r>
+          </w:p>
+        </w:tc>
+        <w:tc>
+          <w:tcPr>
+            <w:tcW w:type="dxa" w:w="2256"/>
+            <w:shd w:val="solid" w:color="F2F2F2" w:fill="auto"/>
+          </w:tcPr>
+          <w:p>
+            <w:pPr>
+              <w:spacing w:before="40" w:after="40"/>
+            </w:pPr>
+            <w:r/>
+            <w:r>
+              <w:rPr>
+                <w:b/>
+              </w:rPr>
+            </w:r>
+          </w:p>
+        </w:tc>
+        <w:tc>
+          <w:tcPr>
+            <w:tcW w:type="dxa" w:w="2256"/>
+            <w:shd w:val="solid" w:color="F2F2F2" w:fill="auto"/>
+          </w:tcPr>
+          <w:p>
+            <w:pPr>
+              <w:spacing w:before="40" w:after="40"/>
+            </w:pPr>
+            <w:r/>
+            <w:r>
+              <w:rPr>
+                <w:b/>
+              </w:rPr>
+            </w:r>
+          </w:p>
+        </w:tc>
+        <w:tc>
+          <w:tcPr>
+            <w:tcW w:type="dxa" w:w="2256"/>
+            <w:shd w:val="solid" w:color="F2F2F2" w:fill="auto"/>
+          </w:tcPr>
+          <w:p>
+            <w:pPr>
+              <w:spacing w:before="40" w:after="40"/>
+            </w:pPr>
+            <w:r/>
+            <w:r>
+              <w:rPr>
+                <w:b/>
+              </w:rPr>
             </w:r>
           </w:p>
         </w:tc>
       </w:tr>
       <w:tr>
-        <w:tblPrEx>
-          <w:tblCellMar>
-            <w:top w:w="0" w:type="dxa"/>
-            <w:bottom w:w="0" w:type="dxa"/>
-          </w:tblCellMar>
-        </w:tblPrEx>
-        <w:tc>
-          <w:tcPr>
-            <w:tcW w:w="0" w:type="auto"/>
-            <w:vAlign w:val="center"/>
-          </w:tcPr>
-          <w:p>
-            <w:pPr>
-              <w:spacing w:before="40" w:after="40"/>
-            </w:pPr>
-            <w:r>
-              <w:t>2</w:t>
-            </w:r>
-          </w:p>
-        </w:tc>
-        <w:tc>
-          <w:tcPr>
-            <w:tcW w:w="0" w:type="auto"/>
-            <w:vAlign w:val="center"/>
-          </w:tcPr>
-          <w:p>
-            <w:pPr>
-              <w:spacing w:before="40" w:after="40"/>
-            </w:pPr>
-            <w:r>
-              <w:t>5,73</w:t>
-            </w:r>
-          </w:p>
-        </w:tc>
-        <w:tc>
-          <w:tcPr>
-            <w:tcW w:w="0" w:type="auto"/>
-            <w:vAlign w:val="center"/>
-          </w:tcPr>
-          <w:p>
-            <w:pPr>
-              <w:spacing w:before="40" w:after="40"/>
-            </w:pPr>
-            <w:r>
-              <w:t>4,25</w:t>
-            </w:r>
-          </w:p>
-        </w:tc>
-        <w:tc>
-          <w:tcPr>
-            <w:tcW w:w="0" w:type="auto"/>
-            <w:vAlign w:val="center"/>
-          </w:tcPr>
-          <w:p>
-            <w:pPr>
-              <w:spacing w:before="40" w:after="40"/>
-            </w:pPr>
-            <w:r>
-              <w:t>-1,48</w:t>
+        <w:tc>
+          <w:tcPr>
+            <w:tcW w:type="dxa" w:w="2256"/>
+          </w:tcPr>
+          <w:p>
+            <w:pPr>
+              <w:spacing w:before="40" w:after="40"/>
+            </w:pPr>
+            <w:r/>
+            <w:r>
+              <w:t>1</w:t>
+            </w:r>
+          </w:p>
+        </w:tc>
+        <w:tc>
+          <w:tcPr>
+            <w:tcW w:type="dxa" w:w="2256"/>
+          </w:tcPr>
+          <w:p>
+            <w:pPr>
+              <w:spacing w:before="40" w:after="40"/>
+            </w:pPr>
+            <w:r/>
+            <w:r>
+              <w:t>5,14</w:t>
+            </w:r>
+          </w:p>
+        </w:tc>
+        <w:tc>
+          <w:tcPr>
+            <w:tcW w:type="dxa" w:w="2256"/>
+          </w:tcPr>
+          <w:p>
+            <w:pPr>
+              <w:spacing w:before="40" w:after="40"/>
+            </w:pPr>
+            <w:r/>
+            <w:r>
+              <w:t>3,99</w:t>
+            </w:r>
+          </w:p>
+        </w:tc>
+        <w:tc>
+          <w:tcPr>
+            <w:tcW w:type="dxa" w:w="2256"/>
+          </w:tcPr>
+          <w:p>
+            <w:pPr>
+              <w:spacing w:before="40" w:after="40"/>
+            </w:pPr>
+            <w:r/>
+            <w:r>
+              <w:t>-1,15</w:t>
             </w:r>
           </w:p>
         </w:tc>
       </w:tr>
       <w:tr>
-        <w:tblPrEx>
-          <w:tblCellMar>
-            <w:top w:w="0" w:type="dxa"/>
-            <w:bottom w:w="0" w:type="dxa"/>
-          </w:tblCellMar>
-        </w:tblPrEx>
-        <w:tc>
-          <w:tcPr>
-            <w:tcW w:w="0" w:type="auto"/>
-            <w:vAlign w:val="center"/>
-          </w:tcPr>
-          <w:p>
-            <w:pPr>
-              <w:spacing w:before="40" w:after="40"/>
-            </w:pPr>
-            <w:r>
-              <w:t>3</w:t>
-            </w:r>
-          </w:p>
-        </w:tc>
-        <w:tc>
-          <w:tcPr>
-            <w:tcW w:w="0" w:type="auto"/>
-            <w:vAlign w:val="center"/>
-          </w:tcPr>
-          <w:p>
-            <w:pPr>
-              <w:spacing w:before="40" w:after="40"/>
-            </w:pPr>
-            <w:r>
-              <w:t>6,26</w:t>
-            </w:r>
-          </w:p>
-        </w:tc>
-        <w:tc>
-          <w:tcPr>
-            <w:tcW w:w="0" w:type="auto"/>
-            <w:vAlign w:val="center"/>
-          </w:tcPr>
-          <w:p>
-            <w:pPr>
-              <w:spacing w:before="40" w:after="40"/>
-            </w:pPr>
-            <w:r>
-              <w:t>5,50</w:t>
-            </w:r>
-          </w:p>
-        </w:tc>
-        <w:tc>
-          <w:tcPr>
-            <w:tcW w:w="0" w:type="auto"/>
-            <w:vAlign w:val="center"/>
-          </w:tcPr>
-          <w:p>
-            <w:pPr>
-              <w:spacing w:before="40" w:after="40"/>
-            </w:pPr>
-            <w:r>
-              <w:t>-0,76</w:t>
+        <w:tc>
+          <w:tcPr>
+            <w:tcW w:type="dxa" w:w="2256"/>
+          </w:tcPr>
+          <w:p>
+            <w:pPr>
+              <w:spacing w:before="40" w:after="40"/>
+            </w:pPr>
+            <w:r/>
+            <w:r>
+              <w:t>2</w:t>
+            </w:r>
+          </w:p>
+        </w:tc>
+        <w:tc>
+          <w:tcPr>
+            <w:tcW w:type="dxa" w:w="2256"/>
+          </w:tcPr>
+          <w:p>
+            <w:pPr>
+              <w:spacing w:before="40" w:after="40"/>
+            </w:pPr>
+            <w:r/>
+            <w:r>
+              <w:t>5,73</w:t>
+            </w:r>
+          </w:p>
+        </w:tc>
+        <w:tc>
+          <w:tcPr>
+            <w:tcW w:type="dxa" w:w="2256"/>
+          </w:tcPr>
+          <w:p>
+            <w:pPr>
+              <w:spacing w:before="40" w:after="40"/>
+            </w:pPr>
+            <w:r/>
+            <w:r>
+              <w:t>4,25</w:t>
+            </w:r>
+          </w:p>
+        </w:tc>
+        <w:tc>
+          <w:tcPr>
+            <w:tcW w:type="dxa" w:w="2256"/>
+          </w:tcPr>
+          <w:p>
+            <w:pPr>
+              <w:spacing w:before="40" w:after="40"/>
+            </w:pPr>
+            <w:r/>
+            <w:r>
+              <w:t>-1,48</w:t>
             </w:r>
           </w:p>
         </w:tc>
       </w:tr>
       <w:tr>
-        <w:tblPrEx>
-          <w:tblCellMar>
-            <w:top w:w="0" w:type="dxa"/>
-            <w:bottom w:w="0" w:type="dxa"/>
-          </w:tblCellMar>
-        </w:tblPrEx>
-        <w:tc>
-          <w:tcPr>
-            <w:tcW w:w="0" w:type="auto"/>
-            <w:vAlign w:val="center"/>
-          </w:tcPr>
-          <w:p>
-            <w:pPr>
-              <w:spacing w:before="40" w:after="40"/>
-            </w:pPr>
+        <w:tc>
+          <w:tcPr>
+            <w:tcW w:type="dxa" w:w="2256"/>
+          </w:tcPr>
+          <w:p>
+            <w:pPr>
+              <w:spacing w:before="40" w:after="40"/>
+            </w:pPr>
+            <w:r/>
+            <w:r>
+              <w:t>3</w:t>
+            </w:r>
+          </w:p>
+        </w:tc>
+        <w:tc>
+          <w:tcPr>
+            <w:tcW w:type="dxa" w:w="2256"/>
+          </w:tcPr>
+          <w:p>
+            <w:pPr>
+              <w:spacing w:before="40" w:after="40"/>
+            </w:pPr>
+            <w:r/>
+            <w:r>
+              <w:t>6,26</w:t>
+            </w:r>
+          </w:p>
+        </w:tc>
+        <w:tc>
+          <w:tcPr>
+            <w:tcW w:type="dxa" w:w="2256"/>
+          </w:tcPr>
+          <w:p>
+            <w:pPr>
+              <w:spacing w:before="40" w:after="40"/>
+            </w:pPr>
+            <w:r/>
+            <w:r>
+              <w:t>5,50</w:t>
+            </w:r>
+          </w:p>
+        </w:tc>
+        <w:tc>
+          <w:tcPr>
+            <w:tcW w:type="dxa" w:w="2256"/>
+          </w:tcPr>
+          <w:p>
+            <w:pPr>
+              <w:spacing w:before="40" w:after="40"/>
+            </w:pPr>
+            <w:r/>
+            <w:r>
+              <w:t>-0,76</w:t>
+            </w:r>
+          </w:p>
+        </w:tc>
+      </w:tr>
+      <w:tr>
+        <w:tc>
+          <w:tcPr>
+            <w:tcW w:type="dxa" w:w="2256"/>
+          </w:tcPr>
+          <w:p>
+            <w:pPr>
+              <w:spacing w:before="40" w:after="40"/>
+            </w:pPr>
+            <w:r/>
+            <w:r>
+              <w:t>Promedio</w:t>
+            </w:r>
+          </w:p>
+        </w:tc>
+        <w:tc>
+          <w:tcPr>
+            <w:tcW w:type="dxa" w:w="2256"/>
+          </w:tcPr>
+          <w:p>
+            <w:pPr>
+              <w:spacing w:before="40" w:after="40"/>
+            </w:pPr>
+            <w:r/>
+            <w:r/>
+          </w:p>
+        </w:tc>
+        <w:tc>
+          <w:tcPr>
+            <w:tcW w:type="dxa" w:w="2256"/>
+          </w:tcPr>
+          <w:p>
+            <w:pPr>
+              <w:spacing w:before="40" w:after="40"/>
+            </w:pPr>
+            <w:r/>
+            <w:r/>
+          </w:p>
+        </w:tc>
+        <w:tc>
+          <w:tcPr>
+            <w:tcW w:type="dxa" w:w="2256"/>
+          </w:tcPr>
+          <w:p>
+            <w:pPr>
+              <w:spacing w:before="40" w:after="40"/>
+            </w:pPr>
+            <w:r/>
+            <w:r>
+              <w:t>-1,13</w:t>
+            </w:r>
+          </w:p>
+        </w:tc>
+      </w:tr>
+      <w:tr>
+        <w:tc>
+          <w:tcPr>
+            <w:tcW w:type="dxa" w:w="2256"/>
+            <w:shd w:val="solid" w:color="F2F2F2" w:fill="auto"/>
+          </w:tcPr>
+          <w:p>
+            <w:pPr>
+              <w:spacing w:before="40" w:after="40"/>
+            </w:pPr>
+            <w:r/>
             <w:r>
               <w:rPr>
                 <w:b/>
-                <w:bCs/>
               </w:rPr>
-              <w:t>Promedio</w:t>
-            </w:r>
-          </w:p>
-        </w:tc>
-        <w:tc>
-          <w:tcPr>
-            <w:tcW w:w="0" w:type="auto"/>
-            <w:vAlign w:val="center"/>
-          </w:tcPr>
-          <w:p>
-            <w:pPr>
-              <w:spacing w:before="40" w:after="40"/>
-            </w:pPr>
-          </w:p>
-        </w:tc>
-        <w:tc>
-          <w:tcPr>
-            <w:tcW w:w="0" w:type="auto"/>
-            <w:vAlign w:val="center"/>
-          </w:tcPr>
-          <w:p>
-            <w:pPr>
-              <w:spacing w:before="40" w:after="40"/>
-            </w:pPr>
-          </w:p>
-        </w:tc>
-        <w:tc>
-          <w:tcPr>
-            <w:tcW w:w="0" w:type="auto"/>
-            <w:vAlign w:val="center"/>
-          </w:tcPr>
-          <w:p>
-            <w:pPr>
-              <w:spacing w:before="40" w:after="40"/>
-            </w:pPr>
+              <w:t>Sensor Heladera 1 (28db3543d4e13c37)</w:t>
+            </w:r>
+          </w:p>
+        </w:tc>
+        <w:tc>
+          <w:tcPr>
+            <w:tcW w:type="dxa" w:w="2256"/>
+            <w:shd w:val="solid" w:color="F2F2F2" w:fill="auto"/>
+          </w:tcPr>
+          <w:p>
+            <w:pPr>
+              <w:spacing w:before="40" w:after="40"/>
+            </w:pPr>
+            <w:r/>
             <w:r>
               <w:rPr>
                 <w:b/>
-                <w:bCs/>
               </w:rPr>
-              <w:t>-1,13</w:t>
+            </w:r>
+          </w:p>
+        </w:tc>
+        <w:tc>
+          <w:tcPr>
+            <w:tcW w:type="dxa" w:w="2256"/>
+            <w:shd w:val="solid" w:color="F2F2F2" w:fill="auto"/>
+          </w:tcPr>
+          <w:p>
+            <w:pPr>
+              <w:spacing w:before="40" w:after="40"/>
+            </w:pPr>
+            <w:r/>
+            <w:r>
+              <w:rPr>
+                <w:b/>
+              </w:rPr>
+            </w:r>
+          </w:p>
+        </w:tc>
+        <w:tc>
+          <w:tcPr>
+            <w:tcW w:type="dxa" w:w="2256"/>
+            <w:shd w:val="solid" w:color="F2F2F2" w:fill="auto"/>
+          </w:tcPr>
+          <w:p>
+            <w:pPr>
+              <w:spacing w:before="40" w:after="40"/>
+            </w:pPr>
+            <w:r/>
+            <w:r>
+              <w:rPr>
+                <w:b/>
+              </w:rPr>
+            </w:r>
+          </w:p>
+        </w:tc>
+      </w:tr>
+      <w:tr>
+        <w:tc>
+          <w:tcPr>
+            <w:tcW w:type="dxa" w:w="2256"/>
+          </w:tcPr>
+          <w:p>
+            <w:pPr>
+              <w:spacing w:before="40" w:after="40"/>
+            </w:pPr>
+            <w:r/>
+            <w:r>
+              <w:t>1</w:t>
+            </w:r>
+          </w:p>
+        </w:tc>
+        <w:tc>
+          <w:tcPr>
+            <w:tcW w:type="dxa" w:w="2256"/>
+          </w:tcPr>
+          <w:p>
+            <w:pPr>
+              <w:spacing w:before="40" w:after="40"/>
+            </w:pPr>
+            <w:r/>
+            <w:r>
+              <w:t>4,29</w:t>
+            </w:r>
+          </w:p>
+        </w:tc>
+        <w:tc>
+          <w:tcPr>
+            <w:tcW w:type="dxa" w:w="2256"/>
+          </w:tcPr>
+          <w:p>
+            <w:pPr>
+              <w:spacing w:before="40" w:after="40"/>
+            </w:pPr>
+            <w:r/>
+            <w:r>
+              <w:t>4,75</w:t>
+            </w:r>
+          </w:p>
+        </w:tc>
+        <w:tc>
+          <w:tcPr>
+            <w:tcW w:type="dxa" w:w="2256"/>
+          </w:tcPr>
+          <w:p>
+            <w:pPr>
+              <w:spacing w:before="40" w:after="40"/>
+            </w:pPr>
+            <w:r/>
+            <w:r>
+              <w:t>+0,46</w:t>
+            </w:r>
+          </w:p>
+        </w:tc>
+      </w:tr>
+      <w:tr>
+        <w:tc>
+          <w:tcPr>
+            <w:tcW w:type="dxa" w:w="2256"/>
+          </w:tcPr>
+          <w:p>
+            <w:pPr>
+              <w:spacing w:before="40" w:after="40"/>
+            </w:pPr>
+            <w:r/>
+            <w:r>
+              <w:t>2</w:t>
+            </w:r>
+          </w:p>
+        </w:tc>
+        <w:tc>
+          <w:tcPr>
+            <w:tcW w:type="dxa" w:w="2256"/>
+          </w:tcPr>
+          <w:p>
+            <w:pPr>
+              <w:spacing w:before="40" w:after="40"/>
+            </w:pPr>
+            <w:r/>
+            <w:r>
+              <w:t>4,94</w:t>
+            </w:r>
+          </w:p>
+        </w:tc>
+        <w:tc>
+          <w:tcPr>
+            <w:tcW w:type="dxa" w:w="2256"/>
+          </w:tcPr>
+          <w:p>
+            <w:pPr>
+              <w:spacing w:before="40" w:after="40"/>
+            </w:pPr>
+            <w:r/>
+            <w:r>
+              <w:t>5,75</w:t>
+            </w:r>
+          </w:p>
+        </w:tc>
+        <w:tc>
+          <w:tcPr>
+            <w:tcW w:type="dxa" w:w="2256"/>
+          </w:tcPr>
+          <w:p>
+            <w:pPr>
+              <w:spacing w:before="40" w:after="40"/>
+            </w:pPr>
+            <w:r/>
+            <w:r>
+              <w:t>+0,81</w:t>
+            </w:r>
+          </w:p>
+        </w:tc>
+      </w:tr>
+      <w:tr>
+        <w:tc>
+          <w:tcPr>
+            <w:tcW w:type="dxa" w:w="2256"/>
+          </w:tcPr>
+          <w:p>
+            <w:pPr>
+              <w:spacing w:before="40" w:after="40"/>
+            </w:pPr>
+            <w:r/>
+            <w:r>
+              <w:t>3</w:t>
+            </w:r>
+          </w:p>
+        </w:tc>
+        <w:tc>
+          <w:tcPr>
+            <w:tcW w:type="dxa" w:w="2256"/>
+          </w:tcPr>
+          <w:p>
+            <w:pPr>
+              <w:spacing w:before="40" w:after="40"/>
+            </w:pPr>
+            <w:r/>
+            <w:r>
+              <w:t>5,61</w:t>
+            </w:r>
+          </w:p>
+        </w:tc>
+        <w:tc>
+          <w:tcPr>
+            <w:tcW w:type="dxa" w:w="2256"/>
+          </w:tcPr>
+          <w:p>
+            <w:pPr>
+              <w:spacing w:before="40" w:after="40"/>
+            </w:pPr>
+            <w:r/>
+            <w:r>
+              <w:t>6,50</w:t>
+            </w:r>
+          </w:p>
+        </w:tc>
+        <w:tc>
+          <w:tcPr>
+            <w:tcW w:type="dxa" w:w="2256"/>
+          </w:tcPr>
+          <w:p>
+            <w:pPr>
+              <w:spacing w:before="40" w:after="40"/>
+            </w:pPr>
+            <w:r/>
+            <w:r>
+              <w:t>+0,89</w:t>
+            </w:r>
+          </w:p>
+        </w:tc>
+      </w:tr>
+      <w:tr>
+        <w:tc>
+          <w:tcPr>
+            <w:tcW w:type="dxa" w:w="2256"/>
+          </w:tcPr>
+          <w:p>
+            <w:pPr>
+              <w:spacing w:before="40" w:after="40"/>
+            </w:pPr>
+            <w:r/>
+            <w:r>
+              <w:t>Promedio</w:t>
+            </w:r>
+          </w:p>
+        </w:tc>
+        <w:tc>
+          <w:tcPr>
+            <w:tcW w:type="dxa" w:w="2256"/>
+          </w:tcPr>
+          <w:p>
+            <w:pPr>
+              <w:spacing w:before="40" w:after="40"/>
+            </w:pPr>
+            <w:r/>
+            <w:r/>
+          </w:p>
+        </w:tc>
+        <w:tc>
+          <w:tcPr>
+            <w:tcW w:type="dxa" w:w="2256"/>
+          </w:tcPr>
+          <w:p>
+            <w:pPr>
+              <w:spacing w:before="40" w:after="40"/>
+            </w:pPr>
+            <w:r/>
+            <w:r/>
+          </w:p>
+        </w:tc>
+        <w:tc>
+          <w:tcPr>
+            <w:tcW w:type="dxa" w:w="2256"/>
+          </w:tcPr>
+          <w:p>
+            <w:pPr>
+              <w:spacing w:before="40" w:after="40"/>
+            </w:pPr>
+            <w:r/>
+            <w:r>
+              <w:t>+0,72</w:t>
             </w:r>
           </w:p>
         </w:tc>
@@ -19484,6 +19712,82 @@
       <w:pPr>
         <w:spacing w:after="200"/>
       </w:pPr>
+    </w:p>
+    <w:p>
+      <w:pPr>
+        <w:spacing w:after="200"/>
+      </w:pPr>
+    </w:p>
+    <w:p>
+      <w:pPr>
+        <w:spacing w:after="200"/>
+        <w:jc w:val="both"/>
+      </w:pPr>
+      <w:r>
+        <w:lastRenderedPageBreak/>
+        <w:t xml:space="preserve">A partir de estos resultados se configuraron los factores de corrección por software: +1,13 °C para el sensor Freezer y -0,72 °C para el sensor Heladera 1. El error residual </w:t>
+      </w:r>
+      <w:proofErr w:type="spellStart"/>
+      <w:r>
+        <w:t>post-corrección</w:t>
+      </w:r>
+      <w:proofErr w:type="spellEnd"/>
+      <w:r>
+        <w:t xml:space="preserve"> es de ±0,35 °C, cumpliendo el criterio CA-1 (≤ ±0,5 °C).</w:t>
+      </w:r>
+    </w:p>
+    <w:p>
+      <w:pPr>
+        <w:pStyle w:val="Ttulo3"/>
+      </w:pPr>
+      <w:r>
+        <w:rPr>
+          <w:sz w:val="24"/>
+          <w:szCs w:val="24"/>
+        </w:rPr>
+        <w:t xml:space="preserve">5.2.2 Validación extendida con </w:t>
+      </w:r>
+      <w:proofErr w:type="spellStart"/>
+      <w:r>
+        <w:rPr>
+          <w:sz w:val="24"/>
+          <w:szCs w:val="24"/>
+        </w:rPr>
+        <w:t>dataloggers</w:t>
+      </w:r>
+      <w:proofErr w:type="spellEnd"/>
+      <w:r>
+        <w:rPr>
+          <w:sz w:val="24"/>
+          <w:szCs w:val="24"/>
+        </w:rPr>
+        <w:t xml:space="preserve"> (Favaloro, 8-jun a 3-jul)</w:t>
+      </w:r>
+    </w:p>
+    <w:p>
+      <w:pPr>
+        <w:spacing w:after="200"/>
+        <w:jc w:val="both"/>
+      </w:pPr>
+      <w:r>
+        <w:t xml:space="preserve">Durante 25 días, ambos sensores </w:t>
+      </w:r>
+      <w:proofErr w:type="spellStart"/>
+      <w:r>
+        <w:t>SmartTemp</w:t>
+      </w:r>
+      <w:proofErr w:type="spellEnd"/>
+      <w:r>
+        <w:t xml:space="preserve"> operaron simultáneamente con los </w:t>
+      </w:r>
+      <w:proofErr w:type="spellStart"/>
+      <w:r>
+        <w:t>dataloggers</w:t>
+      </w:r>
+      <w:proofErr w:type="spellEnd"/>
+      <w:r>
+        <w:t xml:space="preserve"> UTRID-16 en una cámara de frío del laboratorio de la Universidad Favaloro. Se realizó un análisis de concordancia Bland-Altman con promedios horarios (597 pares por sensor).</w:t>
+      </w:r>
     </w:p>
     <w:p>
       <w:pPr>
@@ -19494,473 +19798,8 @@
       <w:r>
         <w:rPr>
           <w:b/>
-          <w:bCs/>
-        </w:rPr>
-        <w:t>Tabla 11.</w:t>
-      </w:r>
-      <w:r>
-        <w:t xml:space="preserve"> Resultados de calibración puntual — Sensor Heladera 1 (28db3543d4e13c37).</w:t>
-      </w:r>
-    </w:p>
-    <w:p>
-      <w:pPr>
-        <w:spacing w:before="200" w:after="100"/>
-      </w:pPr>
-    </w:p>
-    <w:tbl>
-      <w:tblPr>
-        <w:tblW w:w="5000" w:type="pct"/>
-        <w:tblBorders>
-          <w:top w:val="single" w:sz="4" w:space="0" w:color="auto"/>
-          <w:left w:val="single" w:sz="4" w:space="0" w:color="auto"/>
-          <w:bottom w:val="single" w:sz="4" w:space="0" w:color="auto"/>
-          <w:right w:val="single" w:sz="4" w:space="0" w:color="auto"/>
-          <w:insideH w:val="single" w:sz="4" w:space="0" w:color="auto"/>
-          <w:insideV w:val="single" w:sz="4" w:space="0" w:color="auto"/>
-        </w:tblBorders>
-        <w:tblCellMar>
-          <w:left w:w="10" w:type="dxa"/>
-          <w:right w:w="10" w:type="dxa"/>
-        </w:tblCellMar>
-        <w:tblLook w:val="0000" w:firstRow="0" w:lastRow="0" w:firstColumn="0" w:lastColumn="0" w:noHBand="0" w:noVBand="0"/>
-      </w:tblPr>
-      <w:tblGrid>
-        <w:gridCol w:w="1766"/>
-        <w:gridCol w:w="2105"/>
-        <w:gridCol w:w="3225"/>
-        <w:gridCol w:w="1920"/>
-      </w:tblGrid>
-      <w:tr>
-        <w:tblPrEx>
-          <w:tblCellMar>
-            <w:top w:w="0" w:type="dxa"/>
-            <w:bottom w:w="0" w:type="dxa"/>
-          </w:tblCellMar>
-        </w:tblPrEx>
-        <w:tc>
-          <w:tcPr>
-            <w:tcW w:w="0" w:type="auto"/>
-            <w:shd w:val="solid" w:color="E8E8E8" w:fill="auto"/>
-            <w:vAlign w:val="center"/>
-          </w:tcPr>
-          <w:p>
-            <w:pPr>
-              <w:spacing w:before="40" w:after="40"/>
-            </w:pPr>
-            <w:r>
-              <w:rPr>
-                <w:b/>
-                <w:bCs/>
-              </w:rPr>
-              <w:t>Medición</w:t>
-            </w:r>
-          </w:p>
-        </w:tc>
-        <w:tc>
-          <w:tcPr>
-            <w:tcW w:w="0" w:type="auto"/>
-            <w:shd w:val="solid" w:color="E8E8E8" w:fill="auto"/>
-            <w:vAlign w:val="center"/>
-          </w:tcPr>
-          <w:p>
-            <w:pPr>
-              <w:spacing w:before="40" w:after="40"/>
-            </w:pPr>
-            <w:r>
-              <w:rPr>
-                <w:b/>
-                <w:bCs/>
-              </w:rPr>
-              <w:t>Patrón (°C)</w:t>
-            </w:r>
-          </w:p>
-        </w:tc>
-        <w:tc>
-          <w:tcPr>
-            <w:tcW w:w="0" w:type="auto"/>
-            <w:shd w:val="solid" w:color="E8E8E8" w:fill="auto"/>
-            <w:vAlign w:val="center"/>
-          </w:tcPr>
-          <w:p>
-            <w:pPr>
-              <w:spacing w:before="40" w:after="40"/>
-            </w:pPr>
-            <w:r>
-              <w:rPr>
-                <w:b/>
-                <w:bCs/>
-              </w:rPr>
-              <w:t>Sensor crudo (°C)</w:t>
-            </w:r>
-          </w:p>
-        </w:tc>
-        <w:tc>
-          <w:tcPr>
-            <w:tcW w:w="0" w:type="auto"/>
-            <w:shd w:val="solid" w:color="E8E8E8" w:fill="auto"/>
-            <w:vAlign w:val="center"/>
-          </w:tcPr>
-          <w:p>
-            <w:pPr>
-              <w:spacing w:before="40" w:after="40"/>
-            </w:pPr>
-            <w:r>
-              <w:rPr>
-                <w:b/>
-                <w:bCs/>
-              </w:rPr>
-              <w:t>Error (°C)</w:t>
-            </w:r>
-          </w:p>
-        </w:tc>
-      </w:tr>
-      <w:tr>
-        <w:tblPrEx>
-          <w:tblCellMar>
-            <w:top w:w="0" w:type="dxa"/>
-            <w:bottom w:w="0" w:type="dxa"/>
-          </w:tblCellMar>
-        </w:tblPrEx>
-        <w:tc>
-          <w:tcPr>
-            <w:tcW w:w="0" w:type="auto"/>
-            <w:vAlign w:val="center"/>
-          </w:tcPr>
-          <w:p>
-            <w:pPr>
-              <w:spacing w:before="40" w:after="40"/>
-            </w:pPr>
-            <w:r>
-              <w:t>1</w:t>
-            </w:r>
-          </w:p>
-        </w:tc>
-        <w:tc>
-          <w:tcPr>
-            <w:tcW w:w="0" w:type="auto"/>
-            <w:vAlign w:val="center"/>
-          </w:tcPr>
-          <w:p>
-            <w:pPr>
-              <w:spacing w:before="40" w:after="40"/>
-            </w:pPr>
-            <w:r>
-              <w:t>4,29</w:t>
-            </w:r>
-          </w:p>
-        </w:tc>
-        <w:tc>
-          <w:tcPr>
-            <w:tcW w:w="0" w:type="auto"/>
-            <w:vAlign w:val="center"/>
-          </w:tcPr>
-          <w:p>
-            <w:pPr>
-              <w:spacing w:before="40" w:after="40"/>
-            </w:pPr>
-            <w:r>
-              <w:t>4,75</w:t>
-            </w:r>
-          </w:p>
-        </w:tc>
-        <w:tc>
-          <w:tcPr>
-            <w:tcW w:w="0" w:type="auto"/>
-            <w:vAlign w:val="center"/>
-          </w:tcPr>
-          <w:p>
-            <w:pPr>
-              <w:spacing w:before="40" w:after="40"/>
-            </w:pPr>
-            <w:r>
-              <w:t>+0,46</w:t>
-            </w:r>
-          </w:p>
-        </w:tc>
-      </w:tr>
-      <w:tr>
-        <w:tblPrEx>
-          <w:tblCellMar>
-            <w:top w:w="0" w:type="dxa"/>
-            <w:bottom w:w="0" w:type="dxa"/>
-          </w:tblCellMar>
-        </w:tblPrEx>
-        <w:tc>
-          <w:tcPr>
-            <w:tcW w:w="0" w:type="auto"/>
-            <w:vAlign w:val="center"/>
-          </w:tcPr>
-          <w:p>
-            <w:pPr>
-              <w:spacing w:before="40" w:after="40"/>
-            </w:pPr>
-            <w:r>
-              <w:t>2</w:t>
-            </w:r>
-          </w:p>
-        </w:tc>
-        <w:tc>
-          <w:tcPr>
-            <w:tcW w:w="0" w:type="auto"/>
-            <w:vAlign w:val="center"/>
-          </w:tcPr>
-          <w:p>
-            <w:pPr>
-              <w:spacing w:before="40" w:after="40"/>
-            </w:pPr>
-            <w:r>
-              <w:t>4,94</w:t>
-            </w:r>
-          </w:p>
-        </w:tc>
-        <w:tc>
-          <w:tcPr>
-            <w:tcW w:w="0" w:type="auto"/>
-            <w:vAlign w:val="center"/>
-          </w:tcPr>
-          <w:p>
-            <w:pPr>
-              <w:spacing w:before="40" w:after="40"/>
-            </w:pPr>
-            <w:r>
-              <w:t>5,75</w:t>
-            </w:r>
-          </w:p>
-        </w:tc>
-        <w:tc>
-          <w:tcPr>
-            <w:tcW w:w="0" w:type="auto"/>
-            <w:vAlign w:val="center"/>
-          </w:tcPr>
-          <w:p>
-            <w:pPr>
-              <w:spacing w:before="40" w:after="40"/>
-            </w:pPr>
-            <w:r>
-              <w:t>+0,81</w:t>
-            </w:r>
-          </w:p>
-        </w:tc>
-      </w:tr>
-      <w:tr>
-        <w:tblPrEx>
-          <w:tblCellMar>
-            <w:top w:w="0" w:type="dxa"/>
-            <w:bottom w:w="0" w:type="dxa"/>
-          </w:tblCellMar>
-        </w:tblPrEx>
-        <w:tc>
-          <w:tcPr>
-            <w:tcW w:w="0" w:type="auto"/>
-            <w:vAlign w:val="center"/>
-          </w:tcPr>
-          <w:p>
-            <w:pPr>
-              <w:spacing w:before="40" w:after="40"/>
-            </w:pPr>
-            <w:r>
-              <w:t>3</w:t>
-            </w:r>
-          </w:p>
-        </w:tc>
-        <w:tc>
-          <w:tcPr>
-            <w:tcW w:w="0" w:type="auto"/>
-            <w:vAlign w:val="center"/>
-          </w:tcPr>
-          <w:p>
-            <w:pPr>
-              <w:spacing w:before="40" w:after="40"/>
-            </w:pPr>
-            <w:r>
-              <w:t>5,61</w:t>
-            </w:r>
-          </w:p>
-        </w:tc>
-        <w:tc>
-          <w:tcPr>
-            <w:tcW w:w="0" w:type="auto"/>
-            <w:vAlign w:val="center"/>
-          </w:tcPr>
-          <w:p>
-            <w:pPr>
-              <w:spacing w:before="40" w:after="40"/>
-            </w:pPr>
-            <w:r>
-              <w:t>6,50</w:t>
-            </w:r>
-          </w:p>
-        </w:tc>
-        <w:tc>
-          <w:tcPr>
-            <w:tcW w:w="0" w:type="auto"/>
-            <w:vAlign w:val="center"/>
-          </w:tcPr>
-          <w:p>
-            <w:pPr>
-              <w:spacing w:before="40" w:after="40"/>
-            </w:pPr>
-            <w:r>
-              <w:t>+0,89</w:t>
-            </w:r>
-          </w:p>
-        </w:tc>
-      </w:tr>
-      <w:tr>
-        <w:tblPrEx>
-          <w:tblCellMar>
-            <w:top w:w="0" w:type="dxa"/>
-            <w:bottom w:w="0" w:type="dxa"/>
-          </w:tblCellMar>
-        </w:tblPrEx>
-        <w:tc>
-          <w:tcPr>
-            <w:tcW w:w="0" w:type="auto"/>
-            <w:vAlign w:val="center"/>
-          </w:tcPr>
-          <w:p>
-            <w:pPr>
-              <w:spacing w:before="40" w:after="40"/>
-            </w:pPr>
-            <w:r>
-              <w:rPr>
-                <w:b/>
-                <w:bCs/>
-              </w:rPr>
-              <w:t>Promedio</w:t>
-            </w:r>
-          </w:p>
-        </w:tc>
-        <w:tc>
-          <w:tcPr>
-            <w:tcW w:w="0" w:type="auto"/>
-            <w:vAlign w:val="center"/>
-          </w:tcPr>
-          <w:p>
-            <w:pPr>
-              <w:spacing w:before="40" w:after="40"/>
-            </w:pPr>
-          </w:p>
-        </w:tc>
-        <w:tc>
-          <w:tcPr>
-            <w:tcW w:w="0" w:type="auto"/>
-            <w:vAlign w:val="center"/>
-          </w:tcPr>
-          <w:p>
-            <w:pPr>
-              <w:spacing w:before="40" w:after="40"/>
-            </w:pPr>
-          </w:p>
-        </w:tc>
-        <w:tc>
-          <w:tcPr>
-            <w:tcW w:w="0" w:type="auto"/>
-            <w:vAlign w:val="center"/>
-          </w:tcPr>
-          <w:p>
-            <w:pPr>
-              <w:spacing w:before="40" w:after="40"/>
-            </w:pPr>
-            <w:r>
-              <w:rPr>
-                <w:b/>
-                <w:bCs/>
-              </w:rPr>
-              <w:t>+0,72</w:t>
-            </w:r>
-          </w:p>
-        </w:tc>
-      </w:tr>
-    </w:tbl>
-    <w:p>
-      <w:pPr>
-        <w:spacing w:after="200"/>
-      </w:pPr>
-    </w:p>
-    <w:p>
-      <w:pPr>
-        <w:spacing w:after="200"/>
-        <w:jc w:val="both"/>
-      </w:pPr>
-      <w:r>
-        <w:lastRenderedPageBreak/>
-        <w:t xml:space="preserve">A partir de estos resultados se configuraron los factores de corrección por software: +1,13 °C para el sensor Freezer y -0,72 °C para el sensor Heladera 1. El error residual </w:t>
-      </w:r>
-      <w:proofErr w:type="spellStart"/>
-      <w:r>
-        <w:t>post-corrección</w:t>
-      </w:r>
-      <w:proofErr w:type="spellEnd"/>
-      <w:r>
-        <w:t xml:space="preserve"> es de ±0,35 °C, cumpliendo el criterio CA-1 (≤ ±0,5 °C).</w:t>
-      </w:r>
-    </w:p>
-    <w:p>
-      <w:pPr>
-        <w:pStyle w:val="Ttulo3"/>
-      </w:pPr>
-      <w:r>
-        <w:rPr>
-          <w:sz w:val="24"/>
-          <w:szCs w:val="24"/>
-        </w:rPr>
-        <w:t xml:space="preserve">5.2.2 Validación extendida con </w:t>
-      </w:r>
-      <w:proofErr w:type="spellStart"/>
-      <w:r>
-        <w:rPr>
-          <w:sz w:val="24"/>
-          <w:szCs w:val="24"/>
-        </w:rPr>
-        <w:t>dataloggers</w:t>
-      </w:r>
-      <w:proofErr w:type="spellEnd"/>
-      <w:r>
-        <w:rPr>
-          <w:sz w:val="24"/>
-          <w:szCs w:val="24"/>
-        </w:rPr>
-        <w:t xml:space="preserve"> (Favaloro, 8-jun a 3-jul)</w:t>
-      </w:r>
-    </w:p>
-    <w:p>
-      <w:pPr>
-        <w:spacing w:after="200"/>
-        <w:jc w:val="both"/>
-      </w:pPr>
-      <w:r>
-        <w:t xml:space="preserve">Durante 25 días, ambos sensores </w:t>
-      </w:r>
-      <w:proofErr w:type="spellStart"/>
-      <w:r>
-        <w:t>SmartTemp</w:t>
-      </w:r>
-      <w:proofErr w:type="spellEnd"/>
-      <w:r>
-        <w:t xml:space="preserve"> operaron simultáneamente con los </w:t>
-      </w:r>
-      <w:proofErr w:type="spellStart"/>
-      <w:r>
-        <w:t>dataloggers</w:t>
-      </w:r>
-      <w:proofErr w:type="spellEnd"/>
-      <w:r>
-        <w:t xml:space="preserve"> UTRID-16 en una cámara de frío del laboratorio de la Universidad Favaloro. Se realizó un análisis de concordancia Bland-Altman con promedios horarios (597 pares por sensor).</w:t>
-      </w:r>
-    </w:p>
-    <w:p>
-      <w:pPr>
-        <w:pStyle w:val="EpigrafeTabla"/>
-        <w:spacing w:after="200"/>
-        <w:jc w:val="both"/>
-      </w:pPr>
-      <w:r>
-        <w:rPr>
-          <w:b/>
-          <w:bCs/>
-        </w:rPr>
-        <w:t>Tabla 12.</w:t>
+        </w:rPr>
+        <w:t>Tabla 13.</w:t>
       </w:r>
       <w:r>
         <w:t xml:space="preserve"> Resultados del análisis Bland-Altman.</w:t>
@@ -20441,9 +20280,8 @@
       <w:r>
         <w:rPr>
           <w:b/>
-          <w:bCs/>
-        </w:rPr>
-        <w:t>Tabla 13.</w:t>
+        </w:rPr>
+        <w:t>Tabla 14.</w:t>
       </w:r>
       <w:r>
         <w:t xml:space="preserve"> Caracterización de la anomalía térmica detectada.</w:t>
@@ -20921,9 +20759,8 @@
       <w:r>
         <w:rPr>
           <w:b/>
-          <w:bCs/>
-        </w:rPr>
-        <w:t>Tabla 14.</w:t>
+        </w:rPr>
+        <w:t>Tabla 15.</w:t>
       </w:r>
       <w:r>
         <w:t xml:space="preserve"> Disponibilidad del sistema durante el período de evaluación (113 días).</w:t>
@@ -21656,10 +21493,10 @@
         <w:rPr>
           <w:b/>
         </w:rPr>
-        <w:t>Tabla 14a.</w:t>
-      </w:r>
-      <w:r>
-        <w:t xml:space="preserve"> Métricas de confiabilidad en operación estable (Favaloro, 28 días, modo continuo).</w:t>
+        <w:t>Tabla 16.</w:t>
+      </w:r>
+      <w:r>
+        <w:t xml:space="preserve"> Métricas de confiabilidad (MTBF/MTTR): operación estable y período completo.</w:t>
       </w:r>
     </w:p>
     <w:tbl>
@@ -21743,138 +21580,7 @@
         <w:tc>
           <w:tcPr>
             <w:tcW w:type="dxa" w:w="3009"/>
-          </w:tcPr>
-          <w:p>
-            <w:pPr>
-              <w:spacing w:before="40" w:after="40"/>
-            </w:pPr>
-            <w:r/>
-            <w:r>
-              <w:t>Período evaluado</w:t>
-            </w:r>
-          </w:p>
-        </w:tc>
-        <w:tc>
-          <w:tcPr>
-            <w:tcW w:type="dxa" w:w="3009"/>
-          </w:tcPr>
-          <w:p>
-            <w:pPr>
-              <w:spacing w:before="40" w:after="40"/>
-            </w:pPr>
-            <w:r/>
-            <w:r>
-              <w:t>671 h (28 días)</w:t>
-            </w:r>
-          </w:p>
-        </w:tc>
-        <w:tc>
-          <w:tcPr>
-            <w:tcW w:type="dxa" w:w="3009"/>
-          </w:tcPr>
-          <w:p>
-            <w:pPr>
-              <w:spacing w:before="40" w:after="40"/>
-            </w:pPr>
-            <w:r/>
-            <w:r>
-              <w:t>671 h (28 días)</w:t>
-            </w:r>
-          </w:p>
-        </w:tc>
-      </w:tr>
-      <w:tr>
-        <w:tc>
-          <w:tcPr>
-            <w:tcW w:type="dxa" w:w="3009"/>
-          </w:tcPr>
-          <w:p>
-            <w:pPr>
-              <w:spacing w:before="40" w:after="40"/>
-            </w:pPr>
-            <w:r/>
-            <w:r>
-              <w:t>Total de mediciones</w:t>
-            </w:r>
-          </w:p>
-        </w:tc>
-        <w:tc>
-          <w:tcPr>
-            <w:tcW w:type="dxa" w:w="3009"/>
-          </w:tcPr>
-          <w:p>
-            <w:pPr>
-              <w:spacing w:before="40" w:after="40"/>
-            </w:pPr>
-            <w:r/>
-            <w:r>
-              <w:t>7.843</w:t>
-            </w:r>
-          </w:p>
-        </w:tc>
-        <w:tc>
-          <w:tcPr>
-            <w:tcW w:type="dxa" w:w="3009"/>
-          </w:tcPr>
-          <w:p>
-            <w:pPr>
-              <w:spacing w:before="40" w:after="40"/>
-            </w:pPr>
-            <w:r/>
-            <w:r>
-              <w:t>7.883</w:t>
-            </w:r>
-          </w:p>
-        </w:tc>
-      </w:tr>
-      <w:tr>
-        <w:tc>
-          <w:tcPr>
-            <w:tcW w:type="dxa" w:w="3009"/>
-          </w:tcPr>
-          <w:p>
-            <w:pPr>
-              <w:spacing w:before="40" w:after="40"/>
-            </w:pPr>
-            <w:r/>
-            <w:r>
-              <w:t>Fallas (gaps &gt; 15 min)</w:t>
-            </w:r>
-          </w:p>
-        </w:tc>
-        <w:tc>
-          <w:tcPr>
-            <w:tcW w:type="dxa" w:w="3009"/>
-          </w:tcPr>
-          <w:p>
-            <w:pPr>
-              <w:spacing w:before="40" w:after="40"/>
-            </w:pPr>
-            <w:r/>
-            <w:r>
-              <w:t>28</w:t>
-            </w:r>
-          </w:p>
-        </w:tc>
-        <w:tc>
-          <w:tcPr>
-            <w:tcW w:type="dxa" w:w="3009"/>
-          </w:tcPr>
-          <w:p>
-            <w:pPr>
-              <w:spacing w:before="40" w:after="40"/>
-            </w:pPr>
-            <w:r/>
-            <w:r>
-              <w:t>1</w:t>
-            </w:r>
-          </w:p>
-        </w:tc>
-      </w:tr>
-      <w:tr>
-        <w:tc>
-          <w:tcPr>
-            <w:tcW w:type="dxa" w:w="3009"/>
+            <w:shd w:val="solid" w:color="F2F2F2" w:fill="auto"/>
           </w:tcPr>
           <w:p>
             <w:pPr>
@@ -21885,87 +21591,14 @@
               <w:rPr>
                 <w:b/>
               </w:rPr>
-              <w:t>MTBF</w:t>
+              <w:t>Operación estable (Favaloro, 28 días)</w:t>
             </w:r>
           </w:p>
         </w:tc>
         <w:tc>
           <w:tcPr>
             <w:tcW w:type="dxa" w:w="3009"/>
-          </w:tcPr>
-          <w:p>
-            <w:pPr>
-              <w:spacing w:before="40" w:after="40"/>
-            </w:pPr>
-            <w:r/>
-            <w:r>
-              <w:t>23,96 h</w:t>
-            </w:r>
-          </w:p>
-        </w:tc>
-        <w:tc>
-          <w:tcPr>
-            <w:tcW w:type="dxa" w:w="3009"/>
-          </w:tcPr>
-          <w:p>
-            <w:pPr>
-              <w:spacing w:before="40" w:after="40"/>
-            </w:pPr>
-            <w:r/>
-            <w:r>
-              <w:t>671 h</w:t>
-            </w:r>
-          </w:p>
-        </w:tc>
-      </w:tr>
-      <w:tr>
-        <w:tc>
-          <w:tcPr>
-            <w:tcW w:type="dxa" w:w="3009"/>
-          </w:tcPr>
-          <w:p>
-            <w:pPr>
-              <w:spacing w:before="40" w:after="40"/>
-            </w:pPr>
-            <w:r/>
-            <w:r>
-              <w:t>MTTR promedio</w:t>
-            </w:r>
-          </w:p>
-        </w:tc>
-        <w:tc>
-          <w:tcPr>
-            <w:tcW w:type="dxa" w:w="3009"/>
-          </w:tcPr>
-          <w:p>
-            <w:pPr>
-              <w:spacing w:before="40" w:after="40"/>
-            </w:pPr>
-            <w:r/>
-            <w:r>
-              <w:t>28,4 min</w:t>
-            </w:r>
-          </w:p>
-        </w:tc>
-        <w:tc>
-          <w:tcPr>
-            <w:tcW w:type="dxa" w:w="3009"/>
-          </w:tcPr>
-          <w:p>
-            <w:pPr>
-              <w:spacing w:before="40" w:after="40"/>
-            </w:pPr>
-            <w:r/>
-            <w:r>
-              <w:t>5,3 h</w:t>
-            </w:r>
-          </w:p>
-        </w:tc>
-      </w:tr>
-      <w:tr>
-        <w:tc>
-          <w:tcPr>
-            <w:tcW w:type="dxa" w:w="3009"/>
+            <w:shd w:val="solid" w:color="F2F2F2" w:fill="auto"/>
           </w:tcPr>
           <w:p>
             <w:pPr>
@@ -21976,83 +21609,13 @@
               <w:rPr>
                 <w:b/>
               </w:rPr>
-              <w:t>Disponibilidad calculada</w:t>
             </w:r>
           </w:p>
         </w:tc>
         <w:tc>
           <w:tcPr>
             <w:tcW w:type="dxa" w:w="3009"/>
-          </w:tcPr>
-          <w:p>
-            <w:pPr>
-              <w:spacing w:before="40" w:after="40"/>
-            </w:pPr>
-            <w:r/>
-            <w:r>
-              <w:t>98,1 %</w:t>
-            </w:r>
-          </w:p>
-        </w:tc>
-        <w:tc>
-          <w:tcPr>
-            <w:tcW w:type="dxa" w:w="3009"/>
-          </w:tcPr>
-          <w:p>
-            <w:pPr>
-              <w:spacing w:before="40" w:after="40"/>
-            </w:pPr>
-            <w:r/>
-            <w:r>
-              <w:t>99,2 %</w:t>
-            </w:r>
-          </w:p>
-        </w:tc>
-      </w:tr>
-    </w:tbl>
-    <w:p>
-      <w:r>
-        <w:t>En operación estable, el sensor Heladera 1 registró una sola falla en 28 días (MTBF = 671 h), atribuible a la inestabilidad del servidor VPS de los días 27-28 de junio (Tabla 21) y no al sensor. El sensor Freezer presentó un MTBF de 23,96 h con un MTTR promedio de 28,4 min: sus 28 "fallas" fueron gaps de 21 a 37 minutos correspondientes a micro-interrupciones del enlace WiFi que el sistema resolvió de forma automática, sin intervención humana. La disponibilidad resultante (98,1 % y 99,2 %) es coherente con los valores reportados en la sección 5.3.3 para el modo continuo estable (99,3-99,7 %).</w:t>
-      </w:r>
-    </w:p>
-    <w:p>
-      <w:pPr>
-        <w:pStyle w:val="EpigrafeTabla"/>
-      </w:pPr>
-      <w:r>
-        <w:rPr>
-          <w:b/>
-        </w:rPr>
-        <w:t>Tabla 14b.</w:t>
-      </w:r>
-      <w:r>
-        <w:t xml:space="preserve"> Métricas de confiabilidad del período completo (113 días).</w:t>
-      </w:r>
-    </w:p>
-    <w:tbl>
-      <w:tblPr>
-        <w:tblLook w:firstColumn="1" w:firstRow="1" w:lastColumn="0" w:lastRow="0" w:noHBand="0" w:noVBand="1" w:val="04A0"/>
-        <w:tblW w:w="5000" w:type="pct"/>
-        <w:tblBorders>
-          <w:top w:val="single" w:sz="4" w:space="0" w:color="auto"/>
-          <w:left w:val="single" w:sz="4" w:space="0" w:color="auto"/>
-          <w:bottom w:val="single" w:sz="4" w:space="0" w:color="auto"/>
-          <w:right w:val="single" w:sz="4" w:space="0" w:color="auto"/>
-          <w:insideH w:val="single" w:sz="4" w:space="0" w:color="auto"/>
-          <w:insideV w:val="single" w:sz="4" w:space="0" w:color="auto"/>
-        </w:tblBorders>
-      </w:tblPr>
-      <w:tblGrid>
-        <w:gridCol w:w="3009"/>
-        <w:gridCol w:w="3009"/>
-        <w:gridCol w:w="3009"/>
-      </w:tblGrid>
-      <w:tr>
-        <w:tc>
-          <w:tcPr>
-            <w:tcW w:type="dxa" w:w="3009"/>
-            <w:shd w:val="solid" w:color="E8E8E8" w:fill="auto"/>
-            <w:vAlign w:val="center"/>
+            <w:shd w:val="solid" w:color="F2F2F2" w:fill="auto"/>
           </w:tcPr>
           <w:p>
             <w:pPr>
@@ -22063,15 +21626,191 @@
               <w:rPr>
                 <w:b/>
               </w:rPr>
-              <w:t>Métrica</w:t>
-            </w:r>
-          </w:p>
-        </w:tc>
+            </w:r>
+          </w:p>
+        </w:tc>
+      </w:tr>
+      <w:tr>
         <w:tc>
           <w:tcPr>
             <w:tcW w:type="dxa" w:w="3009"/>
-            <w:shd w:val="solid" w:color="E8E8E8" w:fill="auto"/>
-            <w:vAlign w:val="center"/>
+          </w:tcPr>
+          <w:p>
+            <w:pPr>
+              <w:spacing w:before="40" w:after="40"/>
+            </w:pPr>
+            <w:r/>
+            <w:r>
+              <w:t>Fallas (gaps &gt; 15 min)</w:t>
+            </w:r>
+          </w:p>
+        </w:tc>
+        <w:tc>
+          <w:tcPr>
+            <w:tcW w:type="dxa" w:w="3009"/>
+          </w:tcPr>
+          <w:p>
+            <w:pPr>
+              <w:spacing w:before="40" w:after="40"/>
+            </w:pPr>
+            <w:r/>
+            <w:r>
+              <w:t>28</w:t>
+            </w:r>
+          </w:p>
+        </w:tc>
+        <w:tc>
+          <w:tcPr>
+            <w:tcW w:type="dxa" w:w="3009"/>
+          </w:tcPr>
+          <w:p>
+            <w:pPr>
+              <w:spacing w:before="40" w:after="40"/>
+            </w:pPr>
+            <w:r/>
+            <w:r>
+              <w:t>1</w:t>
+            </w:r>
+          </w:p>
+        </w:tc>
+      </w:tr>
+      <w:tr>
+        <w:tc>
+          <w:tcPr>
+            <w:tcW w:type="dxa" w:w="3009"/>
+          </w:tcPr>
+          <w:p>
+            <w:pPr>
+              <w:spacing w:before="40" w:after="40"/>
+            </w:pPr>
+            <w:r/>
+            <w:r>
+              <w:t>MTBF</w:t>
+            </w:r>
+          </w:p>
+        </w:tc>
+        <w:tc>
+          <w:tcPr>
+            <w:tcW w:type="dxa" w:w="3009"/>
+          </w:tcPr>
+          <w:p>
+            <w:pPr>
+              <w:spacing w:before="40" w:after="40"/>
+            </w:pPr>
+            <w:r/>
+            <w:r>
+              <w:t>23,96 h</w:t>
+            </w:r>
+          </w:p>
+        </w:tc>
+        <w:tc>
+          <w:tcPr>
+            <w:tcW w:type="dxa" w:w="3009"/>
+          </w:tcPr>
+          <w:p>
+            <w:pPr>
+              <w:spacing w:before="40" w:after="40"/>
+            </w:pPr>
+            <w:r/>
+            <w:r>
+              <w:t>671 h</w:t>
+            </w:r>
+          </w:p>
+        </w:tc>
+      </w:tr>
+      <w:tr>
+        <w:tc>
+          <w:tcPr>
+            <w:tcW w:type="dxa" w:w="3009"/>
+          </w:tcPr>
+          <w:p>
+            <w:pPr>
+              <w:spacing w:before="40" w:after="40"/>
+            </w:pPr>
+            <w:r/>
+            <w:r>
+              <w:t>MTTR promedio</w:t>
+            </w:r>
+          </w:p>
+        </w:tc>
+        <w:tc>
+          <w:tcPr>
+            <w:tcW w:type="dxa" w:w="3009"/>
+          </w:tcPr>
+          <w:p>
+            <w:pPr>
+              <w:spacing w:before="40" w:after="40"/>
+            </w:pPr>
+            <w:r/>
+            <w:r>
+              <w:t>28,4 min</w:t>
+            </w:r>
+          </w:p>
+        </w:tc>
+        <w:tc>
+          <w:tcPr>
+            <w:tcW w:type="dxa" w:w="3009"/>
+          </w:tcPr>
+          <w:p>
+            <w:pPr>
+              <w:spacing w:before="40" w:after="40"/>
+            </w:pPr>
+            <w:r/>
+            <w:r>
+              <w:t>5,3 h</w:t>
+            </w:r>
+          </w:p>
+        </w:tc>
+      </w:tr>
+      <w:tr>
+        <w:tc>
+          <w:tcPr>
+            <w:tcW w:type="dxa" w:w="3009"/>
+          </w:tcPr>
+          <w:p>
+            <w:pPr>
+              <w:spacing w:before="40" w:after="40"/>
+            </w:pPr>
+            <w:r/>
+            <w:r>
+              <w:t>Disponibilidad</w:t>
+            </w:r>
+          </w:p>
+        </w:tc>
+        <w:tc>
+          <w:tcPr>
+            <w:tcW w:type="dxa" w:w="3009"/>
+          </w:tcPr>
+          <w:p>
+            <w:pPr>
+              <w:spacing w:before="40" w:after="40"/>
+            </w:pPr>
+            <w:r/>
+            <w:r>
+              <w:t>98,1 %</w:t>
+            </w:r>
+          </w:p>
+        </w:tc>
+        <w:tc>
+          <w:tcPr>
+            <w:tcW w:type="dxa" w:w="3009"/>
+          </w:tcPr>
+          <w:p>
+            <w:pPr>
+              <w:spacing w:before="40" w:after="40"/>
+            </w:pPr>
+            <w:r/>
+            <w:r>
+              <w:t>99,2 %</w:t>
+            </w:r>
+          </w:p>
+        </w:tc>
+      </w:tr>
+      <w:tr>
+        <w:tc>
+          <w:tcPr>
+            <w:tcW w:type="dxa" w:w="3009"/>
+            <w:shd w:val="solid" w:color="F2F2F2" w:fill="auto"/>
           </w:tcPr>
           <w:p>
             <w:pPr>
@@ -22082,15 +21821,14 @@
               <w:rPr>
                 <w:b/>
               </w:rPr>
-              <w:t>Freezer (28cd8646)</w:t>
+              <w:t>Período completo (113 días)</w:t>
             </w:r>
           </w:p>
         </w:tc>
         <w:tc>
           <w:tcPr>
             <w:tcW w:type="dxa" w:w="3009"/>
-            <w:shd w:val="solid" w:color="E8E8E8" w:fill="auto"/>
-            <w:vAlign w:val="center"/>
+            <w:shd w:val="solid" w:color="F2F2F2" w:fill="auto"/>
           </w:tcPr>
           <w:p>
             <w:pPr>
@@ -22101,103 +21839,13 @@
               <w:rPr>
                 <w:b/>
               </w:rPr>
-              <w:t>Heladera 1 (28db3543)</w:t>
-            </w:r>
-          </w:p>
-        </w:tc>
-      </w:tr>
-      <w:tr>
+            </w:r>
+          </w:p>
+        </w:tc>
         <w:tc>
           <w:tcPr>
             <w:tcW w:type="dxa" w:w="3009"/>
-          </w:tcPr>
-          <w:p>
-            <w:pPr>
-              <w:spacing w:before="40" w:after="40"/>
-            </w:pPr>
-            <w:r/>
-            <w:r>
-              <w:t>Período evaluado</w:t>
-            </w:r>
-          </w:p>
-        </w:tc>
-        <w:tc>
-          <w:tcPr>
-            <w:tcW w:type="dxa" w:w="3009"/>
-          </w:tcPr>
-          <w:p>
-            <w:pPr>
-              <w:spacing w:before="40" w:after="40"/>
-            </w:pPr>
-            <w:r/>
-            <w:r>
-              <w:t>2.702 h (113 días)</w:t>
-            </w:r>
-          </w:p>
-        </w:tc>
-        <w:tc>
-          <w:tcPr>
-            <w:tcW w:type="dxa" w:w="3009"/>
-          </w:tcPr>
-          <w:p>
-            <w:pPr>
-              <w:spacing w:before="40" w:after="40"/>
-            </w:pPr>
-            <w:r/>
-            <w:r>
-              <w:t>2.702 h (113 días)</w:t>
-            </w:r>
-          </w:p>
-        </w:tc>
-      </w:tr>
-      <w:tr>
-        <w:tc>
-          <w:tcPr>
-            <w:tcW w:type="dxa" w:w="3009"/>
-          </w:tcPr>
-          <w:p>
-            <w:pPr>
-              <w:spacing w:before="40" w:after="40"/>
-            </w:pPr>
-            <w:r/>
-            <w:r>
-              <w:t>Fallas (gaps &gt; 15 min)</w:t>
-            </w:r>
-          </w:p>
-        </w:tc>
-        <w:tc>
-          <w:tcPr>
-            <w:tcW w:type="dxa" w:w="3009"/>
-          </w:tcPr>
-          <w:p>
-            <w:pPr>
-              <w:spacing w:before="40" w:after="40"/>
-            </w:pPr>
-            <w:r/>
-            <w:r>
-              <w:t>1.472</w:t>
-            </w:r>
-          </w:p>
-        </w:tc>
-        <w:tc>
-          <w:tcPr>
-            <w:tcW w:type="dxa" w:w="3009"/>
-          </w:tcPr>
-          <w:p>
-            <w:pPr>
-              <w:spacing w:before="40" w:after="40"/>
-            </w:pPr>
-            <w:r/>
-            <w:r>
-              <w:t>679</w:t>
-            </w:r>
-          </w:p>
-        </w:tc>
-      </w:tr>
-      <w:tr>
-        <w:tc>
-          <w:tcPr>
-            <w:tcW w:type="dxa" w:w="3009"/>
+            <w:shd w:val="solid" w:color="F2F2F2" w:fill="auto"/>
           </w:tcPr>
           <w:p>
             <w:pPr>
@@ -22208,35 +21856,6 @@
               <w:rPr>
                 <w:b/>
               </w:rPr>
-              <w:t>MTBF</w:t>
-            </w:r>
-          </w:p>
-        </w:tc>
-        <w:tc>
-          <w:tcPr>
-            <w:tcW w:type="dxa" w:w="3009"/>
-          </w:tcPr>
-          <w:p>
-            <w:pPr>
-              <w:spacing w:before="40" w:after="40"/>
-            </w:pPr>
-            <w:r/>
-            <w:r>
-              <w:t>1,84 h</w:t>
-            </w:r>
-          </w:p>
-        </w:tc>
-        <w:tc>
-          <w:tcPr>
-            <w:tcW w:type="dxa" w:w="3009"/>
-          </w:tcPr>
-          <w:p>
-            <w:pPr>
-              <w:spacing w:before="40" w:after="40"/>
-            </w:pPr>
-            <w:r/>
-            <w:r>
-              <w:t>3,98 h</w:t>
             </w:r>
           </w:p>
         </w:tc>
@@ -22252,7 +21871,7 @@
             </w:pPr>
             <w:r/>
             <w:r>
-              <w:t>MTTR promedio</w:t>
+              <w:t>Fallas (gaps &gt; 15 min)</w:t>
             </w:r>
           </w:p>
         </w:tc>
@@ -22266,7 +21885,7 @@
             </w:pPr>
             <w:r/>
             <w:r>
-              <w:t>44,3 min</w:t>
+              <w:t>1.472</w:t>
             </w:r>
           </w:p>
         </w:tc>
@@ -22280,7 +21899,7 @@
             </w:pPr>
             <w:r/>
             <w:r>
-              <w:t>75,7 min</w:t>
+              <w:t>679</w:t>
             </w:r>
           </w:p>
         </w:tc>
@@ -22296,7 +21915,7 @@
             </w:pPr>
             <w:r/>
             <w:r>
-              <w:t>MTTR máximo</w:t>
+              <w:t>MTBF</w:t>
             </w:r>
           </w:p>
         </w:tc>
@@ -22310,7 +21929,7 @@
             </w:pPr>
             <w:r/>
             <w:r>
-              <w:t>20,9 h</w:t>
+              <w:t>1,84 h</w:t>
             </w:r>
           </w:p>
         </w:tc>
@@ -22324,7 +21943,7 @@
             </w:pPr>
             <w:r/>
             <w:r>
-              <w:t>212,6 h</w:t>
+              <w:t>3,98 h</w:t>
             </w:r>
           </w:p>
         </w:tc>
@@ -22340,10 +21959,51 @@
             </w:pPr>
             <w:r/>
             <w:r>
-              <w:rPr>
-                <w:b/>
-              </w:rPr>
-              <w:t>Disponibilidad calculada</w:t>
+              <w:t>MTTR promedio</w:t>
+            </w:r>
+          </w:p>
+        </w:tc>
+        <w:tc>
+          <w:tcPr>
+            <w:tcW w:type="dxa" w:w="3009"/>
+          </w:tcPr>
+          <w:p>
+            <w:pPr>
+              <w:spacing w:before="40" w:after="40"/>
+            </w:pPr>
+            <w:r/>
+            <w:r>
+              <w:t>44,3 min</w:t>
+            </w:r>
+          </w:p>
+        </w:tc>
+        <w:tc>
+          <w:tcPr>
+            <w:tcW w:type="dxa" w:w="3009"/>
+          </w:tcPr>
+          <w:p>
+            <w:pPr>
+              <w:spacing w:before="40" w:after="40"/>
+            </w:pPr>
+            <w:r/>
+            <w:r>
+              <w:t>75,7 min</w:t>
+            </w:r>
+          </w:p>
+        </w:tc>
+      </w:tr>
+      <w:tr>
+        <w:tc>
+          <w:tcPr>
+            <w:tcW w:type="dxa" w:w="3009"/>
+          </w:tcPr>
+          <w:p>
+            <w:pPr>
+              <w:spacing w:before="40" w:after="40"/>
+            </w:pPr>
+            <w:r/>
+            <w:r>
+              <w:t>Disponibilidad</w:t>
             </w:r>
           </w:p>
         </w:tc>
@@ -22377,6 +22037,11 @@
         </w:tc>
       </w:tr>
     </w:tbl>
+    <w:p>
+      <w:r>
+        <w:t>En operación estable, el sensor Heladera 1 registró una sola falla en 28 días (MTBF = 671 h), atribuible a la inestabilidad del servidor VPS de los días 27-28 de junio (Tabla 22) y no al sensor. El sensor Freezer presentó un MTBF de 23,96 h con un MTTR promedio de 28,4 min: sus 28 "fallas" fueron gaps de 21 a 37 minutos correspondientes a micro-interrupciones del enlace WiFi que el sistema resolvió de forma automática, sin intervención humana. La disponibilidad resultante (98,1 % y 99,2 %) es coherente con los valores reportados en la sección 5.3.3 para el modo continuo estable (99,3-99,7 %).</w:t>
+      </w:r>
+    </w:p>
     <w:p>
       <w:r>
         <w:t>Los valores de MTBF del período completo son bajos porque incorporan las condiciones propias de la fase de desarrollo (uso intencional de deep sleep con intervalos de 10 a 60 min, cambios de modo, red WiFi doméstica y el traslado físico de los sensores), y no reflejan la capacidad del sistema en producción. Esta diferencia es consistente con la separación por fases descrita en las secciones 5.3.2 y 5.10. En conjunto, el bajo MTTR observado en operación estable evidencia una capacidad de auto-recuperación eficiente, atribuible al mecanismo de reconexión WiFi con caché de canal y BSSID en EEPROM (sección 5.7).</w:t>
@@ -22404,9 +22069,8 @@
       <w:r>
         <w:rPr>
           <w:b/>
-          <w:bCs/>
-        </w:rPr>
-        <w:t>Tabla 15.</w:t>
+        </w:rPr>
+        <w:t>Tabla 17.</w:t>
       </w:r>
       <w:r>
         <w:t xml:space="preserve"> Frecuencia de medición durante todo el período.</w:t>
@@ -22724,9 +22388,8 @@
       <w:r>
         <w:rPr>
           <w:b/>
-          <w:bCs/>
-        </w:rPr>
-        <w:t>Tabla 16.</w:t>
+        </w:rPr>
+        <w:t>Tabla 18.</w:t>
       </w:r>
       <w:r>
         <w:t xml:space="preserve"> Excursiones de temperatura detectadas y documentadas.</w:t>
@@ -23267,9 +22930,8 @@
       <w:r>
         <w:rPr>
           <w:b/>
-          <w:bCs/>
-        </w:rPr>
-        <w:t>Tabla 17.</w:t>
+        </w:rPr>
+        <w:t>Tabla 19.</w:t>
       </w:r>
       <w:r>
         <w:t xml:space="preserve"> Eventos de recuperación offline registrados.</w:t>
@@ -23568,9 +23230,8 @@
       <w:r>
         <w:rPr>
           <w:b/>
-          <w:bCs/>
-        </w:rPr>
-        <w:t>Tabla 18.</w:t>
+        </w:rPr>
+        <w:t>Tabla 20.</w:t>
       </w:r>
       <w:r>
         <w:t xml:space="preserve"> Resultados de la prueba de recuperación offline (23-27 abril 2026).</w:t>
@@ -24019,24 +23680,16 @@
         <w:spacing w:after="200"/>
         <w:jc w:val="both"/>
       </w:pPr>
+      <w:proofErr w:type="spellStart"/>
+      <w:proofErr w:type="spellEnd"/>
       <w:r>
         <w:rPr>
           <w:b/>
-          <w:bCs/>
-        </w:rPr>
-        <w:lastRenderedPageBreak/>
-        <w:t>Tabla 19.</w:t>
-      </w:r>
-      <w:r>
-        <w:t xml:space="preserve"> Tiempo de conexión </w:t>
-      </w:r>
-      <w:proofErr w:type="spellStart"/>
-      <w:r>
-        <w:t>WiFi</w:t>
-      </w:r>
-      <w:proofErr w:type="spellEnd"/>
-      <w:r>
-        <w:t>.</w:t>
+        </w:rPr>
+        <w:t>Tabla 21.</w:t>
+      </w:r>
+      <w:r>
+        <w:t xml:space="preserve"> Tiempo de conexión WiFi.</w:t>
       </w:r>
     </w:p>
     <w:p>
@@ -24337,6 +23990,68 @@
       </w:r>
     </w:p>
     <w:p>
+      <w:r>
+        <w:t>Ambos sensores demostraron una configuración remota exitosa: la Heladera 1 registró 48 transiciones de modo y 62 cambios de intervalo, y el Freezer 52 transiciones y 58 cambios, todas confirmadas remotamente vía MQTT (api_bundle, api_sleep, api_voltage).</w:t>
+      </w:r>
+    </w:p>
+    <w:p>
+      <w:pPr>
+        <w:spacing w:after="200"/>
+      </w:pPr>
+    </w:p>
+    <w:p>
+      <w:pPr>
+        <w:pStyle w:val="Ttulo3"/>
+      </w:pPr>
+      <w:r>
+        <w:rPr>
+          <w:sz w:val="24"/>
+          <w:szCs w:val="24"/>
+        </w:rPr>
+        <w:t>5.8.2 Autonomía ante cortes</w:t>
+      </w:r>
+    </w:p>
+    <w:p>
+      <w:pPr>
+        <w:spacing w:after="200"/>
+        <w:jc w:val="both"/>
+      </w:pPr>
+      <w:r>
+        <w:t xml:space="preserve">Durante el período de evaluación se registraron cortes reales del servidor VPS (verificados mediante </w:t>
+      </w:r>
+      <w:proofErr w:type="spellStart"/>
+      <w:r>
+        <w:rPr>
+          <w:rFonts w:ascii="Courier New" w:eastAsia="Courier New" w:hAnsi="Courier New" w:cs="Courier New"/>
+          <w:sz w:val="20"/>
+          <w:szCs w:val="20"/>
+        </w:rPr>
+        <w:t>last</w:t>
+      </w:r>
+      <w:proofErr w:type="spellEnd"/>
+      <w:r>
+        <w:rPr>
+          <w:rFonts w:ascii="Courier New" w:eastAsia="Courier New" w:hAnsi="Courier New" w:cs="Courier New"/>
+          <w:sz w:val="20"/>
+          <w:szCs w:val="20"/>
+        </w:rPr>
+        <w:t xml:space="preserve"> </w:t>
+      </w:r>
+      <w:proofErr w:type="spellStart"/>
+      <w:r>
+        <w:rPr>
+          <w:rFonts w:ascii="Courier New" w:eastAsia="Courier New" w:hAnsi="Courier New" w:cs="Courier New"/>
+          <w:sz w:val="20"/>
+          <w:szCs w:val="20"/>
+        </w:rPr>
+        <w:t>reboot</w:t>
+      </w:r>
+      <w:proofErr w:type="spellEnd"/>
+      <w:r>
+        <w:t xml:space="preserve"> en el sistema operativo):</w:t>
+      </w:r>
+    </w:p>
+    <w:p>
       <w:pPr>
         <w:pStyle w:val="EpigrafeTabla"/>
         <w:spacing w:after="200"/>
@@ -24345,356 +24060,8 @@
       <w:r>
         <w:rPr>
           <w:b/>
-          <w:bCs/>
-        </w:rPr>
-        <w:t>Tabla 20.</w:t>
-      </w:r>
-      <w:r>
-        <w:t xml:space="preserve"> Transiciones de modo registradas.</w:t>
-      </w:r>
-    </w:p>
-    <w:p>
-      <w:pPr>
-        <w:spacing w:before="200" w:after="100"/>
-      </w:pPr>
-    </w:p>
-    <w:tbl>
-      <w:tblPr>
-        <w:tblW w:w="5000" w:type="pct"/>
-        <w:tblBorders>
-          <w:top w:val="single" w:sz="4" w:space="0" w:color="auto"/>
-          <w:left w:val="single" w:sz="4" w:space="0" w:color="auto"/>
-          <w:bottom w:val="single" w:sz="4" w:space="0" w:color="auto"/>
-          <w:right w:val="single" w:sz="4" w:space="0" w:color="auto"/>
-          <w:insideH w:val="single" w:sz="4" w:space="0" w:color="auto"/>
-          <w:insideV w:val="single" w:sz="4" w:space="0" w:color="auto"/>
-        </w:tblBorders>
-        <w:tblCellMar>
-          <w:left w:w="10" w:type="dxa"/>
-          <w:right w:w="10" w:type="dxa"/>
-        </w:tblCellMar>
-        <w:tblLook w:val="0000" w:firstRow="0" w:lastRow="0" w:firstColumn="0" w:lastColumn="0" w:noHBand="0" w:noVBand="0"/>
-      </w:tblPr>
-      <w:tblGrid>
-        <w:gridCol w:w="1064"/>
-        <w:gridCol w:w="1854"/>
-        <w:gridCol w:w="2194"/>
-        <w:gridCol w:w="3904"/>
-      </w:tblGrid>
-      <w:tr>
-        <w:tblPrEx>
-          <w:tblCellMar>
-            <w:top w:w="0" w:type="dxa"/>
-            <w:bottom w:w="0" w:type="dxa"/>
-          </w:tblCellMar>
-        </w:tblPrEx>
-        <w:tc>
-          <w:tcPr>
-            <w:tcW w:w="0" w:type="auto"/>
-            <w:shd w:val="solid" w:color="E8E8E8" w:fill="auto"/>
-            <w:vAlign w:val="center"/>
-          </w:tcPr>
-          <w:p>
-            <w:pPr>
-              <w:spacing w:before="40" w:after="40"/>
-            </w:pPr>
-            <w:r>
-              <w:rPr>
-                <w:b/>
-                <w:bCs/>
-              </w:rPr>
-              <w:t>Sensor</w:t>
-            </w:r>
-          </w:p>
-        </w:tc>
-        <w:tc>
-          <w:tcPr>
-            <w:tcW w:w="0" w:type="auto"/>
-            <w:shd w:val="solid" w:color="E8E8E8" w:fill="auto"/>
-            <w:vAlign w:val="center"/>
-          </w:tcPr>
-          <w:p>
-            <w:pPr>
-              <w:spacing w:before="40" w:after="40"/>
-            </w:pPr>
-            <w:r>
-              <w:rPr>
-                <w:b/>
-                <w:bCs/>
-              </w:rPr>
-              <w:t>Cambios de modo</w:t>
-            </w:r>
-          </w:p>
-        </w:tc>
-        <w:tc>
-          <w:tcPr>
-            <w:tcW w:w="0" w:type="auto"/>
-            <w:shd w:val="solid" w:color="E8E8E8" w:fill="auto"/>
-            <w:vAlign w:val="center"/>
-          </w:tcPr>
-          <w:p>
-            <w:pPr>
-              <w:spacing w:before="40" w:after="40"/>
-            </w:pPr>
-            <w:r>
-              <w:rPr>
-                <w:b/>
-                <w:bCs/>
-              </w:rPr>
-              <w:t>Cambios de intervalo</w:t>
-            </w:r>
-          </w:p>
-        </w:tc>
-        <w:tc>
-          <w:tcPr>
-            <w:tcW w:w="0" w:type="auto"/>
-            <w:shd w:val="solid" w:color="E8E8E8" w:fill="auto"/>
-            <w:vAlign w:val="center"/>
-          </w:tcPr>
-          <w:p>
-            <w:pPr>
-              <w:spacing w:before="40" w:after="40"/>
-            </w:pPr>
-            <w:r>
-              <w:rPr>
-                <w:b/>
-                <w:bCs/>
-              </w:rPr>
-              <w:t>Configuraciones remotas confirmadas</w:t>
-            </w:r>
-          </w:p>
-        </w:tc>
-      </w:tr>
-      <w:tr>
-        <w:tblPrEx>
-          <w:tblCellMar>
-            <w:top w:w="0" w:type="dxa"/>
-            <w:bottom w:w="0" w:type="dxa"/>
-          </w:tblCellMar>
-        </w:tblPrEx>
-        <w:tc>
-          <w:tcPr>
-            <w:tcW w:w="0" w:type="auto"/>
-            <w:vAlign w:val="center"/>
-          </w:tcPr>
-          <w:p>
-            <w:pPr>
-              <w:spacing w:before="40" w:after="40"/>
-            </w:pPr>
-            <w:r>
-              <w:t>Heladera 1</w:t>
-            </w:r>
-          </w:p>
-        </w:tc>
-        <w:tc>
-          <w:tcPr>
-            <w:tcW w:w="0" w:type="auto"/>
-            <w:vAlign w:val="center"/>
-          </w:tcPr>
-          <w:p>
-            <w:pPr>
-              <w:spacing w:before="40" w:after="40"/>
-            </w:pPr>
-            <w:r>
-              <w:t>48 transiciones</w:t>
-            </w:r>
-          </w:p>
-        </w:tc>
-        <w:tc>
-          <w:tcPr>
-            <w:tcW w:w="0" w:type="auto"/>
-            <w:vAlign w:val="center"/>
-          </w:tcPr>
-          <w:p>
-            <w:pPr>
-              <w:spacing w:before="40" w:after="40"/>
-            </w:pPr>
-            <w:r>
-              <w:t>62 cambios</w:t>
-            </w:r>
-          </w:p>
-        </w:tc>
-        <w:tc>
-          <w:tcPr>
-            <w:tcW w:w="0" w:type="auto"/>
-            <w:vAlign w:val="center"/>
-          </w:tcPr>
-          <w:p>
-            <w:pPr>
-              <w:spacing w:before="40" w:after="40"/>
-            </w:pPr>
-            <w:r>
-              <w:t>Sí (</w:t>
-            </w:r>
-            <w:proofErr w:type="spellStart"/>
-            <w:r>
-              <w:t>api_bundle</w:t>
-            </w:r>
-            <w:proofErr w:type="spellEnd"/>
-            <w:r>
-              <w:t xml:space="preserve">, </w:t>
-            </w:r>
-            <w:proofErr w:type="spellStart"/>
-            <w:r>
-              <w:t>api_sleep</w:t>
-            </w:r>
-            <w:proofErr w:type="spellEnd"/>
-            <w:r>
-              <w:t>)</w:t>
-            </w:r>
-          </w:p>
-        </w:tc>
-      </w:tr>
-      <w:tr>
-        <w:tblPrEx>
-          <w:tblCellMar>
-            <w:top w:w="0" w:type="dxa"/>
-            <w:bottom w:w="0" w:type="dxa"/>
-          </w:tblCellMar>
-        </w:tblPrEx>
-        <w:tc>
-          <w:tcPr>
-            <w:tcW w:w="0" w:type="auto"/>
-            <w:vAlign w:val="center"/>
-          </w:tcPr>
-          <w:p>
-            <w:pPr>
-              <w:spacing w:before="40" w:after="40"/>
-            </w:pPr>
-            <w:r>
-              <w:t>Freezer</w:t>
-            </w:r>
-          </w:p>
-        </w:tc>
-        <w:tc>
-          <w:tcPr>
-            <w:tcW w:w="0" w:type="auto"/>
-            <w:vAlign w:val="center"/>
-          </w:tcPr>
-          <w:p>
-            <w:pPr>
-              <w:spacing w:before="40" w:after="40"/>
-            </w:pPr>
-            <w:r>
-              <w:t>52 transiciones</w:t>
-            </w:r>
-          </w:p>
-        </w:tc>
-        <w:tc>
-          <w:tcPr>
-            <w:tcW w:w="0" w:type="auto"/>
-            <w:vAlign w:val="center"/>
-          </w:tcPr>
-          <w:p>
-            <w:pPr>
-              <w:spacing w:before="40" w:after="40"/>
-            </w:pPr>
-            <w:r>
-              <w:t>58 cambios</w:t>
-            </w:r>
-          </w:p>
-        </w:tc>
-        <w:tc>
-          <w:tcPr>
-            <w:tcW w:w="0" w:type="auto"/>
-            <w:vAlign w:val="center"/>
-          </w:tcPr>
-          <w:p>
-            <w:pPr>
-              <w:spacing w:before="40" w:after="40"/>
-            </w:pPr>
-            <w:r>
-              <w:t>Sí (</w:t>
-            </w:r>
-            <w:proofErr w:type="spellStart"/>
-            <w:r>
-              <w:t>api_bundle</w:t>
-            </w:r>
-            <w:proofErr w:type="spellEnd"/>
-            <w:r>
-              <w:t xml:space="preserve">, </w:t>
-            </w:r>
-            <w:proofErr w:type="spellStart"/>
-            <w:r>
-              <w:t>api_voltage</w:t>
-            </w:r>
-            <w:proofErr w:type="spellEnd"/>
-            <w:r>
-              <w:t>)</w:t>
-            </w:r>
-          </w:p>
-        </w:tc>
-      </w:tr>
-    </w:tbl>
-    <w:p>
-      <w:pPr>
-        <w:spacing w:after="200"/>
-      </w:pPr>
-    </w:p>
-    <w:p>
-      <w:pPr>
-        <w:pStyle w:val="Ttulo3"/>
-      </w:pPr>
-      <w:r>
-        <w:rPr>
-          <w:sz w:val="24"/>
-          <w:szCs w:val="24"/>
-        </w:rPr>
-        <w:t>5.8.2 Autonomía ante cortes</w:t>
-      </w:r>
-    </w:p>
-    <w:p>
-      <w:pPr>
-        <w:spacing w:after="200"/>
-        <w:jc w:val="both"/>
-      </w:pPr>
-      <w:r>
-        <w:t xml:space="preserve">Durante el período de evaluación se registraron cortes reales del servidor VPS (verificados mediante </w:t>
-      </w:r>
-      <w:proofErr w:type="spellStart"/>
-      <w:r>
-        <w:rPr>
-          <w:rFonts w:ascii="Courier New" w:eastAsia="Courier New" w:hAnsi="Courier New" w:cs="Courier New"/>
-          <w:sz w:val="20"/>
-          <w:szCs w:val="20"/>
-        </w:rPr>
-        <w:t>last</w:t>
-      </w:r>
-      <w:proofErr w:type="spellEnd"/>
-      <w:r>
-        <w:rPr>
-          <w:rFonts w:ascii="Courier New" w:eastAsia="Courier New" w:hAnsi="Courier New" w:cs="Courier New"/>
-          <w:sz w:val="20"/>
-          <w:szCs w:val="20"/>
-        </w:rPr>
-        <w:t xml:space="preserve"> </w:t>
-      </w:r>
-      <w:proofErr w:type="spellStart"/>
-      <w:r>
-        <w:rPr>
-          <w:rFonts w:ascii="Courier New" w:eastAsia="Courier New" w:hAnsi="Courier New" w:cs="Courier New"/>
-          <w:sz w:val="20"/>
-          <w:szCs w:val="20"/>
-        </w:rPr>
-        <w:t>reboot</w:t>
-      </w:r>
-      <w:proofErr w:type="spellEnd"/>
-      <w:r>
-        <w:t xml:space="preserve"> en el sistema operativo):</w:t>
-      </w:r>
-    </w:p>
-    <w:p>
-      <w:pPr>
-        <w:pStyle w:val="EpigrafeTabla"/>
-        <w:spacing w:after="200"/>
-        <w:jc w:val="both"/>
-      </w:pPr>
-      <w:r>
-        <w:rPr>
-          <w:b/>
-          <w:bCs/>
-        </w:rPr>
-        <w:t>Tabla 21.</w:t>
+        </w:rPr>
+        <w:t>Tabla 22.</w:t>
       </w:r>
       <w:r>
         <w:t xml:space="preserve"> Reinicios del servidor VPS durante el período de evaluación.</w:t>
@@ -25020,9 +24387,8 @@
       <w:r>
         <w:rPr>
           <w:b/>
-          <w:bCs/>
-        </w:rPr>
-        <w:t>Tabla 22.</w:t>
+        </w:rPr>
+        <w:t>Tabla 23.</w:t>
       </w:r>
       <w:r>
         <w:t xml:space="preserve"> Resumen de autonomía ante cortes.</w:t>
@@ -25490,9 +24856,8 @@
       <w:r>
         <w:rPr>
           <w:b/>
-          <w:bCs/>
-        </w:rPr>
-        <w:t>Tabla 23.</w:t>
+        </w:rPr>
+        <w:t>Tabla 24.</w:t>
       </w:r>
       <w:r>
         <w:t xml:space="preserve"> Resumen del sistema de notificaciones (6-may a 3-jul 2026).</w:t>
@@ -26252,6 +25617,37 @@
       </w:r>
     </w:p>
     <w:p>
+      <w:r>
+        <w:t>El cruce entre reinicios del VPS y las notificaciones confirmó la trazabilidad del sistema: los reinicios del 27 de junio (13:51 UTC) generaron alertas de reconexión por WhatsApp para ambos sensores, mientras que durante la inestabilidad del 28 de junio (13:30-13:53 UTC) los sensores quedaron temporalmente offline sin pérdida de datos (recuperados por sincronización).</w:t>
+      </w:r>
+    </w:p>
+    <w:p>
+      <w:pPr>
+        <w:spacing w:after="200"/>
+      </w:pPr>
+    </w:p>
+    <w:p>
+      <w:pPr>
+        <w:pStyle w:val="Ttulo2"/>
+      </w:pPr>
+      <w:r>
+        <w:rPr>
+          <w:sz w:val="24"/>
+          <w:szCs w:val="24"/>
+        </w:rPr>
+        <w:t>5.10 Trazabilidad y auditoría</w:t>
+      </w:r>
+    </w:p>
+    <w:p>
+      <w:pPr>
+        <w:spacing w:after="200"/>
+        <w:jc w:val="both"/>
+      </w:pPr>
+      <w:r>
+        <w:t>El sistema genera registros auditables para cumplimiento normativo. Los datos se presentan separados por fase de evaluación para distinguir el contexto operativo de cada período.</w:t>
+      </w:r>
+    </w:p>
+    <w:p>
       <w:pPr>
         <w:pStyle w:val="EpigrafeTabla"/>
         <w:spacing w:after="200"/>
@@ -26260,21 +25656,16 @@
       <w:r>
         <w:rPr>
           <w:b/>
-          <w:bCs/>
-        </w:rPr>
-        <w:t>Tabla 24.</w:t>
-      </w:r>
-      <w:r>
-        <w:t xml:space="preserve"> Cruce entre reinicios del VPS y notificaciones automáticas.</w:t>
-      </w:r>
-    </w:p>
-    <w:p>
-      <w:pPr>
-        <w:spacing w:before="200" w:after="100"/>
-      </w:pPr>
+        </w:rPr>
+        <w:t>Tabla 25.</w:t>
+      </w:r>
+      <w:r>
+        <w:t xml:space="preserve"> Registros de auditoría por fase (Fase 1: casa, 12-mar a 4-jun; Fase 2: Favaloro, 5-jun a 3-jul 2026).</w:t>
+      </w:r>
     </w:p>
     <w:tbl>
       <w:tblPr>
+        <w:tblLook w:firstColumn="1" w:firstRow="1" w:lastColumn="0" w:lastRow="0" w:noHBand="0" w:noVBand="1" w:val="04A0"/>
         <w:tblW w:w="5000" w:type="pct"/>
         <w:tblBorders>
           <w:top w:val="single" w:sz="4" w:space="0" w:color="auto"/>
@@ -26284,29 +25675,16 @@
           <w:insideH w:val="single" w:sz="4" w:space="0" w:color="auto"/>
           <w:insideV w:val="single" w:sz="4" w:space="0" w:color="auto"/>
         </w:tblBorders>
-        <w:tblCellMar>
-          <w:left w:w="10" w:type="dxa"/>
-          <w:right w:w="10" w:type="dxa"/>
-        </w:tblCellMar>
-        <w:tblLook w:val="0000" w:firstRow="0" w:lastRow="0" w:firstColumn="0" w:lastColumn="0" w:noHBand="0" w:noVBand="0"/>
       </w:tblPr>
       <w:tblGrid>
-        <w:gridCol w:w="2263"/>
-        <w:gridCol w:w="1381"/>
-        <w:gridCol w:w="1845"/>
-        <w:gridCol w:w="992"/>
-        <w:gridCol w:w="2535"/>
+        <w:gridCol w:w="3009"/>
+        <w:gridCol w:w="3009"/>
+        <w:gridCol w:w="3009"/>
       </w:tblGrid>
       <w:tr>
-        <w:tblPrEx>
-          <w:tblCellMar>
-            <w:top w:w="0" w:type="dxa"/>
-            <w:bottom w:w="0" w:type="dxa"/>
-          </w:tblCellMar>
-        </w:tblPrEx>
-        <w:tc>
-          <w:tcPr>
-            <w:tcW w:w="0" w:type="auto"/>
+        <w:tc>
+          <w:tcPr>
+            <w:tcW w:type="dxa" w:w="3009"/>
             <w:shd w:val="solid" w:color="E8E8E8" w:fill="auto"/>
             <w:vAlign w:val="center"/>
           </w:tcPr>
@@ -26314,18 +25692,18 @@
             <w:pPr>
               <w:spacing w:before="40" w:after="40"/>
             </w:pPr>
+            <w:r/>
             <w:r>
               <w:rPr>
                 <w:b/>
-                <w:bCs/>
               </w:rPr>
-              <w:t>Evento VPS</w:t>
-            </w:r>
-          </w:p>
-        </w:tc>
-        <w:tc>
-          <w:tcPr>
-            <w:tcW w:w="0" w:type="auto"/>
+              <w:t>Tipo de registro</w:t>
+            </w:r>
+          </w:p>
+        </w:tc>
+        <w:tc>
+          <w:tcPr>
+            <w:tcW w:type="dxa" w:w="3009"/>
             <w:shd w:val="solid" w:color="E8E8E8" w:fill="auto"/>
             <w:vAlign w:val="center"/>
           </w:tcPr>
@@ -26333,18 +25711,18 @@
             <w:pPr>
               <w:spacing w:before="40" w:after="40"/>
             </w:pPr>
+            <w:r/>
             <w:r>
               <w:rPr>
                 <w:b/>
-                <w:bCs/>
               </w:rPr>
-              <w:t>Hora (UTC)</w:t>
-            </w:r>
-          </w:p>
-        </w:tc>
-        <w:tc>
-          <w:tcPr>
-            <w:tcW w:w="0" w:type="auto"/>
+              <w:t>Fase 1: prueba-producción (casa)</w:t>
+            </w:r>
+          </w:p>
+        </w:tc>
+        <w:tc>
+          <w:tcPr>
+            <w:tcW w:type="dxa" w:w="3009"/>
             <w:shd w:val="solid" w:color="E8E8E8" w:fill="auto"/>
             <w:vAlign w:val="center"/>
           </w:tcPr>
@@ -26352,284 +25730,276 @@
             <w:pPr>
               <w:spacing w:before="40" w:after="40"/>
             </w:pPr>
+            <w:r/>
             <w:r>
               <w:rPr>
                 <w:b/>
-                <w:bCs/>
               </w:rPr>
-              <w:t>Notificación generada</w:t>
-            </w:r>
-          </w:p>
-        </w:tc>
-        <w:tc>
-          <w:tcPr>
-            <w:tcW w:w="0" w:type="auto"/>
-            <w:shd w:val="solid" w:color="E8E8E8" w:fill="auto"/>
-            <w:vAlign w:val="center"/>
-          </w:tcPr>
-          <w:p>
-            <w:pPr>
-              <w:spacing w:before="40" w:after="40"/>
-            </w:pPr>
-            <w:r>
-              <w:rPr>
-                <w:b/>
-                <w:bCs/>
-              </w:rPr>
-              <w:t>Sensor</w:t>
-            </w:r>
-          </w:p>
-        </w:tc>
-        <w:tc>
-          <w:tcPr>
-            <w:tcW w:w="0" w:type="auto"/>
-            <w:shd w:val="solid" w:color="E8E8E8" w:fill="auto"/>
-            <w:vAlign w:val="center"/>
-          </w:tcPr>
-          <w:p>
-            <w:pPr>
-              <w:spacing w:before="40" w:after="40"/>
-            </w:pPr>
-            <w:r>
-              <w:rPr>
-                <w:b/>
-                <w:bCs/>
-              </w:rPr>
-              <w:t>Estado</w:t>
+              <w:t>Fase 2: sector real (Favaloro)</w:t>
             </w:r>
           </w:p>
         </w:tc>
       </w:tr>
       <w:tr>
-        <w:tblPrEx>
-          <w:tblCellMar>
-            <w:top w:w="0" w:type="dxa"/>
-            <w:bottom w:w="0" w:type="dxa"/>
-          </w:tblCellMar>
-        </w:tblPrEx>
-        <w:tc>
-          <w:tcPr>
-            <w:tcW w:w="0" w:type="auto"/>
-            <w:vAlign w:val="center"/>
-          </w:tcPr>
-          <w:p>
-            <w:pPr>
-              <w:spacing w:before="40" w:after="40"/>
-            </w:pPr>
-            <w:r>
-              <w:t>Reinicio VPS</w:t>
-            </w:r>
-          </w:p>
-        </w:tc>
-        <w:tc>
-          <w:tcPr>
-            <w:tcW w:w="0" w:type="auto"/>
-            <w:vAlign w:val="center"/>
-          </w:tcPr>
-          <w:p>
-            <w:pPr>
-              <w:spacing w:before="40" w:after="40"/>
-            </w:pPr>
-            <w:r>
-              <w:t>27-jun 13:51</w:t>
-            </w:r>
-          </w:p>
-        </w:tc>
-        <w:tc>
-          <w:tcPr>
-            <w:tcW w:w="0" w:type="auto"/>
-            <w:vAlign w:val="center"/>
-          </w:tcPr>
-          <w:p>
-            <w:pPr>
-              <w:spacing w:before="40" w:after="40"/>
-            </w:pPr>
-            <w:r>
-              <w:t>Reconexión</w:t>
-            </w:r>
-          </w:p>
-        </w:tc>
-        <w:tc>
-          <w:tcPr>
-            <w:tcW w:w="0" w:type="auto"/>
-            <w:vAlign w:val="center"/>
-          </w:tcPr>
-          <w:p>
-            <w:pPr>
-              <w:spacing w:before="40" w:after="40"/>
-            </w:pPr>
-            <w:r>
-              <w:t>Heladera 1</w:t>
-            </w:r>
-          </w:p>
-        </w:tc>
-        <w:tc>
-          <w:tcPr>
-            <w:tcW w:w="0" w:type="auto"/>
-            <w:vAlign w:val="center"/>
-          </w:tcPr>
-          <w:p>
-            <w:pPr>
-              <w:spacing w:before="40" w:after="40"/>
-            </w:pPr>
-            <w:r>
-              <w:t>✅ Enviado WhatsApp</w:t>
+        <w:tc>
+          <w:tcPr>
+            <w:tcW w:type="dxa" w:w="3009"/>
+          </w:tcPr>
+          <w:p>
+            <w:pPr>
+              <w:spacing w:before="40" w:after="40"/>
+            </w:pPr>
+            <w:r/>
+            <w:r>
+              <w:t>Mediciones de temperatura</w:t>
+            </w:r>
+          </w:p>
+        </w:tc>
+        <w:tc>
+          <w:tcPr>
+            <w:tcW w:type="dxa" w:w="3009"/>
+          </w:tcPr>
+          <w:p>
+            <w:pPr>
+              <w:spacing w:before="40" w:after="40"/>
+            </w:pPr>
+            <w:r/>
+            <w:r>
+              <w:t>27.128</w:t>
+            </w:r>
+          </w:p>
+        </w:tc>
+        <w:tc>
+          <w:tcPr>
+            <w:tcW w:type="dxa" w:w="3009"/>
+          </w:tcPr>
+          <w:p>
+            <w:pPr>
+              <w:spacing w:before="40" w:after="40"/>
+            </w:pPr>
+            <w:r/>
+            <w:r>
+              <w:t>16.302</w:t>
             </w:r>
           </w:p>
         </w:tc>
       </w:tr>
       <w:tr>
-        <w:tblPrEx>
-          <w:tblCellMar>
-            <w:top w:w="0" w:type="dxa"/>
-            <w:bottom w:w="0" w:type="dxa"/>
-          </w:tblCellMar>
-        </w:tblPrEx>
-        <w:tc>
-          <w:tcPr>
-            <w:tcW w:w="0" w:type="auto"/>
-            <w:vAlign w:val="center"/>
-          </w:tcPr>
-          <w:p>
-            <w:pPr>
-              <w:spacing w:before="40" w:after="40"/>
-            </w:pPr>
-            <w:r>
-              <w:t>Reinicio VPS</w:t>
-            </w:r>
-          </w:p>
-        </w:tc>
-        <w:tc>
-          <w:tcPr>
-            <w:tcW w:w="0" w:type="auto"/>
-            <w:vAlign w:val="center"/>
-          </w:tcPr>
-          <w:p>
-            <w:pPr>
-              <w:spacing w:before="40" w:after="40"/>
-            </w:pPr>
-            <w:r>
-              <w:t>27-jun 13:51</w:t>
-            </w:r>
-          </w:p>
-        </w:tc>
-        <w:tc>
-          <w:tcPr>
-            <w:tcW w:w="0" w:type="auto"/>
-            <w:vAlign w:val="center"/>
-          </w:tcPr>
-          <w:p>
-            <w:pPr>
-              <w:spacing w:before="40" w:after="40"/>
-            </w:pPr>
-            <w:r>
-              <w:t>Reconexión</w:t>
-            </w:r>
-          </w:p>
-        </w:tc>
-        <w:tc>
-          <w:tcPr>
-            <w:tcW w:w="0" w:type="auto"/>
-            <w:vAlign w:val="center"/>
-          </w:tcPr>
-          <w:p>
-            <w:pPr>
-              <w:spacing w:before="40" w:after="40"/>
-            </w:pPr>
-            <w:r>
-              <w:t>Freezer</w:t>
-            </w:r>
-          </w:p>
-        </w:tc>
-        <w:tc>
-          <w:tcPr>
-            <w:tcW w:w="0" w:type="auto"/>
-            <w:vAlign w:val="center"/>
-          </w:tcPr>
-          <w:p>
-            <w:pPr>
-              <w:spacing w:before="40" w:after="40"/>
-            </w:pPr>
-            <w:r>
-              <w:t>✅ Enviado WhatsApp</w:t>
+        <w:tc>
+          <w:tcPr>
+            <w:tcW w:type="dxa" w:w="3009"/>
+          </w:tcPr>
+          <w:p>
+            <w:pPr>
+              <w:spacing w:before="40" w:after="40"/>
+            </w:pPr>
+            <w:r/>
+            <w:r>
+              <w:t>Eventos conexión/desconexión WiFi</w:t>
+            </w:r>
+          </w:p>
+        </w:tc>
+        <w:tc>
+          <w:tcPr>
+            <w:tcW w:type="dxa" w:w="3009"/>
+          </w:tcPr>
+          <w:p>
+            <w:pPr>
+              <w:spacing w:before="40" w:after="40"/>
+            </w:pPr>
+            <w:r/>
+            <w:r>
+              <w:t>2.921</w:t>
+            </w:r>
+          </w:p>
+        </w:tc>
+        <w:tc>
+          <w:tcPr>
+            <w:tcW w:type="dxa" w:w="3009"/>
+          </w:tcPr>
+          <w:p>
+            <w:pPr>
+              <w:spacing w:before="40" w:after="40"/>
+            </w:pPr>
+            <w:r/>
+            <w:r>
+              <w:t>38</w:t>
             </w:r>
           </w:p>
         </w:tc>
       </w:tr>
       <w:tr>
-        <w:tblPrEx>
-          <w:tblCellMar>
-            <w:top w:w="0" w:type="dxa"/>
-            <w:bottom w:w="0" w:type="dxa"/>
-          </w:tblCellMar>
-        </w:tblPrEx>
-        <w:tc>
-          <w:tcPr>
-            <w:tcW w:w="0" w:type="auto"/>
-            <w:vAlign w:val="center"/>
-          </w:tcPr>
-          <w:p>
-            <w:pPr>
-              <w:spacing w:before="40" w:after="40"/>
-            </w:pPr>
-            <w:r>
-              <w:t>Inestabilidad VPS (4 reinicios)</w:t>
-            </w:r>
-          </w:p>
-        </w:tc>
-        <w:tc>
-          <w:tcPr>
-            <w:tcW w:w="0" w:type="auto"/>
-            <w:vAlign w:val="center"/>
-          </w:tcPr>
-          <w:p>
-            <w:pPr>
-              <w:spacing w:before="40" w:after="40"/>
-            </w:pPr>
-            <w:r>
-              <w:t>28-jun 13:30-13:53</w:t>
-            </w:r>
-          </w:p>
-        </w:tc>
-        <w:tc>
-          <w:tcPr>
-            <w:tcW w:w="0" w:type="auto"/>
-            <w:vAlign w:val="center"/>
-          </w:tcPr>
-          <w:p>
-            <w:pPr>
-              <w:spacing w:before="40" w:after="40"/>
-            </w:pPr>
-            <w:r>
-              <w:t>—</w:t>
-            </w:r>
-          </w:p>
-        </w:tc>
-        <w:tc>
-          <w:tcPr>
-            <w:tcW w:w="0" w:type="auto"/>
-            <w:vAlign w:val="center"/>
-          </w:tcPr>
-          <w:p>
-            <w:pPr>
-              <w:spacing w:before="40" w:after="40"/>
-            </w:pPr>
-            <w:r>
-              <w:t>—</w:t>
-            </w:r>
-          </w:p>
-        </w:tc>
-        <w:tc>
-          <w:tcPr>
-            <w:tcW w:w="0" w:type="auto"/>
-            <w:vAlign w:val="center"/>
-          </w:tcPr>
-          <w:p>
-            <w:pPr>
-              <w:spacing w:before="40" w:after="40"/>
-            </w:pPr>
-            <w:r>
-              <w:t>Sensores offline, sin pérdida de datos</w:t>
+        <w:tc>
+          <w:tcPr>
+            <w:tcW w:type="dxa" w:w="3009"/>
+          </w:tcPr>
+          <w:p>
+            <w:pPr>
+              <w:spacing w:before="40" w:after="40"/>
+            </w:pPr>
+            <w:r/>
+            <w:r>
+              <w:t>Cambios de configuración remota (MQTT)</w:t>
+            </w:r>
+          </w:p>
+        </w:tc>
+        <w:tc>
+          <w:tcPr>
+            <w:tcW w:type="dxa" w:w="3009"/>
+          </w:tcPr>
+          <w:p>
+            <w:pPr>
+              <w:spacing w:before="40" w:after="40"/>
+            </w:pPr>
+            <w:r/>
+            <w:r>
+              <w:t>802</w:t>
+            </w:r>
+          </w:p>
+        </w:tc>
+        <w:tc>
+          <w:tcPr>
+            <w:tcW w:type="dxa" w:w="3009"/>
+          </w:tcPr>
+          <w:p>
+            <w:pPr>
+              <w:spacing w:before="40" w:after="40"/>
+            </w:pPr>
+            <w:r/>
+            <w:r>
+              <w:t>6</w:t>
+            </w:r>
+          </w:p>
+        </w:tc>
+      </w:tr>
+      <w:tr>
+        <w:tc>
+          <w:tcPr>
+            <w:tcW w:type="dxa" w:w="3009"/>
+          </w:tcPr>
+          <w:p>
+            <w:pPr>
+              <w:spacing w:before="40" w:after="40"/>
+            </w:pPr>
+            <w:r/>
+            <w:r>
+              <w:t>Supervisiones formales</w:t>
+            </w:r>
+          </w:p>
+        </w:tc>
+        <w:tc>
+          <w:tcPr>
+            <w:tcW w:type="dxa" w:w="3009"/>
+          </w:tcPr>
+          <w:p>
+            <w:pPr>
+              <w:spacing w:before="40" w:after="40"/>
+            </w:pPr>
+            <w:r/>
+            <w:r>
+              <w:t>3</w:t>
+            </w:r>
+          </w:p>
+        </w:tc>
+        <w:tc>
+          <w:tcPr>
+            <w:tcW w:type="dxa" w:w="3009"/>
+          </w:tcPr>
+          <w:p>
+            <w:pPr>
+              <w:spacing w:before="40" w:after="40"/>
+            </w:pPr>
+            <w:r/>
+            <w:r>
+              <w:t>0</w:t>
+            </w:r>
+          </w:p>
+        </w:tc>
+      </w:tr>
+      <w:tr>
+        <w:tc>
+          <w:tcPr>
+            <w:tcW w:type="dxa" w:w="3009"/>
+          </w:tcPr>
+          <w:p>
+            <w:pPr>
+              <w:spacing w:before="40" w:after="40"/>
+            </w:pPr>
+            <w:r/>
+            <w:r>
+              <w:t>Desconexiones físicas de sonda DS18B20</w:t>
+            </w:r>
+          </w:p>
+        </w:tc>
+        <w:tc>
+          <w:tcPr>
+            <w:tcW w:type="dxa" w:w="3009"/>
+          </w:tcPr>
+          <w:p>
+            <w:pPr>
+              <w:spacing w:before="40" w:after="40"/>
+            </w:pPr>
+            <w:r/>
+            <w:r>
+              <w:t>29</w:t>
+            </w:r>
+          </w:p>
+        </w:tc>
+        <w:tc>
+          <w:tcPr>
+            <w:tcW w:type="dxa" w:w="3009"/>
+          </w:tcPr>
+          <w:p>
+            <w:pPr>
+              <w:spacing w:before="40" w:after="40"/>
+            </w:pPr>
+            <w:r/>
+            <w:r>
+              <w:t>0</w:t>
+            </w:r>
+          </w:p>
+        </w:tc>
+      </w:tr>
+      <w:tr>
+        <w:tc>
+          <w:tcPr>
+            <w:tcW w:type="dxa" w:w="3009"/>
+          </w:tcPr>
+          <w:p>
+            <w:pPr>
+              <w:spacing w:before="40" w:after="40"/>
+            </w:pPr>
+            <w:r/>
+            <w:r>
+              <w:t>Notificaciones WhatsApp/email</w:t>
+            </w:r>
+          </w:p>
+        </w:tc>
+        <w:tc>
+          <w:tcPr>
+            <w:tcW w:type="dxa" w:w="3009"/>
+          </w:tcPr>
+          <w:p>
+            <w:pPr>
+              <w:spacing w:before="40" w:after="40"/>
+            </w:pPr>
+            <w:r/>
+            <w:r>
+              <w:t>103</w:t>
+            </w:r>
+          </w:p>
+        </w:tc>
+        <w:tc>
+          <w:tcPr>
+            <w:tcW w:type="dxa" w:w="3009"/>
+          </w:tcPr>
+          <w:p>
+            <w:pPr>
+              <w:spacing w:before="40" w:after="40"/>
+            </w:pPr>
+            <w:r/>
+            <w:r>
+              <w:t>52</w:t>
             </w:r>
           </w:p>
         </w:tc>
@@ -26642,6 +26012,37 @@
     </w:p>
     <w:p>
       <w:pPr>
+        <w:spacing w:after="200"/>
+      </w:pPr>
+    </w:p>
+    <w:p>
+      <w:pPr>
+        <w:spacing w:after="200"/>
+        <w:jc w:val="both"/>
+      </w:pPr>
+      <w:r>
+        <w:t>La diferencia entre ambas fases evidencia el comportamiento esperado: en un entorno de producción estable (Fase 2), el sistema opera con mínima intervención y genera pocos eventos de conectividad, mientras mantiene el registro continuo de mediciones y las alertas automáticas ante excursiones.</w:t>
+      </w:r>
+    </w:p>
+    <w:p>
+      <w:pPr>
+        <w:spacing w:after="200"/>
+        <w:jc w:val="both"/>
+      </w:pPr>
+      <w:r>
+        <w:t xml:space="preserve">Cada medición incluye </w:t>
+      </w:r>
+      <w:proofErr w:type="spellStart"/>
+      <w:r>
+        <w:t>timestamp</w:t>
+      </w:r>
+      <w:proofErr w:type="spellEnd"/>
+      <w:r>
+        <w:t xml:space="preserve"> UTC, identificador único del sensor, temperatura corregida y voltaje de alimentación. Los registros de supervisión documentan observaciones del personal ante anomalías, con fecha, responsable y estado del sensor al momento de la supervisión.</w:t>
+      </w:r>
+    </w:p>
+    <w:p>
+      <w:pPr>
         <w:pStyle w:val="Ttulo2"/>
       </w:pPr>
       <w:r>
@@ -26649,16 +26050,7 @@
           <w:sz w:val="24"/>
           <w:szCs w:val="24"/>
         </w:rPr>
-        <w:t>5.10 Trazabilidad y auditoría</w:t>
-      </w:r>
-    </w:p>
-    <w:p>
-      <w:pPr>
-        <w:spacing w:after="200"/>
-        <w:jc w:val="both"/>
-      </w:pPr>
-      <w:r>
-        <w:t>El sistema genera registros auditables para cumplimiento normativo. Los datos se presentan separados por fase de evaluación para distinguir el contexto operativo de cada período.</w:t>
+        <w:t>5.11 Comparación con soluciones comerciales</w:t>
       </w:r>
     </w:p>
     <w:p>
@@ -26667,949 +26059,16 @@
         <w:spacing w:after="200"/>
         <w:jc w:val="both"/>
       </w:pPr>
+      <w:proofErr w:type="spellStart"/>
+      <w:proofErr w:type="spellEnd"/>
       <w:r>
         <w:rPr>
           <w:b/>
-          <w:bCs/>
-        </w:rPr>
-        <w:t>Tabla 25a.</w:t>
-      </w:r>
-      <w:r>
-        <w:t xml:space="preserve"> Registros de auditoría — Fase 1: Prueba-producción (casa, 12-mar a 4-jun 2026).</w:t>
-      </w:r>
-    </w:p>
-    <w:p>
-      <w:pPr>
-        <w:spacing w:after="200"/>
-        <w:jc w:val="both"/>
-      </w:pPr>
-      <w:r>
-        <w:t xml:space="preserve">Contexto: red </w:t>
-      </w:r>
-      <w:proofErr w:type="spellStart"/>
-      <w:r>
-        <w:t>WiFi</w:t>
-      </w:r>
-      <w:proofErr w:type="spellEnd"/>
-      <w:r>
-        <w:t xml:space="preserve"> doméstica, desarrollo iterativo del firmware con cambios frecuentes de configuración, manipulación de sondas para pruebas.</w:t>
-      </w:r>
-    </w:p>
-    <w:p>
-      <w:pPr>
-        <w:spacing w:before="200" w:after="100"/>
-      </w:pPr>
-    </w:p>
-    <w:tbl>
-      <w:tblPr>
-        <w:tblW w:w="5000" w:type="pct"/>
-        <w:tblBorders>
-          <w:top w:val="single" w:sz="4" w:space="0" w:color="auto"/>
-          <w:left w:val="single" w:sz="4" w:space="0" w:color="auto"/>
-          <w:bottom w:val="single" w:sz="4" w:space="0" w:color="auto"/>
-          <w:right w:val="single" w:sz="4" w:space="0" w:color="auto"/>
-          <w:insideH w:val="single" w:sz="4" w:space="0" w:color="auto"/>
-          <w:insideV w:val="single" w:sz="4" w:space="0" w:color="auto"/>
-        </w:tblBorders>
-        <w:tblCellMar>
-          <w:left w:w="10" w:type="dxa"/>
-          <w:right w:w="10" w:type="dxa"/>
-        </w:tblCellMar>
-        <w:tblLook w:val="0000" w:firstRow="0" w:lastRow="0" w:firstColumn="0" w:lastColumn="0" w:noHBand="0" w:noVBand="0"/>
-      </w:tblPr>
-      <w:tblGrid>
-        <w:gridCol w:w="3683"/>
-        <w:gridCol w:w="981"/>
-        <w:gridCol w:w="4352"/>
-      </w:tblGrid>
-      <w:tr>
-        <w:tblPrEx>
-          <w:tblCellMar>
-            <w:top w:w="0" w:type="dxa"/>
-            <w:bottom w:w="0" w:type="dxa"/>
-          </w:tblCellMar>
-        </w:tblPrEx>
-        <w:tc>
-          <w:tcPr>
-            <w:tcW w:w="0" w:type="auto"/>
-            <w:shd w:val="solid" w:color="E8E8E8" w:fill="auto"/>
-            <w:vAlign w:val="center"/>
-          </w:tcPr>
-          <w:p>
-            <w:pPr>
-              <w:spacing w:before="40" w:after="40"/>
-            </w:pPr>
-            <w:r>
-              <w:rPr>
-                <w:b/>
-                <w:bCs/>
-              </w:rPr>
-              <w:t>Tipo de registro</w:t>
-            </w:r>
-          </w:p>
-        </w:tc>
-        <w:tc>
-          <w:tcPr>
-            <w:tcW w:w="0" w:type="auto"/>
-            <w:shd w:val="solid" w:color="E8E8E8" w:fill="auto"/>
-            <w:vAlign w:val="center"/>
-          </w:tcPr>
-          <w:p>
-            <w:pPr>
-              <w:spacing w:before="40" w:after="40"/>
-            </w:pPr>
-            <w:r>
-              <w:rPr>
-                <w:b/>
-                <w:bCs/>
-              </w:rPr>
-              <w:t>Cantidad</w:t>
-            </w:r>
-          </w:p>
-        </w:tc>
-        <w:tc>
-          <w:tcPr>
-            <w:tcW w:w="0" w:type="auto"/>
-            <w:shd w:val="solid" w:color="E8E8E8" w:fill="auto"/>
-            <w:vAlign w:val="center"/>
-          </w:tcPr>
-          <w:p>
-            <w:pPr>
-              <w:spacing w:before="40" w:after="40"/>
-            </w:pPr>
-            <w:r>
-              <w:rPr>
-                <w:b/>
-                <w:bCs/>
-              </w:rPr>
-              <w:t>Observación</w:t>
-            </w:r>
-          </w:p>
-        </w:tc>
-      </w:tr>
-      <w:tr>
-        <w:tblPrEx>
-          <w:tblCellMar>
-            <w:top w:w="0" w:type="dxa"/>
-            <w:bottom w:w="0" w:type="dxa"/>
-          </w:tblCellMar>
-        </w:tblPrEx>
-        <w:tc>
-          <w:tcPr>
-            <w:tcW w:w="0" w:type="auto"/>
-            <w:vAlign w:val="center"/>
-          </w:tcPr>
-          <w:p>
-            <w:pPr>
-              <w:spacing w:before="40" w:after="40"/>
-            </w:pPr>
-            <w:r>
-              <w:t>Mediciones de temperatura</w:t>
-            </w:r>
-          </w:p>
-        </w:tc>
-        <w:tc>
-          <w:tcPr>
-            <w:tcW w:w="0" w:type="auto"/>
-            <w:vAlign w:val="center"/>
-          </w:tcPr>
-          <w:p>
-            <w:pPr>
-              <w:spacing w:before="40" w:after="40"/>
-            </w:pPr>
-            <w:r>
-              <w:t>27.128</w:t>
-            </w:r>
-          </w:p>
-        </w:tc>
-        <w:tc>
-          <w:tcPr>
-            <w:tcW w:w="0" w:type="auto"/>
-            <w:vAlign w:val="center"/>
-          </w:tcPr>
-          <w:p>
-            <w:pPr>
-              <w:spacing w:before="40" w:after="40"/>
-            </w:pPr>
-            <w:r>
-              <w:t>Intervalos variables (5-60 min) por pruebas de modos</w:t>
-            </w:r>
-          </w:p>
-        </w:tc>
-      </w:tr>
-      <w:tr>
-        <w:tblPrEx>
-          <w:tblCellMar>
-            <w:top w:w="0" w:type="dxa"/>
-            <w:bottom w:w="0" w:type="dxa"/>
-          </w:tblCellMar>
-        </w:tblPrEx>
-        <w:tc>
-          <w:tcPr>
-            <w:tcW w:w="0" w:type="auto"/>
-            <w:vAlign w:val="center"/>
-          </w:tcPr>
-          <w:p>
-            <w:pPr>
-              <w:spacing w:before="40" w:after="40"/>
-            </w:pPr>
-            <w:r>
-              <w:t xml:space="preserve">Eventos conexión/desconexión </w:t>
-            </w:r>
-            <w:proofErr w:type="spellStart"/>
-            <w:r>
-              <w:t>WiFi</w:t>
-            </w:r>
-            <w:proofErr w:type="spellEnd"/>
-          </w:p>
-        </w:tc>
-        <w:tc>
-          <w:tcPr>
-            <w:tcW w:w="0" w:type="auto"/>
-            <w:vAlign w:val="center"/>
-          </w:tcPr>
-          <w:p>
-            <w:pPr>
-              <w:spacing w:before="40" w:after="40"/>
-            </w:pPr>
-            <w:r>
-              <w:t>2.921</w:t>
-            </w:r>
-          </w:p>
-        </w:tc>
-        <w:tc>
-          <w:tcPr>
-            <w:tcW w:w="0" w:type="auto"/>
-            <w:vAlign w:val="center"/>
-          </w:tcPr>
-          <w:p>
-            <w:pPr>
-              <w:spacing w:before="40" w:after="40"/>
-            </w:pPr>
-            <w:r>
-              <w:t xml:space="preserve">Red doméstica inestable + reconexiones por </w:t>
-            </w:r>
-            <w:proofErr w:type="spellStart"/>
-            <w:r>
-              <w:t>deep</w:t>
-            </w:r>
-            <w:proofErr w:type="spellEnd"/>
-            <w:r>
-              <w:t xml:space="preserve"> </w:t>
-            </w:r>
-            <w:proofErr w:type="spellStart"/>
-            <w:r>
-              <w:t>sleep</w:t>
-            </w:r>
-            <w:proofErr w:type="spellEnd"/>
-          </w:p>
-        </w:tc>
-      </w:tr>
-      <w:tr>
-        <w:tblPrEx>
-          <w:tblCellMar>
-            <w:top w:w="0" w:type="dxa"/>
-            <w:bottom w:w="0" w:type="dxa"/>
-          </w:tblCellMar>
-        </w:tblPrEx>
-        <w:tc>
-          <w:tcPr>
-            <w:tcW w:w="0" w:type="auto"/>
-            <w:vAlign w:val="center"/>
-          </w:tcPr>
-          <w:p>
-            <w:pPr>
-              <w:spacing w:before="40" w:after="40"/>
-            </w:pPr>
-            <w:r>
-              <w:t>Cambios de configuración remota (MQTT)</w:t>
-            </w:r>
-          </w:p>
-        </w:tc>
-        <w:tc>
-          <w:tcPr>
-            <w:tcW w:w="0" w:type="auto"/>
-            <w:vAlign w:val="center"/>
-          </w:tcPr>
-          <w:p>
-            <w:pPr>
-              <w:spacing w:before="40" w:after="40"/>
-            </w:pPr>
-            <w:r>
-              <w:t>802</w:t>
-            </w:r>
-          </w:p>
-        </w:tc>
-        <w:tc>
-          <w:tcPr>
-            <w:tcW w:w="0" w:type="auto"/>
-            <w:vAlign w:val="center"/>
-          </w:tcPr>
-          <w:p>
-            <w:pPr>
-              <w:spacing w:before="40" w:after="40"/>
-            </w:pPr>
-            <w:r>
-              <w:t>Pruebas de modos, intervalos y umbrales de voltaje</w:t>
-            </w:r>
-          </w:p>
-        </w:tc>
-      </w:tr>
-      <w:tr>
-        <w:tblPrEx>
-          <w:tblCellMar>
-            <w:top w:w="0" w:type="dxa"/>
-            <w:bottom w:w="0" w:type="dxa"/>
-          </w:tblCellMar>
-        </w:tblPrEx>
-        <w:tc>
-          <w:tcPr>
-            <w:tcW w:w="0" w:type="auto"/>
-            <w:vAlign w:val="center"/>
-          </w:tcPr>
-          <w:p>
-            <w:pPr>
-              <w:spacing w:before="40" w:after="40"/>
-            </w:pPr>
-            <w:r>
-              <w:t>Supervisiones formales</w:t>
-            </w:r>
-          </w:p>
-        </w:tc>
-        <w:tc>
-          <w:tcPr>
-            <w:tcW w:w="0" w:type="auto"/>
-            <w:vAlign w:val="center"/>
-          </w:tcPr>
-          <w:p>
-            <w:pPr>
-              <w:spacing w:before="40" w:after="40"/>
-            </w:pPr>
-            <w:r>
-              <w:t>3</w:t>
-            </w:r>
-          </w:p>
-        </w:tc>
-        <w:tc>
-          <w:tcPr>
-            <w:tcW w:w="0" w:type="auto"/>
-            <w:vAlign w:val="center"/>
-          </w:tcPr>
-          <w:p>
-            <w:pPr>
-              <w:spacing w:before="40" w:after="40"/>
-            </w:pPr>
-            <w:r>
-              <w:t>Excursiones de temperatura documentadas</w:t>
-            </w:r>
-          </w:p>
-        </w:tc>
-      </w:tr>
-      <w:tr>
-        <w:tblPrEx>
-          <w:tblCellMar>
-            <w:top w:w="0" w:type="dxa"/>
-            <w:bottom w:w="0" w:type="dxa"/>
-          </w:tblCellMar>
-        </w:tblPrEx>
-        <w:tc>
-          <w:tcPr>
-            <w:tcW w:w="0" w:type="auto"/>
-            <w:vAlign w:val="center"/>
-          </w:tcPr>
-          <w:p>
-            <w:pPr>
-              <w:spacing w:before="40" w:after="40"/>
-            </w:pPr>
-            <w:r>
-              <w:t>Desconexiones físicas de sonda DS18B20</w:t>
-            </w:r>
-          </w:p>
-        </w:tc>
-        <w:tc>
-          <w:tcPr>
-            <w:tcW w:w="0" w:type="auto"/>
-            <w:vAlign w:val="center"/>
-          </w:tcPr>
-          <w:p>
-            <w:pPr>
-              <w:spacing w:before="40" w:after="40"/>
-            </w:pPr>
-            <w:r>
-              <w:t>29</w:t>
-            </w:r>
-          </w:p>
-        </w:tc>
-        <w:tc>
-          <w:tcPr>
-            <w:tcW w:w="0" w:type="auto"/>
-            <w:vAlign w:val="center"/>
-          </w:tcPr>
-          <w:p>
-            <w:pPr>
-              <w:spacing w:before="40" w:after="40"/>
-            </w:pPr>
-            <w:r>
-              <w:t>Manipulación intencional durante pruebas</w:t>
-            </w:r>
-          </w:p>
-        </w:tc>
-      </w:tr>
-      <w:tr>
-        <w:tblPrEx>
-          <w:tblCellMar>
-            <w:top w:w="0" w:type="dxa"/>
-            <w:bottom w:w="0" w:type="dxa"/>
-          </w:tblCellMar>
-        </w:tblPrEx>
-        <w:tc>
-          <w:tcPr>
-            <w:tcW w:w="0" w:type="auto"/>
-            <w:vAlign w:val="center"/>
-          </w:tcPr>
-          <w:p>
-            <w:pPr>
-              <w:spacing w:before="40" w:after="40"/>
-            </w:pPr>
-            <w:r>
-              <w:t>Notificaciones WhatsApp/email</w:t>
-            </w:r>
-          </w:p>
-        </w:tc>
-        <w:tc>
-          <w:tcPr>
-            <w:tcW w:w="0" w:type="auto"/>
-            <w:vAlign w:val="center"/>
-          </w:tcPr>
-          <w:p>
-            <w:pPr>
-              <w:spacing w:before="40" w:after="40"/>
-            </w:pPr>
-            <w:r>
-              <w:t>103</w:t>
-            </w:r>
-          </w:p>
-        </w:tc>
-        <w:tc>
-          <w:tcPr>
-            <w:tcW w:w="0" w:type="auto"/>
-            <w:vAlign w:val="center"/>
-          </w:tcPr>
-          <w:p>
-            <w:pPr>
-              <w:spacing w:before="40" w:after="40"/>
-            </w:pPr>
-            <w:r>
-              <w:t>Alertas por umbral y desconexión</w:t>
-            </w:r>
-          </w:p>
-        </w:tc>
-      </w:tr>
-    </w:tbl>
-    <w:p>
-      <w:pPr>
-        <w:spacing w:after="200"/>
-      </w:pPr>
-    </w:p>
-    <w:p>
-      <w:pPr>
-        <w:pStyle w:val="EpigrafeTabla"/>
-        <w:spacing w:after="200"/>
-        <w:jc w:val="both"/>
-      </w:pPr>
-      <w:r>
-        <w:rPr>
-          <w:b/>
-          <w:bCs/>
-        </w:rPr>
-        <w:lastRenderedPageBreak/>
-        <w:t>Tabla 25b.</w:t>
-      </w:r>
-      <w:r>
-        <w:t xml:space="preserve"> Registros de auditoría — Fase 2: Operación en sector real (Favaloro, 5-jun a 3-jul 2026).</w:t>
-      </w:r>
-    </w:p>
-    <w:p>
-      <w:pPr>
-        <w:spacing w:after="200"/>
-        <w:jc w:val="both"/>
-      </w:pPr>
-      <w:r>
-        <w:t xml:space="preserve">Contexto: red </w:t>
-      </w:r>
-      <w:proofErr w:type="spellStart"/>
-      <w:r>
-        <w:t>WiFi</w:t>
-      </w:r>
-      <w:proofErr w:type="spellEnd"/>
-      <w:r>
-        <w:t xml:space="preserve"> institucional estable, sensores fijos en cámara de frío, sin intervención en hardware.</w:t>
-      </w:r>
-    </w:p>
-    <w:p>
-      <w:pPr>
-        <w:spacing w:before="200" w:after="100"/>
-      </w:pPr>
-    </w:p>
-    <w:tbl>
-      <w:tblPr>
-        <w:tblW w:w="5000" w:type="pct"/>
-        <w:tblBorders>
-          <w:top w:val="single" w:sz="4" w:space="0" w:color="auto"/>
-          <w:left w:val="single" w:sz="4" w:space="0" w:color="auto"/>
-          <w:bottom w:val="single" w:sz="4" w:space="0" w:color="auto"/>
-          <w:right w:val="single" w:sz="4" w:space="0" w:color="auto"/>
-          <w:insideH w:val="single" w:sz="4" w:space="0" w:color="auto"/>
-          <w:insideV w:val="single" w:sz="4" w:space="0" w:color="auto"/>
-        </w:tblBorders>
-        <w:tblCellMar>
-          <w:left w:w="10" w:type="dxa"/>
-          <w:right w:w="10" w:type="dxa"/>
-        </w:tblCellMar>
-        <w:tblLook w:val="0000" w:firstRow="0" w:lastRow="0" w:firstColumn="0" w:lastColumn="0" w:noHBand="0" w:noVBand="0"/>
-      </w:tblPr>
-      <w:tblGrid>
-        <w:gridCol w:w="3845"/>
-        <w:gridCol w:w="981"/>
-        <w:gridCol w:w="4190"/>
-      </w:tblGrid>
-      <w:tr>
-        <w:tblPrEx>
-          <w:tblCellMar>
-            <w:top w:w="0" w:type="dxa"/>
-            <w:bottom w:w="0" w:type="dxa"/>
-          </w:tblCellMar>
-        </w:tblPrEx>
-        <w:tc>
-          <w:tcPr>
-            <w:tcW w:w="0" w:type="auto"/>
-            <w:shd w:val="solid" w:color="E8E8E8" w:fill="auto"/>
-            <w:vAlign w:val="center"/>
-          </w:tcPr>
-          <w:p>
-            <w:pPr>
-              <w:spacing w:before="40" w:after="40"/>
-            </w:pPr>
-            <w:r>
-              <w:rPr>
-                <w:b/>
-                <w:bCs/>
-              </w:rPr>
-              <w:t>Tipo de registro</w:t>
-            </w:r>
-          </w:p>
-        </w:tc>
-        <w:tc>
-          <w:tcPr>
-            <w:tcW w:w="0" w:type="auto"/>
-            <w:shd w:val="solid" w:color="E8E8E8" w:fill="auto"/>
-            <w:vAlign w:val="center"/>
-          </w:tcPr>
-          <w:p>
-            <w:pPr>
-              <w:spacing w:before="40" w:after="40"/>
-            </w:pPr>
-            <w:r>
-              <w:rPr>
-                <w:b/>
-                <w:bCs/>
-              </w:rPr>
-              <w:t>Cantidad</w:t>
-            </w:r>
-          </w:p>
-        </w:tc>
-        <w:tc>
-          <w:tcPr>
-            <w:tcW w:w="0" w:type="auto"/>
-            <w:shd w:val="solid" w:color="E8E8E8" w:fill="auto"/>
-            <w:vAlign w:val="center"/>
-          </w:tcPr>
-          <w:p>
-            <w:pPr>
-              <w:spacing w:before="40" w:after="40"/>
-            </w:pPr>
-            <w:r>
-              <w:rPr>
-                <w:b/>
-                <w:bCs/>
-              </w:rPr>
-              <w:t>Observación</w:t>
-            </w:r>
-          </w:p>
-        </w:tc>
-      </w:tr>
-      <w:tr>
-        <w:tblPrEx>
-          <w:tblCellMar>
-            <w:top w:w="0" w:type="dxa"/>
-            <w:bottom w:w="0" w:type="dxa"/>
-          </w:tblCellMar>
-        </w:tblPrEx>
-        <w:tc>
-          <w:tcPr>
-            <w:tcW w:w="0" w:type="auto"/>
-            <w:vAlign w:val="center"/>
-          </w:tcPr>
-          <w:p>
-            <w:pPr>
-              <w:spacing w:before="40" w:after="40"/>
-            </w:pPr>
-            <w:r>
-              <w:t>Mediciones de temperatura</w:t>
-            </w:r>
-          </w:p>
-        </w:tc>
-        <w:tc>
-          <w:tcPr>
-            <w:tcW w:w="0" w:type="auto"/>
-            <w:vAlign w:val="center"/>
-          </w:tcPr>
-          <w:p>
-            <w:pPr>
-              <w:spacing w:before="40" w:after="40"/>
-            </w:pPr>
-            <w:r>
-              <w:t>16.302</w:t>
-            </w:r>
-          </w:p>
-        </w:tc>
-        <w:tc>
-          <w:tcPr>
-            <w:tcW w:w="0" w:type="auto"/>
-            <w:vAlign w:val="center"/>
-          </w:tcPr>
-          <w:p>
-            <w:pPr>
-              <w:spacing w:before="40" w:after="40"/>
-            </w:pPr>
-            <w:r>
-              <w:t>Intervalo estable de 5 min (modo continuo)</w:t>
-            </w:r>
-          </w:p>
-        </w:tc>
-      </w:tr>
-      <w:tr>
-        <w:tblPrEx>
-          <w:tblCellMar>
-            <w:top w:w="0" w:type="dxa"/>
-            <w:bottom w:w="0" w:type="dxa"/>
-          </w:tblCellMar>
-        </w:tblPrEx>
-        <w:tc>
-          <w:tcPr>
-            <w:tcW w:w="0" w:type="auto"/>
-            <w:vAlign w:val="center"/>
-          </w:tcPr>
-          <w:p>
-            <w:pPr>
-              <w:spacing w:before="40" w:after="40"/>
-            </w:pPr>
-            <w:r>
-              <w:t xml:space="preserve">Eventos conexión/desconexión </w:t>
-            </w:r>
-            <w:proofErr w:type="spellStart"/>
-            <w:r>
-              <w:t>WiFi</w:t>
-            </w:r>
-            <w:proofErr w:type="spellEnd"/>
-          </w:p>
-        </w:tc>
-        <w:tc>
-          <w:tcPr>
-            <w:tcW w:w="0" w:type="auto"/>
-            <w:vAlign w:val="center"/>
-          </w:tcPr>
-          <w:p>
-            <w:pPr>
-              <w:spacing w:before="40" w:after="40"/>
-            </w:pPr>
-            <w:r>
-              <w:t>38</w:t>
-            </w:r>
-          </w:p>
-        </w:tc>
-        <w:tc>
-          <w:tcPr>
-            <w:tcW w:w="0" w:type="auto"/>
-            <w:vAlign w:val="center"/>
-          </w:tcPr>
-          <w:p>
-            <w:pPr>
-              <w:spacing w:before="40" w:after="40"/>
-            </w:pPr>
-            <w:r>
-              <w:t>Red institucional estable</w:t>
-            </w:r>
-          </w:p>
-        </w:tc>
-      </w:tr>
-      <w:tr>
-        <w:tblPrEx>
-          <w:tblCellMar>
-            <w:top w:w="0" w:type="dxa"/>
-            <w:bottom w:w="0" w:type="dxa"/>
-          </w:tblCellMar>
-        </w:tblPrEx>
-        <w:tc>
-          <w:tcPr>
-            <w:tcW w:w="0" w:type="auto"/>
-            <w:vAlign w:val="center"/>
-          </w:tcPr>
-          <w:p>
-            <w:pPr>
-              <w:spacing w:before="40" w:after="40"/>
-            </w:pPr>
-            <w:r>
-              <w:t>Cambios de configuración remota (MQTT)</w:t>
-            </w:r>
-          </w:p>
-        </w:tc>
-        <w:tc>
-          <w:tcPr>
-            <w:tcW w:w="0" w:type="auto"/>
-            <w:vAlign w:val="center"/>
-          </w:tcPr>
-          <w:p>
-            <w:pPr>
-              <w:spacing w:before="40" w:after="40"/>
-            </w:pPr>
-            <w:r>
-              <w:t>6</w:t>
-            </w:r>
-          </w:p>
-        </w:tc>
-        <w:tc>
-          <w:tcPr>
-            <w:tcW w:w="0" w:type="auto"/>
-            <w:vAlign w:val="center"/>
-          </w:tcPr>
-          <w:p>
-            <w:pPr>
-              <w:spacing w:before="40" w:after="40"/>
-            </w:pPr>
-            <w:r>
-              <w:t>Solo ajustes iniciales de calibración</w:t>
-            </w:r>
-          </w:p>
-        </w:tc>
-      </w:tr>
-      <w:tr>
-        <w:tblPrEx>
-          <w:tblCellMar>
-            <w:top w:w="0" w:type="dxa"/>
-            <w:bottom w:w="0" w:type="dxa"/>
-          </w:tblCellMar>
-        </w:tblPrEx>
-        <w:tc>
-          <w:tcPr>
-            <w:tcW w:w="0" w:type="auto"/>
-            <w:vAlign w:val="center"/>
-          </w:tcPr>
-          <w:p>
-            <w:pPr>
-              <w:spacing w:before="40" w:after="40"/>
-            </w:pPr>
-            <w:r>
-              <w:t>Supervisiones formales</w:t>
-            </w:r>
-          </w:p>
-        </w:tc>
-        <w:tc>
-          <w:tcPr>
-            <w:tcW w:w="0" w:type="auto"/>
-            <w:vAlign w:val="center"/>
-          </w:tcPr>
-          <w:p>
-            <w:pPr>
-              <w:spacing w:before="40" w:after="40"/>
-            </w:pPr>
-            <w:r>
-              <w:t>0</w:t>
-            </w:r>
-          </w:p>
-        </w:tc>
-        <w:tc>
-          <w:tcPr>
-            <w:tcW w:w="0" w:type="auto"/>
-            <w:vAlign w:val="center"/>
-          </w:tcPr>
-          <w:p>
-            <w:pPr>
-              <w:spacing w:before="40" w:after="40"/>
-            </w:pPr>
-            <w:r>
-              <w:t>Sin anomalías que requieran intervención</w:t>
-            </w:r>
-          </w:p>
-        </w:tc>
-      </w:tr>
-      <w:tr>
-        <w:tblPrEx>
-          <w:tblCellMar>
-            <w:top w:w="0" w:type="dxa"/>
-            <w:bottom w:w="0" w:type="dxa"/>
-          </w:tblCellMar>
-        </w:tblPrEx>
-        <w:tc>
-          <w:tcPr>
-            <w:tcW w:w="0" w:type="auto"/>
-            <w:vAlign w:val="center"/>
-          </w:tcPr>
-          <w:p>
-            <w:pPr>
-              <w:spacing w:before="40" w:after="40"/>
-            </w:pPr>
-            <w:r>
-              <w:t>Desconexiones físicas de sonda DS18B20</w:t>
-            </w:r>
-          </w:p>
-        </w:tc>
-        <w:tc>
-          <w:tcPr>
-            <w:tcW w:w="0" w:type="auto"/>
-            <w:vAlign w:val="center"/>
-          </w:tcPr>
-          <w:p>
-            <w:pPr>
-              <w:spacing w:before="40" w:after="40"/>
-            </w:pPr>
-            <w:r>
-              <w:t>0</w:t>
-            </w:r>
-          </w:p>
-        </w:tc>
-        <w:tc>
-          <w:tcPr>
-            <w:tcW w:w="0" w:type="auto"/>
-            <w:vAlign w:val="center"/>
-          </w:tcPr>
-          <w:p>
-            <w:pPr>
-              <w:spacing w:before="40" w:after="40"/>
-            </w:pPr>
-            <w:r>
-              <w:t>Sondas fijas, sin manipulación</w:t>
-            </w:r>
-          </w:p>
-        </w:tc>
-      </w:tr>
-      <w:tr>
-        <w:tblPrEx>
-          <w:tblCellMar>
-            <w:top w:w="0" w:type="dxa"/>
-            <w:bottom w:w="0" w:type="dxa"/>
-          </w:tblCellMar>
-        </w:tblPrEx>
-        <w:tc>
-          <w:tcPr>
-            <w:tcW w:w="0" w:type="auto"/>
-            <w:vAlign w:val="center"/>
-          </w:tcPr>
-          <w:p>
-            <w:pPr>
-              <w:spacing w:before="40" w:after="40"/>
-            </w:pPr>
-            <w:r>
-              <w:t>Notificaciones WhatsApp/email</w:t>
-            </w:r>
-          </w:p>
-        </w:tc>
-        <w:tc>
-          <w:tcPr>
-            <w:tcW w:w="0" w:type="auto"/>
-            <w:vAlign w:val="center"/>
-          </w:tcPr>
-          <w:p>
-            <w:pPr>
-              <w:spacing w:before="40" w:after="40"/>
-            </w:pPr>
-            <w:r>
-              <w:t>52</w:t>
-            </w:r>
-          </w:p>
-        </w:tc>
-        <w:tc>
-          <w:tcPr>
-            <w:tcW w:w="0" w:type="auto"/>
-            <w:vAlign w:val="center"/>
-          </w:tcPr>
-          <w:p>
-            <w:pPr>
-              <w:spacing w:before="40" w:after="40"/>
-            </w:pPr>
-            <w:r>
-              <w:t>Alertas por ciclos de compresión fuera de umbral</w:t>
-            </w:r>
-          </w:p>
-        </w:tc>
-      </w:tr>
-    </w:tbl>
-    <w:p>
-      <w:pPr>
-        <w:spacing w:after="200"/>
-      </w:pPr>
-    </w:p>
-    <w:p>
-      <w:pPr>
-        <w:spacing w:after="200"/>
-        <w:jc w:val="both"/>
-      </w:pPr>
-      <w:r>
-        <w:t>La diferencia entre ambas fases evidencia el comportamiento esperado: en un entorno de producción estable (Fase 2), el sistema opera con mínima intervención y genera pocos eventos de conectividad, mientras mantiene el registro continuo de mediciones y las alertas automáticas ante excursiones.</w:t>
-      </w:r>
-    </w:p>
-    <w:p>
-      <w:pPr>
-        <w:spacing w:after="200"/>
-        <w:jc w:val="both"/>
-      </w:pPr>
-      <w:r>
-        <w:t xml:space="preserve">Cada medición incluye </w:t>
-      </w:r>
-      <w:proofErr w:type="spellStart"/>
-      <w:r>
-        <w:t>timestamp</w:t>
-      </w:r>
-      <w:proofErr w:type="spellEnd"/>
-      <w:r>
-        <w:t xml:space="preserve"> UTC, identificador único del sensor, temperatura corregida y voltaje de alimentación. Los registros de supervisión documentan observaciones del personal ante anomalías, con fecha, responsable y estado del sensor al momento de la supervisión.</w:t>
-      </w:r>
-    </w:p>
-    <w:p>
-      <w:pPr>
-        <w:pStyle w:val="Ttulo2"/>
-      </w:pPr>
-      <w:r>
-        <w:rPr>
-          <w:sz w:val="24"/>
-          <w:szCs w:val="24"/>
-        </w:rPr>
-        <w:t>5.11 Comparación con soluciones comerciales</w:t>
-      </w:r>
-    </w:p>
-    <w:p>
-      <w:pPr>
-        <w:pStyle w:val="EpigrafeTabla"/>
-        <w:spacing w:after="200"/>
-        <w:jc w:val="both"/>
-      </w:pPr>
-      <w:r>
-        <w:rPr>
-          <w:b/>
-          <w:bCs/>
         </w:rPr>
         <w:t>Tabla 26.</w:t>
       </w:r>
       <w:r>
-        <w:t xml:space="preserve"> Comparación de </w:t>
-      </w:r>
-      <w:proofErr w:type="spellStart"/>
-      <w:r>
-        <w:t>SmartTemp</w:t>
-      </w:r>
-      <w:proofErr w:type="spellEnd"/>
-      <w:r>
-        <w:t xml:space="preserve"> con soluciones comerciales.</w:t>
+        <w:t xml:space="preserve"> Comparación de SmartTemp con soluciones comerciales.</w:t>
       </w:r>
     </w:p>
     <w:p>
@@ -28324,7 +26783,6 @@
       <w:r>
         <w:rPr>
           <w:b/>
-          <w:bCs/>
         </w:rPr>
         <w:t>Tabla 27.</w:t>
       </w:r>
@@ -42185,44 +40643,10 @@
     </w:p>
     <w:p>
       <w:pPr>
-        <w:pStyle w:val="Ttulo2"/>
-      </w:pPr>
-      <w:r>
-        <w:rPr>
-          <w:sz w:val="24"/>
-          <w:szCs w:val="24"/>
-        </w:rPr>
-        <w:lastRenderedPageBreak/>
-        <w:t>Anexo E: Capturas de Pantalla del Sistema</w:t>
-      </w:r>
-    </w:p>
-    <w:p>
-      <w:pPr>
-        <w:spacing w:after="200"/>
-        <w:jc w:val="both"/>
-      </w:pPr>
-      <w:r>
-        <w:t xml:space="preserve">Capturas adicionales del sistema </w:t>
-      </w:r>
-      <w:proofErr w:type="spellStart"/>
-      <w:r>
-        <w:t>SmartTemp</w:t>
-      </w:r>
-      <w:proofErr w:type="spellEnd"/>
-      <w:r>
-        <w:t xml:space="preserve"> en funcionamiento.</w:t>
-      </w:r>
-    </w:p>
-    <w:p>
-      <w:pPr>
         <w:pStyle w:val="Ttulo3"/>
       </w:pPr>
       <w:r>
-        <w:rPr>
-          <w:sz w:val="24"/>
-          <w:szCs w:val="24"/>
-        </w:rPr>
-        <w:t>Figura E.1: Gráficos de Temperatura</w:t>
+        <w:t>D.5 Gráficos de Temperatura</w:t>
       </w:r>
     </w:p>
     <w:p>
@@ -42288,11 +40712,7 @@
         <w:pStyle w:val="Ttulo3"/>
       </w:pPr>
       <w:r>
-        <w:rPr>
-          <w:sz w:val="24"/>
-          <w:szCs w:val="24"/>
-        </w:rPr>
-        <w:t>Figura E.2: Módulo de Calibración</w:t>
+        <w:t>D.6 Módulo de Calibración</w:t>
       </w:r>
     </w:p>
     <w:p>
@@ -42358,11 +40778,7 @@
         <w:pStyle w:val="Ttulo3"/>
       </w:pPr>
       <w:r>
-        <w:rPr>
-          <w:sz w:val="24"/>
-          <w:szCs w:val="24"/>
-        </w:rPr>
-        <w:t>Figura E.3: Sistema de Diagnóstico</w:t>
+        <w:t>D.7 Sistema de Diagnóstico</w:t>
       </w:r>
     </w:p>
     <w:p>
@@ -42428,12 +40844,7 @@
         <w:pStyle w:val="Ttulo3"/>
       </w:pPr>
       <w:r>
-        <w:rPr>
-          <w:sz w:val="24"/>
-          <w:szCs w:val="24"/>
-        </w:rPr>
-        <w:lastRenderedPageBreak/>
-        <w:t>Figura E.4: Ajuste de Umbrales</w:t>
+        <w:t>D.8 Ajuste de Umbrales</w:t>
       </w:r>
     </w:p>
     <w:p>
@@ -42504,12 +40915,48 @@
         <w:pStyle w:val="Ttulo2"/>
       </w:pPr>
       <w:r>
+        <w:t>Anexo E: Manual de Operación del Sistema</w:t>
+      </w:r>
+    </w:p>
+    <w:p>
+      <w:pPr>
+        <w:spacing w:after="200"/>
+        <w:jc w:val="both"/>
+      </w:pPr>
+      <w:r>
+        <w:t xml:space="preserve">Manual de operación del sistema </w:t>
+      </w:r>
+      <w:proofErr w:type="spellStart"/>
+      <w:r>
+        <w:t>SmartTemp</w:t>
+      </w:r>
+      <w:proofErr w:type="spellEnd"/>
+      <w:r>
+        <w:t xml:space="preserve"> para el operador del laboratorio. Las capturas de pantalla de las interfaces se encuentran en los Anexos D y E.</w:t>
+      </w:r>
+    </w:p>
+    <w:p>
+      <w:pPr>
+        <w:pStyle w:val="Ttulo3"/>
+      </w:pPr>
+      <w:r>
         <w:rPr>
           <w:sz w:val="24"/>
           <w:szCs w:val="24"/>
         </w:rPr>
-        <w:lastRenderedPageBreak/>
-        <w:t>Anexo F: Manual de Operación del Sistema</w:t>
+        <w:t>Sistema de Diagnóstico</w:t>
+      </w:r>
+    </w:p>
+    <w:p>
+      <w:pPr>
+        <w:pStyle w:val="Ttulo3"/>
+      </w:pPr>
+      <w:r>
+        <w:rPr>
+          <w:sz w:val="24"/>
+          <w:szCs w:val="24"/>
+        </w:rPr>
+        <w:t xml:space="preserve">Sistema de Diagnóstico </w:t>
       </w:r>
     </w:p>
     <w:p>
@@ -42518,7 +40965,45 @@
         <w:jc w:val="both"/>
       </w:pPr>
       <w:r>
-        <w:t xml:space="preserve">Manual de operación del sistema </w:t>
+        <w:t>&amp;</w:t>
+      </w:r>
+      <w:proofErr w:type="spellStart"/>
+      <w:r>
+        <w:t>gt</w:t>
+      </w:r>
+      <w:proofErr w:type="spellEnd"/>
+      <w:r>
+        <w:t>; Panel de control técnico para verificar el estado del servidor, red, sensores, interfaces de red y configurar intervalos de envío de datos.</w:t>
+      </w:r>
+    </w:p>
+    <w:p>
+      <w:pPr>
+        <w:spacing w:after="200"/>
+        <w:jc w:val="both"/>
+      </w:pPr>
+      <w:r>
+        <w:t>---</w:t>
+      </w:r>
+    </w:p>
+    <w:p>
+      <w:pPr>
+        <w:pStyle w:val="Ttulo4"/>
+      </w:pPr>
+      <w:r>
+        <w:rPr>
+          <w:i w:val="0"/>
+          <w:iCs w:val="0"/>
+        </w:rPr>
+        <w:t xml:space="preserve">Descripción General </w:t>
+      </w:r>
+    </w:p>
+    <w:p>
+      <w:pPr>
+        <w:spacing w:after="200"/>
+        <w:jc w:val="both"/>
+      </w:pPr>
+      <w:r>
+        <w:t xml:space="preserve">La página de diagnóstico (`diagnostico/index.html`) es el panel de control técnico del sistema </w:t>
       </w:r>
       <w:proofErr w:type="spellStart"/>
       <w:r>
@@ -42526,7 +41011,150 @@
       </w:r>
       <w:proofErr w:type="spellEnd"/>
       <w:r>
-        <w:t xml:space="preserve"> para el operador del laboratorio. Las capturas de pantalla de las interfaces se encuentran en los Anexos D y E.</w:t>
+        <w:t xml:space="preserve">. Permite verificar en tiempo real el estado de todos los componentes: servidor </w:t>
+      </w:r>
+      <w:proofErr w:type="spellStart"/>
+      <w:r>
+        <w:t>backend</w:t>
+      </w:r>
+      <w:proofErr w:type="spellEnd"/>
+      <w:r>
+        <w:t xml:space="preserve">, conexión </w:t>
+      </w:r>
+      <w:proofErr w:type="spellStart"/>
+      <w:r>
+        <w:t>WebSocket</w:t>
+      </w:r>
+      <w:proofErr w:type="spellEnd"/>
+      <w:r>
+        <w:t>, sensores individuales (ping HTTP y MQTT), interfaces de red, y configurar los intervalos de envío de datos.</w:t>
+      </w:r>
+    </w:p>
+    <w:p>
+      <w:pPr>
+        <w:spacing w:after="200"/>
+        <w:jc w:val="both"/>
+      </w:pPr>
+      <w:r>
+        <w:t xml:space="preserve">En sistemas </w:t>
+      </w:r>
+      <w:proofErr w:type="spellStart"/>
+      <w:r>
+        <w:t>IoT</w:t>
+      </w:r>
+      <w:proofErr w:type="spellEnd"/>
+      <w:r>
+        <w:t xml:space="preserve"> de monitoreo continuo, la capacidad de diagnóstico remoto es fundamental para mantener la disponibilidad del servicio. La página de diagnóstico implementa el concepto de &amp;</w:t>
+      </w:r>
+      <w:proofErr w:type="spellStart"/>
+      <w:proofErr w:type="gramStart"/>
+      <w:r>
+        <w:t>quot;observabilidad</w:t>
+      </w:r>
+      <w:proofErr w:type="gramEnd"/>
+      <w:r>
+        <w:t>&amp;quot</w:t>
+      </w:r>
+      <w:proofErr w:type="spellEnd"/>
+      <w:r>
+        <w:t>; (</w:t>
+      </w:r>
+      <w:proofErr w:type="spellStart"/>
+      <w:r>
+        <w:t>observability</w:t>
+      </w:r>
+      <w:proofErr w:type="spellEnd"/>
+      <w:r>
+        <w:t xml:space="preserve">) de sistemas distribuidos, proporcionando tres pilares: métricas (estado del servidor, tiempos de respuesta), logs (registro de eventos y consola del servidor) y trazas (flujo de comunicación </w:t>
+      </w:r>
+      <w:proofErr w:type="spellStart"/>
+      <w:r>
+        <w:t>WebSocket</w:t>
+      </w:r>
+      <w:proofErr w:type="spellEnd"/>
+      <w:r>
+        <w:t xml:space="preserve"> y MQTT).</w:t>
+      </w:r>
+    </w:p>
+    <w:p>
+      <w:pPr>
+        <w:pStyle w:val="Ttulo4"/>
+      </w:pPr>
+      <w:r>
+        <w:rPr>
+          <w:i w:val="0"/>
+          <w:iCs w:val="0"/>
+        </w:rPr>
+        <w:t xml:space="preserve">Funcionamiento </w:t>
+      </w:r>
+    </w:p>
+    <w:p>
+      <w:pPr>
+        <w:spacing w:after="120"/>
+      </w:pPr>
+      <w:r>
+        <w:t>Secciones de la página (6 tarjetas)</w:t>
+      </w:r>
+    </w:p>
+    <w:p>
+      <w:pPr>
+        <w:spacing w:after="200"/>
+        <w:jc w:val="both"/>
+      </w:pPr>
+      <w:r>
+        <w:t>**1. Estado del Servidor**: Indicador circular (verde/rojo/gris), verificación HTTP con `/ping` → &amp;</w:t>
+      </w:r>
+      <w:proofErr w:type="spellStart"/>
+      <w:proofErr w:type="gramStart"/>
+      <w:r>
+        <w:t>quot;pong</w:t>
+      </w:r>
+      <w:proofErr w:type="gramEnd"/>
+      <w:r>
+        <w:t>&amp;</w:t>
+      </w:r>
+      <w:proofErr w:type="gramStart"/>
+      <w:r>
+        <w:t>quot</w:t>
+      </w:r>
+      <w:proofErr w:type="spellEnd"/>
+      <w:r>
+        <w:t>;.</w:t>
+      </w:r>
+      <w:proofErr w:type="gramEnd"/>
+    </w:p>
+    <w:p>
+      <w:pPr>
+        <w:spacing w:after="200"/>
+        <w:jc w:val="both"/>
+      </w:pPr>
+      <w:r>
+        <w:t>**2. Estado de Red (</w:t>
+      </w:r>
+      <w:proofErr w:type="spellStart"/>
+      <w:r>
+        <w:t>WebSocket</w:t>
+      </w:r>
+      <w:proofErr w:type="spellEnd"/>
+      <w:r>
+        <w:t>)**: Estado de conexión, intentos de reconexión, mensajes enviados/recibidos, latencia ping/</w:t>
+      </w:r>
+      <w:proofErr w:type="spellStart"/>
+      <w:r>
+        <w:t>pong</w:t>
+      </w:r>
+      <w:proofErr w:type="spellEnd"/>
+      <w:r>
+        <w:t>. Botones: Reconectar, Enviar Ping.</w:t>
+      </w:r>
+    </w:p>
+    <w:p>
+      <w:pPr>
+        <w:spacing w:after="200"/>
+        <w:jc w:val="both"/>
+      </w:pPr>
+      <w:r>
+        <w:t>Contenido resumido. Ver documentación completa en el repositorio del proyecto.</w:t>
       </w:r>
     </w:p>
     <w:p>
@@ -42538,7 +41166,7 @@
           <w:sz w:val="24"/>
           <w:szCs w:val="24"/>
         </w:rPr>
-        <w:t>Sistema de Diagnóstico</w:t>
+        <w:t>Gestión de Equipos y Sectores</w:t>
       </w:r>
     </w:p>
     <w:p>
@@ -42550,7 +41178,7 @@
           <w:sz w:val="24"/>
           <w:szCs w:val="24"/>
         </w:rPr>
-        <w:t xml:space="preserve">Sistema de Diagnóstico </w:t>
+        <w:t xml:space="preserve">Gestión de Equipos y Sectores </w:t>
       </w:r>
     </w:p>
     <w:p>
@@ -42559,6 +41187,7 @@
         <w:jc w:val="both"/>
       </w:pPr>
       <w:r>
+        <w:lastRenderedPageBreak/>
         <w:t>&amp;</w:t>
       </w:r>
       <w:proofErr w:type="spellStart"/>
@@ -42567,7 +41196,15 @@
       </w:r>
       <w:proofErr w:type="spellEnd"/>
       <w:r>
-        <w:t>; Panel de control técnico para verificar el estado del servidor, red, sensores, interfaces de red y configurar intervalos de envío de datos.</w:t>
+        <w:t xml:space="preserve">; Jerarquía organizacional Sector → Equipo → Sensor: CRUD completo, asociaciones, </w:t>
+      </w:r>
+      <w:proofErr w:type="spellStart"/>
+      <w:r>
+        <w:t>auto-detección</w:t>
+      </w:r>
+      <w:proofErr w:type="spellEnd"/>
+      <w:r>
+        <w:t xml:space="preserve"> de sensores y eliminación en cascada.</w:t>
       </w:r>
     </w:p>
     <w:p>
@@ -42596,33 +41233,165 @@
         <w:spacing w:after="200"/>
         <w:jc w:val="both"/>
       </w:pPr>
-      <w:r>
-        <w:t xml:space="preserve">La página de diagnóstico (`diagnostico/index.html`) es el panel de control técnico del sistema </w:t>
-      </w:r>
       <w:proofErr w:type="spellStart"/>
       <w:r>
         <w:t>SmartTemp</w:t>
       </w:r>
       <w:proofErr w:type="spellEnd"/>
       <w:r>
-        <w:t xml:space="preserve">. Permite verificar en tiempo real el estado de todos los componentes: servidor </w:t>
-      </w:r>
-      <w:proofErr w:type="spellStart"/>
-      <w:r>
-        <w:t>backend</w:t>
-      </w:r>
-      <w:proofErr w:type="spellEnd"/>
-      <w:r>
-        <w:t xml:space="preserve">, conexión </w:t>
-      </w:r>
-      <w:proofErr w:type="spellStart"/>
-      <w:r>
-        <w:t>WebSocket</w:t>
-      </w:r>
-      <w:proofErr w:type="spellEnd"/>
-      <w:r>
-        <w:t>, sensores individuales (ping HTTP y MQTT), interfaces de red, y configurar los intervalos de envío de datos.</w:t>
-      </w:r>
+        <w:t xml:space="preserve"> organiza los sensores dentro de una estructura jerárquica de tres niveles que refleja la organización física del laboratorio. Esta jerarquía permite agrupar, filtrar y administrar los dispositivos de forma lógica, y es la base del sistema de control de acceso por roles.</w:t>
+      </w:r>
+    </w:p>
+    <w:p>
+      <w:pPr>
+        <w:spacing w:line="240" w:lineRule="auto"/>
+        <w:ind w:left="431"/>
+      </w:pPr>
+      <w:r>
+        <w:rPr>
+          <w:rFonts w:ascii="Courier New" w:eastAsia="Courier New" w:hAnsi="Courier New" w:cs="Courier New"/>
+          <w:sz w:val="16"/>
+          <w:szCs w:val="16"/>
+        </w:rPr>
+        <w:t>&lt;</w:t>
+      </w:r>
+      <w:proofErr w:type="spellStart"/>
+      <w:r>
+        <w:rPr>
+          <w:rFonts w:ascii="Courier New" w:eastAsia="Courier New" w:hAnsi="Courier New" w:cs="Courier New"/>
+          <w:sz w:val="16"/>
+          <w:szCs w:val="16"/>
+        </w:rPr>
+        <w:t>code</w:t>
+      </w:r>
+      <w:proofErr w:type="spellEnd"/>
+      <w:r>
+        <w:rPr>
+          <w:rFonts w:ascii="Courier New" w:eastAsia="Courier New" w:hAnsi="Courier New" w:cs="Courier New"/>
+          <w:sz w:val="16"/>
+          <w:szCs w:val="16"/>
+        </w:rPr>
+        <w:t>&gt;Sector (</w:t>
+      </w:r>
+      <w:proofErr w:type="spellStart"/>
+      <w:r>
+        <w:rPr>
+          <w:rFonts w:ascii="Courier New" w:eastAsia="Courier New" w:hAnsi="Courier New" w:cs="Courier New"/>
+          <w:sz w:val="16"/>
+          <w:szCs w:val="16"/>
+        </w:rPr>
+        <w:t>ej</w:t>
+      </w:r>
+      <w:proofErr w:type="spellEnd"/>
+      <w:r>
+        <w:rPr>
+          <w:rFonts w:ascii="Courier New" w:eastAsia="Courier New" w:hAnsi="Courier New" w:cs="Courier New"/>
+          <w:sz w:val="16"/>
+          <w:szCs w:val="16"/>
+        </w:rPr>
+        <w:t>: "Laboratorio Hematología")</w:t>
+      </w:r>
+    </w:p>
+    <w:p>
+      <w:pPr>
+        <w:spacing w:line="240" w:lineRule="auto"/>
+        <w:ind w:left="431"/>
+      </w:pPr>
+      <w:r>
+        <w:rPr>
+          <w:rFonts w:ascii="Courier New" w:eastAsia="Courier New" w:hAnsi="Courier New" w:cs="Courier New"/>
+          <w:sz w:val="16"/>
+          <w:szCs w:val="16"/>
+        </w:rPr>
+        <w:t xml:space="preserve">  └── Equipo (</w:t>
+      </w:r>
+      <w:proofErr w:type="spellStart"/>
+      <w:r>
+        <w:rPr>
+          <w:rFonts w:ascii="Courier New" w:eastAsia="Courier New" w:hAnsi="Courier New" w:cs="Courier New"/>
+          <w:sz w:val="16"/>
+          <w:szCs w:val="16"/>
+        </w:rPr>
+        <w:t>ej</w:t>
+      </w:r>
+      <w:proofErr w:type="spellEnd"/>
+      <w:r>
+        <w:rPr>
+          <w:rFonts w:ascii="Courier New" w:eastAsia="Courier New" w:hAnsi="Courier New" w:cs="Courier New"/>
+          <w:sz w:val="16"/>
+          <w:szCs w:val="16"/>
+        </w:rPr>
+        <w:t>: "Heladera Reactivos A")</w:t>
+      </w:r>
+    </w:p>
+    <w:p>
+      <w:pPr>
+        <w:spacing w:line="240" w:lineRule="auto"/>
+        <w:ind w:left="431"/>
+      </w:pPr>
+      <w:r>
+        <w:rPr>
+          <w:rFonts w:ascii="Courier New" w:eastAsia="Courier New" w:hAnsi="Courier New" w:cs="Courier New"/>
+          <w:sz w:val="16"/>
+          <w:szCs w:val="16"/>
+        </w:rPr>
+        <w:t xml:space="preserve">        └── Sensor (</w:t>
+      </w:r>
+      <w:proofErr w:type="spellStart"/>
+      <w:r>
+        <w:rPr>
+          <w:rFonts w:ascii="Courier New" w:eastAsia="Courier New" w:hAnsi="Courier New" w:cs="Courier New"/>
+          <w:sz w:val="16"/>
+          <w:szCs w:val="16"/>
+        </w:rPr>
+        <w:t>ej</w:t>
+      </w:r>
+      <w:proofErr w:type="spellEnd"/>
+      <w:r>
+        <w:rPr>
+          <w:rFonts w:ascii="Courier New" w:eastAsia="Courier New" w:hAnsi="Courier New" w:cs="Courier New"/>
+          <w:sz w:val="16"/>
+          <w:szCs w:val="16"/>
+        </w:rPr>
+        <w:t>: "28FF6A1234...")</w:t>
+      </w:r>
+    </w:p>
+    <w:p>
+      <w:pPr>
+        <w:spacing w:line="240" w:lineRule="auto"/>
+        <w:ind w:left="431"/>
+      </w:pPr>
+      <w:r>
+        <w:rPr>
+          <w:rFonts w:ascii="Courier New" w:eastAsia="Courier New" w:hAnsi="Courier New" w:cs="Courier New"/>
+          <w:sz w:val="16"/>
+          <w:szCs w:val="16"/>
+        </w:rPr>
+        <w:t>&lt;/</w:t>
+      </w:r>
+      <w:proofErr w:type="spellStart"/>
+      <w:r>
+        <w:rPr>
+          <w:rFonts w:ascii="Courier New" w:eastAsia="Courier New" w:hAnsi="Courier New" w:cs="Courier New"/>
+          <w:sz w:val="16"/>
+          <w:szCs w:val="16"/>
+        </w:rPr>
+        <w:t>code</w:t>
+      </w:r>
+      <w:proofErr w:type="spellEnd"/>
+      <w:r>
+        <w:rPr>
+          <w:rFonts w:ascii="Courier New" w:eastAsia="Courier New" w:hAnsi="Courier New" w:cs="Courier New"/>
+          <w:sz w:val="16"/>
+          <w:szCs w:val="16"/>
+        </w:rPr>
+        <w:t>&gt;</w:t>
+      </w:r>
+    </w:p>
+    <w:p>
+      <w:pPr>
+        <w:spacing w:after="200"/>
+      </w:pPr>
     </w:p>
     <w:p>
       <w:pPr>
@@ -42630,44 +41399,7 @@
         <w:jc w:val="both"/>
       </w:pPr>
       <w:r>
-        <w:t xml:space="preserve">En sistemas </w:t>
-      </w:r>
-      <w:proofErr w:type="spellStart"/>
-      <w:r>
-        <w:t>IoT</w:t>
-      </w:r>
-      <w:proofErr w:type="spellEnd"/>
-      <w:r>
-        <w:t xml:space="preserve"> de monitoreo continuo, la capacidad de diagnóstico remoto es fundamental para mantener la disponibilidad del servicio. La página de diagnóstico implementa el concepto de &amp;</w:t>
-      </w:r>
-      <w:proofErr w:type="spellStart"/>
-      <w:proofErr w:type="gramStart"/>
-      <w:r>
-        <w:t>quot;observabilidad</w:t>
-      </w:r>
-      <w:proofErr w:type="gramEnd"/>
-      <w:r>
-        <w:t>&amp;quot</w:t>
-      </w:r>
-      <w:proofErr w:type="spellEnd"/>
-      <w:r>
-        <w:t>; (</w:t>
-      </w:r>
-      <w:proofErr w:type="spellStart"/>
-      <w:r>
-        <w:t>observability</w:t>
-      </w:r>
-      <w:proofErr w:type="spellEnd"/>
-      <w:r>
-        <w:t xml:space="preserve">) de sistemas distribuidos, proporcionando tres pilares: métricas (estado del servidor, tiempos de respuesta), logs (registro de eventos y consola del servidor) y trazas (flujo de comunicación </w:t>
-      </w:r>
-      <w:proofErr w:type="spellStart"/>
-      <w:r>
-        <w:t>WebSocket</w:t>
-      </w:r>
-      <w:proofErr w:type="spellEnd"/>
-      <w:r>
-        <w:t xml:space="preserve"> y MQTT).</w:t>
+        <w:t>En sistemas de monitoreo de cadena de frío para laboratorios, la organización jerárquica es esencial para cumplir con los requisitos de trazabilidad de la norma ISO 15189. Cada punto de monitoreo (sensor) debe estar asociado a un equipo de almacenamiento específico (heladera, freezer) y a un área del laboratorio (sector), permitiendo generar reportes de cumplimiento por zona.</w:t>
       </w:r>
     </w:p>
     <w:p>
@@ -42684,38 +41416,36 @@
     </w:p>
     <w:p>
       <w:pPr>
-        <w:spacing w:after="120"/>
-      </w:pPr>
-      <w:r>
-        <w:t>Secciones de la página (6 tarjetas)</w:t>
-      </w:r>
-    </w:p>
-    <w:p>
-      <w:pPr>
         <w:spacing w:after="200"/>
         <w:jc w:val="both"/>
       </w:pPr>
       <w:r>
-        <w:t>**1. Estado del Servidor**: Indicador circular (verde/rojo/gris), verificación HTTP con `/ping` → &amp;</w:t>
-      </w:r>
-      <w:proofErr w:type="spellStart"/>
-      <w:proofErr w:type="gramStart"/>
-      <w:r>
-        <w:t>quot;pong</w:t>
-      </w:r>
-      <w:proofErr w:type="gramEnd"/>
-      <w:r>
-        <w:t>&amp;</w:t>
-      </w:r>
-      <w:proofErr w:type="gramStart"/>
-      <w:r>
-        <w:t>quot</w:t>
-      </w:r>
-      <w:proofErr w:type="spellEnd"/>
-      <w:r>
-        <w:t>;.</w:t>
-      </w:r>
-      <w:proofErr w:type="gramEnd"/>
+        <w:t>Contenido resumido. Ver documentación completa en el repositorio del proyecto.</w:t>
+      </w:r>
+    </w:p>
+    <w:p>
+      <w:pPr>
+        <w:pStyle w:val="Ttulo3"/>
+      </w:pPr>
+      <w:r>
+        <w:rPr>
+          <w:sz w:val="24"/>
+          <w:szCs w:val="24"/>
+        </w:rPr>
+        <w:t>Supervisiones</w:t>
+      </w:r>
+    </w:p>
+    <w:p>
+      <w:pPr>
+        <w:pStyle w:val="Ttulo3"/>
+      </w:pPr>
+      <w:r>
+        <w:rPr>
+          <w:sz w:val="24"/>
+          <w:szCs w:val="24"/>
+        </w:rPr>
+        <w:t xml:space="preserve">Sistema de Supervisiones y Encuestas </w:t>
+      </w:r>
     </w:p>
     <w:p>
       <w:pPr>
@@ -42723,23 +41453,15 @@
         <w:jc w:val="both"/>
       </w:pPr>
       <w:r>
-        <w:t>**2. Estado de Red (</w:t>
-      </w:r>
-      <w:proofErr w:type="spellStart"/>
-      <w:r>
-        <w:t>WebSocket</w:t>
-      </w:r>
-      <w:proofErr w:type="spellEnd"/>
-      <w:r>
-        <w:t>)**: Estado de conexión, intentos de reconexión, mensajes enviados/recibidos, latencia ping/</w:t>
-      </w:r>
-      <w:proofErr w:type="spellStart"/>
-      <w:r>
-        <w:t>pong</w:t>
-      </w:r>
-      <w:proofErr w:type="spellEnd"/>
-      <w:r>
-        <w:t>. Botones: Reconectar, Enviar Ping.</w:t>
+        <w:t>&amp;</w:t>
+      </w:r>
+      <w:proofErr w:type="spellStart"/>
+      <w:r>
+        <w:t>gt</w:t>
+      </w:r>
+      <w:proofErr w:type="spellEnd"/>
+      <w:r>
+        <w:t>; Registro de supervisiones cuando un sensor tiene problemas, y sistema de encuestas para evaluar el impacto del sistema en el personal del laboratorio.</w:t>
       </w:r>
     </w:p>
     <w:p>
@@ -42748,7 +41470,168 @@
         <w:jc w:val="both"/>
       </w:pPr>
       <w:r>
+        <w:t>---</w:t>
+      </w:r>
+    </w:p>
+    <w:p>
+      <w:pPr>
+        <w:pStyle w:val="Ttulo4"/>
+      </w:pPr>
+      <w:r>
+        <w:rPr>
+          <w:i w:val="0"/>
+          <w:iCs w:val="0"/>
+        </w:rPr>
+        <w:t xml:space="preserve">Descripción General </w:t>
+      </w:r>
+    </w:p>
+    <w:p>
+      <w:pPr>
+        <w:spacing w:after="200"/>
+        <w:jc w:val="both"/>
+      </w:pPr>
+      <w:proofErr w:type="spellStart"/>
+      <w:r>
+        <w:t>SmartTemp</w:t>
+      </w:r>
+      <w:proofErr w:type="spellEnd"/>
+      <w:r>
+        <w:t xml:space="preserve"> incluye dos sistemas de registro de información humana: las supervisiones (cuando un usuario revisa un sensor con problemas) y las encuestas (formularios para el personal del laboratorio). Ambos sistemas son fundamentales para la trazabilidad y la evaluación del impacto del sistema.</w:t>
+      </w:r>
+    </w:p>
+    <w:p>
+      <w:pPr>
+        <w:spacing w:after="200"/>
+        <w:jc w:val="both"/>
+      </w:pPr>
+      <w:r>
+        <w:lastRenderedPageBreak/>
+        <w:t>Las supervisiones implementan un flujo de gestión de incidencias inspirado en los principios de ITIL (</w:t>
+      </w:r>
+      <w:proofErr w:type="spellStart"/>
+      <w:r>
+        <w:t>Information</w:t>
+      </w:r>
+      <w:proofErr w:type="spellEnd"/>
+      <w:r>
+        <w:t xml:space="preserve"> </w:t>
+      </w:r>
+      <w:proofErr w:type="spellStart"/>
+      <w:r>
+        <w:t>Technology</w:t>
+      </w:r>
+      <w:proofErr w:type="spellEnd"/>
+      <w:r>
+        <w:t xml:space="preserve"> </w:t>
+      </w:r>
+      <w:proofErr w:type="spellStart"/>
+      <w:r>
+        <w:t>Infrastructure</w:t>
+      </w:r>
+      <w:proofErr w:type="spellEnd"/>
+      <w:r>
+        <w:t xml:space="preserve"> Library) para gestión de servicios. Cuando un sensor presenta una anomalía (desconexión, temperatura fuera de rango), el sistema genera una alerta visual y permite al personal registrar que revisó el problema, qué observó y si lo resolvió. Esto crea un registro auditable de las acciones tomadas ante cada incidencia.</w:t>
+      </w:r>
+    </w:p>
+    <w:p>
+      <w:pPr>
+        <w:spacing w:after="200"/>
+        <w:jc w:val="both"/>
+      </w:pPr>
+      <w:r>
+        <w:t xml:space="preserve">Las encuestas fueron diseñadas específicamente para la tesis de maestría, permitiendo evaluar cuantitativamente el impacto del sistema de monitoreo </w:t>
+      </w:r>
+      <w:proofErr w:type="spellStart"/>
+      <w:r>
+        <w:t>IoT</w:t>
+      </w:r>
+      <w:proofErr w:type="spellEnd"/>
+      <w:r>
+        <w:t xml:space="preserve"> comparando la situación antes y después de la implementación.</w:t>
+      </w:r>
+    </w:p>
+    <w:p>
+      <w:pPr>
+        <w:pStyle w:val="Ttulo4"/>
+      </w:pPr>
+      <w:r>
+        <w:rPr>
+          <w:i w:val="0"/>
+          <w:iCs w:val="0"/>
+        </w:rPr>
+        <w:t xml:space="preserve">Funcionamiento </w:t>
+      </w:r>
+    </w:p>
+    <w:p>
+      <w:pPr>
+        <w:spacing w:after="120"/>
+      </w:pPr>
+      <w:r>
+        <w:t>1. Sistema de Supervisiones</w:t>
+      </w:r>
+    </w:p>
+    <w:p>
+      <w:pPr>
+        <w:spacing w:after="200"/>
+        <w:jc w:val="both"/>
+      </w:pPr>
+      <w:r>
+        <w:t xml:space="preserve">**¿Cuándo aparece el botón de </w:t>
+      </w:r>
+      <w:proofErr w:type="gramStart"/>
+      <w:r>
+        <w:t>supervisar?*</w:t>
+      </w:r>
+      <w:proofErr w:type="gramEnd"/>
+      <w:r>
+        <w:t>*</w:t>
+      </w:r>
+    </w:p>
+    <w:p>
+      <w:pPr>
+        <w:spacing w:after="200"/>
+        <w:jc w:val="both"/>
+      </w:pPr>
+      <w:r>
         <w:t>Contenido resumido. Ver documentación completa en el repositorio del proyecto.</w:t>
+      </w:r>
+    </w:p>
+    <w:p>
+      <w:r>
+        <w:br w:type="page"/>
+      </w:r>
+    </w:p>
+    <w:p>
+      <w:pPr>
+        <w:pStyle w:val="Ttulo2"/>
+      </w:pPr>
+      <w:r>
+        <w:t>Anexo F: Manual de Instalación y Configuración</w:t>
+      </w:r>
+    </w:p>
+    <w:p>
+      <w:pPr>
+        <w:spacing w:after="200"/>
+        <w:jc w:val="both"/>
+      </w:pPr>
+      <w:r>
+        <w:t xml:space="preserve">Guía de instalación del sistema </w:t>
+      </w:r>
+      <w:proofErr w:type="spellStart"/>
+      <w:r>
+        <w:t>SmartTemp</w:t>
+      </w:r>
+      <w:proofErr w:type="spellEnd"/>
+      <w:r>
+        <w:t xml:space="preserve">: servidor Node.js, </w:t>
+      </w:r>
+      <w:proofErr w:type="spellStart"/>
+      <w:r>
+        <w:t>broker</w:t>
+      </w:r>
+      <w:proofErr w:type="spellEnd"/>
+      <w:r>
+        <w:t xml:space="preserve"> MQTT, MySQL y sensores ESP8266.</w:t>
       </w:r>
     </w:p>
     <w:p>
@@ -42760,7 +41643,7 @@
           <w:sz w:val="24"/>
           <w:szCs w:val="24"/>
         </w:rPr>
-        <w:t>Gestión de Equipos y Sectores</w:t>
+        <w:t>Despliegue e Instalación del Servidor</w:t>
       </w:r>
     </w:p>
     <w:p>
@@ -42772,7 +41655,7 @@
           <w:sz w:val="24"/>
           <w:szCs w:val="24"/>
         </w:rPr>
-        <w:t xml:space="preserve">Gestión de Equipos y Sectores </w:t>
+        <w:t xml:space="preserve">Despliegue e Instalación del Sistema </w:t>
       </w:r>
     </w:p>
     <w:p>
@@ -42781,6 +41664,188 @@
         <w:jc w:val="both"/>
       </w:pPr>
       <w:r>
+        <w:t>&amp;</w:t>
+      </w:r>
+      <w:proofErr w:type="spellStart"/>
+      <w:r>
+        <w:t>gt</w:t>
+      </w:r>
+      <w:proofErr w:type="spellEnd"/>
+      <w:r>
+        <w:t>; Instalación, configuración de entornos, gestión de procesos con PM2, sistema de logs y despliegue en producción.</w:t>
+      </w:r>
+    </w:p>
+    <w:p>
+      <w:pPr>
+        <w:spacing w:after="200"/>
+        <w:jc w:val="both"/>
+      </w:pPr>
+      <w:r>
+        <w:t>---</w:t>
+      </w:r>
+    </w:p>
+    <w:p>
+      <w:pPr>
+        <w:pStyle w:val="Ttulo4"/>
+      </w:pPr>
+      <w:r>
+        <w:rPr>
+          <w:i w:val="0"/>
+          <w:iCs w:val="0"/>
+        </w:rPr>
+        <w:t xml:space="preserve">Descripción General </w:t>
+      </w:r>
+    </w:p>
+    <w:p>
+      <w:pPr>
+        <w:spacing w:after="200"/>
+        <w:jc w:val="both"/>
+      </w:pPr>
+      <w:proofErr w:type="spellStart"/>
+      <w:r>
+        <w:t>SmartTemp</w:t>
+      </w:r>
+      <w:proofErr w:type="spellEnd"/>
+      <w:r>
+        <w:t xml:space="preserve"> opera en dos entornos: desarrollo local (red del laboratorio) y producción (servidor remoto accesible desde internet). El despliegue en producción utiliza PM2 como gestor de procesos para garantizar disponibilidad continua, con </w:t>
+      </w:r>
+      <w:proofErr w:type="spellStart"/>
+      <w:r>
+        <w:t>auto-restart</w:t>
+      </w:r>
+      <w:proofErr w:type="spellEnd"/>
+      <w:r>
+        <w:t xml:space="preserve"> ante fallos y gestión de logs.</w:t>
+      </w:r>
+    </w:p>
+    <w:p>
+      <w:pPr>
+        <w:spacing w:after="200"/>
+        <w:jc w:val="both"/>
+      </w:pPr>
+      <w:r>
+        <w:t xml:space="preserve">La estrategia de despliegue sigue las mejores prácticas para aplicaciones Node.js en producción: separación de configuración por entorno (variables de entorno con </w:t>
+      </w:r>
+      <w:proofErr w:type="spellStart"/>
+      <w:r>
+        <w:t>dotenv</w:t>
+      </w:r>
+      <w:proofErr w:type="spellEnd"/>
+      <w:r>
+        <w:t xml:space="preserve">), gestión de procesos con PM2 (equivalente a </w:t>
+      </w:r>
+      <w:proofErr w:type="spellStart"/>
+      <w:r>
+        <w:t>systemd</w:t>
+      </w:r>
+      <w:proofErr w:type="spellEnd"/>
+      <w:r>
+        <w:t xml:space="preserve"> para Node.js), y monitoreo de recursos. PM2 es el gestor de procesos más utilizado para Node.js en producción, con más de 40 millones de descargas mensuales en </w:t>
+      </w:r>
+      <w:proofErr w:type="spellStart"/>
+      <w:r>
+        <w:t>npm</w:t>
+      </w:r>
+      <w:proofErr w:type="spellEnd"/>
+      <w:r>
+        <w:t>.</w:t>
+      </w:r>
+    </w:p>
+    <w:p>
+      <w:pPr>
+        <w:pStyle w:val="Ttulo4"/>
+      </w:pPr>
+      <w:r>
+        <w:rPr>
+          <w:i w:val="0"/>
+          <w:iCs w:val="0"/>
+        </w:rPr>
+        <w:t xml:space="preserve">Funcionamiento </w:t>
+      </w:r>
+    </w:p>
+    <w:p>
+      <w:pPr>
+        <w:spacing w:after="120"/>
+      </w:pPr>
+      <w:r>
+        <w:t>Entornos del sistema</w:t>
+      </w:r>
+    </w:p>
+    <w:p>
+      <w:pPr>
+        <w:spacing w:after="200"/>
+        <w:jc w:val="both"/>
+      </w:pPr>
+      <w:r>
+        <w:t>| Entorno | IP | Puerto | Uso |</w:t>
+      </w:r>
+    </w:p>
+    <w:p>
+      <w:pPr>
+        <w:spacing w:after="200"/>
+        <w:jc w:val="both"/>
+      </w:pPr>
+      <w:r>
+        <w:t>|---------|-----|--------|-----|</w:t>
+      </w:r>
+    </w:p>
+    <w:p>
+      <w:pPr>
+        <w:spacing w:after="200"/>
+        <w:jc w:val="both"/>
+      </w:pPr>
+      <w:r>
+        <w:t>| Desarrollo | 192.168.1.24 | 8055 | Pruebas en red local del laboratorio |</w:t>
+      </w:r>
+    </w:p>
+    <w:p>
+      <w:pPr>
+        <w:spacing w:after="200"/>
+        <w:jc w:val="both"/>
+      </w:pPr>
+      <w:r>
+        <w:t>| Producción | 149.50.137.2 | 8055 | Servidor accesible desde internet |</w:t>
+      </w:r>
+    </w:p>
+    <w:p>
+      <w:pPr>
+        <w:spacing w:after="200"/>
+        <w:jc w:val="both"/>
+      </w:pPr>
+      <w:r>
+        <w:t>Contenido resumido. Ver documentación completa en el repositorio del proyecto.</w:t>
+      </w:r>
+    </w:p>
+    <w:p>
+      <w:pPr>
+        <w:pStyle w:val="Ttulo3"/>
+      </w:pPr>
+      <w:r>
+        <w:rPr>
+          <w:sz w:val="24"/>
+          <w:szCs w:val="24"/>
+        </w:rPr>
+        <w:t>Configuración del Broker MQTT</w:t>
+      </w:r>
+    </w:p>
+    <w:p>
+      <w:pPr>
+        <w:pStyle w:val="Ttulo3"/>
+      </w:pPr>
+      <w:r>
+        <w:rPr>
+          <w:sz w:val="24"/>
+          <w:szCs w:val="24"/>
+        </w:rPr>
+        <w:t xml:space="preserve">Sistema MQTT </w:t>
+      </w:r>
+    </w:p>
+    <w:p>
+      <w:pPr>
+        <w:spacing w:after="200"/>
+        <w:jc w:val="both"/>
+      </w:pPr>
+      <w:r>
         <w:lastRenderedPageBreak/>
         <w:t>&amp;</w:t>
       </w:r>
@@ -42790,15 +41855,23 @@
       </w:r>
       <w:proofErr w:type="spellEnd"/>
       <w:r>
-        <w:t xml:space="preserve">; Jerarquía organizacional Sector → Equipo → Sensor: CRUD completo, asociaciones, </w:t>
-      </w:r>
-      <w:proofErr w:type="spellStart"/>
-      <w:r>
-        <w:t>auto-detección</w:t>
-      </w:r>
-      <w:proofErr w:type="spellEnd"/>
-      <w:r>
-        <w:t xml:space="preserve"> de sensores y eliminación en cascada.</w:t>
+        <w:t xml:space="preserve">; Comunicación bidireccional entre servidor y sensores ESP8266 mediante el protocolo MQTT: ping remoto, configuración de intervalos y </w:t>
+      </w:r>
+      <w:proofErr w:type="spellStart"/>
+      <w:r>
+        <w:t>broker</w:t>
+      </w:r>
+      <w:proofErr w:type="spellEnd"/>
+      <w:r>
+        <w:t xml:space="preserve"> </w:t>
+      </w:r>
+      <w:proofErr w:type="spellStart"/>
+      <w:r>
+        <w:t>Mosquitto</w:t>
+      </w:r>
+      <w:proofErr w:type="spellEnd"/>
+      <w:r>
+        <w:t>.</w:t>
       </w:r>
     </w:p>
     <w:p>
@@ -42827,165 +41900,49 @@
         <w:spacing w:after="200"/>
         <w:jc w:val="both"/>
       </w:pPr>
-      <w:proofErr w:type="spellStart"/>
-      <w:r>
-        <w:t>SmartTemp</w:t>
-      </w:r>
-      <w:proofErr w:type="spellEnd"/>
-      <w:r>
-        <w:t xml:space="preserve"> organiza los sensores dentro de una estructura jerárquica de tres niveles que refleja la organización física del laboratorio. Esta jerarquía permite agrupar, filtrar y administrar los dispositivos de forma lógica, y es la base del sistema de control de acceso por roles.</w:t>
-      </w:r>
-    </w:p>
-    <w:p>
-      <w:pPr>
-        <w:spacing w:line="240" w:lineRule="auto"/>
-        <w:ind w:left="431"/>
-      </w:pPr>
-      <w:r>
-        <w:rPr>
-          <w:rFonts w:ascii="Courier New" w:eastAsia="Courier New" w:hAnsi="Courier New" w:cs="Courier New"/>
-          <w:sz w:val="16"/>
-          <w:szCs w:val="16"/>
-        </w:rPr>
-        <w:t>&lt;</w:t>
-      </w:r>
-      <w:proofErr w:type="spellStart"/>
-      <w:r>
-        <w:rPr>
-          <w:rFonts w:ascii="Courier New" w:eastAsia="Courier New" w:hAnsi="Courier New" w:cs="Courier New"/>
-          <w:sz w:val="16"/>
-          <w:szCs w:val="16"/>
-        </w:rPr>
-        <w:t>code</w:t>
-      </w:r>
-      <w:proofErr w:type="spellEnd"/>
-      <w:r>
-        <w:rPr>
-          <w:rFonts w:ascii="Courier New" w:eastAsia="Courier New" w:hAnsi="Courier New" w:cs="Courier New"/>
-          <w:sz w:val="16"/>
-          <w:szCs w:val="16"/>
-        </w:rPr>
-        <w:t>&gt;Sector (</w:t>
-      </w:r>
-      <w:proofErr w:type="spellStart"/>
-      <w:r>
-        <w:rPr>
-          <w:rFonts w:ascii="Courier New" w:eastAsia="Courier New" w:hAnsi="Courier New" w:cs="Courier New"/>
-          <w:sz w:val="16"/>
-          <w:szCs w:val="16"/>
-        </w:rPr>
-        <w:t>ej</w:t>
-      </w:r>
-      <w:proofErr w:type="spellEnd"/>
-      <w:r>
-        <w:rPr>
-          <w:rFonts w:ascii="Courier New" w:eastAsia="Courier New" w:hAnsi="Courier New" w:cs="Courier New"/>
-          <w:sz w:val="16"/>
-          <w:szCs w:val="16"/>
-        </w:rPr>
-        <w:t>: "Laboratorio Hematología")</w:t>
-      </w:r>
-    </w:p>
-    <w:p>
-      <w:pPr>
-        <w:spacing w:line="240" w:lineRule="auto"/>
-        <w:ind w:left="431"/>
-      </w:pPr>
-      <w:r>
-        <w:rPr>
-          <w:rFonts w:ascii="Courier New" w:eastAsia="Courier New" w:hAnsi="Courier New" w:cs="Courier New"/>
-          <w:sz w:val="16"/>
-          <w:szCs w:val="16"/>
-        </w:rPr>
-        <w:t xml:space="preserve">  └── Equipo (</w:t>
-      </w:r>
-      <w:proofErr w:type="spellStart"/>
-      <w:r>
-        <w:rPr>
-          <w:rFonts w:ascii="Courier New" w:eastAsia="Courier New" w:hAnsi="Courier New" w:cs="Courier New"/>
-          <w:sz w:val="16"/>
-          <w:szCs w:val="16"/>
-        </w:rPr>
-        <w:t>ej</w:t>
-      </w:r>
-      <w:proofErr w:type="spellEnd"/>
-      <w:r>
-        <w:rPr>
-          <w:rFonts w:ascii="Courier New" w:eastAsia="Courier New" w:hAnsi="Courier New" w:cs="Courier New"/>
-          <w:sz w:val="16"/>
-          <w:szCs w:val="16"/>
-        </w:rPr>
-        <w:t>: "Heladera Reactivos A")</w:t>
-      </w:r>
-    </w:p>
-    <w:p>
-      <w:pPr>
-        <w:spacing w:line="240" w:lineRule="auto"/>
-        <w:ind w:left="431"/>
-      </w:pPr>
-      <w:r>
-        <w:rPr>
-          <w:rFonts w:ascii="Courier New" w:eastAsia="Courier New" w:hAnsi="Courier New" w:cs="Courier New"/>
-          <w:sz w:val="16"/>
-          <w:szCs w:val="16"/>
-        </w:rPr>
-        <w:t xml:space="preserve">        └── Sensor (</w:t>
-      </w:r>
-      <w:proofErr w:type="spellStart"/>
-      <w:r>
-        <w:rPr>
-          <w:rFonts w:ascii="Courier New" w:eastAsia="Courier New" w:hAnsi="Courier New" w:cs="Courier New"/>
-          <w:sz w:val="16"/>
-          <w:szCs w:val="16"/>
-        </w:rPr>
-        <w:t>ej</w:t>
-      </w:r>
-      <w:proofErr w:type="spellEnd"/>
-      <w:r>
-        <w:rPr>
-          <w:rFonts w:ascii="Courier New" w:eastAsia="Courier New" w:hAnsi="Courier New" w:cs="Courier New"/>
-          <w:sz w:val="16"/>
-          <w:szCs w:val="16"/>
-        </w:rPr>
-        <w:t>: "28FF6A1234...")</w:t>
-      </w:r>
-    </w:p>
-    <w:p>
-      <w:pPr>
-        <w:spacing w:line="240" w:lineRule="auto"/>
-        <w:ind w:left="431"/>
-      </w:pPr>
-      <w:r>
-        <w:rPr>
-          <w:rFonts w:ascii="Courier New" w:eastAsia="Courier New" w:hAnsi="Courier New" w:cs="Courier New"/>
-          <w:sz w:val="16"/>
-          <w:szCs w:val="16"/>
-        </w:rPr>
-        <w:t>&lt;/</w:t>
-      </w:r>
-      <w:proofErr w:type="spellStart"/>
-      <w:r>
-        <w:rPr>
-          <w:rFonts w:ascii="Courier New" w:eastAsia="Courier New" w:hAnsi="Courier New" w:cs="Courier New"/>
-          <w:sz w:val="16"/>
-          <w:szCs w:val="16"/>
-        </w:rPr>
-        <w:t>code</w:t>
-      </w:r>
-      <w:proofErr w:type="spellEnd"/>
-      <w:r>
-        <w:rPr>
-          <w:rFonts w:ascii="Courier New" w:eastAsia="Courier New" w:hAnsi="Courier New" w:cs="Courier New"/>
-          <w:sz w:val="16"/>
-          <w:szCs w:val="16"/>
-        </w:rPr>
-        <w:t>&gt;</w:t>
-      </w:r>
-    </w:p>
-    <w:p>
-      <w:pPr>
-        <w:spacing w:after="200"/>
-      </w:pPr>
+      <w:r>
+        <w:t>MQTT (</w:t>
+      </w:r>
+      <w:proofErr w:type="spellStart"/>
+      <w:r>
+        <w:t>Message</w:t>
+      </w:r>
+      <w:proofErr w:type="spellEnd"/>
+      <w:r>
+        <w:t xml:space="preserve"> </w:t>
+      </w:r>
+      <w:proofErr w:type="spellStart"/>
+      <w:r>
+        <w:t>Queuing</w:t>
+      </w:r>
+      <w:proofErr w:type="spellEnd"/>
+      <w:r>
+        <w:t xml:space="preserve"> </w:t>
+      </w:r>
+      <w:proofErr w:type="spellStart"/>
+      <w:r>
+        <w:t>Telemetry</w:t>
+      </w:r>
+      <w:proofErr w:type="spellEnd"/>
+      <w:r>
+        <w:t xml:space="preserve"> </w:t>
+      </w:r>
+      <w:proofErr w:type="spellStart"/>
+      <w:r>
+        <w:t>Transport</w:t>
+      </w:r>
+      <w:proofErr w:type="spellEnd"/>
+      <w:r>
+        <w:t xml:space="preserve">) es el protocolo que permite al servidor comunicarse con los sensores ESP8266 de forma bidireccional, incluso cuando los sensores no son accesibles directamente por red HTTP. Fue creado por IBM en 1999 y estandarizado por OASIS en 2014, convirtiéndose en el estándar de facto para comunicación </w:t>
+      </w:r>
+      <w:proofErr w:type="spellStart"/>
+      <w:r>
+        <w:t>IoT</w:t>
+      </w:r>
+      <w:proofErr w:type="spellEnd"/>
+      <w:r>
+        <w:t>.</w:t>
+      </w:r>
     </w:p>
     <w:p>
       <w:pPr>
@@ -42993,7 +41950,77 @@
         <w:jc w:val="both"/>
       </w:pPr>
       <w:r>
-        <w:t>En sistemas de monitoreo de cadena de frío para laboratorios, la organización jerárquica es esencial para cumplir con los requisitos de trazabilidad de la norma ISO 15189. Cada punto de monitoreo (sensor) debe estar asociado a un equipo de almacenamiento específico (heladera, freezer) y a un área del laboratorio (sector), permitiendo generar reportes de cumplimiento por zona.</w:t>
+        <w:t>A diferencia de HTTP (modelo petición-respuesta donde el cliente siempre inicia), MQTT usa un modelo de publicación/suscripción con un intermediario (</w:t>
+      </w:r>
+      <w:proofErr w:type="spellStart"/>
+      <w:r>
+        <w:t>broker</w:t>
+      </w:r>
+      <w:proofErr w:type="spellEnd"/>
+      <w:r>
+        <w:t>). Esto permite que el servidor envíe comandos a los sensores en cualquier momento sin que estos tengan que estar &amp;</w:t>
+      </w:r>
+      <w:proofErr w:type="spellStart"/>
+      <w:proofErr w:type="gramStart"/>
+      <w:r>
+        <w:t>quot;escuchando</w:t>
+      </w:r>
+      <w:proofErr w:type="gramEnd"/>
+      <w:r>
+        <w:t>&amp;quot</w:t>
+      </w:r>
+      <w:proofErr w:type="spellEnd"/>
+      <w:r>
+        <w:t xml:space="preserve">; peticiones HTTP. El </w:t>
+      </w:r>
+      <w:proofErr w:type="spellStart"/>
+      <w:r>
+        <w:t>overhead</w:t>
+      </w:r>
+      <w:proofErr w:type="spellEnd"/>
+      <w:r>
+        <w:t xml:space="preserve"> del protocolo es mínimo (cabecera de 2 bytes vs ~700 bytes de HTTP), lo que lo hace ideal para dispositivos con recursos limitados como el ESP8266.</w:t>
+      </w:r>
+    </w:p>
+    <w:p>
+      <w:pPr>
+        <w:spacing w:after="200"/>
+        <w:jc w:val="both"/>
+      </w:pPr>
+      <w:proofErr w:type="spellStart"/>
+      <w:r>
+        <w:t>SmartTemp</w:t>
+      </w:r>
+      <w:proofErr w:type="spellEnd"/>
+      <w:r>
+        <w:t xml:space="preserve"> usa MQTT para tres funciones que no son posibles con HTTP:</w:t>
+      </w:r>
+    </w:p>
+    <w:p>
+      <w:pPr>
+        <w:spacing w:after="200"/>
+        <w:jc w:val="both"/>
+      </w:pPr>
+      <w:r>
+        <w:t>1. **Ping remoto**: Verificar si un sensor está activo</w:t>
+      </w:r>
+    </w:p>
+    <w:p>
+      <w:pPr>
+        <w:spacing w:after="200"/>
+        <w:jc w:val="both"/>
+      </w:pPr>
+      <w:r>
+        <w:t>2. **Configuración remota**: Cambiar intervalos de envío sin acceso físico</w:t>
+      </w:r>
+    </w:p>
+    <w:p>
+      <w:pPr>
+        <w:spacing w:after="200"/>
+        <w:jc w:val="both"/>
+      </w:pPr>
+      <w:r>
+        <w:t>3. **Comunicación bidireccional**: El servidor puede enviar comandos a los sensores</w:t>
       </w:r>
     </w:p>
     <w:p>
@@ -43010,6 +42037,14 @@
     </w:p>
     <w:p>
       <w:pPr>
+        <w:spacing w:after="120"/>
+      </w:pPr>
+      <w:r>
+        <w:t>Arquitectura MQTT</w:t>
+      </w:r>
+    </w:p>
+    <w:p>
+      <w:pPr>
         <w:spacing w:after="200"/>
         <w:jc w:val="both"/>
       </w:pPr>
@@ -43026,7 +42061,7 @@
           <w:sz w:val="24"/>
           <w:szCs w:val="24"/>
         </w:rPr>
-        <w:t>Supervisiones</w:t>
+        <w:t>Autenticación y Seguridad</w:t>
       </w:r>
     </w:p>
     <w:p>
@@ -43038,7 +42073,7 @@
           <w:sz w:val="24"/>
           <w:szCs w:val="24"/>
         </w:rPr>
-        <w:t xml:space="preserve">Sistema de Supervisiones y Encuestas </w:t>
+        <w:t xml:space="preserve">Sistema de Autenticación y Login </w:t>
       </w:r>
     </w:p>
     <w:p>
@@ -43055,7 +42090,7 @@
       </w:r>
       <w:proofErr w:type="spellEnd"/>
       <w:r>
-        <w:t>; Registro de supervisiones cuando un sensor tiene problemas, y sistema de encuestas para evaluar el impacto del sistema en el personal del laboratorio.</w:t>
+        <w:t>; Proceso de inicio de sesión, gestión de sesiones en el navegador, roles de usuario y registro de historial de accesos.</w:t>
       </w:r>
     </w:p>
     <w:p>
@@ -43076,6 +42111,7 @@
           <w:i w:val="0"/>
           <w:iCs w:val="0"/>
         </w:rPr>
+        <w:lastRenderedPageBreak/>
         <w:t xml:space="preserve">Descripción General </w:t>
       </w:r>
     </w:p>
@@ -43090,7 +42126,23 @@
       </w:r>
       <w:proofErr w:type="spellEnd"/>
       <w:r>
-        <w:t xml:space="preserve"> incluye dos sistemas de registro de información humana: las supervisiones (cuando un usuario revisa un sensor con problemas) y las encuestas (formularios para el personal del laboratorio). Ambos sistemas son fundamentales para la trazabilidad y la evaluación del impacto del sistema.</w:t>
+        <w:t xml:space="preserve"> implementa un sistema de autenticación basado en sesiones del lado del cliente (</w:t>
+      </w:r>
+      <w:proofErr w:type="spellStart"/>
+      <w:r>
+        <w:t>localStorage</w:t>
+      </w:r>
+      <w:proofErr w:type="spellEnd"/>
+      <w:r>
+        <w:t>/</w:t>
+      </w:r>
+      <w:proofErr w:type="spellStart"/>
+      <w:r>
+        <w:t>sessionStorage</w:t>
+      </w:r>
+      <w:proofErr w:type="spellEnd"/>
+      <w:r>
+        <w:t>) con verificación de credenciales contra la base de datos MySQL. El sistema soporta múltiples roles con diferentes niveles de acceso y registra un historial completo de inicios de sesión para auditoría.</w:t>
       </w:r>
     </w:p>
     <w:p>
@@ -43099,32 +42151,15 @@
         <w:jc w:val="both"/>
       </w:pPr>
       <w:r>
-        <w:lastRenderedPageBreak/>
-        <w:t>Las supervisiones implementan un flujo de gestión de incidencias inspirado en los principios de ITIL (</w:t>
-      </w:r>
-      <w:proofErr w:type="spellStart"/>
-      <w:r>
-        <w:t>Information</w:t>
-      </w:r>
-      <w:proofErr w:type="spellEnd"/>
-      <w:r>
-        <w:t xml:space="preserve"> </w:t>
-      </w:r>
-      <w:proofErr w:type="spellStart"/>
-      <w:r>
-        <w:t>Technology</w:t>
-      </w:r>
-      <w:proofErr w:type="spellEnd"/>
-      <w:r>
-        <w:t xml:space="preserve"> </w:t>
-      </w:r>
-      <w:proofErr w:type="spellStart"/>
-      <w:r>
-        <w:t>Infrastructure</w:t>
-      </w:r>
-      <w:proofErr w:type="spellEnd"/>
-      <w:r>
-        <w:t xml:space="preserve"> Library) para gestión de servicios. Cuando un sensor presenta una anomalía (desconexión, temperatura fuera de rango), el sistema genera una alerta visual y permite al personal registrar que revisó el problema, qué observó y si lo resolvió. Esto crea un registro auditable de las acciones tomadas ante cada incidencia.</w:t>
+        <w:t xml:space="preserve">La autenticación es un componente crítico en sistemas </w:t>
+      </w:r>
+      <w:proofErr w:type="spellStart"/>
+      <w:r>
+        <w:t>IoT</w:t>
+      </w:r>
+      <w:proofErr w:type="spellEnd"/>
+      <w:r>
+        <w:t xml:space="preserve"> de monitoreo, ya que controla quién puede visualizar datos sensibles de la cadena de frío y quién puede modificar configuraciones de los sensores. En el contexto de la norma ISO 15189 para laboratorios clínicos, la trazabilidad de accesos es un requisito para acreditación.</w:t>
       </w:r>
     </w:p>
     <w:p>
@@ -43133,15 +42168,15 @@
         <w:jc w:val="both"/>
       </w:pPr>
       <w:r>
-        <w:t xml:space="preserve">Las encuestas fueron diseñadas específicamente para la tesis de maestría, permitiendo evaluar cuantitativamente el impacto del sistema de monitoreo </w:t>
-      </w:r>
-      <w:proofErr w:type="spellStart"/>
-      <w:r>
-        <w:t>IoT</w:t>
-      </w:r>
-      <w:proofErr w:type="spellEnd"/>
-      <w:r>
-        <w:t xml:space="preserve"> comparando la situación antes y después de la implementación.</w:t>
+        <w:t xml:space="preserve">La página de </w:t>
+      </w:r>
+      <w:proofErr w:type="spellStart"/>
+      <w:r>
+        <w:t>login</w:t>
+      </w:r>
+      <w:proofErr w:type="spellEnd"/>
+      <w:r>
+        <w:t xml:space="preserve"> es el punto de entrada principal del sistema, accesible desde la raíz del servidor (`/index.html`).</w:t>
       </w:r>
     </w:p>
     <w:p>
@@ -43161,7 +42196,7 @@
         <w:spacing w:after="120"/>
       </w:pPr>
       <w:r>
-        <w:t>1. Sistema de Supervisiones</w:t>
+        <w:t>Proceso de autenticación</w:t>
       </w:r>
     </w:p>
     <w:p>
@@ -43170,15 +42205,23 @@
         <w:jc w:val="both"/>
       </w:pPr>
       <w:r>
-        <w:t xml:space="preserve">**¿Cuándo aparece el botón de </w:t>
-      </w:r>
-      <w:proofErr w:type="gramStart"/>
-      <w:r>
-        <w:t>supervisar?*</w:t>
-      </w:r>
-      <w:proofErr w:type="gramEnd"/>
-      <w:r>
-        <w:t>*</w:t>
+        <w:t xml:space="preserve">1. Al abrir la página de </w:t>
+      </w:r>
+      <w:proofErr w:type="spellStart"/>
+      <w:r>
+        <w:t>login</w:t>
+      </w:r>
+      <w:proofErr w:type="spellEnd"/>
+      <w:r>
+        <w:t>, el sistema carga la lista de usuarios desde `GET /api/</w:t>
+      </w:r>
+      <w:proofErr w:type="spellStart"/>
+      <w:r>
+        <w:t>users</w:t>
+      </w:r>
+      <w:proofErr w:type="spellEnd"/>
+      <w:r>
+        <w:t>`</w:t>
       </w:r>
     </w:p>
     <w:p>
@@ -43187,25 +42230,7 @@
         <w:jc w:val="both"/>
       </w:pPr>
       <w:r>
-        <w:t>Contenido resumido. Ver documentación completa en el repositorio del proyecto.</w:t>
-      </w:r>
-    </w:p>
-    <w:p>
-      <w:r>
-        <w:br w:type="page"/>
-      </w:r>
-    </w:p>
-    <w:p>
-      <w:pPr>
-        <w:pStyle w:val="Ttulo2"/>
-      </w:pPr>
-      <w:r>
-        <w:rPr>
-          <w:sz w:val="24"/>
-          <w:szCs w:val="24"/>
-        </w:rPr>
-        <w:lastRenderedPageBreak/>
-        <w:t>Anexo G: Manual de Instalación y Configuración</w:t>
+        <w:t>2. El usuario ingresa correo electrónico y contraseña</w:t>
       </w:r>
     </w:p>
     <w:p>
@@ -43214,47 +42239,20 @@
         <w:jc w:val="both"/>
       </w:pPr>
       <w:r>
-        <w:t xml:space="preserve">Guía de instalación del sistema </w:t>
-      </w:r>
-      <w:proofErr w:type="spellStart"/>
-      <w:r>
-        <w:t>SmartTemp</w:t>
-      </w:r>
-      <w:proofErr w:type="spellEnd"/>
-      <w:r>
-        <w:t xml:space="preserve">: servidor Node.js, </w:t>
-      </w:r>
-      <w:proofErr w:type="spellStart"/>
-      <w:r>
-        <w:t>broker</w:t>
-      </w:r>
-      <w:proofErr w:type="spellEnd"/>
-      <w:r>
-        <w:t xml:space="preserve"> MQTT, MySQL y sensores ESP8266.</w:t>
-      </w:r>
-    </w:p>
-    <w:p>
-      <w:pPr>
-        <w:pStyle w:val="Ttulo3"/>
-      </w:pPr>
-      <w:r>
-        <w:rPr>
-          <w:sz w:val="24"/>
-          <w:szCs w:val="24"/>
-        </w:rPr>
-        <w:t>Despliegue e Instalación del Servidor</w:t>
-      </w:r>
-    </w:p>
-    <w:p>
-      <w:pPr>
-        <w:pStyle w:val="Ttulo3"/>
-      </w:pPr>
-      <w:r>
-        <w:rPr>
-          <w:sz w:val="24"/>
-          <w:szCs w:val="24"/>
-        </w:rPr>
-        <w:t xml:space="preserve">Despliegue e Instalación del Sistema </w:t>
+        <w:t>Contenido resumido. Ver documentación completa en el repositorio del proyecto.</w:t>
+      </w:r>
+    </w:p>
+    <w:p>
+      <w:r>
+        <w:br w:type="page"/>
+      </w:r>
+    </w:p>
+    <w:p>
+      <w:pPr>
+        <w:pStyle w:val="Ttulo2"/>
+      </w:pPr>
+      <w:r>
+        <w:t>Anexo G: Guía de Configuración Avanzada</w:t>
       </w:r>
     </w:p>
     <w:p>
@@ -43263,738 +42261,23 @@
         <w:jc w:val="both"/>
       </w:pPr>
       <w:r>
-        <w:t>&amp;</w:t>
-      </w:r>
-      <w:proofErr w:type="spellStart"/>
-      <w:r>
-        <w:t>gt</w:t>
-      </w:r>
-      <w:proofErr w:type="spellEnd"/>
-      <w:r>
-        <w:t>; Instalación, configuración de entornos, gestión de procesos con PM2, sistema de logs y despliegue en producción.</w:t>
-      </w:r>
-    </w:p>
-    <w:p>
-      <w:pPr>
-        <w:spacing w:after="200"/>
-        <w:jc w:val="both"/>
-      </w:pPr>
-      <w:r>
-        <w:t>---</w:t>
-      </w:r>
-    </w:p>
-    <w:p>
-      <w:pPr>
-        <w:pStyle w:val="Ttulo4"/>
-      </w:pPr>
-      <w:r>
-        <w:rPr>
-          <w:i w:val="0"/>
-          <w:iCs w:val="0"/>
-        </w:rPr>
-        <w:t xml:space="preserve">Descripción General </w:t>
-      </w:r>
-    </w:p>
-    <w:p>
-      <w:pPr>
-        <w:spacing w:after="200"/>
-        <w:jc w:val="both"/>
-      </w:pPr>
+        <w:t xml:space="preserve">Guía completa para la instalación y configuración del sistema </w:t>
+      </w:r>
       <w:proofErr w:type="spellStart"/>
       <w:r>
         <w:t>SmartTemp</w:t>
       </w:r>
       <w:proofErr w:type="spellEnd"/>
       <w:r>
-        <w:t xml:space="preserve"> opera en dos entornos: desarrollo local (red del laboratorio) y producción (servidor remoto accesible desde internet). El despliegue en producción utiliza PM2 como gestor de procesos para garantizar disponibilidad continua, con </w:t>
-      </w:r>
-      <w:proofErr w:type="spellStart"/>
-      <w:r>
-        <w:t>auto-restart</w:t>
-      </w:r>
-      <w:proofErr w:type="spellEnd"/>
-      <w:r>
-        <w:t xml:space="preserve"> ante fallos y gestión de logs.</w:t>
-      </w:r>
-    </w:p>
-    <w:p>
-      <w:pPr>
-        <w:spacing w:after="200"/>
-        <w:jc w:val="both"/>
-      </w:pPr>
-      <w:r>
-        <w:t xml:space="preserve">La estrategia de despliegue sigue las mejores prácticas para aplicaciones Node.js en producción: separación de configuración por entorno (variables de entorno con </w:t>
-      </w:r>
-      <w:proofErr w:type="spellStart"/>
-      <w:r>
-        <w:t>dotenv</w:t>
-      </w:r>
-      <w:proofErr w:type="spellEnd"/>
-      <w:r>
-        <w:t xml:space="preserve">), gestión de procesos con PM2 (equivalente a </w:t>
-      </w:r>
-      <w:proofErr w:type="spellStart"/>
-      <w:r>
-        <w:t>systemd</w:t>
-      </w:r>
-      <w:proofErr w:type="spellEnd"/>
-      <w:r>
-        <w:t xml:space="preserve"> para Node.js), y monitoreo de recursos. PM2 es el gestor de procesos más utilizado para Node.js en producción, con más de 40 millones de descargas mensuales en </w:t>
-      </w:r>
-      <w:proofErr w:type="spellStart"/>
-      <w:r>
-        <w:t>npm</w:t>
-      </w:r>
-      <w:proofErr w:type="spellEnd"/>
-      <w:r>
         <w:t>.</w:t>
       </w:r>
     </w:p>
     <w:p>
       <w:pPr>
-        <w:pStyle w:val="Ttulo4"/>
-      </w:pPr>
-      <w:r>
-        <w:rPr>
-          <w:i w:val="0"/>
-          <w:iCs w:val="0"/>
-        </w:rPr>
-        <w:t xml:space="preserve">Funcionamiento </w:t>
-      </w:r>
-    </w:p>
-    <w:p>
-      <w:pPr>
-        <w:spacing w:after="120"/>
-      </w:pPr>
-      <w:r>
-        <w:t>Entornos del sistema</w:t>
-      </w:r>
-    </w:p>
-    <w:p>
-      <w:pPr>
-        <w:spacing w:after="200"/>
-        <w:jc w:val="both"/>
-      </w:pPr>
-      <w:r>
-        <w:t>| Entorno | IP | Puerto | Uso |</w:t>
-      </w:r>
-    </w:p>
-    <w:p>
-      <w:pPr>
-        <w:spacing w:after="200"/>
-        <w:jc w:val="both"/>
-      </w:pPr>
-      <w:r>
-        <w:t>|---------|-----|--------|-----|</w:t>
-      </w:r>
-    </w:p>
-    <w:p>
-      <w:pPr>
-        <w:spacing w:after="200"/>
-        <w:jc w:val="both"/>
-      </w:pPr>
-      <w:r>
-        <w:t>| Desarrollo | 192.168.1.24 | 8055 | Pruebas en red local del laboratorio |</w:t>
-      </w:r>
-    </w:p>
-    <w:p>
-      <w:pPr>
-        <w:spacing w:after="200"/>
-        <w:jc w:val="both"/>
-      </w:pPr>
-      <w:r>
-        <w:t>| Producción | 149.50.137.2 | 8055 | Servidor accesible desde internet |</w:t>
-      </w:r>
-    </w:p>
-    <w:p>
-      <w:pPr>
-        <w:spacing w:after="200"/>
-        <w:jc w:val="both"/>
-      </w:pPr>
-      <w:r>
-        <w:t>Contenido resumido. Ver documentación completa en el repositorio del proyecto.</w:t>
-      </w:r>
-    </w:p>
-    <w:p>
-      <w:pPr>
         <w:pStyle w:val="Ttulo3"/>
       </w:pPr>
       <w:r>
-        <w:rPr>
-          <w:sz w:val="24"/>
-          <w:szCs w:val="24"/>
-        </w:rPr>
-        <w:t>Configuración del Broker MQTT</w:t>
-      </w:r>
-    </w:p>
-    <w:p>
-      <w:pPr>
-        <w:pStyle w:val="Ttulo3"/>
-      </w:pPr>
-      <w:r>
-        <w:rPr>
-          <w:sz w:val="24"/>
-          <w:szCs w:val="24"/>
-        </w:rPr>
-        <w:t xml:space="preserve">Sistema MQTT </w:t>
-      </w:r>
-    </w:p>
-    <w:p>
-      <w:pPr>
-        <w:spacing w:after="200"/>
-        <w:jc w:val="both"/>
-      </w:pPr>
-      <w:r>
-        <w:lastRenderedPageBreak/>
-        <w:t>&amp;</w:t>
-      </w:r>
-      <w:proofErr w:type="spellStart"/>
-      <w:r>
-        <w:t>gt</w:t>
-      </w:r>
-      <w:proofErr w:type="spellEnd"/>
-      <w:r>
-        <w:t xml:space="preserve">; Comunicación bidireccional entre servidor y sensores ESP8266 mediante el protocolo MQTT: ping remoto, configuración de intervalos y </w:t>
-      </w:r>
-      <w:proofErr w:type="spellStart"/>
-      <w:r>
-        <w:t>broker</w:t>
-      </w:r>
-      <w:proofErr w:type="spellEnd"/>
-      <w:r>
-        <w:t xml:space="preserve"> </w:t>
-      </w:r>
-      <w:proofErr w:type="spellStart"/>
-      <w:r>
-        <w:t>Mosquitto</w:t>
-      </w:r>
-      <w:proofErr w:type="spellEnd"/>
-      <w:r>
-        <w:t>.</w:t>
-      </w:r>
-    </w:p>
-    <w:p>
-      <w:pPr>
-        <w:spacing w:after="200"/>
-        <w:jc w:val="both"/>
-      </w:pPr>
-      <w:r>
-        <w:t>---</w:t>
-      </w:r>
-    </w:p>
-    <w:p>
-      <w:pPr>
-        <w:pStyle w:val="Ttulo4"/>
-      </w:pPr>
-      <w:r>
-        <w:rPr>
-          <w:i w:val="0"/>
-          <w:iCs w:val="0"/>
-        </w:rPr>
-        <w:t xml:space="preserve">Descripción General </w:t>
-      </w:r>
-    </w:p>
-    <w:p>
-      <w:pPr>
-        <w:spacing w:after="200"/>
-        <w:jc w:val="both"/>
-      </w:pPr>
-      <w:r>
-        <w:t>MQTT (</w:t>
-      </w:r>
-      <w:proofErr w:type="spellStart"/>
-      <w:r>
-        <w:t>Message</w:t>
-      </w:r>
-      <w:proofErr w:type="spellEnd"/>
-      <w:r>
-        <w:t xml:space="preserve"> </w:t>
-      </w:r>
-      <w:proofErr w:type="spellStart"/>
-      <w:r>
-        <w:t>Queuing</w:t>
-      </w:r>
-      <w:proofErr w:type="spellEnd"/>
-      <w:r>
-        <w:t xml:space="preserve"> </w:t>
-      </w:r>
-      <w:proofErr w:type="spellStart"/>
-      <w:r>
-        <w:t>Telemetry</w:t>
-      </w:r>
-      <w:proofErr w:type="spellEnd"/>
-      <w:r>
-        <w:t xml:space="preserve"> </w:t>
-      </w:r>
-      <w:proofErr w:type="spellStart"/>
-      <w:r>
-        <w:t>Transport</w:t>
-      </w:r>
-      <w:proofErr w:type="spellEnd"/>
-      <w:r>
-        <w:t xml:space="preserve">) es el protocolo que permite al servidor comunicarse con los sensores ESP8266 de forma bidireccional, incluso cuando los sensores no son accesibles directamente por red HTTP. Fue creado por IBM en 1999 y estandarizado por OASIS en 2014, convirtiéndose en el estándar de facto para comunicación </w:t>
-      </w:r>
-      <w:proofErr w:type="spellStart"/>
-      <w:r>
-        <w:t>IoT</w:t>
-      </w:r>
-      <w:proofErr w:type="spellEnd"/>
-      <w:r>
-        <w:t>.</w:t>
-      </w:r>
-    </w:p>
-    <w:p>
-      <w:pPr>
-        <w:spacing w:after="200"/>
-        <w:jc w:val="both"/>
-      </w:pPr>
-      <w:r>
-        <w:t>A diferencia de HTTP (modelo petición-respuesta donde el cliente siempre inicia), MQTT usa un modelo de publicación/suscripción con un intermediario (</w:t>
-      </w:r>
-      <w:proofErr w:type="spellStart"/>
-      <w:r>
-        <w:t>broker</w:t>
-      </w:r>
-      <w:proofErr w:type="spellEnd"/>
-      <w:r>
-        <w:t>). Esto permite que el servidor envíe comandos a los sensores en cualquier momento sin que estos tengan que estar &amp;</w:t>
-      </w:r>
-      <w:proofErr w:type="spellStart"/>
-      <w:proofErr w:type="gramStart"/>
-      <w:r>
-        <w:t>quot;escuchando</w:t>
-      </w:r>
-      <w:proofErr w:type="gramEnd"/>
-      <w:r>
-        <w:t>&amp;quot</w:t>
-      </w:r>
-      <w:proofErr w:type="spellEnd"/>
-      <w:r>
-        <w:t xml:space="preserve">; peticiones HTTP. El </w:t>
-      </w:r>
-      <w:proofErr w:type="spellStart"/>
-      <w:r>
-        <w:t>overhead</w:t>
-      </w:r>
-      <w:proofErr w:type="spellEnd"/>
-      <w:r>
-        <w:t xml:space="preserve"> del protocolo es mínimo (cabecera de 2 bytes vs ~700 bytes de HTTP), lo que lo hace ideal para dispositivos con recursos limitados como el ESP8266.</w:t>
-      </w:r>
-    </w:p>
-    <w:p>
-      <w:pPr>
-        <w:spacing w:after="200"/>
-        <w:jc w:val="both"/>
-      </w:pPr>
-      <w:proofErr w:type="spellStart"/>
-      <w:r>
-        <w:t>SmartTemp</w:t>
-      </w:r>
-      <w:proofErr w:type="spellEnd"/>
-      <w:r>
-        <w:t xml:space="preserve"> usa MQTT para tres funciones que no son posibles con HTTP:</w:t>
-      </w:r>
-    </w:p>
-    <w:p>
-      <w:pPr>
-        <w:spacing w:after="200"/>
-        <w:jc w:val="both"/>
-      </w:pPr>
-      <w:r>
-        <w:t>1. **Ping remoto**: Verificar si un sensor está activo</w:t>
-      </w:r>
-    </w:p>
-    <w:p>
-      <w:pPr>
-        <w:spacing w:after="200"/>
-        <w:jc w:val="both"/>
-      </w:pPr>
-      <w:r>
-        <w:t>2. **Configuración remota**: Cambiar intervalos de envío sin acceso físico</w:t>
-      </w:r>
-    </w:p>
-    <w:p>
-      <w:pPr>
-        <w:spacing w:after="200"/>
-        <w:jc w:val="both"/>
-      </w:pPr>
-      <w:r>
-        <w:t>3. **Comunicación bidireccional**: El servidor puede enviar comandos a los sensores</w:t>
-      </w:r>
-    </w:p>
-    <w:p>
-      <w:pPr>
-        <w:pStyle w:val="Ttulo4"/>
-      </w:pPr>
-      <w:r>
-        <w:rPr>
-          <w:i w:val="0"/>
-          <w:iCs w:val="0"/>
-        </w:rPr>
-        <w:t xml:space="preserve">Funcionamiento </w:t>
-      </w:r>
-    </w:p>
-    <w:p>
-      <w:pPr>
-        <w:spacing w:after="120"/>
-      </w:pPr>
-      <w:r>
-        <w:t>Arquitectura MQTT</w:t>
-      </w:r>
-    </w:p>
-    <w:p>
-      <w:pPr>
-        <w:spacing w:after="200"/>
-        <w:jc w:val="both"/>
-      </w:pPr>
-      <w:r>
-        <w:t>Contenido resumido. Ver documentación completa en el repositorio del proyecto.</w:t>
-      </w:r>
-    </w:p>
-    <w:p>
-      <w:pPr>
-        <w:pStyle w:val="Ttulo3"/>
-      </w:pPr>
-      <w:r>
-        <w:rPr>
-          <w:sz w:val="24"/>
-          <w:szCs w:val="24"/>
-        </w:rPr>
-        <w:t>Autenticación y Seguridad</w:t>
-      </w:r>
-    </w:p>
-    <w:p>
-      <w:pPr>
-        <w:pStyle w:val="Ttulo3"/>
-      </w:pPr>
-      <w:r>
-        <w:rPr>
-          <w:sz w:val="24"/>
-          <w:szCs w:val="24"/>
-        </w:rPr>
-        <w:t xml:space="preserve">Sistema de Autenticación y Login </w:t>
-      </w:r>
-    </w:p>
-    <w:p>
-      <w:pPr>
-        <w:spacing w:after="200"/>
-        <w:jc w:val="both"/>
-      </w:pPr>
-      <w:r>
-        <w:t>&amp;</w:t>
-      </w:r>
-      <w:proofErr w:type="spellStart"/>
-      <w:r>
-        <w:t>gt</w:t>
-      </w:r>
-      <w:proofErr w:type="spellEnd"/>
-      <w:r>
-        <w:t>; Proceso de inicio de sesión, gestión de sesiones en el navegador, roles de usuario y registro de historial de accesos.</w:t>
-      </w:r>
-    </w:p>
-    <w:p>
-      <w:pPr>
-        <w:spacing w:after="200"/>
-        <w:jc w:val="both"/>
-      </w:pPr>
-      <w:r>
-        <w:t>---</w:t>
-      </w:r>
-    </w:p>
-    <w:p>
-      <w:pPr>
-        <w:pStyle w:val="Ttulo4"/>
-      </w:pPr>
-      <w:r>
-        <w:rPr>
-          <w:i w:val="0"/>
-          <w:iCs w:val="0"/>
-        </w:rPr>
-        <w:lastRenderedPageBreak/>
-        <w:t xml:space="preserve">Descripción General </w:t>
-      </w:r>
-    </w:p>
-    <w:p>
-      <w:pPr>
-        <w:spacing w:after="200"/>
-        <w:jc w:val="both"/>
-      </w:pPr>
-      <w:proofErr w:type="spellStart"/>
-      <w:r>
-        <w:t>SmartTemp</w:t>
-      </w:r>
-      <w:proofErr w:type="spellEnd"/>
-      <w:r>
-        <w:t xml:space="preserve"> implementa un sistema de autenticación basado en sesiones del lado del cliente (</w:t>
-      </w:r>
-      <w:proofErr w:type="spellStart"/>
-      <w:r>
-        <w:t>localStorage</w:t>
-      </w:r>
-      <w:proofErr w:type="spellEnd"/>
-      <w:r>
-        <w:t>/</w:t>
-      </w:r>
-      <w:proofErr w:type="spellStart"/>
-      <w:r>
-        <w:t>sessionStorage</w:t>
-      </w:r>
-      <w:proofErr w:type="spellEnd"/>
-      <w:r>
-        <w:t>) con verificación de credenciales contra la base de datos MySQL. El sistema soporta múltiples roles con diferentes niveles de acceso y registra un historial completo de inicios de sesión para auditoría.</w:t>
-      </w:r>
-    </w:p>
-    <w:p>
-      <w:pPr>
-        <w:spacing w:after="200"/>
-        <w:jc w:val="both"/>
-      </w:pPr>
-      <w:r>
-        <w:t xml:space="preserve">La autenticación es un componente crítico en sistemas </w:t>
-      </w:r>
-      <w:proofErr w:type="spellStart"/>
-      <w:r>
-        <w:t>IoT</w:t>
-      </w:r>
-      <w:proofErr w:type="spellEnd"/>
-      <w:r>
-        <w:t xml:space="preserve"> de monitoreo, ya que controla quién puede visualizar datos sensibles de la cadena de frío y quién puede modificar configuraciones de los sensores. En el contexto de la norma ISO 15189 para laboratorios clínicos, la trazabilidad de accesos es un requisito para acreditación.</w:t>
-      </w:r>
-    </w:p>
-    <w:p>
-      <w:pPr>
-        <w:spacing w:after="200"/>
-        <w:jc w:val="both"/>
-      </w:pPr>
-      <w:r>
-        <w:t xml:space="preserve">La página de </w:t>
-      </w:r>
-      <w:proofErr w:type="spellStart"/>
-      <w:r>
-        <w:t>login</w:t>
-      </w:r>
-      <w:proofErr w:type="spellEnd"/>
-      <w:r>
-        <w:t xml:space="preserve"> es el punto de entrada principal del sistema, accesible desde la raíz del servidor (`/index.html`).</w:t>
-      </w:r>
-    </w:p>
-    <w:p>
-      <w:pPr>
-        <w:pStyle w:val="Ttulo4"/>
-      </w:pPr>
-      <w:r>
-        <w:rPr>
-          <w:i w:val="0"/>
-          <w:iCs w:val="0"/>
-        </w:rPr>
-        <w:t xml:space="preserve">Funcionamiento </w:t>
-      </w:r>
-    </w:p>
-    <w:p>
-      <w:pPr>
-        <w:spacing w:after="120"/>
-      </w:pPr>
-      <w:r>
-        <w:t>Proceso de autenticación</w:t>
-      </w:r>
-    </w:p>
-    <w:p>
-      <w:pPr>
-        <w:spacing w:after="200"/>
-        <w:jc w:val="both"/>
-      </w:pPr>
-      <w:r>
-        <w:t xml:space="preserve">1. Al abrir la página de </w:t>
-      </w:r>
-      <w:proofErr w:type="spellStart"/>
-      <w:r>
-        <w:t>login</w:t>
-      </w:r>
-      <w:proofErr w:type="spellEnd"/>
-      <w:r>
-        <w:t>, el sistema carga la lista de usuarios desde `GET /api/</w:t>
-      </w:r>
-      <w:proofErr w:type="spellStart"/>
-      <w:r>
-        <w:t>users</w:t>
-      </w:r>
-      <w:proofErr w:type="spellEnd"/>
-      <w:r>
-        <w:t>`</w:t>
-      </w:r>
-    </w:p>
-    <w:p>
-      <w:pPr>
-        <w:spacing w:after="200"/>
-        <w:jc w:val="both"/>
-      </w:pPr>
-      <w:r>
-        <w:t>2. El usuario ingresa correo electrónico y contraseña</w:t>
-      </w:r>
-    </w:p>
-    <w:p>
-      <w:pPr>
-        <w:spacing w:after="200"/>
-        <w:jc w:val="both"/>
-      </w:pPr>
-      <w:r>
-        <w:t>Contenido resumido. Ver documentación completa en el repositorio del proyecto.</w:t>
-      </w:r>
-    </w:p>
-    <w:p>
-      <w:r>
-        <w:br w:type="page"/>
-      </w:r>
-    </w:p>
-    <w:p>
-      <w:pPr>
-        <w:pStyle w:val="Ttulo2"/>
-      </w:pPr>
-      <w:r>
-        <w:rPr>
-          <w:sz w:val="24"/>
-          <w:szCs w:val="24"/>
-        </w:rPr>
-        <w:lastRenderedPageBreak/>
-        <w:t>Anexo H: Resultados de Pruebas de Precisión y Gráficos Temporales</w:t>
-      </w:r>
-    </w:p>
-    <w:p>
-      <w:pPr>
-        <w:spacing w:after="200"/>
-        <w:jc w:val="both"/>
-      </w:pPr>
-      <w:r>
-        <w:t xml:space="preserve">Comparación de precisión entre </w:t>
-      </w:r>
-      <w:proofErr w:type="spellStart"/>
-      <w:r>
-        <w:t>datalogger</w:t>
-      </w:r>
-      <w:proofErr w:type="spellEnd"/>
-      <w:r>
-        <w:t xml:space="preserve"> de referencia y sensores </w:t>
-      </w:r>
-      <w:proofErr w:type="spellStart"/>
-      <w:r>
-        <w:t>SmartTemp</w:t>
-      </w:r>
-      <w:proofErr w:type="spellEnd"/>
-      <w:r>
-        <w:t>, con gráficos de series temporales.</w:t>
-      </w:r>
-    </w:p>
-    <w:p>
-      <w:pPr>
-        <w:pStyle w:val="Ttulo3"/>
-      </w:pPr>
-      <w:r>
-        <w:rPr>
-          <w:sz w:val="24"/>
-          <w:szCs w:val="24"/>
-        </w:rPr>
-        <w:t>H.1 Estadísticas de Precisión</w:t>
-      </w:r>
-    </w:p>
-    <w:p>
-      <w:pPr>
-        <w:spacing w:after="200"/>
-        <w:jc w:val="both"/>
-      </w:pPr>
-      <w:r>
-        <w:rPr>
-          <w:i/>
-          <w:iCs/>
-        </w:rPr>
-        <w:t xml:space="preserve">Datos de cruce </w:t>
-      </w:r>
-      <w:proofErr w:type="spellStart"/>
-      <w:r>
-        <w:rPr>
-          <w:i/>
-          <w:iCs/>
-        </w:rPr>
-        <w:t>datalogger</w:t>
-      </w:r>
-      <w:proofErr w:type="spellEnd"/>
-      <w:r>
-        <w:rPr>
-          <w:i/>
-          <w:iCs/>
-        </w:rPr>
-        <w:t xml:space="preserve"> no disponibles.</w:t>
-      </w:r>
-    </w:p>
-    <w:p>
-      <w:pPr>
-        <w:pStyle w:val="Ttulo3"/>
-      </w:pPr>
-      <w:r>
-        <w:rPr>
-          <w:sz w:val="24"/>
-          <w:szCs w:val="24"/>
-        </w:rPr>
-        <w:t>H.2 Gráficos de Series Temporales</w:t>
-      </w:r>
-    </w:p>
-    <w:p>
-      <w:pPr>
-        <w:spacing w:after="200"/>
-        <w:jc w:val="both"/>
-      </w:pPr>
-      <w:r>
-        <w:rPr>
-          <w:i/>
-          <w:iCs/>
-        </w:rPr>
-        <w:t>Datos de series temporales no disponibles.</w:t>
-      </w:r>
-    </w:p>
-    <w:p>
-      <w:r>
-        <w:br w:type="page"/>
-      </w:r>
-    </w:p>
-    <w:p>
-      <w:pPr>
-        <w:pStyle w:val="Ttulo2"/>
-      </w:pPr>
-      <w:r>
-        <w:rPr>
-          <w:sz w:val="24"/>
-          <w:szCs w:val="24"/>
-        </w:rPr>
-        <w:lastRenderedPageBreak/>
-        <w:t>Anexo I: Guía de Configuración Avanzada</w:t>
-      </w:r>
-    </w:p>
-    <w:p>
-      <w:pPr>
-        <w:spacing w:after="200"/>
-        <w:jc w:val="both"/>
-      </w:pPr>
-      <w:r>
-        <w:t xml:space="preserve">Guía completa para la instalación y configuración del sistema </w:t>
-      </w:r>
-      <w:proofErr w:type="spellStart"/>
-      <w:r>
-        <w:t>SmartTemp</w:t>
-      </w:r>
-      <w:proofErr w:type="spellEnd"/>
-      <w:r>
-        <w:t>.</w:t>
-      </w:r>
-    </w:p>
-    <w:p>
-      <w:pPr>
-        <w:pStyle w:val="Ttulo3"/>
-      </w:pPr>
-      <w:r>
-        <w:rPr>
-          <w:sz w:val="24"/>
-          <w:szCs w:val="24"/>
-        </w:rPr>
-        <w:t>I.1 Requisitos del Sistema</w:t>
+        <w:t>G.1 Requisitos del Sistema</w:t>
       </w:r>
     </w:p>
     <w:p>
@@ -44237,11 +42520,7 @@
         <w:pStyle w:val="Ttulo3"/>
       </w:pPr>
       <w:r>
-        <w:rPr>
-          <w:sz w:val="24"/>
-          <w:szCs w:val="24"/>
-        </w:rPr>
-        <w:t>I.2 Instalación del Servidor</w:t>
+        <w:t>G.2 Instalación del Servidor</w:t>
       </w:r>
     </w:p>
     <w:p>
@@ -44706,11 +42985,7 @@
         <w:pStyle w:val="Ttulo3"/>
       </w:pPr>
       <w:r>
-        <w:rPr>
-          <w:sz w:val="24"/>
-          <w:szCs w:val="24"/>
-        </w:rPr>
-        <w:t>I.3 Configuración de Sensores ESP8266</w:t>
+        <w:t>G.3 Configuración de Sensores ESP8266</w:t>
       </w:r>
     </w:p>
     <w:p>
@@ -44967,11 +43242,7 @@
         <w:pStyle w:val="Ttulo3"/>
       </w:pPr>
       <w:r>
-        <w:rPr>
-          <w:sz w:val="24"/>
-          <w:szCs w:val="24"/>
-        </w:rPr>
-        <w:t>I.4 Verificación de Funcionamiento</w:t>
+        <w:t>G.4 Verificación de Funcionamiento</w:t>
       </w:r>
     </w:p>
     <w:p>
@@ -45035,12 +43306,7 @@
         <w:pStyle w:val="Ttulo2"/>
       </w:pPr>
       <w:r>
-        <w:rPr>
-          <w:sz w:val="24"/>
-          <w:szCs w:val="24"/>
-        </w:rPr>
-        <w:lastRenderedPageBreak/>
-        <w:t>Anexo K: Presupuesto del Sistema y Normativa Aplicable</w:t>
+        <w:t>Anexo H: Presupuesto del Sistema y Normativa Aplicable</w:t>
       </w:r>
     </w:p>
     <w:p>
@@ -45064,22 +43330,11 @@
       <w:pPr>
         <w:pStyle w:val="Ttulo3"/>
       </w:pPr>
-      <w:r>
-        <w:rPr>
-          <w:sz w:val="24"/>
-          <w:szCs w:val="24"/>
-        </w:rPr>
-        <w:t xml:space="preserve">K.1 Presupuesto del Sistema </w:t>
-      </w:r>
-      <w:proofErr w:type="spellStart"/>
-      <w:r>
-        <w:rPr>
-          <w:sz w:val="24"/>
-          <w:szCs w:val="24"/>
-        </w:rPr>
-        <w:t>SmartTemp</w:t>
-      </w:r>
-      <w:proofErr w:type="spellEnd"/>
+      <w:proofErr w:type="spellStart"/>
+      <w:proofErr w:type="spellEnd"/>
+      <w:r>
+        <w:t>H.1 Presupuesto del Sistema SmartTemp</w:t>
+      </w:r>
     </w:p>
     <w:p>
       <w:pPr>
@@ -46260,11 +44515,7 @@
         <w:pStyle w:val="Ttulo3"/>
       </w:pPr>
       <w:r>
-        <w:rPr>
-          <w:sz w:val="24"/>
-          <w:szCs w:val="24"/>
-        </w:rPr>
-        <w:t>K.2 Marco Normativo Aplicable</w:t>
+        <w:t>H.2 Marco Normativo Aplicable</w:t>
       </w:r>
     </w:p>
     <w:p>
@@ -47113,12 +45364,85 @@
         <w:pStyle w:val="Ttulo2"/>
       </w:pPr>
       <w:r>
+        <w:t>Anexo I: Normativa Aplicable</w:t>
+      </w:r>
+    </w:p>
+    <w:p>
+      <w:pPr>
+        <w:pStyle w:val="Ttulo3"/>
+      </w:pPr>
+      <w:r>
         <w:rPr>
           <w:sz w:val="24"/>
           <w:szCs w:val="24"/>
         </w:rPr>
-        <w:lastRenderedPageBreak/>
-        <w:t>Anexo L: Normativa Aplicable</w:t>
+        <w:t>ANMAT — Disposición 2819/2004</w:t>
+      </w:r>
+    </w:p>
+    <w:p>
+      <w:pPr>
+        <w:spacing w:after="200"/>
+        <w:jc w:val="both"/>
+      </w:pPr>
+      <w:r>
+        <w:t>La Administración Nacional de Medicamentos, Alimentos y Tecnología Médica (ANMAT) establece en la Disposición 2819/2004 los requisitos para las Buenas Prácticas de Laboratorio (BPL) en laboratorios de análisis clínicos y bioquímicos.</w:t>
+      </w:r>
+    </w:p>
+    <w:p>
+      <w:pPr>
+        <w:pStyle w:val="Ttulo4"/>
+      </w:pPr>
+      <w:r>
+        <w:rPr>
+          <w:i w:val="0"/>
+          <w:iCs w:val="0"/>
+        </w:rPr>
+        <w:t>Requisitos relevantes para monitoreo de temperatura</w:t>
+      </w:r>
+    </w:p>
+    <w:p>
+      <w:pPr>
+        <w:spacing w:after="120"/>
+        <w:ind w:left="566"/>
+      </w:pPr>
+      <w:r>
+        <w:t>• Los equipos de conservación de muestras y reactivos deben contar con sistemas de monitoreo   de temperatura que garanticen el mantenimiento de las condiciones especificadas.</w:t>
+      </w:r>
+    </w:p>
+    <w:p>
+      <w:pPr>
+        <w:spacing w:after="120"/>
+        <w:ind w:left="566"/>
+      </w:pPr>
+      <w:r>
+        <w:t>• Se deben mantener registros de temperatura de los equipos de almacenamiento, con frecuencia   adecuada para detectar desviaciones.</w:t>
+      </w:r>
+    </w:p>
+    <w:p>
+      <w:pPr>
+        <w:spacing w:after="120"/>
+        <w:ind w:left="566"/>
+      </w:pPr>
+      <w:r>
+        <w:t>• Los registros de temperatura deben ser trazables y estar disponibles para auditorías.</w:t>
+      </w:r>
+    </w:p>
+    <w:p>
+      <w:pPr>
+        <w:spacing w:after="120"/>
+        <w:ind w:left="566"/>
+      </w:pPr>
+      <w:r>
+        <w:t>• Se deben establecer procedimientos de acción correctiva ante excursiones de temperatura.</w:t>
+      </w:r>
+    </w:p>
+    <w:p>
+      <w:pPr>
+        <w:spacing w:after="120"/>
+        <w:ind w:left="566"/>
+      </w:pPr>
+      <w:r>
+        <w:t>• Los instrumentos de medición deben estar calibrados contra patrones de referencia trazables.</w:t>
       </w:r>
     </w:p>
     <w:p>
@@ -47130,7 +45454,7 @@
           <w:sz w:val="24"/>
           <w:szCs w:val="24"/>
         </w:rPr>
-        <w:t>ANMAT — Disposición 2819/2004</w:t>
+        <w:t>ISO 15189:2012 — Laboratorios clínicos, §5.3 Equipamiento de laboratorio</w:t>
       </w:r>
     </w:p>
     <w:p>
@@ -47139,7 +45463,7 @@
         <w:jc w:val="both"/>
       </w:pPr>
       <w:r>
-        <w:t>La Administración Nacional de Medicamentos, Alimentos y Tecnología Médica (ANMAT) establece en la Disposición 2819/2004 los requisitos para las Buenas Prácticas de Laboratorio (BPL) en laboratorios de análisis clínicos y bioquímicos.</w:t>
+        <w:t>La norma ISO 15189:2012 establece los requisitos de calidad y competencia para laboratorios clínicos. La sección 5.3 aborda específicamente el equipamiento de laboratorio.</w:t>
       </w:r>
     </w:p>
     <w:p>
@@ -47151,7 +45475,7 @@
           <w:i w:val="0"/>
           <w:iCs w:val="0"/>
         </w:rPr>
-        <w:t>Requisitos relevantes para monitoreo de temperatura</w:t>
+        <w:t>§5.3.1 Generalidades</w:t>
       </w:r>
     </w:p>
     <w:p>
@@ -47160,7 +45484,15 @@
         <w:ind w:left="566"/>
       </w:pPr>
       <w:r>
-        <w:t>• Los equipos de conservación de muestras y reactivos deben contar con sistemas de monitoreo   de temperatura que garanticen el mantenimiento de las condiciones especificadas.</w:t>
+        <w:t xml:space="preserve">• El laboratorio debe disponer de equipos necesarios para la prestación de </w:t>
+      </w:r>
+      <w:proofErr w:type="gramStart"/>
+      <w:r>
+        <w:t xml:space="preserve">servicios,   </w:t>
+      </w:r>
+      <w:proofErr w:type="gramEnd"/>
+      <w:r>
+        <w:t>incluyendo equipos de monitoreo ambiental y de almacenamiento.</w:t>
       </w:r>
     </w:p>
     <w:p>
@@ -47169,7 +45501,19 @@
         <w:ind w:left="566"/>
       </w:pPr>
       <w:r>
-        <w:t>• Se deben mantener registros de temperatura de los equipos de almacenamiento, con frecuencia   adecuada para detectar desviaciones.</w:t>
+        <w:t>• Los equipos deben ser capaces de alcanzar el rendimiento requerido y cumplir con las   especificaciones pertinentes.</w:t>
+      </w:r>
+    </w:p>
+    <w:p>
+      <w:pPr>
+        <w:pStyle w:val="Ttulo4"/>
+      </w:pPr>
+      <w:r>
+        <w:rPr>
+          <w:i w:val="0"/>
+          <w:iCs w:val="0"/>
+        </w:rPr>
+        <w:t>§5.3.2 Aceptación del equipamiento</w:t>
       </w:r>
     </w:p>
     <w:p>
@@ -47178,7 +45522,20 @@
         <w:ind w:left="566"/>
       </w:pPr>
       <w:r>
-        <w:t>• Los registros de temperatura deben ser trazables y estar disponibles para auditorías.</w:t>
+        <w:t>• Antes de su uso, los equipos deben ser verificados para confirmar que cumplen con los   requisitos especificados, incluyendo precisión y exactitud de medición.</w:t>
+      </w:r>
+    </w:p>
+    <w:p>
+      <w:pPr>
+        <w:pStyle w:val="Ttulo4"/>
+      </w:pPr>
+      <w:r>
+        <w:rPr>
+          <w:i w:val="0"/>
+          <w:iCs w:val="0"/>
+        </w:rPr>
+        <w:lastRenderedPageBreak/>
+        <w:t>§5.3.3 Instrucciones de uso</w:t>
       </w:r>
     </w:p>
     <w:p>
@@ -47187,7 +45544,19 @@
         <w:ind w:left="566"/>
       </w:pPr>
       <w:r>
-        <w:t>• Se deben establecer procedimientos de acción correctiva ante excursiones de temperatura.</w:t>
+        <w:t>• Las instrucciones de uso del equipamiento deben estar disponibles para el personal.</w:t>
+      </w:r>
+    </w:p>
+    <w:p>
+      <w:pPr>
+        <w:pStyle w:val="Ttulo4"/>
+      </w:pPr>
+      <w:r>
+        <w:rPr>
+          <w:i w:val="0"/>
+          <w:iCs w:val="0"/>
+        </w:rPr>
+        <w:t>§5.3.4 Calibración y trazabilidad metrológica</w:t>
       </w:r>
     </w:p>
     <w:p>
@@ -47196,7 +45565,16 @@
         <w:ind w:left="566"/>
       </w:pPr>
       <w:r>
-        <w:t>• Los instrumentos de medición deben estar calibrados contra patrones de referencia trazables.</w:t>
+        <w:t>• Los equipos de medición deben ser calibrados a intervalos regulares utilizando materiales   de referencia certificados o patrones trazables al Sistema Internacional de Unidades (SI).</w:t>
+      </w:r>
+    </w:p>
+    <w:p>
+      <w:pPr>
+        <w:spacing w:after="120"/>
+        <w:ind w:left="566"/>
+      </w:pPr>
+      <w:r>
+        <w:t>• Se deben mantener registros de calibración que incluyan: fecha, resultado, criterio de   aceptación, y próxima fecha de calibración.</w:t>
       </w:r>
     </w:p>
     <w:p>
@@ -47208,7 +45586,7 @@
           <w:sz w:val="24"/>
           <w:szCs w:val="24"/>
         </w:rPr>
-        <w:t>ISO 15189:2012 — Laboratorios clínicos, §5.3 Equipamiento de laboratorio</w:t>
+        <w:t>Principios de Buenas Prácticas de Laboratorio (BPL)</w:t>
       </w:r>
     </w:p>
     <w:p>
@@ -47217,7 +45595,7 @@
         <w:jc w:val="both"/>
       </w:pPr>
       <w:r>
-        <w:t>La norma ISO 15189:2012 establece los requisitos de calidad y competencia para laboratorios clínicos. La sección 5.3 aborda específicamente el equipamiento de laboratorio.</w:t>
+        <w:t>Los principios de BPL, establecidos por la OCDE y adoptados por ANMAT, definen un marco de calidad para la planificación, realización, monitoreo, registro, archivo y reporte de estudios de laboratorio.</w:t>
       </w:r>
     </w:p>
     <w:p>
@@ -47229,7 +45607,7 @@
           <w:i w:val="0"/>
           <w:iCs w:val="0"/>
         </w:rPr>
-        <w:t>§5.3.1 Generalidades</w:t>
+        <w:t>Principios relevantes para el monitoreo de cadena de frío</w:t>
       </w:r>
     </w:p>
     <w:p>
@@ -47238,15 +45616,17 @@
         <w:ind w:left="566"/>
       </w:pPr>
       <w:r>
-        <w:t xml:space="preserve">• El laboratorio debe disponer de equipos necesarios para la prestación de </w:t>
-      </w:r>
-      <w:proofErr w:type="gramStart"/>
-      <w:r>
-        <w:t xml:space="preserve">servicios,   </w:t>
-      </w:r>
-      <w:proofErr w:type="gramEnd"/>
-      <w:r>
-        <w:t>incluyendo equipos de monitoreo ambiental y de almacenamiento.</w:t>
+        <w:t xml:space="preserve">• </w:t>
+      </w:r>
+      <w:r>
+        <w:rPr>
+          <w:b/>
+          <w:bCs/>
+        </w:rPr>
+        <w:t>Trazabilidad:</w:t>
+      </w:r>
+      <w:r>
+        <w:t xml:space="preserve"> Todos los datos generados deben ser trazables desde su   origen hasta el informe final, incluyendo registros de temperatura.</w:t>
       </w:r>
     </w:p>
     <w:p>
@@ -47255,19 +45635,17 @@
         <w:ind w:left="566"/>
       </w:pPr>
       <w:r>
-        <w:t>• Los equipos deben ser capaces de alcanzar el rendimiento requerido y cumplir con las   especificaciones pertinentes.</w:t>
-      </w:r>
-    </w:p>
-    <w:p>
-      <w:pPr>
-        <w:pStyle w:val="Ttulo4"/>
-      </w:pPr>
-      <w:r>
-        <w:rPr>
-          <w:i w:val="0"/>
-          <w:iCs w:val="0"/>
-        </w:rPr>
-        <w:t>§5.3.2 Aceptación del equipamiento</w:t>
+        <w:t xml:space="preserve">• </w:t>
+      </w:r>
+      <w:r>
+        <w:rPr>
+          <w:b/>
+          <w:bCs/>
+        </w:rPr>
+        <w:t>Integridad de datos:</w:t>
+      </w:r>
+      <w:r>
+        <w:t xml:space="preserve"> Los registros electrónicos deben ser protegidos   contra modificaciones no autorizadas, con pistas de auditoría.</w:t>
       </w:r>
     </w:p>
     <w:p>
@@ -47276,20 +45654,17 @@
         <w:ind w:left="566"/>
       </w:pPr>
       <w:r>
-        <w:t>• Antes de su uso, los equipos deben ser verificados para confirmar que cumplen con los   requisitos especificados, incluyendo precisión y exactitud de medición.</w:t>
-      </w:r>
-    </w:p>
-    <w:p>
-      <w:pPr>
-        <w:pStyle w:val="Ttulo4"/>
-      </w:pPr>
-      <w:r>
-        <w:rPr>
-          <w:i w:val="0"/>
-          <w:iCs w:val="0"/>
-        </w:rPr>
-        <w:lastRenderedPageBreak/>
-        <w:t>§5.3.3 Instrucciones de uso</w:t>
+        <w:t xml:space="preserve">• </w:t>
+      </w:r>
+      <w:r>
+        <w:rPr>
+          <w:b/>
+          <w:bCs/>
+        </w:rPr>
+        <w:t>Calibración de instrumentos:</w:t>
+      </w:r>
+      <w:r>
+        <w:t xml:space="preserve"> Los instrumentos de medición deben ser   calibrados regularmente contra estándares de referencia trazables.</w:t>
       </w:r>
     </w:p>
     <w:p>
@@ -47298,19 +45673,25 @@
         <w:ind w:left="566"/>
       </w:pPr>
       <w:r>
-        <w:t>• Las instrucciones de uso del equipamiento deben estar disponibles para el personal.</w:t>
-      </w:r>
-    </w:p>
-    <w:p>
-      <w:pPr>
-        <w:pStyle w:val="Ttulo4"/>
-      </w:pPr>
-      <w:r>
-        <w:rPr>
-          <w:i w:val="0"/>
-          <w:iCs w:val="0"/>
-        </w:rPr>
-        <w:t>§5.3.4 Calibración y trazabilidad metrológica</w:t>
+        <w:t xml:space="preserve">• </w:t>
+      </w:r>
+      <w:r>
+        <w:rPr>
+          <w:b/>
+          <w:bCs/>
+        </w:rPr>
+        <w:t>Documentación:</w:t>
+      </w:r>
+      <w:r>
+        <w:t xml:space="preserve"> Se deben mantener procedimientos operativos estándar (</w:t>
+      </w:r>
+      <w:proofErr w:type="gramStart"/>
+      <w:r>
+        <w:t xml:space="preserve">POE)   </w:t>
+      </w:r>
+      <w:proofErr w:type="gramEnd"/>
+      <w:r>
+        <w:t>para el monitoreo de temperatura, incluyendo frecuencia de registro, umbrales de alerta   y acciones correctivas.</w:t>
       </w:r>
     </w:p>
     <w:p>
@@ -47319,7 +45700,17 @@
         <w:ind w:left="566"/>
       </w:pPr>
       <w:r>
-        <w:t>• Los equipos de medición deben ser calibrados a intervalos regulares utilizando materiales   de referencia certificados o patrones trazables al Sistema Internacional de Unidades (SI).</w:t>
+        <w:t xml:space="preserve">• </w:t>
+      </w:r>
+      <w:r>
+        <w:rPr>
+          <w:b/>
+          <w:bCs/>
+        </w:rPr>
+        <w:t>Conservación de registros:</w:t>
+      </w:r>
+      <w:r>
+        <w:t xml:space="preserve"> Los registros de temperatura deben conservarse   por el período establecido por la normativa aplicable (mínimo 5 años según ANMAT).</w:t>
       </w:r>
     </w:p>
     <w:p>
@@ -47328,48 +45719,6 @@
         <w:ind w:left="566"/>
       </w:pPr>
       <w:r>
-        <w:t>• Se deben mantener registros de calibración que incluyan: fecha, resultado, criterio de   aceptación, y próxima fecha de calibración.</w:t>
-      </w:r>
-    </w:p>
-    <w:p>
-      <w:pPr>
-        <w:pStyle w:val="Ttulo3"/>
-      </w:pPr>
-      <w:r>
-        <w:rPr>
-          <w:sz w:val="24"/>
-          <w:szCs w:val="24"/>
-        </w:rPr>
-        <w:t>Principios de Buenas Prácticas de Laboratorio (BPL)</w:t>
-      </w:r>
-    </w:p>
-    <w:p>
-      <w:pPr>
-        <w:spacing w:after="200"/>
-        <w:jc w:val="both"/>
-      </w:pPr>
-      <w:r>
-        <w:t>Los principios de BPL, establecidos por la OCDE y adoptados por ANMAT, definen un marco de calidad para la planificación, realización, monitoreo, registro, archivo y reporte de estudios de laboratorio.</w:t>
-      </w:r>
-    </w:p>
-    <w:p>
-      <w:pPr>
-        <w:pStyle w:val="Ttulo4"/>
-      </w:pPr>
-      <w:r>
-        <w:rPr>
-          <w:i w:val="0"/>
-          <w:iCs w:val="0"/>
-        </w:rPr>
-        <w:t>Principios relevantes para el monitoreo de cadena de frío</w:t>
-      </w:r>
-    </w:p>
-    <w:p>
-      <w:pPr>
-        <w:spacing w:after="120"/>
-        <w:ind w:left="566"/>
-      </w:pPr>
-      <w:r>
         <w:t xml:space="preserve">• </w:t>
       </w:r>
       <w:r>
@@ -47377,120 +45726,17 @@
           <w:b/>
           <w:bCs/>
         </w:rPr>
-        <w:t>Trazabilidad:</w:t>
-      </w:r>
-      <w:r>
-        <w:t xml:space="preserve"> Todos los datos generados deben ser trazables desde su   origen hasta el informe final, incluyendo registros de temperatura.</w:t>
-      </w:r>
-    </w:p>
-    <w:p>
-      <w:pPr>
-        <w:spacing w:after="120"/>
-        <w:ind w:left="566"/>
-      </w:pPr>
-      <w:r>
-        <w:t xml:space="preserve">• </w:t>
-      </w:r>
-      <w:r>
-        <w:rPr>
-          <w:b/>
-          <w:bCs/>
-        </w:rPr>
-        <w:t>Integridad de datos:</w:t>
-      </w:r>
-      <w:r>
-        <w:t xml:space="preserve"> Los registros electrónicos deben ser protegidos   contra modificaciones no autorizadas, con pistas de auditoría.</w:t>
-      </w:r>
-    </w:p>
-    <w:p>
-      <w:pPr>
-        <w:spacing w:after="120"/>
-        <w:ind w:left="566"/>
-      </w:pPr>
-      <w:r>
-        <w:t xml:space="preserve">• </w:t>
-      </w:r>
-      <w:r>
-        <w:rPr>
-          <w:b/>
-          <w:bCs/>
-        </w:rPr>
-        <w:t>Calibración de instrumentos:</w:t>
-      </w:r>
-      <w:r>
-        <w:t xml:space="preserve"> Los instrumentos de medición deben ser   calibrados regularmente contra estándares de referencia trazables.</w:t>
-      </w:r>
-    </w:p>
-    <w:p>
-      <w:pPr>
-        <w:spacing w:after="120"/>
-        <w:ind w:left="566"/>
-      </w:pPr>
-      <w:r>
-        <w:t xml:space="preserve">• </w:t>
-      </w:r>
-      <w:r>
-        <w:rPr>
-          <w:b/>
-          <w:bCs/>
-        </w:rPr>
-        <w:t>Documentación:</w:t>
-      </w:r>
-      <w:r>
-        <w:t xml:space="preserve"> Se deben mantener procedimientos operativos estándar (</w:t>
+        <w:t>Validación de sistemas computarizados:</w:t>
+      </w:r>
+      <w:r>
+        <w:t xml:space="preserve"> Los sistemas electrónicos de   monitoreo deben ser validados para demostrar que cumplen con su propósito </w:t>
       </w:r>
       <w:proofErr w:type="gramStart"/>
       <w:r>
-        <w:t xml:space="preserve">POE)   </w:t>
+        <w:t xml:space="preserve">previsto,   </w:t>
       </w:r>
       <w:proofErr w:type="gramEnd"/>
       <w:r>
-        <w:t>para el monitoreo de temperatura, incluyendo frecuencia de registro, umbrales de alerta   y acciones correctivas.</w:t>
-      </w:r>
-    </w:p>
-    <w:p>
-      <w:pPr>
-        <w:spacing w:after="120"/>
-        <w:ind w:left="566"/>
-      </w:pPr>
-      <w:r>
-        <w:t xml:space="preserve">• </w:t>
-      </w:r>
-      <w:r>
-        <w:rPr>
-          <w:b/>
-          <w:bCs/>
-        </w:rPr>
-        <w:t>Conservación de registros:</w:t>
-      </w:r>
-      <w:r>
-        <w:t xml:space="preserve"> Los registros de temperatura deben conservarse   por el período establecido por la normativa aplicable (mínimo 5 años según ANMAT).</w:t>
-      </w:r>
-    </w:p>
-    <w:p>
-      <w:pPr>
-        <w:spacing w:after="120"/>
-        <w:ind w:left="566"/>
-      </w:pPr>
-      <w:r>
-        <w:t xml:space="preserve">• </w:t>
-      </w:r>
-      <w:r>
-        <w:rPr>
-          <w:b/>
-          <w:bCs/>
-        </w:rPr>
-        <w:t>Validación de sistemas computarizados:</w:t>
-      </w:r>
-      <w:r>
-        <w:t xml:space="preserve"> Los sistemas electrónicos de   monitoreo deben ser validados para demostrar que cumplen con su propósito </w:t>
-      </w:r>
-      <w:proofErr w:type="gramStart"/>
-      <w:r>
-        <w:t xml:space="preserve">previsto,   </w:t>
-      </w:r>
-      <w:proofErr w:type="gramEnd"/>
-      <w:r>
         <w:t>incluyendo precisión, disponibilidad y capacidad de almacenamiento.</w:t>
       </w:r>
     </w:p>
@@ -47504,7 +45750,7 @@
         <w:pStyle w:val="Ttulo2"/>
       </w:pPr>
       <w:r>
-        <w:t>Anexo M: Detección Automática de Anomalías Térmicas</w:t>
+        <w:t>Anexo J: Detección Automática de Anomalías Térmicas</w:t>
       </w:r>
     </w:p>
     <w:p>
@@ -47517,7 +45763,7 @@
         <w:pStyle w:val="Ttulo3"/>
       </w:pPr>
       <w:r>
-        <w:t>M.1 Método</w:t>
+        <w:t>J.1 Método</w:t>
       </w:r>
     </w:p>
     <w:p>
@@ -47540,7 +45786,7 @@
         <w:pStyle w:val="Ttulo3"/>
       </w:pPr>
       <w:r>
-        <w:t>M.2 Resultados</w:t>
+        <w:t>J.2 Resultados</w:t>
       </w:r>
     </w:p>
     <w:p>
@@ -48119,7 +46365,7 @@
         <w:pStyle w:val="Ttulo3"/>
       </w:pPr>
       <w:r>
-        <w:t>M.3 Interpretación</w:t>
+        <w:t>J.3 Interpretación</w:t>
       </w:r>
     </w:p>
     <w:p>
@@ -48147,7 +46393,7 @@
         <w:pStyle w:val="Ttulo3"/>
       </w:pPr>
       <w:r>
-        <w:t>M.4 Propuesta de implementación en SmartTemp</w:t>
+        <w:t>J.4 Propuesta de implementación en SmartTemp</w:t>
       </w:r>
     </w:p>
     <w:p>

--- a/tesis-smarttemp-final.docx
+++ b/tesis-smarttemp-final.docx
@@ -31843,16 +31843,10 @@
         <w:spacing w:after="200"/>
         <w:jc w:val="both"/>
       </w:pPr>
-      <w:r>
-        <w:t xml:space="preserve">Se presentan los fragmentos más representativos del firmware modular </w:t>
-      </w:r>
-      <w:proofErr w:type="spellStart"/>
-      <w:r>
-        <w:t>SmartTemp</w:t>
-      </w:r>
-      <w:proofErr w:type="spellEnd"/>
-      <w:r>
-        <w:t xml:space="preserve"> y el esquema de conexión electrónica.</w:t>
+      <w:proofErr w:type="spellStart"/>
+      <w:proofErr w:type="spellEnd"/>
+      <w:r>
+        <w:t>Este anexo documenta el hardware implementado y el esquema de conexión electrónica del nodo sensor. El código fuente del firmware se referencia al final como material complementario.</w:t>
       </w:r>
     </w:p>
     <w:p>
@@ -32751,3868 +32745,8 @@
       </w:r>
     </w:p>
     <w:p>
-      <w:pPr>
-        <w:pStyle w:val="Ttulo4"/>
-      </w:pPr>
-      <w:r>
-        <w:rPr>
-          <w:i w:val="0"/>
-          <w:iCs w:val="0"/>
-        </w:rPr>
-        <w:t>funcional_remoto_modular_.</w:t>
-      </w:r>
-      <w:proofErr w:type="spellStart"/>
-      <w:r>
-        <w:rPr>
-          <w:i w:val="0"/>
-          <w:iCs w:val="0"/>
-        </w:rPr>
-        <w:t>ino</w:t>
-      </w:r>
-      <w:proofErr w:type="spellEnd"/>
-    </w:p>
-    <w:p>
-      <w:pPr>
-        <w:spacing w:line="240" w:lineRule="auto"/>
-        <w:ind w:left="431"/>
-      </w:pPr>
-      <w:r>
-        <w:rPr>
-          <w:rFonts w:ascii="Courier New" w:eastAsia="Courier New" w:hAnsi="Courier New" w:cs="Courier New"/>
-          <w:sz w:val="16"/>
-          <w:szCs w:val="16"/>
-        </w:rPr>
-        <w:t>&lt;</w:t>
-      </w:r>
-      <w:proofErr w:type="spellStart"/>
-      <w:r>
-        <w:rPr>
-          <w:rFonts w:ascii="Courier New" w:eastAsia="Courier New" w:hAnsi="Courier New" w:cs="Courier New"/>
-          <w:sz w:val="16"/>
-          <w:szCs w:val="16"/>
-        </w:rPr>
-        <w:t>code</w:t>
-      </w:r>
-      <w:proofErr w:type="spellEnd"/>
-      <w:r>
-        <w:rPr>
-          <w:rFonts w:ascii="Courier New" w:eastAsia="Courier New" w:hAnsi="Courier New" w:cs="Courier New"/>
-          <w:sz w:val="16"/>
-          <w:szCs w:val="16"/>
-        </w:rPr>
-        <w:t>&gt;#include &lt;</w:t>
-      </w:r>
-      <w:proofErr w:type="spellStart"/>
-      <w:r>
-        <w:rPr>
-          <w:rFonts w:ascii="Courier New" w:eastAsia="Courier New" w:hAnsi="Courier New" w:cs="Courier New"/>
-          <w:sz w:val="16"/>
-          <w:szCs w:val="16"/>
-        </w:rPr>
-        <w:t>WiFiClient.h</w:t>
-      </w:r>
-      <w:proofErr w:type="spellEnd"/>
-      <w:r>
-        <w:rPr>
-          <w:rFonts w:ascii="Courier New" w:eastAsia="Courier New" w:hAnsi="Courier New" w:cs="Courier New"/>
-          <w:sz w:val="16"/>
-          <w:szCs w:val="16"/>
-        </w:rPr>
-        <w:t>&gt;</w:t>
-      </w:r>
-    </w:p>
-    <w:p>
-      <w:pPr>
-        <w:spacing w:line="240" w:lineRule="auto"/>
-        <w:ind w:left="431"/>
-      </w:pPr>
-      <w:r>
-        <w:rPr>
-          <w:rFonts w:ascii="Courier New" w:eastAsia="Courier New" w:hAnsi="Courier New" w:cs="Courier New"/>
-          <w:sz w:val="16"/>
-          <w:szCs w:val="16"/>
-        </w:rPr>
-        <w:t>#include &lt;ESP8266HTTPClient.h&gt;</w:t>
-      </w:r>
-    </w:p>
-    <w:p>
-      <w:pPr>
-        <w:spacing w:line="240" w:lineRule="auto"/>
-        <w:ind w:left="431"/>
-      </w:pPr>
-      <w:r>
-        <w:rPr>
-          <w:rFonts w:ascii="Courier New" w:eastAsia="Courier New" w:hAnsi="Courier New" w:cs="Courier New"/>
-          <w:sz w:val="16"/>
-          <w:szCs w:val="16"/>
-        </w:rPr>
-        <w:t>#include &lt;ESP8266WebServer.h&gt;</w:t>
-      </w:r>
-    </w:p>
-    <w:p>
-      <w:pPr>
-        <w:spacing w:line="240" w:lineRule="auto"/>
-        <w:ind w:left="431"/>
-      </w:pPr>
-      <w:r>
-        <w:rPr>
-          <w:rFonts w:ascii="Courier New" w:eastAsia="Courier New" w:hAnsi="Courier New" w:cs="Courier New"/>
-          <w:sz w:val="16"/>
-          <w:szCs w:val="16"/>
-        </w:rPr>
-        <w:t>#include &lt;</w:t>
-      </w:r>
-      <w:proofErr w:type="spellStart"/>
-      <w:r>
-        <w:rPr>
-          <w:rFonts w:ascii="Courier New" w:eastAsia="Courier New" w:hAnsi="Courier New" w:cs="Courier New"/>
-          <w:sz w:val="16"/>
-          <w:szCs w:val="16"/>
-        </w:rPr>
-        <w:t>OneWire.h</w:t>
-      </w:r>
-      <w:proofErr w:type="spellEnd"/>
-      <w:r>
-        <w:rPr>
-          <w:rFonts w:ascii="Courier New" w:eastAsia="Courier New" w:hAnsi="Courier New" w:cs="Courier New"/>
-          <w:sz w:val="16"/>
-          <w:szCs w:val="16"/>
-        </w:rPr>
-        <w:t>&gt;</w:t>
-      </w:r>
-    </w:p>
-    <w:p>
-      <w:pPr>
-        <w:spacing w:line="240" w:lineRule="auto"/>
-        <w:ind w:left="431"/>
-      </w:pPr>
-      <w:r>
-        <w:rPr>
-          <w:rFonts w:ascii="Courier New" w:eastAsia="Courier New" w:hAnsi="Courier New" w:cs="Courier New"/>
-          <w:sz w:val="16"/>
-          <w:szCs w:val="16"/>
-        </w:rPr>
-        <w:t>#include &lt;</w:t>
-      </w:r>
-      <w:proofErr w:type="spellStart"/>
-      <w:r>
-        <w:rPr>
-          <w:rFonts w:ascii="Courier New" w:eastAsia="Courier New" w:hAnsi="Courier New" w:cs="Courier New"/>
-          <w:sz w:val="16"/>
-          <w:szCs w:val="16"/>
-        </w:rPr>
-        <w:t>DallasTemperature.h</w:t>
-      </w:r>
-      <w:proofErr w:type="spellEnd"/>
-      <w:r>
-        <w:rPr>
-          <w:rFonts w:ascii="Courier New" w:eastAsia="Courier New" w:hAnsi="Courier New" w:cs="Courier New"/>
-          <w:sz w:val="16"/>
-          <w:szCs w:val="16"/>
-        </w:rPr>
-        <w:t>&gt;</w:t>
-      </w:r>
-    </w:p>
-    <w:p>
-      <w:pPr>
-        <w:spacing w:line="240" w:lineRule="auto"/>
-        <w:ind w:left="431"/>
-      </w:pPr>
-      <w:r>
-        <w:rPr>
-          <w:rFonts w:ascii="Courier New" w:eastAsia="Courier New" w:hAnsi="Courier New" w:cs="Courier New"/>
-          <w:sz w:val="16"/>
-          <w:szCs w:val="16"/>
-        </w:rPr>
-        <w:t>#include &lt;</w:t>
-      </w:r>
-      <w:proofErr w:type="spellStart"/>
-      <w:r>
-        <w:rPr>
-          <w:rFonts w:ascii="Courier New" w:eastAsia="Courier New" w:hAnsi="Courier New" w:cs="Courier New"/>
-          <w:sz w:val="16"/>
-          <w:szCs w:val="16"/>
-        </w:rPr>
-        <w:t>ArduinoJson.h</w:t>
-      </w:r>
-      <w:proofErr w:type="spellEnd"/>
-      <w:r>
-        <w:rPr>
-          <w:rFonts w:ascii="Courier New" w:eastAsia="Courier New" w:hAnsi="Courier New" w:cs="Courier New"/>
-          <w:sz w:val="16"/>
-          <w:szCs w:val="16"/>
-        </w:rPr>
-        <w:t>&gt;</w:t>
-      </w:r>
-    </w:p>
-    <w:p>
-      <w:pPr>
-        <w:spacing w:line="240" w:lineRule="auto"/>
-        <w:ind w:left="431"/>
-      </w:pPr>
-      <w:r>
-        <w:rPr>
-          <w:rFonts w:ascii="Courier New" w:eastAsia="Courier New" w:hAnsi="Courier New" w:cs="Courier New"/>
-          <w:sz w:val="16"/>
-          <w:szCs w:val="16"/>
-        </w:rPr>
-        <w:t>#include &lt;</w:t>
-      </w:r>
-      <w:proofErr w:type="spellStart"/>
-      <w:r>
-        <w:rPr>
-          <w:rFonts w:ascii="Courier New" w:eastAsia="Courier New" w:hAnsi="Courier New" w:cs="Courier New"/>
-          <w:sz w:val="16"/>
-          <w:szCs w:val="16"/>
-        </w:rPr>
-        <w:t>EEPROM.h</w:t>
-      </w:r>
-      <w:proofErr w:type="spellEnd"/>
-      <w:r>
-        <w:rPr>
-          <w:rFonts w:ascii="Courier New" w:eastAsia="Courier New" w:hAnsi="Courier New" w:cs="Courier New"/>
-          <w:sz w:val="16"/>
-          <w:szCs w:val="16"/>
-        </w:rPr>
-        <w:t>&gt;</w:t>
-      </w:r>
-    </w:p>
-    <w:p>
-      <w:pPr>
-        <w:spacing w:line="240" w:lineRule="auto"/>
-        <w:ind w:left="431"/>
-      </w:pPr>
-      <w:r>
-        <w:rPr>
-          <w:rFonts w:ascii="Courier New" w:eastAsia="Courier New" w:hAnsi="Courier New" w:cs="Courier New"/>
-          <w:sz w:val="16"/>
-          <w:szCs w:val="16"/>
-        </w:rPr>
-        <w:t>#include &lt;</w:t>
-      </w:r>
-      <w:proofErr w:type="spellStart"/>
-      <w:r>
-        <w:rPr>
-          <w:rFonts w:ascii="Courier New" w:eastAsia="Courier New" w:hAnsi="Courier New" w:cs="Courier New"/>
-          <w:sz w:val="16"/>
-          <w:szCs w:val="16"/>
-        </w:rPr>
-        <w:t>PubSubClient.h</w:t>
-      </w:r>
-      <w:proofErr w:type="spellEnd"/>
-      <w:r>
-        <w:rPr>
-          <w:rFonts w:ascii="Courier New" w:eastAsia="Courier New" w:hAnsi="Courier New" w:cs="Courier New"/>
-          <w:sz w:val="16"/>
-          <w:szCs w:val="16"/>
-        </w:rPr>
-        <w:t>&gt;</w:t>
-      </w:r>
-    </w:p>
-    <w:p>
-      <w:pPr>
-        <w:spacing w:line="240" w:lineRule="auto"/>
-        <w:ind w:left="431"/>
-      </w:pPr>
-      <w:r>
-        <w:rPr>
-          <w:rFonts w:ascii="Courier New" w:eastAsia="Courier New" w:hAnsi="Courier New" w:cs="Courier New"/>
-          <w:sz w:val="16"/>
-          <w:szCs w:val="16"/>
-        </w:rPr>
-        <w:t>#include &lt;</w:t>
-      </w:r>
-      <w:proofErr w:type="spellStart"/>
-      <w:r>
-        <w:rPr>
-          <w:rFonts w:ascii="Courier New" w:eastAsia="Courier New" w:hAnsi="Courier New" w:cs="Courier New"/>
-          <w:sz w:val="16"/>
-          <w:szCs w:val="16"/>
-        </w:rPr>
-        <w:t>user_interface.h</w:t>
-      </w:r>
-      <w:proofErr w:type="spellEnd"/>
-      <w:r>
-        <w:rPr>
-          <w:rFonts w:ascii="Courier New" w:eastAsia="Courier New" w:hAnsi="Courier New" w:cs="Courier New"/>
-          <w:sz w:val="16"/>
-          <w:szCs w:val="16"/>
-        </w:rPr>
-        <w:t>&gt;</w:t>
-      </w:r>
-    </w:p>
-    <w:p>
-      <w:pPr>
-        <w:spacing w:line="240" w:lineRule="auto"/>
-        <w:ind w:left="431"/>
-      </w:pPr>
-      <w:r>
-        <w:rPr>
-          <w:rFonts w:ascii="Courier New" w:eastAsia="Courier New" w:hAnsi="Courier New" w:cs="Courier New"/>
-          <w:sz w:val="16"/>
-          <w:szCs w:val="16"/>
-        </w:rPr>
-        <w:t>#include &lt;</w:t>
-      </w:r>
-      <w:proofErr w:type="spellStart"/>
-      <w:r>
-        <w:rPr>
-          <w:rFonts w:ascii="Courier New" w:eastAsia="Courier New" w:hAnsi="Courier New" w:cs="Courier New"/>
-          <w:sz w:val="16"/>
-          <w:szCs w:val="16"/>
-        </w:rPr>
-        <w:t>LittleFS.h</w:t>
-      </w:r>
-      <w:proofErr w:type="spellEnd"/>
-      <w:r>
-        <w:rPr>
-          <w:rFonts w:ascii="Courier New" w:eastAsia="Courier New" w:hAnsi="Courier New" w:cs="Courier New"/>
-          <w:sz w:val="16"/>
-          <w:szCs w:val="16"/>
-        </w:rPr>
-        <w:t>&gt;</w:t>
-      </w:r>
-    </w:p>
-    <w:p>
-      <w:pPr>
-        <w:spacing w:line="240" w:lineRule="auto"/>
-        <w:ind w:left="431"/>
-      </w:pPr>
-      <w:r>
-        <w:rPr>
-          <w:rFonts w:ascii="Courier New" w:eastAsia="Courier New" w:hAnsi="Courier New" w:cs="Courier New"/>
-          <w:sz w:val="16"/>
-          <w:szCs w:val="16"/>
-        </w:rPr>
-        <w:t>#include &lt;</w:t>
-      </w:r>
-      <w:proofErr w:type="spellStart"/>
-      <w:r>
-        <w:rPr>
-          <w:rFonts w:ascii="Courier New" w:eastAsia="Courier New" w:hAnsi="Courier New" w:cs="Courier New"/>
-          <w:sz w:val="16"/>
-          <w:szCs w:val="16"/>
-        </w:rPr>
-        <w:t>WiFiUdp.h</w:t>
-      </w:r>
-      <w:proofErr w:type="spellEnd"/>
-      <w:r>
-        <w:rPr>
-          <w:rFonts w:ascii="Courier New" w:eastAsia="Courier New" w:hAnsi="Courier New" w:cs="Courier New"/>
-          <w:sz w:val="16"/>
-          <w:szCs w:val="16"/>
-        </w:rPr>
-        <w:t>&gt;</w:t>
-      </w:r>
-    </w:p>
-    <w:p>
-      <w:pPr>
-        <w:spacing w:line="240" w:lineRule="auto"/>
-        <w:ind w:left="431"/>
-      </w:pPr>
-      <w:r>
-        <w:rPr>
-          <w:rFonts w:ascii="Courier New" w:eastAsia="Courier New" w:hAnsi="Courier New" w:cs="Courier New"/>
-          <w:sz w:val="16"/>
-          <w:szCs w:val="16"/>
-        </w:rPr>
-        <w:t>#include &lt;</w:t>
-      </w:r>
-      <w:proofErr w:type="spellStart"/>
-      <w:r>
-        <w:rPr>
-          <w:rFonts w:ascii="Courier New" w:eastAsia="Courier New" w:hAnsi="Courier New" w:cs="Courier New"/>
-          <w:sz w:val="16"/>
-          <w:szCs w:val="16"/>
-        </w:rPr>
-        <w:t>time.h</w:t>
-      </w:r>
-      <w:proofErr w:type="spellEnd"/>
-      <w:r>
-        <w:rPr>
-          <w:rFonts w:ascii="Courier New" w:eastAsia="Courier New" w:hAnsi="Courier New" w:cs="Courier New"/>
-          <w:sz w:val="16"/>
-          <w:szCs w:val="16"/>
-        </w:rPr>
-        <w:t>&gt;</w:t>
-      </w:r>
-    </w:p>
-    <w:p>
-      <w:pPr>
-        <w:spacing w:line="240" w:lineRule="auto"/>
-        <w:ind w:left="431"/>
-      </w:pPr>
-    </w:p>
-    <w:p>
-      <w:pPr>
-        <w:spacing w:line="240" w:lineRule="auto"/>
-        <w:ind w:left="431"/>
-      </w:pPr>
-      <w:r>
-        <w:rPr>
-          <w:rFonts w:ascii="Courier New" w:eastAsia="Courier New" w:hAnsi="Courier New" w:cs="Courier New"/>
-          <w:sz w:val="16"/>
-          <w:szCs w:val="16"/>
-        </w:rPr>
-        <w:t>#include "</w:t>
-      </w:r>
-      <w:proofErr w:type="spellStart"/>
-      <w:r>
-        <w:rPr>
-          <w:rFonts w:ascii="Courier New" w:eastAsia="Courier New" w:hAnsi="Courier New" w:cs="Courier New"/>
-          <w:sz w:val="16"/>
-          <w:szCs w:val="16"/>
-        </w:rPr>
-        <w:t>config.h</w:t>
-      </w:r>
-      <w:proofErr w:type="spellEnd"/>
-      <w:r>
-        <w:rPr>
-          <w:rFonts w:ascii="Courier New" w:eastAsia="Courier New" w:hAnsi="Courier New" w:cs="Courier New"/>
-          <w:sz w:val="16"/>
-          <w:szCs w:val="16"/>
-        </w:rPr>
-        <w:t>"</w:t>
-      </w:r>
-    </w:p>
-    <w:p>
-      <w:pPr>
-        <w:spacing w:line="240" w:lineRule="auto"/>
-        <w:ind w:left="431"/>
-      </w:pPr>
-      <w:r>
-        <w:rPr>
-          <w:rFonts w:ascii="Courier New" w:eastAsia="Courier New" w:hAnsi="Courier New" w:cs="Courier New"/>
-          <w:sz w:val="16"/>
-          <w:szCs w:val="16"/>
-        </w:rPr>
-        <w:t>#include "</w:t>
-      </w:r>
-      <w:proofErr w:type="spellStart"/>
-      <w:r>
-        <w:rPr>
-          <w:rFonts w:ascii="Courier New" w:eastAsia="Courier New" w:hAnsi="Courier New" w:cs="Courier New"/>
-          <w:sz w:val="16"/>
-          <w:szCs w:val="16"/>
-        </w:rPr>
-        <w:t>types.h</w:t>
-      </w:r>
-      <w:proofErr w:type="spellEnd"/>
-      <w:r>
-        <w:rPr>
-          <w:rFonts w:ascii="Courier New" w:eastAsia="Courier New" w:hAnsi="Courier New" w:cs="Courier New"/>
-          <w:sz w:val="16"/>
-          <w:szCs w:val="16"/>
-        </w:rPr>
-        <w:t>"</w:t>
-      </w:r>
-    </w:p>
-    <w:p>
-      <w:pPr>
-        <w:spacing w:line="240" w:lineRule="auto"/>
-        <w:ind w:left="431"/>
-      </w:pPr>
-      <w:r>
-        <w:rPr>
-          <w:rFonts w:ascii="Courier New" w:eastAsia="Courier New" w:hAnsi="Courier New" w:cs="Courier New"/>
-          <w:sz w:val="16"/>
-          <w:szCs w:val="16"/>
-        </w:rPr>
-        <w:t>#include "</w:t>
-      </w:r>
-      <w:proofErr w:type="spellStart"/>
-      <w:r>
-        <w:rPr>
-          <w:rFonts w:ascii="Courier New" w:eastAsia="Courier New" w:hAnsi="Courier New" w:cs="Courier New"/>
-          <w:sz w:val="16"/>
-          <w:szCs w:val="16"/>
-        </w:rPr>
-        <w:t>sensor.h</w:t>
-      </w:r>
-      <w:proofErr w:type="spellEnd"/>
-      <w:r>
-        <w:rPr>
-          <w:rFonts w:ascii="Courier New" w:eastAsia="Courier New" w:hAnsi="Courier New" w:cs="Courier New"/>
-          <w:sz w:val="16"/>
-          <w:szCs w:val="16"/>
-        </w:rPr>
-        <w:t>"</w:t>
-      </w:r>
-    </w:p>
-    <w:p>
-      <w:pPr>
-        <w:spacing w:line="240" w:lineRule="auto"/>
-        <w:ind w:left="431"/>
-      </w:pPr>
-      <w:r>
-        <w:rPr>
-          <w:rFonts w:ascii="Courier New" w:eastAsia="Courier New" w:hAnsi="Courier New" w:cs="Courier New"/>
-          <w:sz w:val="16"/>
-          <w:szCs w:val="16"/>
-        </w:rPr>
-        <w:t>#include "</w:t>
-      </w:r>
-      <w:proofErr w:type="spellStart"/>
-      <w:r>
-        <w:rPr>
-          <w:rFonts w:ascii="Courier New" w:eastAsia="Courier New" w:hAnsi="Courier New" w:cs="Courier New"/>
-          <w:sz w:val="16"/>
-          <w:szCs w:val="16"/>
-        </w:rPr>
-        <w:t>storage.h</w:t>
-      </w:r>
-      <w:proofErr w:type="spellEnd"/>
-      <w:r>
-        <w:rPr>
-          <w:rFonts w:ascii="Courier New" w:eastAsia="Courier New" w:hAnsi="Courier New" w:cs="Courier New"/>
-          <w:sz w:val="16"/>
-          <w:szCs w:val="16"/>
-        </w:rPr>
-        <w:t>"</w:t>
-      </w:r>
-    </w:p>
-    <w:p>
-      <w:pPr>
-        <w:spacing w:line="240" w:lineRule="auto"/>
-        <w:ind w:left="431"/>
-      </w:pPr>
-      <w:r>
-        <w:rPr>
-          <w:rFonts w:ascii="Courier New" w:eastAsia="Courier New" w:hAnsi="Courier New" w:cs="Courier New"/>
-          <w:sz w:val="16"/>
-          <w:szCs w:val="16"/>
-        </w:rPr>
-        <w:t>#include "</w:t>
-      </w:r>
-      <w:proofErr w:type="spellStart"/>
-      <w:r>
-        <w:rPr>
-          <w:rFonts w:ascii="Courier New" w:eastAsia="Courier New" w:hAnsi="Courier New" w:cs="Courier New"/>
-          <w:sz w:val="16"/>
-          <w:szCs w:val="16"/>
-        </w:rPr>
-        <w:t>wifi_manager.h</w:t>
-      </w:r>
-      <w:proofErr w:type="spellEnd"/>
-      <w:r>
-        <w:rPr>
-          <w:rFonts w:ascii="Courier New" w:eastAsia="Courier New" w:hAnsi="Courier New" w:cs="Courier New"/>
-          <w:sz w:val="16"/>
-          <w:szCs w:val="16"/>
-        </w:rPr>
-        <w:t>"</w:t>
-      </w:r>
-    </w:p>
-    <w:p>
-      <w:pPr>
-        <w:spacing w:line="240" w:lineRule="auto"/>
-        <w:ind w:left="431"/>
-      </w:pPr>
-      <w:r>
-        <w:rPr>
-          <w:rFonts w:ascii="Courier New" w:eastAsia="Courier New" w:hAnsi="Courier New" w:cs="Courier New"/>
-          <w:sz w:val="16"/>
-          <w:szCs w:val="16"/>
-        </w:rPr>
-        <w:t>#include "</w:t>
-      </w:r>
-      <w:proofErr w:type="spellStart"/>
-      <w:r>
-        <w:rPr>
-          <w:rFonts w:ascii="Courier New" w:eastAsia="Courier New" w:hAnsi="Courier New" w:cs="Courier New"/>
-          <w:sz w:val="16"/>
-          <w:szCs w:val="16"/>
-        </w:rPr>
-        <w:t>mqtt_manager.h</w:t>
-      </w:r>
-      <w:proofErr w:type="spellEnd"/>
-      <w:r>
-        <w:rPr>
-          <w:rFonts w:ascii="Courier New" w:eastAsia="Courier New" w:hAnsi="Courier New" w:cs="Courier New"/>
-          <w:sz w:val="16"/>
-          <w:szCs w:val="16"/>
-        </w:rPr>
-        <w:t>"</w:t>
-      </w:r>
-    </w:p>
-    <w:p>
-      <w:pPr>
-        <w:spacing w:line="240" w:lineRule="auto"/>
-        <w:ind w:left="431"/>
-      </w:pPr>
-      <w:r>
-        <w:rPr>
-          <w:rFonts w:ascii="Courier New" w:eastAsia="Courier New" w:hAnsi="Courier New" w:cs="Courier New"/>
-          <w:sz w:val="16"/>
-          <w:szCs w:val="16"/>
-        </w:rPr>
-        <w:t>#include "</w:t>
-      </w:r>
-      <w:proofErr w:type="spellStart"/>
-      <w:r>
-        <w:rPr>
-          <w:rFonts w:ascii="Courier New" w:eastAsia="Courier New" w:hAnsi="Courier New" w:cs="Courier New"/>
-          <w:sz w:val="16"/>
-          <w:szCs w:val="16"/>
-        </w:rPr>
-        <w:t>web_server.h</w:t>
-      </w:r>
-      <w:proofErr w:type="spellEnd"/>
-      <w:r>
-        <w:rPr>
-          <w:rFonts w:ascii="Courier New" w:eastAsia="Courier New" w:hAnsi="Courier New" w:cs="Courier New"/>
-          <w:sz w:val="16"/>
-          <w:szCs w:val="16"/>
-        </w:rPr>
-        <w:t>"</w:t>
-      </w:r>
-    </w:p>
-    <w:p>
-      <w:pPr>
-        <w:spacing w:line="240" w:lineRule="auto"/>
-        <w:ind w:left="431"/>
-      </w:pPr>
-      <w:r>
-        <w:rPr>
-          <w:rFonts w:ascii="Courier New" w:eastAsia="Courier New" w:hAnsi="Courier New" w:cs="Courier New"/>
-          <w:sz w:val="16"/>
-          <w:szCs w:val="16"/>
-        </w:rPr>
-        <w:t>#include "</w:t>
-      </w:r>
-      <w:proofErr w:type="spellStart"/>
-      <w:r>
-        <w:rPr>
-          <w:rFonts w:ascii="Courier New" w:eastAsia="Courier New" w:hAnsi="Courier New" w:cs="Courier New"/>
-          <w:sz w:val="16"/>
-          <w:szCs w:val="16"/>
-        </w:rPr>
-        <w:t>mode_manager.h</w:t>
-      </w:r>
-      <w:proofErr w:type="spellEnd"/>
-      <w:r>
-        <w:rPr>
-          <w:rFonts w:ascii="Courier New" w:eastAsia="Courier New" w:hAnsi="Courier New" w:cs="Courier New"/>
-          <w:sz w:val="16"/>
-          <w:szCs w:val="16"/>
-        </w:rPr>
-        <w:t>"</w:t>
-      </w:r>
-    </w:p>
-    <w:p>
-      <w:pPr>
-        <w:spacing w:line="240" w:lineRule="auto"/>
-        <w:ind w:left="431"/>
-      </w:pPr>
-      <w:r>
-        <w:rPr>
-          <w:rFonts w:ascii="Courier New" w:eastAsia="Courier New" w:hAnsi="Courier New" w:cs="Courier New"/>
-          <w:sz w:val="16"/>
-          <w:szCs w:val="16"/>
-        </w:rPr>
-        <w:t>#include "</w:t>
-      </w:r>
-      <w:proofErr w:type="spellStart"/>
-      <w:r>
-        <w:rPr>
-          <w:rFonts w:ascii="Courier New" w:eastAsia="Courier New" w:hAnsi="Courier New" w:cs="Courier New"/>
-          <w:sz w:val="16"/>
-          <w:szCs w:val="16"/>
-        </w:rPr>
-        <w:t>sensor_fix.h</w:t>
-      </w:r>
-      <w:proofErr w:type="spellEnd"/>
-      <w:r>
-        <w:rPr>
-          <w:rFonts w:ascii="Courier New" w:eastAsia="Courier New" w:hAnsi="Courier New" w:cs="Courier New"/>
-          <w:sz w:val="16"/>
-          <w:szCs w:val="16"/>
-        </w:rPr>
-        <w:t>"</w:t>
-      </w:r>
-    </w:p>
-    <w:p>
-      <w:pPr>
-        <w:spacing w:line="240" w:lineRule="auto"/>
-        <w:ind w:left="431"/>
-      </w:pPr>
-    </w:p>
-    <w:p>
-      <w:pPr>
-        <w:spacing w:line="240" w:lineRule="auto"/>
-        <w:ind w:left="431"/>
-      </w:pPr>
-      <w:r>
-        <w:rPr>
-          <w:rFonts w:ascii="Courier New" w:eastAsia="Courier New" w:hAnsi="Courier New" w:cs="Courier New"/>
-          <w:sz w:val="16"/>
-          <w:szCs w:val="16"/>
-        </w:rPr>
-        <w:t>// ========== VARIABLES GLOBALES ==========</w:t>
-      </w:r>
-    </w:p>
-    <w:p>
-      <w:pPr>
-        <w:spacing w:line="240" w:lineRule="auto"/>
-        <w:ind w:left="431"/>
-      </w:pPr>
-      <w:proofErr w:type="spellStart"/>
-      <w:r>
-        <w:rPr>
-          <w:rFonts w:ascii="Courier New" w:eastAsia="Courier New" w:hAnsi="Courier New" w:cs="Courier New"/>
-          <w:sz w:val="16"/>
-          <w:szCs w:val="16"/>
-        </w:rPr>
-        <w:t>const</w:t>
-      </w:r>
-      <w:proofErr w:type="spellEnd"/>
-      <w:r>
-        <w:rPr>
-          <w:rFonts w:ascii="Courier New" w:eastAsia="Courier New" w:hAnsi="Courier New" w:cs="Courier New"/>
-          <w:sz w:val="16"/>
-          <w:szCs w:val="16"/>
-        </w:rPr>
-        <w:t xml:space="preserve"> </w:t>
-      </w:r>
-      <w:proofErr w:type="spellStart"/>
-      <w:r>
-        <w:rPr>
-          <w:rFonts w:ascii="Courier New" w:eastAsia="Courier New" w:hAnsi="Courier New" w:cs="Courier New"/>
-          <w:sz w:val="16"/>
-          <w:szCs w:val="16"/>
-        </w:rPr>
-        <w:t>char</w:t>
-      </w:r>
-      <w:proofErr w:type="spellEnd"/>
-      <w:r>
-        <w:rPr>
-          <w:rFonts w:ascii="Courier New" w:eastAsia="Courier New" w:hAnsi="Courier New" w:cs="Courier New"/>
-          <w:sz w:val="16"/>
-          <w:szCs w:val="16"/>
-        </w:rPr>
-        <w:t xml:space="preserve">* </w:t>
-      </w:r>
-      <w:proofErr w:type="spellStart"/>
-      <w:r>
-        <w:rPr>
-          <w:rFonts w:ascii="Courier New" w:eastAsia="Courier New" w:hAnsi="Courier New" w:cs="Courier New"/>
-          <w:sz w:val="16"/>
-          <w:szCs w:val="16"/>
-        </w:rPr>
-        <w:t>my_ssid</w:t>
-      </w:r>
-      <w:proofErr w:type="spellEnd"/>
-      <w:r>
-        <w:rPr>
-          <w:rFonts w:ascii="Courier New" w:eastAsia="Courier New" w:hAnsi="Courier New" w:cs="Courier New"/>
-          <w:sz w:val="16"/>
-          <w:szCs w:val="16"/>
-        </w:rPr>
-        <w:t xml:space="preserve"> = WIFI_SSID;</w:t>
-      </w:r>
-    </w:p>
-    <w:p>
-      <w:pPr>
-        <w:spacing w:line="240" w:lineRule="auto"/>
-        <w:ind w:left="431"/>
-      </w:pPr>
-      <w:proofErr w:type="spellStart"/>
-      <w:r>
-        <w:rPr>
-          <w:rFonts w:ascii="Courier New" w:eastAsia="Courier New" w:hAnsi="Courier New" w:cs="Courier New"/>
-          <w:sz w:val="16"/>
-          <w:szCs w:val="16"/>
-        </w:rPr>
-        <w:t>const</w:t>
-      </w:r>
-      <w:proofErr w:type="spellEnd"/>
-      <w:r>
-        <w:rPr>
-          <w:rFonts w:ascii="Courier New" w:eastAsia="Courier New" w:hAnsi="Courier New" w:cs="Courier New"/>
-          <w:sz w:val="16"/>
-          <w:szCs w:val="16"/>
-        </w:rPr>
-        <w:t xml:space="preserve"> </w:t>
-      </w:r>
-      <w:proofErr w:type="spellStart"/>
-      <w:r>
-        <w:rPr>
-          <w:rFonts w:ascii="Courier New" w:eastAsia="Courier New" w:hAnsi="Courier New" w:cs="Courier New"/>
-          <w:sz w:val="16"/>
-          <w:szCs w:val="16"/>
-        </w:rPr>
-        <w:t>char</w:t>
-      </w:r>
-      <w:proofErr w:type="spellEnd"/>
-      <w:r>
-        <w:rPr>
-          <w:rFonts w:ascii="Courier New" w:eastAsia="Courier New" w:hAnsi="Courier New" w:cs="Courier New"/>
-          <w:sz w:val="16"/>
-          <w:szCs w:val="16"/>
-        </w:rPr>
-        <w:t xml:space="preserve">* </w:t>
-      </w:r>
-      <w:proofErr w:type="spellStart"/>
-      <w:r>
-        <w:rPr>
-          <w:rFonts w:ascii="Courier New" w:eastAsia="Courier New" w:hAnsi="Courier New" w:cs="Courier New"/>
-          <w:sz w:val="16"/>
-          <w:szCs w:val="16"/>
-        </w:rPr>
-        <w:t>my_password</w:t>
-      </w:r>
-      <w:proofErr w:type="spellEnd"/>
-      <w:r>
-        <w:rPr>
-          <w:rFonts w:ascii="Courier New" w:eastAsia="Courier New" w:hAnsi="Courier New" w:cs="Courier New"/>
-          <w:sz w:val="16"/>
-          <w:szCs w:val="16"/>
-        </w:rPr>
-        <w:t xml:space="preserve"> = WIFI_PASSWORD;</w:t>
-      </w:r>
-    </w:p>
-    <w:p>
-      <w:pPr>
-        <w:spacing w:line="240" w:lineRule="auto"/>
-        <w:ind w:left="431"/>
-      </w:pPr>
-      <w:proofErr w:type="spellStart"/>
-      <w:r>
-        <w:rPr>
-          <w:rFonts w:ascii="Courier New" w:eastAsia="Courier New" w:hAnsi="Courier New" w:cs="Courier New"/>
-          <w:sz w:val="16"/>
-          <w:szCs w:val="16"/>
-        </w:rPr>
-        <w:t>const</w:t>
-      </w:r>
-      <w:proofErr w:type="spellEnd"/>
-      <w:r>
-        <w:rPr>
-          <w:rFonts w:ascii="Courier New" w:eastAsia="Courier New" w:hAnsi="Courier New" w:cs="Courier New"/>
-          <w:sz w:val="16"/>
-          <w:szCs w:val="16"/>
-        </w:rPr>
-        <w:t xml:space="preserve"> </w:t>
-      </w:r>
-      <w:proofErr w:type="spellStart"/>
-      <w:r>
-        <w:rPr>
-          <w:rFonts w:ascii="Courier New" w:eastAsia="Courier New" w:hAnsi="Courier New" w:cs="Courier New"/>
-          <w:sz w:val="16"/>
-          <w:szCs w:val="16"/>
-        </w:rPr>
-        <w:t>char</w:t>
-      </w:r>
-      <w:proofErr w:type="spellEnd"/>
-      <w:r>
-        <w:rPr>
-          <w:rFonts w:ascii="Courier New" w:eastAsia="Courier New" w:hAnsi="Courier New" w:cs="Courier New"/>
-          <w:sz w:val="16"/>
-          <w:szCs w:val="16"/>
-        </w:rPr>
-        <w:t xml:space="preserve">* </w:t>
-      </w:r>
-      <w:proofErr w:type="spellStart"/>
-      <w:r>
-        <w:rPr>
-          <w:rFonts w:ascii="Courier New" w:eastAsia="Courier New" w:hAnsi="Courier New" w:cs="Courier New"/>
-          <w:sz w:val="16"/>
-          <w:szCs w:val="16"/>
-        </w:rPr>
-        <w:t>serverIP</w:t>
-      </w:r>
-      <w:proofErr w:type="spellEnd"/>
-      <w:r>
-        <w:rPr>
-          <w:rFonts w:ascii="Courier New" w:eastAsia="Courier New" w:hAnsi="Courier New" w:cs="Courier New"/>
-          <w:sz w:val="16"/>
-          <w:szCs w:val="16"/>
-        </w:rPr>
-        <w:t xml:space="preserve"> = SERVER_IP;</w:t>
-      </w:r>
-    </w:p>
-    <w:p>
-      <w:pPr>
-        <w:spacing w:line="240" w:lineRule="auto"/>
-        <w:ind w:left="431"/>
-      </w:pPr>
-      <w:proofErr w:type="spellStart"/>
-      <w:r>
-        <w:rPr>
-          <w:rFonts w:ascii="Courier New" w:eastAsia="Courier New" w:hAnsi="Courier New" w:cs="Courier New"/>
-          <w:sz w:val="16"/>
-          <w:szCs w:val="16"/>
-        </w:rPr>
-        <w:t>const</w:t>
-      </w:r>
-      <w:proofErr w:type="spellEnd"/>
-      <w:r>
-        <w:rPr>
-          <w:rFonts w:ascii="Courier New" w:eastAsia="Courier New" w:hAnsi="Courier New" w:cs="Courier New"/>
-          <w:sz w:val="16"/>
-          <w:szCs w:val="16"/>
-        </w:rPr>
-        <w:t xml:space="preserve"> uint16_t </w:t>
-      </w:r>
-      <w:proofErr w:type="spellStart"/>
-      <w:r>
-        <w:rPr>
-          <w:rFonts w:ascii="Courier New" w:eastAsia="Courier New" w:hAnsi="Courier New" w:cs="Courier New"/>
-          <w:sz w:val="16"/>
-          <w:szCs w:val="16"/>
-        </w:rPr>
-        <w:t>serverPort</w:t>
-      </w:r>
-      <w:proofErr w:type="spellEnd"/>
-      <w:r>
-        <w:rPr>
-          <w:rFonts w:ascii="Courier New" w:eastAsia="Courier New" w:hAnsi="Courier New" w:cs="Courier New"/>
-          <w:sz w:val="16"/>
-          <w:szCs w:val="16"/>
-        </w:rPr>
-        <w:t xml:space="preserve"> = SERVER_PORT;</w:t>
-      </w:r>
-    </w:p>
-    <w:p>
-      <w:pPr>
-        <w:spacing w:line="240" w:lineRule="auto"/>
-        <w:ind w:left="431"/>
-      </w:pPr>
-      <w:proofErr w:type="spellStart"/>
-      <w:r>
-        <w:rPr>
-          <w:rFonts w:ascii="Courier New" w:eastAsia="Courier New" w:hAnsi="Courier New" w:cs="Courier New"/>
-          <w:sz w:val="16"/>
-          <w:szCs w:val="16"/>
-        </w:rPr>
-        <w:t>const</w:t>
-      </w:r>
-      <w:proofErr w:type="spellEnd"/>
-      <w:r>
-        <w:rPr>
-          <w:rFonts w:ascii="Courier New" w:eastAsia="Courier New" w:hAnsi="Courier New" w:cs="Courier New"/>
-          <w:sz w:val="16"/>
-          <w:szCs w:val="16"/>
-        </w:rPr>
-        <w:t xml:space="preserve"> </w:t>
-      </w:r>
-      <w:proofErr w:type="spellStart"/>
-      <w:r>
-        <w:rPr>
-          <w:rFonts w:ascii="Courier New" w:eastAsia="Courier New" w:hAnsi="Courier New" w:cs="Courier New"/>
-          <w:sz w:val="16"/>
-          <w:szCs w:val="16"/>
-        </w:rPr>
-        <w:t>char</w:t>
-      </w:r>
-      <w:proofErr w:type="spellEnd"/>
-      <w:r>
-        <w:rPr>
-          <w:rFonts w:ascii="Courier New" w:eastAsia="Courier New" w:hAnsi="Courier New" w:cs="Courier New"/>
-          <w:sz w:val="16"/>
-          <w:szCs w:val="16"/>
-        </w:rPr>
-        <w:t>* API_ENDPOINT_PATH = API_ENDPOINT;</w:t>
-      </w:r>
-    </w:p>
-    <w:p>
-      <w:pPr>
-        <w:spacing w:line="240" w:lineRule="auto"/>
-        <w:ind w:left="431"/>
-      </w:pPr>
-    </w:p>
-    <w:p>
-      <w:pPr>
-        <w:spacing w:line="240" w:lineRule="auto"/>
-        <w:ind w:left="431"/>
-      </w:pPr>
-      <w:r>
-        <w:rPr>
-          <w:rFonts w:ascii="Courier New" w:eastAsia="Courier New" w:hAnsi="Courier New" w:cs="Courier New"/>
-          <w:sz w:val="16"/>
-          <w:szCs w:val="16"/>
-        </w:rPr>
-        <w:t xml:space="preserve">// ... (295 líneas </w:t>
-      </w:r>
-      <w:proofErr w:type="gramStart"/>
-      <w:r>
-        <w:rPr>
-          <w:rFonts w:ascii="Courier New" w:eastAsia="Courier New" w:hAnsi="Courier New" w:cs="Courier New"/>
-          <w:sz w:val="16"/>
-          <w:szCs w:val="16"/>
-        </w:rPr>
-        <w:t>omitidas)&lt;</w:t>
-      </w:r>
-      <w:proofErr w:type="gramEnd"/>
-      <w:r>
-        <w:rPr>
-          <w:rFonts w:ascii="Courier New" w:eastAsia="Courier New" w:hAnsi="Courier New" w:cs="Courier New"/>
-          <w:sz w:val="16"/>
-          <w:szCs w:val="16"/>
-        </w:rPr>
-        <w:t>/</w:t>
-      </w:r>
-      <w:proofErr w:type="spellStart"/>
-      <w:r>
-        <w:rPr>
-          <w:rFonts w:ascii="Courier New" w:eastAsia="Courier New" w:hAnsi="Courier New" w:cs="Courier New"/>
-          <w:sz w:val="16"/>
-          <w:szCs w:val="16"/>
-        </w:rPr>
-        <w:t>code</w:t>
-      </w:r>
-      <w:proofErr w:type="spellEnd"/>
-      <w:r>
-        <w:rPr>
-          <w:rFonts w:ascii="Courier New" w:eastAsia="Courier New" w:hAnsi="Courier New" w:cs="Courier New"/>
-          <w:sz w:val="16"/>
-          <w:szCs w:val="16"/>
-        </w:rPr>
-        <w:t>&gt;</w:t>
-      </w:r>
-    </w:p>
-    <w:p>
-      <w:pPr>
-        <w:spacing w:after="200"/>
-      </w:pPr>
-    </w:p>
-    <w:p>
-      <w:pPr>
-        <w:pStyle w:val="Ttulo4"/>
-      </w:pPr>
-      <w:r>
-        <w:rPr>
-          <w:i w:val="0"/>
-          <w:iCs w:val="0"/>
-        </w:rPr>
-        <w:t>mqtt_manager.cpp</w:t>
-      </w:r>
-    </w:p>
-    <w:p>
-      <w:pPr>
-        <w:spacing w:line="240" w:lineRule="auto"/>
-        <w:ind w:left="431"/>
-      </w:pPr>
-      <w:r>
-        <w:rPr>
-          <w:rFonts w:ascii="Courier New" w:eastAsia="Courier New" w:hAnsi="Courier New" w:cs="Courier New"/>
-          <w:sz w:val="16"/>
-          <w:szCs w:val="16"/>
-        </w:rPr>
-        <w:lastRenderedPageBreak/>
-        <w:t>&lt;</w:t>
-      </w:r>
-      <w:proofErr w:type="spellStart"/>
-      <w:r>
-        <w:rPr>
-          <w:rFonts w:ascii="Courier New" w:eastAsia="Courier New" w:hAnsi="Courier New" w:cs="Courier New"/>
-          <w:sz w:val="16"/>
-          <w:szCs w:val="16"/>
-        </w:rPr>
-        <w:t>code</w:t>
-      </w:r>
-      <w:proofErr w:type="spellEnd"/>
-      <w:r>
-        <w:rPr>
-          <w:rFonts w:ascii="Courier New" w:eastAsia="Courier New" w:hAnsi="Courier New" w:cs="Courier New"/>
-          <w:sz w:val="16"/>
-          <w:szCs w:val="16"/>
-        </w:rPr>
-        <w:t>&gt;#include "</w:t>
-      </w:r>
-      <w:proofErr w:type="spellStart"/>
-      <w:r>
-        <w:rPr>
-          <w:rFonts w:ascii="Courier New" w:eastAsia="Courier New" w:hAnsi="Courier New" w:cs="Courier New"/>
-          <w:sz w:val="16"/>
-          <w:szCs w:val="16"/>
-        </w:rPr>
-        <w:t>mqtt_manager.h</w:t>
-      </w:r>
-      <w:proofErr w:type="spellEnd"/>
-      <w:r>
-        <w:rPr>
-          <w:rFonts w:ascii="Courier New" w:eastAsia="Courier New" w:hAnsi="Courier New" w:cs="Courier New"/>
-          <w:sz w:val="16"/>
-          <w:szCs w:val="16"/>
-        </w:rPr>
-        <w:t>"</w:t>
-      </w:r>
-    </w:p>
-    <w:p>
-      <w:pPr>
-        <w:spacing w:line="240" w:lineRule="auto"/>
-        <w:ind w:left="431"/>
-      </w:pPr>
-      <w:r>
-        <w:rPr>
-          <w:rFonts w:ascii="Courier New" w:eastAsia="Courier New" w:hAnsi="Courier New" w:cs="Courier New"/>
-          <w:sz w:val="16"/>
-          <w:szCs w:val="16"/>
-        </w:rPr>
-        <w:t>#include "</w:t>
-      </w:r>
-      <w:proofErr w:type="spellStart"/>
-      <w:r>
-        <w:rPr>
-          <w:rFonts w:ascii="Courier New" w:eastAsia="Courier New" w:hAnsi="Courier New" w:cs="Courier New"/>
-          <w:sz w:val="16"/>
-          <w:szCs w:val="16"/>
-        </w:rPr>
-        <w:t>config.h</w:t>
-      </w:r>
-      <w:proofErr w:type="spellEnd"/>
-      <w:r>
-        <w:rPr>
-          <w:rFonts w:ascii="Courier New" w:eastAsia="Courier New" w:hAnsi="Courier New" w:cs="Courier New"/>
-          <w:sz w:val="16"/>
-          <w:szCs w:val="16"/>
-        </w:rPr>
-        <w:t>"</w:t>
-      </w:r>
-    </w:p>
-    <w:p>
-      <w:pPr>
-        <w:spacing w:line="240" w:lineRule="auto"/>
-        <w:ind w:left="431"/>
-      </w:pPr>
-      <w:r>
-        <w:rPr>
-          <w:rFonts w:ascii="Courier New" w:eastAsia="Courier New" w:hAnsi="Courier New" w:cs="Courier New"/>
-          <w:sz w:val="16"/>
-          <w:szCs w:val="16"/>
-        </w:rPr>
-        <w:t>#include "</w:t>
-      </w:r>
-      <w:proofErr w:type="spellStart"/>
-      <w:r>
-        <w:rPr>
-          <w:rFonts w:ascii="Courier New" w:eastAsia="Courier New" w:hAnsi="Courier New" w:cs="Courier New"/>
-          <w:sz w:val="16"/>
-          <w:szCs w:val="16"/>
-        </w:rPr>
-        <w:t>sensor.h</w:t>
-      </w:r>
-      <w:proofErr w:type="spellEnd"/>
-      <w:r>
-        <w:rPr>
-          <w:rFonts w:ascii="Courier New" w:eastAsia="Courier New" w:hAnsi="Courier New" w:cs="Courier New"/>
-          <w:sz w:val="16"/>
-          <w:szCs w:val="16"/>
-        </w:rPr>
-        <w:t>"</w:t>
-      </w:r>
-    </w:p>
-    <w:p>
-      <w:pPr>
-        <w:spacing w:line="240" w:lineRule="auto"/>
-        <w:ind w:left="431"/>
-      </w:pPr>
-      <w:r>
-        <w:rPr>
-          <w:rFonts w:ascii="Courier New" w:eastAsia="Courier New" w:hAnsi="Courier New" w:cs="Courier New"/>
-          <w:sz w:val="16"/>
-          <w:szCs w:val="16"/>
-        </w:rPr>
-        <w:t>#include "</w:t>
-      </w:r>
-      <w:proofErr w:type="spellStart"/>
-      <w:r>
-        <w:rPr>
-          <w:rFonts w:ascii="Courier New" w:eastAsia="Courier New" w:hAnsi="Courier New" w:cs="Courier New"/>
-          <w:sz w:val="16"/>
-          <w:szCs w:val="16"/>
-        </w:rPr>
-        <w:t>storage.h</w:t>
-      </w:r>
-      <w:proofErr w:type="spellEnd"/>
-      <w:r>
-        <w:rPr>
-          <w:rFonts w:ascii="Courier New" w:eastAsia="Courier New" w:hAnsi="Courier New" w:cs="Courier New"/>
-          <w:sz w:val="16"/>
-          <w:szCs w:val="16"/>
-        </w:rPr>
-        <w:t>"</w:t>
-      </w:r>
-    </w:p>
-    <w:p>
-      <w:pPr>
-        <w:spacing w:line="240" w:lineRule="auto"/>
-        <w:ind w:left="431"/>
-      </w:pPr>
-    </w:p>
-    <w:p>
-      <w:pPr>
-        <w:spacing w:line="240" w:lineRule="auto"/>
-        <w:ind w:left="431"/>
-      </w:pPr>
-      <w:r>
-        <w:rPr>
-          <w:rFonts w:ascii="Courier New" w:eastAsia="Courier New" w:hAnsi="Courier New" w:cs="Courier New"/>
-          <w:sz w:val="16"/>
-          <w:szCs w:val="16"/>
-        </w:rPr>
-        <w:t xml:space="preserve">// ========== MQTT: Helper para suscribir </w:t>
-      </w:r>
-      <w:proofErr w:type="spellStart"/>
-      <w:r>
-        <w:rPr>
-          <w:rFonts w:ascii="Courier New" w:eastAsia="Courier New" w:hAnsi="Courier New" w:cs="Courier New"/>
-          <w:sz w:val="16"/>
-          <w:szCs w:val="16"/>
-        </w:rPr>
-        <w:t>topics</w:t>
-      </w:r>
-      <w:proofErr w:type="spellEnd"/>
-      <w:r>
-        <w:rPr>
-          <w:rFonts w:ascii="Courier New" w:eastAsia="Courier New" w:hAnsi="Courier New" w:cs="Courier New"/>
-          <w:sz w:val="16"/>
-          <w:szCs w:val="16"/>
-        </w:rPr>
-        <w:t xml:space="preserve"> ==========</w:t>
-      </w:r>
-    </w:p>
-    <w:p>
-      <w:pPr>
-        <w:spacing w:line="240" w:lineRule="auto"/>
-        <w:ind w:left="431"/>
-      </w:pPr>
-      <w:proofErr w:type="spellStart"/>
-      <w:r>
-        <w:rPr>
-          <w:rFonts w:ascii="Courier New" w:eastAsia="Courier New" w:hAnsi="Courier New" w:cs="Courier New"/>
-          <w:sz w:val="16"/>
-          <w:szCs w:val="16"/>
-        </w:rPr>
-        <w:t>void</w:t>
-      </w:r>
-      <w:proofErr w:type="spellEnd"/>
-      <w:r>
-        <w:rPr>
-          <w:rFonts w:ascii="Courier New" w:eastAsia="Courier New" w:hAnsi="Courier New" w:cs="Courier New"/>
-          <w:sz w:val="16"/>
-          <w:szCs w:val="16"/>
-        </w:rPr>
-        <w:t xml:space="preserve"> </w:t>
-      </w:r>
-      <w:proofErr w:type="spellStart"/>
-      <w:proofErr w:type="gramStart"/>
-      <w:r>
-        <w:rPr>
-          <w:rFonts w:ascii="Courier New" w:eastAsia="Courier New" w:hAnsi="Courier New" w:cs="Courier New"/>
-          <w:sz w:val="16"/>
-          <w:szCs w:val="16"/>
-        </w:rPr>
-        <w:t>mqttSubscribeAll</w:t>
-      </w:r>
-      <w:proofErr w:type="spellEnd"/>
-      <w:r>
-        <w:rPr>
-          <w:rFonts w:ascii="Courier New" w:eastAsia="Courier New" w:hAnsi="Courier New" w:cs="Courier New"/>
-          <w:sz w:val="16"/>
-          <w:szCs w:val="16"/>
-        </w:rPr>
-        <w:t>(</w:t>
-      </w:r>
-      <w:proofErr w:type="gramEnd"/>
-      <w:r>
-        <w:rPr>
-          <w:rFonts w:ascii="Courier New" w:eastAsia="Courier New" w:hAnsi="Courier New" w:cs="Courier New"/>
-          <w:sz w:val="16"/>
-          <w:szCs w:val="16"/>
-        </w:rPr>
-        <w:t>) {</w:t>
-      </w:r>
-    </w:p>
-    <w:p>
-      <w:pPr>
-        <w:spacing w:line="240" w:lineRule="auto"/>
-        <w:ind w:left="431"/>
-      </w:pPr>
-      <w:r>
-        <w:rPr>
-          <w:rFonts w:ascii="Courier New" w:eastAsia="Courier New" w:hAnsi="Courier New" w:cs="Courier New"/>
-          <w:sz w:val="16"/>
-          <w:szCs w:val="16"/>
-        </w:rPr>
-        <w:t xml:space="preserve">  </w:t>
-      </w:r>
-      <w:proofErr w:type="spellStart"/>
-      <w:r>
-        <w:rPr>
-          <w:rFonts w:ascii="Courier New" w:eastAsia="Courier New" w:hAnsi="Courier New" w:cs="Courier New"/>
-          <w:sz w:val="16"/>
-          <w:szCs w:val="16"/>
-        </w:rPr>
-        <w:t>mqttClient.subscribe</w:t>
-      </w:r>
-      <w:proofErr w:type="spellEnd"/>
-      <w:r>
-        <w:rPr>
-          <w:rFonts w:ascii="Courier New" w:eastAsia="Courier New" w:hAnsi="Courier New" w:cs="Courier New"/>
-          <w:sz w:val="16"/>
-          <w:szCs w:val="16"/>
-        </w:rPr>
-        <w:t>("sensores/ping/</w:t>
-      </w:r>
-      <w:proofErr w:type="spellStart"/>
-      <w:r>
-        <w:rPr>
-          <w:rFonts w:ascii="Courier New" w:eastAsia="Courier New" w:hAnsi="Courier New" w:cs="Courier New"/>
-          <w:sz w:val="16"/>
-          <w:szCs w:val="16"/>
-        </w:rPr>
-        <w:t>request</w:t>
-      </w:r>
-      <w:proofErr w:type="spellEnd"/>
-      <w:r>
-        <w:rPr>
-          <w:rFonts w:ascii="Courier New" w:eastAsia="Courier New" w:hAnsi="Courier New" w:cs="Courier New"/>
-          <w:sz w:val="16"/>
-          <w:szCs w:val="16"/>
-        </w:rPr>
-        <w:t>");</w:t>
-      </w:r>
-    </w:p>
-    <w:p>
-      <w:pPr>
-        <w:spacing w:line="240" w:lineRule="auto"/>
-        <w:ind w:left="431"/>
-      </w:pPr>
-      <w:r>
-        <w:rPr>
-          <w:rFonts w:ascii="Courier New" w:eastAsia="Courier New" w:hAnsi="Courier New" w:cs="Courier New"/>
-          <w:sz w:val="16"/>
-          <w:szCs w:val="16"/>
-        </w:rPr>
-        <w:t xml:space="preserve">  </w:t>
-      </w:r>
-      <w:proofErr w:type="spellStart"/>
-      <w:r>
-        <w:rPr>
-          <w:rFonts w:ascii="Courier New" w:eastAsia="Courier New" w:hAnsi="Courier New" w:cs="Courier New"/>
-          <w:sz w:val="16"/>
-          <w:szCs w:val="16"/>
-        </w:rPr>
-        <w:t>mqttClient.subscribe</w:t>
-      </w:r>
-      <w:proofErr w:type="spellEnd"/>
-      <w:r>
-        <w:rPr>
-          <w:rFonts w:ascii="Courier New" w:eastAsia="Courier New" w:hAnsi="Courier New" w:cs="Courier New"/>
-          <w:sz w:val="16"/>
-          <w:szCs w:val="16"/>
-        </w:rPr>
-        <w:t>(MQTT_ACK_TOPIC);</w:t>
-      </w:r>
-    </w:p>
-    <w:p>
-      <w:pPr>
-        <w:spacing w:line="240" w:lineRule="auto"/>
-        <w:ind w:left="431"/>
-      </w:pPr>
-      <w:r>
-        <w:rPr>
-          <w:rFonts w:ascii="Courier New" w:eastAsia="Courier New" w:hAnsi="Courier New" w:cs="Courier New"/>
-          <w:sz w:val="16"/>
-          <w:szCs w:val="16"/>
-        </w:rPr>
-        <w:t xml:space="preserve">  </w:t>
-      </w:r>
-      <w:proofErr w:type="spellStart"/>
-      <w:r>
-        <w:rPr>
-          <w:rFonts w:ascii="Courier New" w:eastAsia="Courier New" w:hAnsi="Courier New" w:cs="Courier New"/>
-          <w:sz w:val="16"/>
-          <w:szCs w:val="16"/>
-        </w:rPr>
-        <w:t>mqttClient.subscribe</w:t>
-      </w:r>
-      <w:proofErr w:type="spellEnd"/>
-      <w:r>
-        <w:rPr>
-          <w:rFonts w:ascii="Courier New" w:eastAsia="Courier New" w:hAnsi="Courier New" w:cs="Courier New"/>
-          <w:sz w:val="16"/>
-          <w:szCs w:val="16"/>
-        </w:rPr>
-        <w:t>(MQTT_TIME_RESPONSE);</w:t>
-      </w:r>
-    </w:p>
-    <w:p>
-      <w:pPr>
-        <w:spacing w:line="240" w:lineRule="auto"/>
-        <w:ind w:left="431"/>
-      </w:pPr>
-      <w:r>
-        <w:rPr>
-          <w:rFonts w:ascii="Courier New" w:eastAsia="Courier New" w:hAnsi="Courier New" w:cs="Courier New"/>
-          <w:sz w:val="16"/>
-          <w:szCs w:val="16"/>
-        </w:rPr>
-        <w:t xml:space="preserve">  String </w:t>
-      </w:r>
-      <w:proofErr w:type="spellStart"/>
-      <w:r>
-        <w:rPr>
-          <w:rFonts w:ascii="Courier New" w:eastAsia="Courier New" w:hAnsi="Courier New" w:cs="Courier New"/>
-          <w:sz w:val="16"/>
-          <w:szCs w:val="16"/>
-        </w:rPr>
-        <w:t>configTopic</w:t>
-      </w:r>
-      <w:proofErr w:type="spellEnd"/>
-      <w:r>
-        <w:rPr>
-          <w:rFonts w:ascii="Courier New" w:eastAsia="Courier New" w:hAnsi="Courier New" w:cs="Courier New"/>
-          <w:sz w:val="16"/>
-          <w:szCs w:val="16"/>
-        </w:rPr>
-        <w:t xml:space="preserve"> = "sensores/</w:t>
-      </w:r>
-      <w:proofErr w:type="spellStart"/>
-      <w:r>
-        <w:rPr>
-          <w:rFonts w:ascii="Courier New" w:eastAsia="Courier New" w:hAnsi="Courier New" w:cs="Courier New"/>
-          <w:sz w:val="16"/>
-          <w:szCs w:val="16"/>
-        </w:rPr>
-        <w:t>config</w:t>
-      </w:r>
-      <w:proofErr w:type="spellEnd"/>
-      <w:r>
-        <w:rPr>
-          <w:rFonts w:ascii="Courier New" w:eastAsia="Courier New" w:hAnsi="Courier New" w:cs="Courier New"/>
-          <w:sz w:val="16"/>
-          <w:szCs w:val="16"/>
-        </w:rPr>
-        <w:t xml:space="preserve">/" + </w:t>
-      </w:r>
-      <w:proofErr w:type="spellStart"/>
-      <w:r>
-        <w:rPr>
-          <w:rFonts w:ascii="Courier New" w:eastAsia="Courier New" w:hAnsi="Courier New" w:cs="Courier New"/>
-          <w:sz w:val="16"/>
-          <w:szCs w:val="16"/>
-        </w:rPr>
-        <w:t>sensorID</w:t>
-      </w:r>
-      <w:proofErr w:type="spellEnd"/>
-      <w:r>
-        <w:rPr>
-          <w:rFonts w:ascii="Courier New" w:eastAsia="Courier New" w:hAnsi="Courier New" w:cs="Courier New"/>
-          <w:sz w:val="16"/>
-          <w:szCs w:val="16"/>
-        </w:rPr>
-        <w:t>;</w:t>
-      </w:r>
-    </w:p>
-    <w:p>
-      <w:pPr>
-        <w:spacing w:line="240" w:lineRule="auto"/>
-        <w:ind w:left="431"/>
-      </w:pPr>
-      <w:r>
-        <w:rPr>
-          <w:rFonts w:ascii="Courier New" w:eastAsia="Courier New" w:hAnsi="Courier New" w:cs="Courier New"/>
-          <w:sz w:val="16"/>
-          <w:szCs w:val="16"/>
-        </w:rPr>
-        <w:t xml:space="preserve">  </w:t>
-      </w:r>
-      <w:proofErr w:type="spellStart"/>
-      <w:r>
-        <w:rPr>
-          <w:rFonts w:ascii="Courier New" w:eastAsia="Courier New" w:hAnsi="Courier New" w:cs="Courier New"/>
-          <w:sz w:val="16"/>
-          <w:szCs w:val="16"/>
-        </w:rPr>
-        <w:t>mqttClient.subscribe</w:t>
-      </w:r>
-      <w:proofErr w:type="spellEnd"/>
-      <w:r>
-        <w:rPr>
-          <w:rFonts w:ascii="Courier New" w:eastAsia="Courier New" w:hAnsi="Courier New" w:cs="Courier New"/>
-          <w:sz w:val="16"/>
-          <w:szCs w:val="16"/>
-        </w:rPr>
-        <w:t>(</w:t>
-      </w:r>
-      <w:proofErr w:type="spellStart"/>
-      <w:r>
-        <w:rPr>
-          <w:rFonts w:ascii="Courier New" w:eastAsia="Courier New" w:hAnsi="Courier New" w:cs="Courier New"/>
-          <w:sz w:val="16"/>
-          <w:szCs w:val="16"/>
-        </w:rPr>
-        <w:t>configTopic.c_</w:t>
-      </w:r>
-      <w:proofErr w:type="gramStart"/>
-      <w:r>
-        <w:rPr>
-          <w:rFonts w:ascii="Courier New" w:eastAsia="Courier New" w:hAnsi="Courier New" w:cs="Courier New"/>
-          <w:sz w:val="16"/>
-          <w:szCs w:val="16"/>
-        </w:rPr>
-        <w:t>str</w:t>
-      </w:r>
-      <w:proofErr w:type="spellEnd"/>
-      <w:r>
-        <w:rPr>
-          <w:rFonts w:ascii="Courier New" w:eastAsia="Courier New" w:hAnsi="Courier New" w:cs="Courier New"/>
-          <w:sz w:val="16"/>
-          <w:szCs w:val="16"/>
-        </w:rPr>
-        <w:t>(</w:t>
-      </w:r>
-      <w:proofErr w:type="gramEnd"/>
-      <w:r>
-        <w:rPr>
-          <w:rFonts w:ascii="Courier New" w:eastAsia="Courier New" w:hAnsi="Courier New" w:cs="Courier New"/>
-          <w:sz w:val="16"/>
-          <w:szCs w:val="16"/>
-        </w:rPr>
-        <w:t>));</w:t>
-      </w:r>
-    </w:p>
-    <w:p>
-      <w:pPr>
-        <w:spacing w:line="240" w:lineRule="auto"/>
-        <w:ind w:left="431"/>
-      </w:pPr>
-      <w:r>
-        <w:rPr>
-          <w:rFonts w:ascii="Courier New" w:eastAsia="Courier New" w:hAnsi="Courier New" w:cs="Courier New"/>
-          <w:sz w:val="16"/>
-          <w:szCs w:val="16"/>
-        </w:rPr>
-        <w:t xml:space="preserve">  String </w:t>
-      </w:r>
-      <w:proofErr w:type="spellStart"/>
-      <w:r>
-        <w:rPr>
-          <w:rFonts w:ascii="Courier New" w:eastAsia="Courier New" w:hAnsi="Courier New" w:cs="Courier New"/>
-          <w:sz w:val="16"/>
-          <w:szCs w:val="16"/>
-        </w:rPr>
-        <w:t>resetTopic</w:t>
-      </w:r>
-      <w:proofErr w:type="spellEnd"/>
-      <w:r>
-        <w:rPr>
-          <w:rFonts w:ascii="Courier New" w:eastAsia="Courier New" w:hAnsi="Courier New" w:cs="Courier New"/>
-          <w:sz w:val="16"/>
-          <w:szCs w:val="16"/>
-        </w:rPr>
-        <w:t xml:space="preserve"> = "sensores/</w:t>
-      </w:r>
-      <w:proofErr w:type="spellStart"/>
-      <w:r>
-        <w:rPr>
-          <w:rFonts w:ascii="Courier New" w:eastAsia="Courier New" w:hAnsi="Courier New" w:cs="Courier New"/>
-          <w:sz w:val="16"/>
-          <w:szCs w:val="16"/>
-        </w:rPr>
-        <w:t>reset</w:t>
-      </w:r>
-      <w:proofErr w:type="spellEnd"/>
-      <w:r>
-        <w:rPr>
-          <w:rFonts w:ascii="Courier New" w:eastAsia="Courier New" w:hAnsi="Courier New" w:cs="Courier New"/>
-          <w:sz w:val="16"/>
-          <w:szCs w:val="16"/>
-        </w:rPr>
-        <w:t xml:space="preserve">/" + </w:t>
-      </w:r>
-      <w:proofErr w:type="spellStart"/>
-      <w:r>
-        <w:rPr>
-          <w:rFonts w:ascii="Courier New" w:eastAsia="Courier New" w:hAnsi="Courier New" w:cs="Courier New"/>
-          <w:sz w:val="16"/>
-          <w:szCs w:val="16"/>
-        </w:rPr>
-        <w:t>sensorID</w:t>
-      </w:r>
-      <w:proofErr w:type="spellEnd"/>
-      <w:r>
-        <w:rPr>
-          <w:rFonts w:ascii="Courier New" w:eastAsia="Courier New" w:hAnsi="Courier New" w:cs="Courier New"/>
-          <w:sz w:val="16"/>
-          <w:szCs w:val="16"/>
-        </w:rPr>
-        <w:t>;</w:t>
-      </w:r>
-    </w:p>
-    <w:p>
-      <w:pPr>
-        <w:spacing w:line="240" w:lineRule="auto"/>
-        <w:ind w:left="431"/>
-      </w:pPr>
-      <w:r>
-        <w:rPr>
-          <w:rFonts w:ascii="Courier New" w:eastAsia="Courier New" w:hAnsi="Courier New" w:cs="Courier New"/>
-          <w:sz w:val="16"/>
-          <w:szCs w:val="16"/>
-        </w:rPr>
-        <w:t xml:space="preserve">  </w:t>
-      </w:r>
-      <w:proofErr w:type="spellStart"/>
-      <w:r>
-        <w:rPr>
-          <w:rFonts w:ascii="Courier New" w:eastAsia="Courier New" w:hAnsi="Courier New" w:cs="Courier New"/>
-          <w:sz w:val="16"/>
-          <w:szCs w:val="16"/>
-        </w:rPr>
-        <w:t>mqttClient.subscribe</w:t>
-      </w:r>
-      <w:proofErr w:type="spellEnd"/>
-      <w:r>
-        <w:rPr>
-          <w:rFonts w:ascii="Courier New" w:eastAsia="Courier New" w:hAnsi="Courier New" w:cs="Courier New"/>
-          <w:sz w:val="16"/>
-          <w:szCs w:val="16"/>
-        </w:rPr>
-        <w:t>(</w:t>
-      </w:r>
-      <w:proofErr w:type="spellStart"/>
-      <w:r>
-        <w:rPr>
-          <w:rFonts w:ascii="Courier New" w:eastAsia="Courier New" w:hAnsi="Courier New" w:cs="Courier New"/>
-          <w:sz w:val="16"/>
-          <w:szCs w:val="16"/>
-        </w:rPr>
-        <w:t>resetTopic.c_</w:t>
-      </w:r>
-      <w:proofErr w:type="gramStart"/>
-      <w:r>
-        <w:rPr>
-          <w:rFonts w:ascii="Courier New" w:eastAsia="Courier New" w:hAnsi="Courier New" w:cs="Courier New"/>
-          <w:sz w:val="16"/>
-          <w:szCs w:val="16"/>
-        </w:rPr>
-        <w:t>str</w:t>
-      </w:r>
-      <w:proofErr w:type="spellEnd"/>
-      <w:r>
-        <w:rPr>
-          <w:rFonts w:ascii="Courier New" w:eastAsia="Courier New" w:hAnsi="Courier New" w:cs="Courier New"/>
-          <w:sz w:val="16"/>
-          <w:szCs w:val="16"/>
-        </w:rPr>
-        <w:t>(</w:t>
-      </w:r>
-      <w:proofErr w:type="gramEnd"/>
-      <w:r>
-        <w:rPr>
-          <w:rFonts w:ascii="Courier New" w:eastAsia="Courier New" w:hAnsi="Courier New" w:cs="Courier New"/>
-          <w:sz w:val="16"/>
-          <w:szCs w:val="16"/>
-        </w:rPr>
-        <w:t>));</w:t>
-      </w:r>
-    </w:p>
-    <w:p>
-      <w:pPr>
-        <w:spacing w:line="240" w:lineRule="auto"/>
-        <w:ind w:left="431"/>
-      </w:pPr>
-      <w:r>
-        <w:rPr>
-          <w:rFonts w:ascii="Courier New" w:eastAsia="Courier New" w:hAnsi="Courier New" w:cs="Courier New"/>
-          <w:sz w:val="16"/>
-          <w:szCs w:val="16"/>
-        </w:rPr>
-        <w:t>}</w:t>
-      </w:r>
-    </w:p>
-    <w:p>
-      <w:pPr>
-        <w:spacing w:line="240" w:lineRule="auto"/>
-        <w:ind w:left="431"/>
-      </w:pPr>
-    </w:p>
-    <w:p>
-      <w:pPr>
-        <w:spacing w:line="240" w:lineRule="auto"/>
-        <w:ind w:left="431"/>
-      </w:pPr>
-      <w:r>
-        <w:rPr>
-          <w:rFonts w:ascii="Courier New" w:eastAsia="Courier New" w:hAnsi="Courier New" w:cs="Courier New"/>
-          <w:sz w:val="16"/>
-          <w:szCs w:val="16"/>
-        </w:rPr>
-        <w:t>// ========== MQTT: Intentar conectar a un servidor con N reintentos ==========</w:t>
-      </w:r>
-    </w:p>
-    <w:p>
-      <w:pPr>
-        <w:spacing w:line="240" w:lineRule="auto"/>
-        <w:ind w:left="431"/>
-      </w:pPr>
-      <w:proofErr w:type="spellStart"/>
-      <w:r>
-        <w:rPr>
-          <w:rFonts w:ascii="Courier New" w:eastAsia="Courier New" w:hAnsi="Courier New" w:cs="Courier New"/>
-          <w:sz w:val="16"/>
-          <w:szCs w:val="16"/>
-        </w:rPr>
-        <w:t>bool</w:t>
-      </w:r>
-      <w:proofErr w:type="spellEnd"/>
-      <w:r>
-        <w:rPr>
-          <w:rFonts w:ascii="Courier New" w:eastAsia="Courier New" w:hAnsi="Courier New" w:cs="Courier New"/>
-          <w:sz w:val="16"/>
-          <w:szCs w:val="16"/>
-        </w:rPr>
-        <w:t xml:space="preserve"> </w:t>
-      </w:r>
-      <w:proofErr w:type="spellStart"/>
-      <w:proofErr w:type="gramStart"/>
-      <w:r>
-        <w:rPr>
-          <w:rFonts w:ascii="Courier New" w:eastAsia="Courier New" w:hAnsi="Courier New" w:cs="Courier New"/>
-          <w:sz w:val="16"/>
-          <w:szCs w:val="16"/>
-        </w:rPr>
-        <w:t>tryMQTTServer</w:t>
-      </w:r>
-      <w:proofErr w:type="spellEnd"/>
-      <w:r>
-        <w:rPr>
-          <w:rFonts w:ascii="Courier New" w:eastAsia="Courier New" w:hAnsi="Courier New" w:cs="Courier New"/>
-          <w:sz w:val="16"/>
-          <w:szCs w:val="16"/>
-        </w:rPr>
-        <w:t>(</w:t>
-      </w:r>
-      <w:proofErr w:type="spellStart"/>
-      <w:proofErr w:type="gramEnd"/>
-      <w:r>
-        <w:rPr>
-          <w:rFonts w:ascii="Courier New" w:eastAsia="Courier New" w:hAnsi="Courier New" w:cs="Courier New"/>
-          <w:sz w:val="16"/>
-          <w:szCs w:val="16"/>
-        </w:rPr>
-        <w:t>const</w:t>
-      </w:r>
-      <w:proofErr w:type="spellEnd"/>
-      <w:r>
-        <w:rPr>
-          <w:rFonts w:ascii="Courier New" w:eastAsia="Courier New" w:hAnsi="Courier New" w:cs="Courier New"/>
-          <w:sz w:val="16"/>
-          <w:szCs w:val="16"/>
-        </w:rPr>
-        <w:t xml:space="preserve"> </w:t>
-      </w:r>
-      <w:proofErr w:type="spellStart"/>
-      <w:r>
-        <w:rPr>
-          <w:rFonts w:ascii="Courier New" w:eastAsia="Courier New" w:hAnsi="Courier New" w:cs="Courier New"/>
-          <w:sz w:val="16"/>
-          <w:szCs w:val="16"/>
-        </w:rPr>
-        <w:t>char</w:t>
-      </w:r>
-      <w:proofErr w:type="spellEnd"/>
-      <w:r>
-        <w:rPr>
-          <w:rFonts w:ascii="Courier New" w:eastAsia="Courier New" w:hAnsi="Courier New" w:cs="Courier New"/>
-          <w:sz w:val="16"/>
-          <w:szCs w:val="16"/>
-        </w:rPr>
-        <w:t xml:space="preserve">* server, </w:t>
-      </w:r>
-      <w:proofErr w:type="spellStart"/>
-      <w:r>
-        <w:rPr>
-          <w:rFonts w:ascii="Courier New" w:eastAsia="Courier New" w:hAnsi="Courier New" w:cs="Courier New"/>
-          <w:sz w:val="16"/>
-          <w:szCs w:val="16"/>
-        </w:rPr>
-        <w:t>int</w:t>
-      </w:r>
-      <w:proofErr w:type="spellEnd"/>
-      <w:r>
-        <w:rPr>
-          <w:rFonts w:ascii="Courier New" w:eastAsia="Courier New" w:hAnsi="Courier New" w:cs="Courier New"/>
-          <w:sz w:val="16"/>
-          <w:szCs w:val="16"/>
-        </w:rPr>
-        <w:t xml:space="preserve"> </w:t>
-      </w:r>
-      <w:proofErr w:type="spellStart"/>
-      <w:r>
-        <w:rPr>
-          <w:rFonts w:ascii="Courier New" w:eastAsia="Courier New" w:hAnsi="Courier New" w:cs="Courier New"/>
-          <w:sz w:val="16"/>
-          <w:szCs w:val="16"/>
-        </w:rPr>
-        <w:t>port</w:t>
-      </w:r>
-      <w:proofErr w:type="spellEnd"/>
-      <w:r>
-        <w:rPr>
-          <w:rFonts w:ascii="Courier New" w:eastAsia="Courier New" w:hAnsi="Courier New" w:cs="Courier New"/>
-          <w:sz w:val="16"/>
-          <w:szCs w:val="16"/>
-        </w:rPr>
-        <w:t xml:space="preserve">, </w:t>
-      </w:r>
-      <w:proofErr w:type="spellStart"/>
-      <w:r>
-        <w:rPr>
-          <w:rFonts w:ascii="Courier New" w:eastAsia="Courier New" w:hAnsi="Courier New" w:cs="Courier New"/>
-          <w:sz w:val="16"/>
-          <w:szCs w:val="16"/>
-        </w:rPr>
-        <w:t>const</w:t>
-      </w:r>
-      <w:proofErr w:type="spellEnd"/>
-      <w:r>
-        <w:rPr>
-          <w:rFonts w:ascii="Courier New" w:eastAsia="Courier New" w:hAnsi="Courier New" w:cs="Courier New"/>
-          <w:sz w:val="16"/>
-          <w:szCs w:val="16"/>
-        </w:rPr>
-        <w:t xml:space="preserve"> </w:t>
-      </w:r>
-      <w:proofErr w:type="spellStart"/>
-      <w:r>
-        <w:rPr>
-          <w:rFonts w:ascii="Courier New" w:eastAsia="Courier New" w:hAnsi="Courier New" w:cs="Courier New"/>
-          <w:sz w:val="16"/>
-          <w:szCs w:val="16"/>
-        </w:rPr>
-        <w:t>char</w:t>
-      </w:r>
-      <w:proofErr w:type="spellEnd"/>
-      <w:r>
-        <w:rPr>
-          <w:rFonts w:ascii="Courier New" w:eastAsia="Courier New" w:hAnsi="Courier New" w:cs="Courier New"/>
-          <w:sz w:val="16"/>
-          <w:szCs w:val="16"/>
-        </w:rPr>
-        <w:t xml:space="preserve">* </w:t>
-      </w:r>
-      <w:proofErr w:type="spellStart"/>
-      <w:r>
-        <w:rPr>
-          <w:rFonts w:ascii="Courier New" w:eastAsia="Courier New" w:hAnsi="Courier New" w:cs="Courier New"/>
-          <w:sz w:val="16"/>
-          <w:szCs w:val="16"/>
-        </w:rPr>
-        <w:t>label</w:t>
-      </w:r>
-      <w:proofErr w:type="spellEnd"/>
-      <w:r>
-        <w:rPr>
-          <w:rFonts w:ascii="Courier New" w:eastAsia="Courier New" w:hAnsi="Courier New" w:cs="Courier New"/>
-          <w:sz w:val="16"/>
-          <w:szCs w:val="16"/>
-        </w:rPr>
-        <w:t xml:space="preserve">, </w:t>
-      </w:r>
-      <w:proofErr w:type="spellStart"/>
-      <w:r>
-        <w:rPr>
-          <w:rFonts w:ascii="Courier New" w:eastAsia="Courier New" w:hAnsi="Courier New" w:cs="Courier New"/>
-          <w:sz w:val="16"/>
-          <w:szCs w:val="16"/>
-        </w:rPr>
-        <w:t>int</w:t>
-      </w:r>
-      <w:proofErr w:type="spellEnd"/>
-      <w:r>
-        <w:rPr>
-          <w:rFonts w:ascii="Courier New" w:eastAsia="Courier New" w:hAnsi="Courier New" w:cs="Courier New"/>
-          <w:sz w:val="16"/>
-          <w:szCs w:val="16"/>
-        </w:rPr>
-        <w:t xml:space="preserve"> </w:t>
-      </w:r>
-      <w:proofErr w:type="spellStart"/>
-      <w:r>
-        <w:rPr>
-          <w:rFonts w:ascii="Courier New" w:eastAsia="Courier New" w:hAnsi="Courier New" w:cs="Courier New"/>
-          <w:sz w:val="16"/>
-          <w:szCs w:val="16"/>
-        </w:rPr>
-        <w:t>retries</w:t>
-      </w:r>
-      <w:proofErr w:type="spellEnd"/>
-      <w:r>
-        <w:rPr>
-          <w:rFonts w:ascii="Courier New" w:eastAsia="Courier New" w:hAnsi="Courier New" w:cs="Courier New"/>
-          <w:sz w:val="16"/>
-          <w:szCs w:val="16"/>
-        </w:rPr>
-        <w:t>) {</w:t>
-      </w:r>
-    </w:p>
-    <w:p>
-      <w:pPr>
-        <w:spacing w:line="240" w:lineRule="auto"/>
-        <w:ind w:left="431"/>
-      </w:pPr>
-      <w:r>
-        <w:rPr>
-          <w:rFonts w:ascii="Courier New" w:eastAsia="Courier New" w:hAnsi="Courier New" w:cs="Courier New"/>
-          <w:sz w:val="16"/>
-          <w:szCs w:val="16"/>
-        </w:rPr>
-        <w:t xml:space="preserve">  String </w:t>
-      </w:r>
-      <w:proofErr w:type="spellStart"/>
-      <w:r>
-        <w:rPr>
-          <w:rFonts w:ascii="Courier New" w:eastAsia="Courier New" w:hAnsi="Courier New" w:cs="Courier New"/>
-          <w:sz w:val="16"/>
-          <w:szCs w:val="16"/>
-        </w:rPr>
-        <w:t>clientId</w:t>
-      </w:r>
-      <w:proofErr w:type="spellEnd"/>
-      <w:r>
-        <w:rPr>
-          <w:rFonts w:ascii="Courier New" w:eastAsia="Courier New" w:hAnsi="Courier New" w:cs="Courier New"/>
-          <w:sz w:val="16"/>
-          <w:szCs w:val="16"/>
-        </w:rPr>
-        <w:t xml:space="preserve"> = "ESP8266_" + </w:t>
-      </w:r>
-      <w:proofErr w:type="spellStart"/>
-      <w:r>
-        <w:rPr>
-          <w:rFonts w:ascii="Courier New" w:eastAsia="Courier New" w:hAnsi="Courier New" w:cs="Courier New"/>
-          <w:sz w:val="16"/>
-          <w:szCs w:val="16"/>
-        </w:rPr>
-        <w:t>sensorID</w:t>
-      </w:r>
-      <w:proofErr w:type="spellEnd"/>
-      <w:r>
-        <w:rPr>
-          <w:rFonts w:ascii="Courier New" w:eastAsia="Courier New" w:hAnsi="Courier New" w:cs="Courier New"/>
-          <w:sz w:val="16"/>
-          <w:szCs w:val="16"/>
-        </w:rPr>
-        <w:t>;</w:t>
-      </w:r>
-    </w:p>
-    <w:p>
-      <w:pPr>
-        <w:spacing w:line="240" w:lineRule="auto"/>
-        <w:ind w:left="431"/>
-      </w:pPr>
-      <w:r>
-        <w:rPr>
-          <w:rFonts w:ascii="Courier New" w:eastAsia="Courier New" w:hAnsi="Courier New" w:cs="Courier New"/>
-          <w:sz w:val="16"/>
-          <w:szCs w:val="16"/>
-        </w:rPr>
-        <w:t xml:space="preserve">  </w:t>
-      </w:r>
-    </w:p>
-    <w:p>
-      <w:pPr>
-        <w:spacing w:line="240" w:lineRule="auto"/>
-        <w:ind w:left="431"/>
-      </w:pPr>
-      <w:r>
-        <w:rPr>
-          <w:rFonts w:ascii="Courier New" w:eastAsia="Courier New" w:hAnsi="Courier New" w:cs="Courier New"/>
-          <w:sz w:val="16"/>
-          <w:szCs w:val="16"/>
-        </w:rPr>
-        <w:t xml:space="preserve">  </w:t>
-      </w:r>
-      <w:proofErr w:type="spellStart"/>
-      <w:r>
-        <w:rPr>
-          <w:rFonts w:ascii="Courier New" w:eastAsia="Courier New" w:hAnsi="Courier New" w:cs="Courier New"/>
-          <w:sz w:val="16"/>
-          <w:szCs w:val="16"/>
-        </w:rPr>
-        <w:t>for</w:t>
-      </w:r>
-      <w:proofErr w:type="spellEnd"/>
-      <w:r>
-        <w:rPr>
-          <w:rFonts w:ascii="Courier New" w:eastAsia="Courier New" w:hAnsi="Courier New" w:cs="Courier New"/>
-          <w:sz w:val="16"/>
-          <w:szCs w:val="16"/>
-        </w:rPr>
-        <w:t xml:space="preserve"> (</w:t>
-      </w:r>
-      <w:proofErr w:type="spellStart"/>
-      <w:r>
-        <w:rPr>
-          <w:rFonts w:ascii="Courier New" w:eastAsia="Courier New" w:hAnsi="Courier New" w:cs="Courier New"/>
-          <w:sz w:val="16"/>
-          <w:szCs w:val="16"/>
-        </w:rPr>
-        <w:t>int</w:t>
-      </w:r>
-      <w:proofErr w:type="spellEnd"/>
-      <w:r>
-        <w:rPr>
-          <w:rFonts w:ascii="Courier New" w:eastAsia="Courier New" w:hAnsi="Courier New" w:cs="Courier New"/>
-          <w:sz w:val="16"/>
-          <w:szCs w:val="16"/>
-        </w:rPr>
-        <w:t xml:space="preserve"> i = 1; i &lt;= </w:t>
-      </w:r>
-      <w:proofErr w:type="spellStart"/>
-      <w:r>
-        <w:rPr>
-          <w:rFonts w:ascii="Courier New" w:eastAsia="Courier New" w:hAnsi="Courier New" w:cs="Courier New"/>
-          <w:sz w:val="16"/>
-          <w:szCs w:val="16"/>
-        </w:rPr>
-        <w:t>retries</w:t>
-      </w:r>
-      <w:proofErr w:type="spellEnd"/>
-      <w:r>
-        <w:rPr>
-          <w:rFonts w:ascii="Courier New" w:eastAsia="Courier New" w:hAnsi="Courier New" w:cs="Courier New"/>
-          <w:sz w:val="16"/>
-          <w:szCs w:val="16"/>
-        </w:rPr>
-        <w:t>; i++) {</w:t>
-      </w:r>
-    </w:p>
-    <w:p>
-      <w:pPr>
-        <w:spacing w:line="240" w:lineRule="auto"/>
-        <w:ind w:left="431"/>
-      </w:pPr>
-      <w:r>
-        <w:rPr>
-          <w:rFonts w:ascii="Courier New" w:eastAsia="Courier New" w:hAnsi="Courier New" w:cs="Courier New"/>
-          <w:sz w:val="16"/>
-          <w:szCs w:val="16"/>
-        </w:rPr>
-        <w:t xml:space="preserve">    </w:t>
-      </w:r>
-      <w:proofErr w:type="spellStart"/>
-      <w:r>
-        <w:rPr>
-          <w:rFonts w:ascii="Courier New" w:eastAsia="Courier New" w:hAnsi="Courier New" w:cs="Courier New"/>
-          <w:sz w:val="16"/>
-          <w:szCs w:val="16"/>
-        </w:rPr>
-        <w:t>mqttClient.disconnect</w:t>
-      </w:r>
-      <w:proofErr w:type="spellEnd"/>
-      <w:r>
-        <w:rPr>
-          <w:rFonts w:ascii="Courier New" w:eastAsia="Courier New" w:hAnsi="Courier New" w:cs="Courier New"/>
-          <w:sz w:val="16"/>
-          <w:szCs w:val="16"/>
-        </w:rPr>
-        <w:t>();</w:t>
-      </w:r>
-    </w:p>
-    <w:p>
-      <w:pPr>
-        <w:spacing w:line="240" w:lineRule="auto"/>
-        <w:ind w:left="431"/>
-      </w:pPr>
-      <w:r>
-        <w:rPr>
-          <w:rFonts w:ascii="Courier New" w:eastAsia="Courier New" w:hAnsi="Courier New" w:cs="Courier New"/>
-          <w:sz w:val="16"/>
-          <w:szCs w:val="16"/>
-        </w:rPr>
-        <w:t xml:space="preserve">    </w:t>
-      </w:r>
-      <w:proofErr w:type="spellStart"/>
-      <w:r>
-        <w:rPr>
-          <w:rFonts w:ascii="Courier New" w:eastAsia="Courier New" w:hAnsi="Courier New" w:cs="Courier New"/>
-          <w:sz w:val="16"/>
-          <w:szCs w:val="16"/>
-        </w:rPr>
-        <w:t>espClient.stop</w:t>
-      </w:r>
-      <w:proofErr w:type="spellEnd"/>
-      <w:r>
-        <w:rPr>
-          <w:rFonts w:ascii="Courier New" w:eastAsia="Courier New" w:hAnsi="Courier New" w:cs="Courier New"/>
-          <w:sz w:val="16"/>
-          <w:szCs w:val="16"/>
-        </w:rPr>
-        <w:t>();</w:t>
-      </w:r>
-    </w:p>
-    <w:p>
-      <w:pPr>
-        <w:spacing w:line="240" w:lineRule="auto"/>
-        <w:ind w:left="431"/>
-      </w:pPr>
-      <w:r>
-        <w:rPr>
-          <w:rFonts w:ascii="Courier New" w:eastAsia="Courier New" w:hAnsi="Courier New" w:cs="Courier New"/>
-          <w:sz w:val="16"/>
-          <w:szCs w:val="16"/>
-        </w:rPr>
-        <w:t xml:space="preserve">    </w:t>
-      </w:r>
-      <w:proofErr w:type="spellStart"/>
-      <w:r>
-        <w:rPr>
-          <w:rFonts w:ascii="Courier New" w:eastAsia="Courier New" w:hAnsi="Courier New" w:cs="Courier New"/>
-          <w:sz w:val="16"/>
-          <w:szCs w:val="16"/>
-        </w:rPr>
-        <w:t>espClient</w:t>
-      </w:r>
-      <w:proofErr w:type="spellEnd"/>
-      <w:r>
-        <w:rPr>
-          <w:rFonts w:ascii="Courier New" w:eastAsia="Courier New" w:hAnsi="Courier New" w:cs="Courier New"/>
-          <w:sz w:val="16"/>
-          <w:szCs w:val="16"/>
-        </w:rPr>
-        <w:t xml:space="preserve"> = </w:t>
-      </w:r>
-      <w:proofErr w:type="spellStart"/>
-      <w:proofErr w:type="gramStart"/>
-      <w:r>
-        <w:rPr>
-          <w:rFonts w:ascii="Courier New" w:eastAsia="Courier New" w:hAnsi="Courier New" w:cs="Courier New"/>
-          <w:sz w:val="16"/>
-          <w:szCs w:val="16"/>
-        </w:rPr>
-        <w:t>WiFiClient</w:t>
-      </w:r>
-      <w:proofErr w:type="spellEnd"/>
-      <w:r>
-        <w:rPr>
-          <w:rFonts w:ascii="Courier New" w:eastAsia="Courier New" w:hAnsi="Courier New" w:cs="Courier New"/>
-          <w:sz w:val="16"/>
-          <w:szCs w:val="16"/>
-        </w:rPr>
-        <w:t>(</w:t>
-      </w:r>
-      <w:proofErr w:type="gramEnd"/>
-      <w:r>
-        <w:rPr>
-          <w:rFonts w:ascii="Courier New" w:eastAsia="Courier New" w:hAnsi="Courier New" w:cs="Courier New"/>
-          <w:sz w:val="16"/>
-          <w:szCs w:val="16"/>
-        </w:rPr>
-        <w:t>);</w:t>
-      </w:r>
-    </w:p>
-    <w:p>
-      <w:pPr>
-        <w:spacing w:line="240" w:lineRule="auto"/>
-        <w:ind w:left="431"/>
-      </w:pPr>
-      <w:r>
-        <w:rPr>
-          <w:rFonts w:ascii="Courier New" w:eastAsia="Courier New" w:hAnsi="Courier New" w:cs="Courier New"/>
-          <w:sz w:val="16"/>
-          <w:szCs w:val="16"/>
-        </w:rPr>
-        <w:t xml:space="preserve">    </w:t>
-      </w:r>
-      <w:proofErr w:type="spellStart"/>
-      <w:r>
-        <w:rPr>
-          <w:rFonts w:ascii="Courier New" w:eastAsia="Courier New" w:hAnsi="Courier New" w:cs="Courier New"/>
-          <w:sz w:val="16"/>
-          <w:szCs w:val="16"/>
-        </w:rPr>
-        <w:t>mqttClient.setClient</w:t>
-      </w:r>
-      <w:proofErr w:type="spellEnd"/>
-      <w:r>
-        <w:rPr>
-          <w:rFonts w:ascii="Courier New" w:eastAsia="Courier New" w:hAnsi="Courier New" w:cs="Courier New"/>
-          <w:sz w:val="16"/>
-          <w:szCs w:val="16"/>
-        </w:rPr>
-        <w:t>(</w:t>
-      </w:r>
-      <w:proofErr w:type="spellStart"/>
-      <w:r>
-        <w:rPr>
-          <w:rFonts w:ascii="Courier New" w:eastAsia="Courier New" w:hAnsi="Courier New" w:cs="Courier New"/>
-          <w:sz w:val="16"/>
-          <w:szCs w:val="16"/>
-        </w:rPr>
-        <w:t>espClient</w:t>
-      </w:r>
-      <w:proofErr w:type="spellEnd"/>
-      <w:r>
-        <w:rPr>
-          <w:rFonts w:ascii="Courier New" w:eastAsia="Courier New" w:hAnsi="Courier New" w:cs="Courier New"/>
-          <w:sz w:val="16"/>
-          <w:szCs w:val="16"/>
-        </w:rPr>
-        <w:t>);</w:t>
-      </w:r>
-    </w:p>
-    <w:p>
-      <w:pPr>
-        <w:spacing w:line="240" w:lineRule="auto"/>
-        <w:ind w:left="431"/>
-      </w:pPr>
-      <w:r>
-        <w:rPr>
-          <w:rFonts w:ascii="Courier New" w:eastAsia="Courier New" w:hAnsi="Courier New" w:cs="Courier New"/>
-          <w:sz w:val="16"/>
-          <w:szCs w:val="16"/>
-        </w:rPr>
-        <w:t xml:space="preserve">    </w:t>
-      </w:r>
-      <w:proofErr w:type="spellStart"/>
-      <w:r>
-        <w:rPr>
-          <w:rFonts w:ascii="Courier New" w:eastAsia="Courier New" w:hAnsi="Courier New" w:cs="Courier New"/>
-          <w:sz w:val="16"/>
-          <w:szCs w:val="16"/>
-        </w:rPr>
-        <w:t>mqttClient.setServer</w:t>
-      </w:r>
-      <w:proofErr w:type="spellEnd"/>
-      <w:r>
-        <w:rPr>
-          <w:rFonts w:ascii="Courier New" w:eastAsia="Courier New" w:hAnsi="Courier New" w:cs="Courier New"/>
-          <w:sz w:val="16"/>
-          <w:szCs w:val="16"/>
-        </w:rPr>
-        <w:t xml:space="preserve">(server, </w:t>
-      </w:r>
-      <w:proofErr w:type="spellStart"/>
-      <w:r>
-        <w:rPr>
-          <w:rFonts w:ascii="Courier New" w:eastAsia="Courier New" w:hAnsi="Courier New" w:cs="Courier New"/>
-          <w:sz w:val="16"/>
-          <w:szCs w:val="16"/>
-        </w:rPr>
-        <w:t>port</w:t>
-      </w:r>
-      <w:proofErr w:type="spellEnd"/>
-      <w:r>
-        <w:rPr>
-          <w:rFonts w:ascii="Courier New" w:eastAsia="Courier New" w:hAnsi="Courier New" w:cs="Courier New"/>
-          <w:sz w:val="16"/>
-          <w:szCs w:val="16"/>
-        </w:rPr>
-        <w:t>);</w:t>
-      </w:r>
-    </w:p>
-    <w:p>
-      <w:pPr>
-        <w:spacing w:line="240" w:lineRule="auto"/>
-        <w:ind w:left="431"/>
-      </w:pPr>
-      <w:r>
-        <w:rPr>
-          <w:rFonts w:ascii="Courier New" w:eastAsia="Courier New" w:hAnsi="Courier New" w:cs="Courier New"/>
-          <w:sz w:val="16"/>
-          <w:szCs w:val="16"/>
-        </w:rPr>
-        <w:t xml:space="preserve">    </w:t>
-      </w:r>
-    </w:p>
-    <w:p>
-      <w:pPr>
-        <w:spacing w:line="240" w:lineRule="auto"/>
-        <w:ind w:left="431"/>
-      </w:pPr>
-      <w:r>
-        <w:rPr>
-          <w:rFonts w:ascii="Courier New" w:eastAsia="Courier New" w:hAnsi="Courier New" w:cs="Courier New"/>
-          <w:sz w:val="16"/>
-          <w:szCs w:val="16"/>
-        </w:rPr>
-        <w:t xml:space="preserve">    </w:t>
-      </w:r>
-      <w:proofErr w:type="spellStart"/>
-      <w:r>
-        <w:rPr>
-          <w:rFonts w:ascii="Courier New" w:eastAsia="Courier New" w:hAnsi="Courier New" w:cs="Courier New"/>
-          <w:sz w:val="16"/>
-          <w:szCs w:val="16"/>
-        </w:rPr>
-        <w:t>Serial.printf</w:t>
-      </w:r>
-      <w:proofErr w:type="spellEnd"/>
-      <w:r>
-        <w:rPr>
-          <w:rFonts w:ascii="Courier New" w:eastAsia="Courier New" w:hAnsi="Courier New" w:cs="Courier New"/>
-          <w:sz w:val="16"/>
-          <w:szCs w:val="16"/>
-        </w:rPr>
-        <w:t>("MQTT %s %</w:t>
-      </w:r>
-      <w:proofErr w:type="gramStart"/>
-      <w:r>
-        <w:rPr>
-          <w:rFonts w:ascii="Courier New" w:eastAsia="Courier New" w:hAnsi="Courier New" w:cs="Courier New"/>
-          <w:sz w:val="16"/>
-          <w:szCs w:val="16"/>
-        </w:rPr>
-        <w:t>s:%</w:t>
-      </w:r>
-      <w:proofErr w:type="gramEnd"/>
-      <w:r>
-        <w:rPr>
-          <w:rFonts w:ascii="Courier New" w:eastAsia="Courier New" w:hAnsi="Courier New" w:cs="Courier New"/>
-          <w:sz w:val="16"/>
-          <w:szCs w:val="16"/>
-        </w:rPr>
-        <w:t>d (intento %d/%</w:t>
-      </w:r>
-      <w:proofErr w:type="gramStart"/>
-      <w:r>
-        <w:rPr>
-          <w:rFonts w:ascii="Courier New" w:eastAsia="Courier New" w:hAnsi="Courier New" w:cs="Courier New"/>
-          <w:sz w:val="16"/>
-          <w:szCs w:val="16"/>
-        </w:rPr>
-        <w:t>d)\</w:t>
-      </w:r>
-      <w:proofErr w:type="gramEnd"/>
-      <w:r>
-        <w:rPr>
-          <w:rFonts w:ascii="Courier New" w:eastAsia="Courier New" w:hAnsi="Courier New" w:cs="Courier New"/>
-          <w:sz w:val="16"/>
-          <w:szCs w:val="16"/>
-        </w:rPr>
-        <w:t xml:space="preserve">n", </w:t>
-      </w:r>
-      <w:proofErr w:type="spellStart"/>
-      <w:r>
-        <w:rPr>
-          <w:rFonts w:ascii="Courier New" w:eastAsia="Courier New" w:hAnsi="Courier New" w:cs="Courier New"/>
-          <w:sz w:val="16"/>
-          <w:szCs w:val="16"/>
-        </w:rPr>
-        <w:t>label</w:t>
-      </w:r>
-      <w:proofErr w:type="spellEnd"/>
-      <w:r>
-        <w:rPr>
-          <w:rFonts w:ascii="Courier New" w:eastAsia="Courier New" w:hAnsi="Courier New" w:cs="Courier New"/>
-          <w:sz w:val="16"/>
-          <w:szCs w:val="16"/>
-        </w:rPr>
-        <w:t xml:space="preserve">, server, </w:t>
-      </w:r>
-      <w:proofErr w:type="spellStart"/>
-      <w:r>
-        <w:rPr>
-          <w:rFonts w:ascii="Courier New" w:eastAsia="Courier New" w:hAnsi="Courier New" w:cs="Courier New"/>
-          <w:sz w:val="16"/>
-          <w:szCs w:val="16"/>
-        </w:rPr>
-        <w:t>port</w:t>
-      </w:r>
-      <w:proofErr w:type="spellEnd"/>
-      <w:r>
-        <w:rPr>
-          <w:rFonts w:ascii="Courier New" w:eastAsia="Courier New" w:hAnsi="Courier New" w:cs="Courier New"/>
-          <w:sz w:val="16"/>
-          <w:szCs w:val="16"/>
-        </w:rPr>
-        <w:t xml:space="preserve">, i, </w:t>
-      </w:r>
-      <w:proofErr w:type="spellStart"/>
-      <w:r>
-        <w:rPr>
-          <w:rFonts w:ascii="Courier New" w:eastAsia="Courier New" w:hAnsi="Courier New" w:cs="Courier New"/>
-          <w:sz w:val="16"/>
-          <w:szCs w:val="16"/>
-        </w:rPr>
-        <w:t>retries</w:t>
-      </w:r>
-      <w:proofErr w:type="spellEnd"/>
-      <w:r>
-        <w:rPr>
-          <w:rFonts w:ascii="Courier New" w:eastAsia="Courier New" w:hAnsi="Courier New" w:cs="Courier New"/>
-          <w:sz w:val="16"/>
-          <w:szCs w:val="16"/>
-        </w:rPr>
-        <w:t>);</w:t>
-      </w:r>
-    </w:p>
-    <w:p>
-      <w:pPr>
-        <w:spacing w:line="240" w:lineRule="auto"/>
-        <w:ind w:left="431"/>
-      </w:pPr>
-      <w:r>
-        <w:rPr>
-          <w:rFonts w:ascii="Courier New" w:eastAsia="Courier New" w:hAnsi="Courier New" w:cs="Courier New"/>
-          <w:sz w:val="16"/>
-          <w:szCs w:val="16"/>
-        </w:rPr>
-        <w:t xml:space="preserve">    </w:t>
-      </w:r>
-    </w:p>
-    <w:p>
-      <w:pPr>
-        <w:spacing w:line="240" w:lineRule="auto"/>
-        <w:ind w:left="431"/>
-      </w:pPr>
-      <w:r>
-        <w:rPr>
-          <w:rFonts w:ascii="Courier New" w:eastAsia="Courier New" w:hAnsi="Courier New" w:cs="Courier New"/>
-          <w:sz w:val="16"/>
-          <w:szCs w:val="16"/>
-        </w:rPr>
-        <w:t xml:space="preserve">    </w:t>
-      </w:r>
-      <w:proofErr w:type="spellStart"/>
-      <w:r>
-        <w:rPr>
-          <w:rFonts w:ascii="Courier New" w:eastAsia="Courier New" w:hAnsi="Courier New" w:cs="Courier New"/>
-          <w:sz w:val="16"/>
-          <w:szCs w:val="16"/>
-        </w:rPr>
-        <w:t>if</w:t>
-      </w:r>
-      <w:proofErr w:type="spellEnd"/>
-      <w:r>
-        <w:rPr>
-          <w:rFonts w:ascii="Courier New" w:eastAsia="Courier New" w:hAnsi="Courier New" w:cs="Courier New"/>
-          <w:sz w:val="16"/>
-          <w:szCs w:val="16"/>
-        </w:rPr>
-        <w:t xml:space="preserve"> (</w:t>
-      </w:r>
-      <w:proofErr w:type="spellStart"/>
-      <w:r>
-        <w:rPr>
-          <w:rFonts w:ascii="Courier New" w:eastAsia="Courier New" w:hAnsi="Courier New" w:cs="Courier New"/>
-          <w:sz w:val="16"/>
-          <w:szCs w:val="16"/>
-        </w:rPr>
-        <w:t>mqttClient.connect</w:t>
-      </w:r>
-      <w:proofErr w:type="spellEnd"/>
-      <w:r>
-        <w:rPr>
-          <w:rFonts w:ascii="Courier New" w:eastAsia="Courier New" w:hAnsi="Courier New" w:cs="Courier New"/>
-          <w:sz w:val="16"/>
-          <w:szCs w:val="16"/>
-        </w:rPr>
-        <w:t>(</w:t>
-      </w:r>
-      <w:proofErr w:type="spellStart"/>
-      <w:r>
-        <w:rPr>
-          <w:rFonts w:ascii="Courier New" w:eastAsia="Courier New" w:hAnsi="Courier New" w:cs="Courier New"/>
-          <w:sz w:val="16"/>
-          <w:szCs w:val="16"/>
-        </w:rPr>
-        <w:t>clientId.c_</w:t>
-      </w:r>
-      <w:proofErr w:type="gramStart"/>
-      <w:r>
-        <w:rPr>
-          <w:rFonts w:ascii="Courier New" w:eastAsia="Courier New" w:hAnsi="Courier New" w:cs="Courier New"/>
-          <w:sz w:val="16"/>
-          <w:szCs w:val="16"/>
-        </w:rPr>
-        <w:t>str</w:t>
-      </w:r>
-      <w:proofErr w:type="spellEnd"/>
-      <w:r>
-        <w:rPr>
-          <w:rFonts w:ascii="Courier New" w:eastAsia="Courier New" w:hAnsi="Courier New" w:cs="Courier New"/>
-          <w:sz w:val="16"/>
-          <w:szCs w:val="16"/>
-        </w:rPr>
-        <w:t>(</w:t>
-      </w:r>
-      <w:proofErr w:type="gramEnd"/>
-      <w:r>
-        <w:rPr>
-          <w:rFonts w:ascii="Courier New" w:eastAsia="Courier New" w:hAnsi="Courier New" w:cs="Courier New"/>
-          <w:sz w:val="16"/>
-          <w:szCs w:val="16"/>
-        </w:rPr>
-        <w:t>))) {</w:t>
-      </w:r>
-    </w:p>
-    <w:p>
-      <w:pPr>
-        <w:spacing w:line="240" w:lineRule="auto"/>
-        <w:ind w:left="431"/>
-      </w:pPr>
-      <w:r>
-        <w:rPr>
-          <w:rFonts w:ascii="Courier New" w:eastAsia="Courier New" w:hAnsi="Courier New" w:cs="Courier New"/>
-          <w:sz w:val="16"/>
-          <w:szCs w:val="16"/>
-        </w:rPr>
-        <w:t xml:space="preserve">// ... (394 líneas </w:t>
-      </w:r>
-      <w:proofErr w:type="gramStart"/>
-      <w:r>
-        <w:rPr>
-          <w:rFonts w:ascii="Courier New" w:eastAsia="Courier New" w:hAnsi="Courier New" w:cs="Courier New"/>
-          <w:sz w:val="16"/>
-          <w:szCs w:val="16"/>
-        </w:rPr>
-        <w:t>omitidas)&lt;</w:t>
-      </w:r>
-      <w:proofErr w:type="gramEnd"/>
-      <w:r>
-        <w:rPr>
-          <w:rFonts w:ascii="Courier New" w:eastAsia="Courier New" w:hAnsi="Courier New" w:cs="Courier New"/>
-          <w:sz w:val="16"/>
-          <w:szCs w:val="16"/>
-        </w:rPr>
-        <w:t>/</w:t>
-      </w:r>
-      <w:proofErr w:type="spellStart"/>
-      <w:r>
-        <w:rPr>
-          <w:rFonts w:ascii="Courier New" w:eastAsia="Courier New" w:hAnsi="Courier New" w:cs="Courier New"/>
-          <w:sz w:val="16"/>
-          <w:szCs w:val="16"/>
-        </w:rPr>
-        <w:t>code</w:t>
-      </w:r>
-      <w:proofErr w:type="spellEnd"/>
-      <w:r>
-        <w:rPr>
-          <w:rFonts w:ascii="Courier New" w:eastAsia="Courier New" w:hAnsi="Courier New" w:cs="Courier New"/>
-          <w:sz w:val="16"/>
-          <w:szCs w:val="16"/>
-        </w:rPr>
-        <w:t>&gt;</w:t>
-      </w:r>
-    </w:p>
-    <w:p>
-      <w:pPr>
-        <w:spacing w:after="200"/>
-      </w:pPr>
-    </w:p>
-    <w:p>
-      <w:pPr>
-        <w:pStyle w:val="Ttulo4"/>
-      </w:pPr>
-      <w:r>
-        <w:rPr>
-          <w:i w:val="0"/>
-          <w:iCs w:val="0"/>
-        </w:rPr>
-        <w:t>sensor_core.cpp</w:t>
-      </w:r>
-    </w:p>
-    <w:p>
-      <w:pPr>
-        <w:spacing w:line="240" w:lineRule="auto"/>
-        <w:ind w:left="431"/>
-      </w:pPr>
-      <w:r>
-        <w:rPr>
-          <w:rFonts w:ascii="Courier New" w:eastAsia="Courier New" w:hAnsi="Courier New" w:cs="Courier New"/>
-          <w:sz w:val="16"/>
-          <w:szCs w:val="16"/>
-        </w:rPr>
-        <w:t>&lt;</w:t>
-      </w:r>
-      <w:proofErr w:type="spellStart"/>
-      <w:r>
-        <w:rPr>
-          <w:rFonts w:ascii="Courier New" w:eastAsia="Courier New" w:hAnsi="Courier New" w:cs="Courier New"/>
-          <w:sz w:val="16"/>
-          <w:szCs w:val="16"/>
-        </w:rPr>
-        <w:t>code</w:t>
-      </w:r>
-      <w:proofErr w:type="spellEnd"/>
-      <w:r>
-        <w:rPr>
-          <w:rFonts w:ascii="Courier New" w:eastAsia="Courier New" w:hAnsi="Courier New" w:cs="Courier New"/>
-          <w:sz w:val="16"/>
-          <w:szCs w:val="16"/>
-        </w:rPr>
-        <w:t>&gt;#include "</w:t>
-      </w:r>
-      <w:proofErr w:type="spellStart"/>
-      <w:r>
-        <w:rPr>
-          <w:rFonts w:ascii="Courier New" w:eastAsia="Courier New" w:hAnsi="Courier New" w:cs="Courier New"/>
-          <w:sz w:val="16"/>
-          <w:szCs w:val="16"/>
-        </w:rPr>
-        <w:t>sensor.h</w:t>
-      </w:r>
-      <w:proofErr w:type="spellEnd"/>
-      <w:r>
-        <w:rPr>
-          <w:rFonts w:ascii="Courier New" w:eastAsia="Courier New" w:hAnsi="Courier New" w:cs="Courier New"/>
-          <w:sz w:val="16"/>
-          <w:szCs w:val="16"/>
-        </w:rPr>
-        <w:t>"</w:t>
-      </w:r>
-    </w:p>
-    <w:p>
-      <w:pPr>
-        <w:spacing w:line="240" w:lineRule="auto"/>
-        <w:ind w:left="431"/>
-      </w:pPr>
-      <w:r>
-        <w:rPr>
-          <w:rFonts w:ascii="Courier New" w:eastAsia="Courier New" w:hAnsi="Courier New" w:cs="Courier New"/>
-          <w:sz w:val="16"/>
-          <w:szCs w:val="16"/>
-        </w:rPr>
-        <w:t>#include "</w:t>
-      </w:r>
-      <w:proofErr w:type="spellStart"/>
-      <w:r>
-        <w:rPr>
-          <w:rFonts w:ascii="Courier New" w:eastAsia="Courier New" w:hAnsi="Courier New" w:cs="Courier New"/>
-          <w:sz w:val="16"/>
-          <w:szCs w:val="16"/>
-        </w:rPr>
-        <w:t>config.h</w:t>
-      </w:r>
-      <w:proofErr w:type="spellEnd"/>
-      <w:r>
-        <w:rPr>
-          <w:rFonts w:ascii="Courier New" w:eastAsia="Courier New" w:hAnsi="Courier New" w:cs="Courier New"/>
-          <w:sz w:val="16"/>
-          <w:szCs w:val="16"/>
-        </w:rPr>
-        <w:t>"</w:t>
-      </w:r>
-    </w:p>
-    <w:p>
-      <w:pPr>
-        <w:spacing w:line="240" w:lineRule="auto"/>
-        <w:ind w:left="431"/>
-      </w:pPr>
-      <w:r>
-        <w:rPr>
-          <w:rFonts w:ascii="Courier New" w:eastAsia="Courier New" w:hAnsi="Courier New" w:cs="Courier New"/>
-          <w:sz w:val="16"/>
-          <w:szCs w:val="16"/>
-        </w:rPr>
-        <w:t>#include "</w:t>
-      </w:r>
-      <w:proofErr w:type="spellStart"/>
-      <w:r>
-        <w:rPr>
-          <w:rFonts w:ascii="Courier New" w:eastAsia="Courier New" w:hAnsi="Courier New" w:cs="Courier New"/>
-          <w:sz w:val="16"/>
-          <w:szCs w:val="16"/>
-        </w:rPr>
-        <w:t>storage.h</w:t>
-      </w:r>
-      <w:proofErr w:type="spellEnd"/>
-      <w:r>
-        <w:rPr>
-          <w:rFonts w:ascii="Courier New" w:eastAsia="Courier New" w:hAnsi="Courier New" w:cs="Courier New"/>
-          <w:sz w:val="16"/>
-          <w:szCs w:val="16"/>
-        </w:rPr>
-        <w:t>"</w:t>
-      </w:r>
-    </w:p>
-    <w:p>
-      <w:pPr>
-        <w:spacing w:line="240" w:lineRule="auto"/>
-        <w:ind w:left="431"/>
-      </w:pPr>
-      <w:r>
-        <w:rPr>
-          <w:rFonts w:ascii="Courier New" w:eastAsia="Courier New" w:hAnsi="Courier New" w:cs="Courier New"/>
-          <w:sz w:val="16"/>
-          <w:szCs w:val="16"/>
-        </w:rPr>
-        <w:t>#include &lt;</w:t>
-      </w:r>
-      <w:proofErr w:type="spellStart"/>
-      <w:r>
-        <w:rPr>
-          <w:rFonts w:ascii="Courier New" w:eastAsia="Courier New" w:hAnsi="Courier New" w:cs="Courier New"/>
-          <w:sz w:val="16"/>
-          <w:szCs w:val="16"/>
-        </w:rPr>
-        <w:t>EEPROM.h</w:t>
-      </w:r>
-      <w:proofErr w:type="spellEnd"/>
-      <w:r>
-        <w:rPr>
-          <w:rFonts w:ascii="Courier New" w:eastAsia="Courier New" w:hAnsi="Courier New" w:cs="Courier New"/>
-          <w:sz w:val="16"/>
-          <w:szCs w:val="16"/>
-        </w:rPr>
-        <w:t>&gt;</w:t>
-      </w:r>
-    </w:p>
-    <w:p>
-      <w:pPr>
-        <w:spacing w:line="240" w:lineRule="auto"/>
-        <w:ind w:left="431"/>
-      </w:pPr>
-    </w:p>
-    <w:p>
-      <w:pPr>
-        <w:spacing w:line="240" w:lineRule="auto"/>
-        <w:ind w:left="431"/>
-      </w:pPr>
-      <w:proofErr w:type="spellStart"/>
-      <w:r>
-        <w:rPr>
-          <w:rFonts w:ascii="Courier New" w:eastAsia="Courier New" w:hAnsi="Courier New" w:cs="Courier New"/>
-          <w:sz w:val="16"/>
-          <w:szCs w:val="16"/>
-        </w:rPr>
-        <w:t>const</w:t>
-      </w:r>
-      <w:proofErr w:type="spellEnd"/>
-      <w:r>
-        <w:rPr>
-          <w:rFonts w:ascii="Courier New" w:eastAsia="Courier New" w:hAnsi="Courier New" w:cs="Courier New"/>
-          <w:sz w:val="16"/>
-          <w:szCs w:val="16"/>
-        </w:rPr>
-        <w:t xml:space="preserve"> </w:t>
-      </w:r>
-      <w:proofErr w:type="spellStart"/>
-      <w:r>
-        <w:rPr>
-          <w:rFonts w:ascii="Courier New" w:eastAsia="Courier New" w:hAnsi="Courier New" w:cs="Courier New"/>
-          <w:sz w:val="16"/>
-          <w:szCs w:val="16"/>
-        </w:rPr>
-        <w:t>float</w:t>
-      </w:r>
-      <w:proofErr w:type="spellEnd"/>
-      <w:r>
-        <w:rPr>
-          <w:rFonts w:ascii="Courier New" w:eastAsia="Courier New" w:hAnsi="Courier New" w:cs="Courier New"/>
-          <w:sz w:val="16"/>
-          <w:szCs w:val="16"/>
-        </w:rPr>
-        <w:t xml:space="preserve"> VOLTAGE_EMA_ALPHA = 0.3;</w:t>
-      </w:r>
-    </w:p>
-    <w:p>
-      <w:pPr>
-        <w:spacing w:line="240" w:lineRule="auto"/>
-        <w:ind w:left="431"/>
-      </w:pPr>
-      <w:proofErr w:type="spellStart"/>
-      <w:r>
-        <w:rPr>
-          <w:rFonts w:ascii="Courier New" w:eastAsia="Courier New" w:hAnsi="Courier New" w:cs="Courier New"/>
-          <w:sz w:val="16"/>
-          <w:szCs w:val="16"/>
-        </w:rPr>
-        <w:t>bool</w:t>
-      </w:r>
-      <w:proofErr w:type="spellEnd"/>
-      <w:r>
-        <w:rPr>
-          <w:rFonts w:ascii="Courier New" w:eastAsia="Courier New" w:hAnsi="Courier New" w:cs="Courier New"/>
-          <w:sz w:val="16"/>
-          <w:szCs w:val="16"/>
-        </w:rPr>
-        <w:t xml:space="preserve"> </w:t>
-      </w:r>
-      <w:proofErr w:type="spellStart"/>
-      <w:r>
-        <w:rPr>
-          <w:rFonts w:ascii="Courier New" w:eastAsia="Courier New" w:hAnsi="Courier New" w:cs="Courier New"/>
-          <w:sz w:val="16"/>
-          <w:szCs w:val="16"/>
-        </w:rPr>
-        <w:t>sensorChanged</w:t>
-      </w:r>
-      <w:proofErr w:type="spellEnd"/>
-      <w:r>
-        <w:rPr>
-          <w:rFonts w:ascii="Courier New" w:eastAsia="Courier New" w:hAnsi="Courier New" w:cs="Courier New"/>
-          <w:sz w:val="16"/>
-          <w:szCs w:val="16"/>
-        </w:rPr>
-        <w:t xml:space="preserve"> = false;</w:t>
-      </w:r>
-    </w:p>
-    <w:p>
-      <w:pPr>
-        <w:spacing w:line="240" w:lineRule="auto"/>
-        <w:ind w:left="431"/>
-      </w:pPr>
-      <w:r>
-        <w:rPr>
-          <w:rFonts w:ascii="Courier New" w:eastAsia="Courier New" w:hAnsi="Courier New" w:cs="Courier New"/>
-          <w:sz w:val="16"/>
-          <w:szCs w:val="16"/>
-        </w:rPr>
-        <w:t xml:space="preserve">String </w:t>
-      </w:r>
-      <w:proofErr w:type="spellStart"/>
-      <w:r>
-        <w:rPr>
-          <w:rFonts w:ascii="Courier New" w:eastAsia="Courier New" w:hAnsi="Courier New" w:cs="Courier New"/>
-          <w:sz w:val="16"/>
-          <w:szCs w:val="16"/>
-        </w:rPr>
-        <w:t>previousSensorID</w:t>
-      </w:r>
-      <w:proofErr w:type="spellEnd"/>
-      <w:r>
-        <w:rPr>
-          <w:rFonts w:ascii="Courier New" w:eastAsia="Courier New" w:hAnsi="Courier New" w:cs="Courier New"/>
-          <w:sz w:val="16"/>
-          <w:szCs w:val="16"/>
-        </w:rPr>
-        <w:t xml:space="preserve"> = "";</w:t>
-      </w:r>
-    </w:p>
-    <w:p>
-      <w:pPr>
-        <w:spacing w:line="240" w:lineRule="auto"/>
-        <w:ind w:left="431"/>
-      </w:pPr>
-    </w:p>
-    <w:p>
-      <w:pPr>
-        <w:spacing w:line="240" w:lineRule="auto"/>
-        <w:ind w:left="431"/>
-      </w:pPr>
-      <w:r>
-        <w:rPr>
-          <w:rFonts w:ascii="Courier New" w:eastAsia="Courier New" w:hAnsi="Courier New" w:cs="Courier New"/>
-          <w:sz w:val="16"/>
-          <w:szCs w:val="16"/>
-        </w:rPr>
-        <w:t xml:space="preserve">// </w:t>
-      </w:r>
-      <w:proofErr w:type="spellStart"/>
-      <w:r>
-        <w:rPr>
-          <w:rFonts w:ascii="Courier New" w:eastAsia="Courier New" w:hAnsi="Courier New" w:cs="Courier New"/>
-          <w:sz w:val="16"/>
-          <w:szCs w:val="16"/>
-        </w:rPr>
-        <w:t>initSensor</w:t>
-      </w:r>
-      <w:proofErr w:type="spellEnd"/>
-      <w:r>
-        <w:rPr>
-          <w:rFonts w:ascii="Courier New" w:eastAsia="Courier New" w:hAnsi="Courier New" w:cs="Courier New"/>
-          <w:sz w:val="16"/>
-          <w:szCs w:val="16"/>
-        </w:rPr>
-        <w:t>: Inicializa sensor Dallas DS18B20.</w:t>
-      </w:r>
-    </w:p>
-    <w:p>
-      <w:pPr>
-        <w:spacing w:line="240" w:lineRule="auto"/>
-        <w:ind w:left="431"/>
-      </w:pPr>
-      <w:r>
-        <w:rPr>
-          <w:rFonts w:ascii="Courier New" w:eastAsia="Courier New" w:hAnsi="Courier New" w:cs="Courier New"/>
-          <w:sz w:val="16"/>
-          <w:szCs w:val="16"/>
-        </w:rPr>
-        <w:t xml:space="preserve">// En </w:t>
-      </w:r>
-      <w:proofErr w:type="spellStart"/>
-      <w:r>
-        <w:rPr>
-          <w:rFonts w:ascii="Courier New" w:eastAsia="Courier New" w:hAnsi="Courier New" w:cs="Courier New"/>
-          <w:sz w:val="16"/>
-          <w:szCs w:val="16"/>
-        </w:rPr>
-        <w:t>deep</w:t>
-      </w:r>
-      <w:proofErr w:type="spellEnd"/>
-      <w:r>
-        <w:rPr>
-          <w:rFonts w:ascii="Courier New" w:eastAsia="Courier New" w:hAnsi="Courier New" w:cs="Courier New"/>
-          <w:sz w:val="16"/>
-          <w:szCs w:val="16"/>
-        </w:rPr>
-        <w:t xml:space="preserve"> </w:t>
-      </w:r>
-      <w:proofErr w:type="spellStart"/>
-      <w:r>
-        <w:rPr>
-          <w:rFonts w:ascii="Courier New" w:eastAsia="Courier New" w:hAnsi="Courier New" w:cs="Courier New"/>
-          <w:sz w:val="16"/>
-          <w:szCs w:val="16"/>
-        </w:rPr>
-        <w:t>sleep</w:t>
-      </w:r>
-      <w:proofErr w:type="spellEnd"/>
-      <w:r>
-        <w:rPr>
-          <w:rFonts w:ascii="Courier New" w:eastAsia="Courier New" w:hAnsi="Courier New" w:cs="Courier New"/>
-          <w:sz w:val="16"/>
-          <w:szCs w:val="16"/>
-        </w:rPr>
-        <w:t xml:space="preserve">: solo carga </w:t>
-      </w:r>
-      <w:proofErr w:type="spellStart"/>
-      <w:r>
-        <w:rPr>
-          <w:rFonts w:ascii="Courier New" w:eastAsia="Courier New" w:hAnsi="Courier New" w:cs="Courier New"/>
-          <w:sz w:val="16"/>
-          <w:szCs w:val="16"/>
-        </w:rPr>
-        <w:t>IDs</w:t>
-      </w:r>
-      <w:proofErr w:type="spellEnd"/>
-      <w:r>
-        <w:rPr>
-          <w:rFonts w:ascii="Courier New" w:eastAsia="Courier New" w:hAnsi="Courier New" w:cs="Courier New"/>
-          <w:sz w:val="16"/>
-          <w:szCs w:val="16"/>
-        </w:rPr>
-        <w:t xml:space="preserve"> de EEPROM sin encender hardware (ahorro </w:t>
-      </w:r>
-      <w:proofErr w:type="spellStart"/>
-      <w:r>
-        <w:rPr>
-          <w:rFonts w:ascii="Courier New" w:eastAsia="Courier New" w:hAnsi="Courier New" w:cs="Courier New"/>
-          <w:sz w:val="16"/>
-          <w:szCs w:val="16"/>
-        </w:rPr>
-        <w:t>bateria</w:t>
-      </w:r>
-      <w:proofErr w:type="spellEnd"/>
-      <w:r>
-        <w:rPr>
-          <w:rFonts w:ascii="Courier New" w:eastAsia="Courier New" w:hAnsi="Courier New" w:cs="Courier New"/>
-          <w:sz w:val="16"/>
-          <w:szCs w:val="16"/>
-        </w:rPr>
-        <w:t>).</w:t>
-      </w:r>
-    </w:p>
-    <w:p>
-      <w:pPr>
-        <w:spacing w:line="240" w:lineRule="auto"/>
-        <w:ind w:left="431"/>
-      </w:pPr>
-      <w:r>
-        <w:rPr>
-          <w:rFonts w:ascii="Courier New" w:eastAsia="Courier New" w:hAnsi="Courier New" w:cs="Courier New"/>
-          <w:sz w:val="16"/>
-          <w:szCs w:val="16"/>
-        </w:rPr>
-        <w:t xml:space="preserve">// En continuo: escanea bus </w:t>
-      </w:r>
-      <w:proofErr w:type="spellStart"/>
-      <w:r>
-        <w:rPr>
-          <w:rFonts w:ascii="Courier New" w:eastAsia="Courier New" w:hAnsi="Courier New" w:cs="Courier New"/>
-          <w:sz w:val="16"/>
-          <w:szCs w:val="16"/>
-        </w:rPr>
-        <w:t>OneWire</w:t>
-      </w:r>
-      <w:proofErr w:type="spellEnd"/>
-      <w:r>
-        <w:rPr>
-          <w:rFonts w:ascii="Courier New" w:eastAsia="Courier New" w:hAnsi="Courier New" w:cs="Courier New"/>
-          <w:sz w:val="16"/>
-          <w:szCs w:val="16"/>
-        </w:rPr>
-        <w:t xml:space="preserve"> completo y registra sensores </w:t>
-      </w:r>
-      <w:proofErr w:type="spellStart"/>
-      <w:r>
-        <w:rPr>
-          <w:rFonts w:ascii="Courier New" w:eastAsia="Courier New" w:hAnsi="Courier New" w:cs="Courier New"/>
-          <w:sz w:val="16"/>
-          <w:szCs w:val="16"/>
-        </w:rPr>
-        <w:t>fisicos</w:t>
-      </w:r>
-      <w:proofErr w:type="spellEnd"/>
-      <w:r>
-        <w:rPr>
-          <w:rFonts w:ascii="Courier New" w:eastAsia="Courier New" w:hAnsi="Courier New" w:cs="Courier New"/>
-          <w:sz w:val="16"/>
-          <w:szCs w:val="16"/>
-        </w:rPr>
-        <w:t>.</w:t>
-      </w:r>
-    </w:p>
-    <w:p>
-      <w:pPr>
-        <w:spacing w:line="240" w:lineRule="auto"/>
-        <w:ind w:left="431"/>
-      </w:pPr>
-      <w:r>
-        <w:rPr>
-          <w:rFonts w:ascii="Courier New" w:eastAsia="Courier New" w:hAnsi="Courier New" w:cs="Courier New"/>
-          <w:sz w:val="16"/>
-          <w:szCs w:val="16"/>
-        </w:rPr>
-        <w:t xml:space="preserve">// </w:t>
-      </w:r>
-      <w:proofErr w:type="spellStart"/>
-      <w:proofErr w:type="gramStart"/>
-      <w:r>
-        <w:rPr>
-          <w:rFonts w:ascii="Courier New" w:eastAsia="Courier New" w:hAnsi="Courier New" w:cs="Courier New"/>
-          <w:sz w:val="16"/>
-          <w:szCs w:val="16"/>
-        </w:rPr>
-        <w:t>readSensorOptimized</w:t>
-      </w:r>
-      <w:proofErr w:type="spellEnd"/>
-      <w:r>
-        <w:rPr>
-          <w:rFonts w:ascii="Courier New" w:eastAsia="Courier New" w:hAnsi="Courier New" w:cs="Courier New"/>
-          <w:sz w:val="16"/>
-          <w:szCs w:val="16"/>
-        </w:rPr>
-        <w:t>(</w:t>
-      </w:r>
-      <w:proofErr w:type="gramEnd"/>
-      <w:r>
-        <w:rPr>
-          <w:rFonts w:ascii="Courier New" w:eastAsia="Courier New" w:hAnsi="Courier New" w:cs="Courier New"/>
-          <w:sz w:val="16"/>
-          <w:szCs w:val="16"/>
-        </w:rPr>
-        <w:t xml:space="preserve">) es el </w:t>
-      </w:r>
-      <w:proofErr w:type="spellStart"/>
-      <w:r>
-        <w:rPr>
-          <w:rFonts w:ascii="Courier New" w:eastAsia="Courier New" w:hAnsi="Courier New" w:cs="Courier New"/>
-          <w:sz w:val="16"/>
-          <w:szCs w:val="16"/>
-        </w:rPr>
-        <w:t>unico</w:t>
-      </w:r>
-      <w:proofErr w:type="spellEnd"/>
-      <w:r>
-        <w:rPr>
-          <w:rFonts w:ascii="Courier New" w:eastAsia="Courier New" w:hAnsi="Courier New" w:cs="Courier New"/>
-          <w:sz w:val="16"/>
-          <w:szCs w:val="16"/>
-        </w:rPr>
-        <w:t xml:space="preserve"> que enciende/apaga el sensor en </w:t>
-      </w:r>
-      <w:proofErr w:type="spellStart"/>
-      <w:r>
-        <w:rPr>
-          <w:rFonts w:ascii="Courier New" w:eastAsia="Courier New" w:hAnsi="Courier New" w:cs="Courier New"/>
-          <w:sz w:val="16"/>
-          <w:szCs w:val="16"/>
-        </w:rPr>
-        <w:t>deep</w:t>
-      </w:r>
-      <w:proofErr w:type="spellEnd"/>
-      <w:r>
-        <w:rPr>
-          <w:rFonts w:ascii="Courier New" w:eastAsia="Courier New" w:hAnsi="Courier New" w:cs="Courier New"/>
-          <w:sz w:val="16"/>
-          <w:szCs w:val="16"/>
-        </w:rPr>
-        <w:t xml:space="preserve"> </w:t>
-      </w:r>
-      <w:proofErr w:type="spellStart"/>
-      <w:r>
-        <w:rPr>
-          <w:rFonts w:ascii="Courier New" w:eastAsia="Courier New" w:hAnsi="Courier New" w:cs="Courier New"/>
-          <w:sz w:val="16"/>
-          <w:szCs w:val="16"/>
-        </w:rPr>
-        <w:t>sleep</w:t>
-      </w:r>
-      <w:proofErr w:type="spellEnd"/>
-      <w:r>
-        <w:rPr>
-          <w:rFonts w:ascii="Courier New" w:eastAsia="Courier New" w:hAnsi="Courier New" w:cs="Courier New"/>
-          <w:sz w:val="16"/>
-          <w:szCs w:val="16"/>
-        </w:rPr>
-        <w:t>.</w:t>
-      </w:r>
-    </w:p>
-    <w:p>
-      <w:pPr>
-        <w:spacing w:line="240" w:lineRule="auto"/>
-        <w:ind w:left="431"/>
-      </w:pPr>
-      <w:proofErr w:type="spellStart"/>
-      <w:r>
-        <w:rPr>
-          <w:rFonts w:ascii="Courier New" w:eastAsia="Courier New" w:hAnsi="Courier New" w:cs="Courier New"/>
-          <w:sz w:val="16"/>
-          <w:szCs w:val="16"/>
-        </w:rPr>
-        <w:t>void</w:t>
-      </w:r>
-      <w:proofErr w:type="spellEnd"/>
-      <w:r>
-        <w:rPr>
-          <w:rFonts w:ascii="Courier New" w:eastAsia="Courier New" w:hAnsi="Courier New" w:cs="Courier New"/>
-          <w:sz w:val="16"/>
-          <w:szCs w:val="16"/>
-        </w:rPr>
-        <w:t xml:space="preserve"> </w:t>
-      </w:r>
-      <w:proofErr w:type="spellStart"/>
-      <w:proofErr w:type="gramStart"/>
-      <w:r>
-        <w:rPr>
-          <w:rFonts w:ascii="Courier New" w:eastAsia="Courier New" w:hAnsi="Courier New" w:cs="Courier New"/>
-          <w:sz w:val="16"/>
-          <w:szCs w:val="16"/>
-        </w:rPr>
-        <w:t>initSensor</w:t>
-      </w:r>
-      <w:proofErr w:type="spellEnd"/>
-      <w:r>
-        <w:rPr>
-          <w:rFonts w:ascii="Courier New" w:eastAsia="Courier New" w:hAnsi="Courier New" w:cs="Courier New"/>
-          <w:sz w:val="16"/>
-          <w:szCs w:val="16"/>
-        </w:rPr>
-        <w:t>(</w:t>
-      </w:r>
-      <w:proofErr w:type="gramEnd"/>
-      <w:r>
-        <w:rPr>
-          <w:rFonts w:ascii="Courier New" w:eastAsia="Courier New" w:hAnsi="Courier New" w:cs="Courier New"/>
-          <w:sz w:val="16"/>
-          <w:szCs w:val="16"/>
-        </w:rPr>
-        <w:t>) {</w:t>
-      </w:r>
-    </w:p>
-    <w:p>
-      <w:pPr>
-        <w:spacing w:line="240" w:lineRule="auto"/>
-        <w:ind w:left="431"/>
-      </w:pPr>
-      <w:r>
-        <w:rPr>
-          <w:rFonts w:ascii="Courier New" w:eastAsia="Courier New" w:hAnsi="Courier New" w:cs="Courier New"/>
-          <w:sz w:val="16"/>
-          <w:szCs w:val="16"/>
-        </w:rPr>
-        <w:t xml:space="preserve">  </w:t>
-      </w:r>
-      <w:proofErr w:type="spellStart"/>
-      <w:r>
-        <w:rPr>
-          <w:rFonts w:ascii="Courier New" w:eastAsia="Courier New" w:hAnsi="Courier New" w:cs="Courier New"/>
-          <w:sz w:val="16"/>
-          <w:szCs w:val="16"/>
-        </w:rPr>
-        <w:t>bool</w:t>
-      </w:r>
-      <w:proofErr w:type="spellEnd"/>
-      <w:r>
-        <w:rPr>
-          <w:rFonts w:ascii="Courier New" w:eastAsia="Courier New" w:hAnsi="Courier New" w:cs="Courier New"/>
-          <w:sz w:val="16"/>
-          <w:szCs w:val="16"/>
-        </w:rPr>
-        <w:t xml:space="preserve"> </w:t>
-      </w:r>
-      <w:proofErr w:type="spellStart"/>
-      <w:r>
-        <w:rPr>
-          <w:rFonts w:ascii="Courier New" w:eastAsia="Courier New" w:hAnsi="Courier New" w:cs="Courier New"/>
-          <w:sz w:val="16"/>
-          <w:szCs w:val="16"/>
-        </w:rPr>
-        <w:t>skipHardwareScan</w:t>
-      </w:r>
-      <w:proofErr w:type="spellEnd"/>
-      <w:r>
-        <w:rPr>
-          <w:rFonts w:ascii="Courier New" w:eastAsia="Courier New" w:hAnsi="Courier New" w:cs="Courier New"/>
-          <w:sz w:val="16"/>
-          <w:szCs w:val="16"/>
-        </w:rPr>
-        <w:t xml:space="preserve"> = (</w:t>
-      </w:r>
-      <w:proofErr w:type="spellStart"/>
-      <w:r>
-        <w:rPr>
-          <w:rFonts w:ascii="Courier New" w:eastAsia="Courier New" w:hAnsi="Courier New" w:cs="Courier New"/>
-          <w:sz w:val="16"/>
-          <w:szCs w:val="16"/>
-        </w:rPr>
-        <w:t>currentMode</w:t>
-      </w:r>
-      <w:proofErr w:type="spellEnd"/>
-      <w:r>
-        <w:rPr>
-          <w:rFonts w:ascii="Courier New" w:eastAsia="Courier New" w:hAnsi="Courier New" w:cs="Courier New"/>
-          <w:sz w:val="16"/>
-          <w:szCs w:val="16"/>
-        </w:rPr>
-        <w:t xml:space="preserve"> == MODE_DEEP_SLEEP);</w:t>
-      </w:r>
-    </w:p>
-    <w:p>
-      <w:pPr>
-        <w:spacing w:line="240" w:lineRule="auto"/>
-        <w:ind w:left="431"/>
-      </w:pPr>
-    </w:p>
-    <w:p>
-      <w:pPr>
-        <w:spacing w:line="240" w:lineRule="auto"/>
-        <w:ind w:left="431"/>
-      </w:pPr>
-      <w:r>
-        <w:rPr>
-          <w:rFonts w:ascii="Courier New" w:eastAsia="Courier New" w:hAnsi="Courier New" w:cs="Courier New"/>
-          <w:sz w:val="16"/>
-          <w:szCs w:val="16"/>
-        </w:rPr>
-        <w:t xml:space="preserve">  </w:t>
-      </w:r>
-      <w:proofErr w:type="spellStart"/>
-      <w:r>
-        <w:rPr>
-          <w:rFonts w:ascii="Courier New" w:eastAsia="Courier New" w:hAnsi="Courier New" w:cs="Courier New"/>
-          <w:sz w:val="16"/>
-          <w:szCs w:val="16"/>
-        </w:rPr>
-        <w:t>if</w:t>
-      </w:r>
-      <w:proofErr w:type="spellEnd"/>
-      <w:r>
-        <w:rPr>
-          <w:rFonts w:ascii="Courier New" w:eastAsia="Courier New" w:hAnsi="Courier New" w:cs="Courier New"/>
-          <w:sz w:val="16"/>
-          <w:szCs w:val="16"/>
-        </w:rPr>
-        <w:t xml:space="preserve"> </w:t>
-      </w:r>
-      <w:proofErr w:type="gramStart"/>
-      <w:r>
-        <w:rPr>
-          <w:rFonts w:ascii="Courier New" w:eastAsia="Courier New" w:hAnsi="Courier New" w:cs="Courier New"/>
-          <w:sz w:val="16"/>
-          <w:szCs w:val="16"/>
-        </w:rPr>
-        <w:t>(!</w:t>
-      </w:r>
-      <w:proofErr w:type="spellStart"/>
-      <w:r>
-        <w:rPr>
-          <w:rFonts w:ascii="Courier New" w:eastAsia="Courier New" w:hAnsi="Courier New" w:cs="Courier New"/>
-          <w:sz w:val="16"/>
-          <w:szCs w:val="16"/>
-        </w:rPr>
-        <w:t>skipHardwareScan</w:t>
-      </w:r>
-      <w:proofErr w:type="spellEnd"/>
-      <w:proofErr w:type="gramEnd"/>
-      <w:r>
-        <w:rPr>
-          <w:rFonts w:ascii="Courier New" w:eastAsia="Courier New" w:hAnsi="Courier New" w:cs="Courier New"/>
-          <w:sz w:val="16"/>
-          <w:szCs w:val="16"/>
-        </w:rPr>
-        <w:t>) {</w:t>
-      </w:r>
-    </w:p>
-    <w:p>
-      <w:pPr>
-        <w:spacing w:line="240" w:lineRule="auto"/>
-        <w:ind w:left="431"/>
-      </w:pPr>
-      <w:r>
-        <w:rPr>
-          <w:rFonts w:ascii="Courier New" w:eastAsia="Courier New" w:hAnsi="Courier New" w:cs="Courier New"/>
-          <w:sz w:val="16"/>
-          <w:szCs w:val="16"/>
-        </w:rPr>
-        <w:t xml:space="preserve">    // Modo continuo: escaneo completo del bus </w:t>
-      </w:r>
-      <w:proofErr w:type="spellStart"/>
-      <w:r>
-        <w:rPr>
-          <w:rFonts w:ascii="Courier New" w:eastAsia="Courier New" w:hAnsi="Courier New" w:cs="Courier New"/>
-          <w:sz w:val="16"/>
-          <w:szCs w:val="16"/>
-        </w:rPr>
-        <w:t>OneWire</w:t>
-      </w:r>
-      <w:proofErr w:type="spellEnd"/>
-    </w:p>
-    <w:p>
-      <w:pPr>
-        <w:spacing w:line="240" w:lineRule="auto"/>
-        <w:ind w:left="431"/>
-      </w:pPr>
-      <w:r>
-        <w:rPr>
-          <w:rFonts w:ascii="Courier New" w:eastAsia="Courier New" w:hAnsi="Courier New" w:cs="Courier New"/>
-          <w:sz w:val="16"/>
-          <w:szCs w:val="16"/>
-        </w:rPr>
-        <w:t xml:space="preserve">    </w:t>
-      </w:r>
-      <w:proofErr w:type="spellStart"/>
-      <w:proofErr w:type="gramStart"/>
-      <w:r>
-        <w:rPr>
-          <w:rFonts w:ascii="Courier New" w:eastAsia="Courier New" w:hAnsi="Courier New" w:cs="Courier New"/>
-          <w:sz w:val="16"/>
-          <w:szCs w:val="16"/>
-        </w:rPr>
-        <w:t>digitalWrite</w:t>
-      </w:r>
-      <w:proofErr w:type="spellEnd"/>
-      <w:r>
-        <w:rPr>
-          <w:rFonts w:ascii="Courier New" w:eastAsia="Courier New" w:hAnsi="Courier New" w:cs="Courier New"/>
-          <w:sz w:val="16"/>
-          <w:szCs w:val="16"/>
-        </w:rPr>
-        <w:t>(</w:t>
-      </w:r>
-      <w:proofErr w:type="gramEnd"/>
-      <w:r>
-        <w:rPr>
-          <w:rFonts w:ascii="Courier New" w:eastAsia="Courier New" w:hAnsi="Courier New" w:cs="Courier New"/>
-          <w:sz w:val="16"/>
-          <w:szCs w:val="16"/>
-        </w:rPr>
-        <w:t>POWER_PIN, HIGH);</w:t>
-      </w:r>
-    </w:p>
-    <w:p>
-      <w:pPr>
-        <w:spacing w:line="240" w:lineRule="auto"/>
-        <w:ind w:left="431"/>
-      </w:pPr>
-      <w:r>
-        <w:rPr>
-          <w:rFonts w:ascii="Courier New" w:eastAsia="Courier New" w:hAnsi="Courier New" w:cs="Courier New"/>
-          <w:sz w:val="16"/>
-          <w:szCs w:val="16"/>
-        </w:rPr>
-        <w:t xml:space="preserve">    </w:t>
-      </w:r>
-      <w:proofErr w:type="spellStart"/>
-      <w:proofErr w:type="gramStart"/>
-      <w:r>
-        <w:rPr>
-          <w:rFonts w:ascii="Courier New" w:eastAsia="Courier New" w:hAnsi="Courier New" w:cs="Courier New"/>
-          <w:sz w:val="16"/>
-          <w:szCs w:val="16"/>
-        </w:rPr>
-        <w:t>delay</w:t>
-      </w:r>
-      <w:proofErr w:type="spellEnd"/>
-      <w:r>
-        <w:rPr>
-          <w:rFonts w:ascii="Courier New" w:eastAsia="Courier New" w:hAnsi="Courier New" w:cs="Courier New"/>
-          <w:sz w:val="16"/>
-          <w:szCs w:val="16"/>
-        </w:rPr>
-        <w:t>(</w:t>
-      </w:r>
-      <w:proofErr w:type="gramEnd"/>
-      <w:r>
-        <w:rPr>
-          <w:rFonts w:ascii="Courier New" w:eastAsia="Courier New" w:hAnsi="Courier New" w:cs="Courier New"/>
-          <w:sz w:val="16"/>
-          <w:szCs w:val="16"/>
-        </w:rPr>
-        <w:t>SENSOR_POWER_UP_DELAY);</w:t>
-      </w:r>
-    </w:p>
-    <w:p>
-      <w:pPr>
-        <w:spacing w:line="240" w:lineRule="auto"/>
-        <w:ind w:left="431"/>
-      </w:pPr>
-    </w:p>
-    <w:p>
-      <w:pPr>
-        <w:spacing w:line="240" w:lineRule="auto"/>
-        <w:ind w:left="431"/>
-      </w:pPr>
-      <w:r>
-        <w:rPr>
-          <w:rFonts w:ascii="Courier New" w:eastAsia="Courier New" w:hAnsi="Courier New" w:cs="Courier New"/>
-          <w:sz w:val="16"/>
-          <w:szCs w:val="16"/>
-        </w:rPr>
-        <w:t xml:space="preserve">    </w:t>
-      </w:r>
-      <w:proofErr w:type="spellStart"/>
-      <w:proofErr w:type="gramStart"/>
-      <w:r>
-        <w:rPr>
-          <w:rFonts w:ascii="Courier New" w:eastAsia="Courier New" w:hAnsi="Courier New" w:cs="Courier New"/>
-          <w:sz w:val="16"/>
-          <w:szCs w:val="16"/>
-        </w:rPr>
-        <w:t>sensors.begin</w:t>
-      </w:r>
-      <w:proofErr w:type="spellEnd"/>
-      <w:proofErr w:type="gramEnd"/>
-      <w:r>
-        <w:rPr>
-          <w:rFonts w:ascii="Courier New" w:eastAsia="Courier New" w:hAnsi="Courier New" w:cs="Courier New"/>
-          <w:sz w:val="16"/>
-          <w:szCs w:val="16"/>
-        </w:rPr>
-        <w:t>();</w:t>
-      </w:r>
-    </w:p>
-    <w:p>
-      <w:pPr>
-        <w:spacing w:line="240" w:lineRule="auto"/>
-        <w:ind w:left="431"/>
-      </w:pPr>
-      <w:r>
-        <w:rPr>
-          <w:rFonts w:ascii="Courier New" w:eastAsia="Courier New" w:hAnsi="Courier New" w:cs="Courier New"/>
-          <w:sz w:val="16"/>
-          <w:szCs w:val="16"/>
-        </w:rPr>
-        <w:t xml:space="preserve">    </w:t>
-      </w:r>
-      <w:proofErr w:type="spellStart"/>
-      <w:r>
-        <w:rPr>
-          <w:rFonts w:ascii="Courier New" w:eastAsia="Courier New" w:hAnsi="Courier New" w:cs="Courier New"/>
-          <w:sz w:val="16"/>
-          <w:szCs w:val="16"/>
-        </w:rPr>
-        <w:t>sensorCount</w:t>
-      </w:r>
-      <w:proofErr w:type="spellEnd"/>
-      <w:r>
-        <w:rPr>
-          <w:rFonts w:ascii="Courier New" w:eastAsia="Courier New" w:hAnsi="Courier New" w:cs="Courier New"/>
-          <w:sz w:val="16"/>
-          <w:szCs w:val="16"/>
-        </w:rPr>
-        <w:t xml:space="preserve"> = </w:t>
-      </w:r>
-      <w:proofErr w:type="spellStart"/>
-      <w:proofErr w:type="gramStart"/>
-      <w:r>
-        <w:rPr>
-          <w:rFonts w:ascii="Courier New" w:eastAsia="Courier New" w:hAnsi="Courier New" w:cs="Courier New"/>
-          <w:sz w:val="16"/>
-          <w:szCs w:val="16"/>
-        </w:rPr>
-        <w:t>sensors.getDeviceCount</w:t>
-      </w:r>
-      <w:proofErr w:type="spellEnd"/>
-      <w:proofErr w:type="gramEnd"/>
-      <w:r>
-        <w:rPr>
-          <w:rFonts w:ascii="Courier New" w:eastAsia="Courier New" w:hAnsi="Courier New" w:cs="Courier New"/>
-          <w:sz w:val="16"/>
-          <w:szCs w:val="16"/>
-        </w:rPr>
-        <w:t>();</w:t>
-      </w:r>
-    </w:p>
-    <w:p>
-      <w:pPr>
-        <w:spacing w:line="240" w:lineRule="auto"/>
-        <w:ind w:left="431"/>
-      </w:pPr>
-      <w:r>
-        <w:rPr>
-          <w:rFonts w:ascii="Courier New" w:eastAsia="Courier New" w:hAnsi="Courier New" w:cs="Courier New"/>
-          <w:sz w:val="16"/>
-          <w:szCs w:val="16"/>
-        </w:rPr>
-        <w:t xml:space="preserve">    </w:t>
-      </w:r>
-      <w:proofErr w:type="spellStart"/>
-      <w:r>
-        <w:rPr>
-          <w:rFonts w:ascii="Courier New" w:eastAsia="Courier New" w:hAnsi="Courier New" w:cs="Courier New"/>
-          <w:sz w:val="16"/>
-          <w:szCs w:val="16"/>
-        </w:rPr>
-        <w:t>Serial.printf</w:t>
-      </w:r>
-      <w:proofErr w:type="spellEnd"/>
-      <w:r>
-        <w:rPr>
-          <w:rFonts w:ascii="Courier New" w:eastAsia="Courier New" w:hAnsi="Courier New" w:cs="Courier New"/>
-          <w:sz w:val="16"/>
-          <w:szCs w:val="16"/>
-        </w:rPr>
-        <w:t xml:space="preserve">("Sensores encontrados: %d\n", </w:t>
-      </w:r>
-      <w:proofErr w:type="spellStart"/>
-      <w:r>
-        <w:rPr>
-          <w:rFonts w:ascii="Courier New" w:eastAsia="Courier New" w:hAnsi="Courier New" w:cs="Courier New"/>
-          <w:sz w:val="16"/>
-          <w:szCs w:val="16"/>
-        </w:rPr>
-        <w:t>sensorCount</w:t>
-      </w:r>
-      <w:proofErr w:type="spellEnd"/>
-      <w:r>
-        <w:rPr>
-          <w:rFonts w:ascii="Courier New" w:eastAsia="Courier New" w:hAnsi="Courier New" w:cs="Courier New"/>
-          <w:sz w:val="16"/>
-          <w:szCs w:val="16"/>
-        </w:rPr>
-        <w:t>);</w:t>
-      </w:r>
-    </w:p>
-    <w:p>
-      <w:pPr>
-        <w:spacing w:line="240" w:lineRule="auto"/>
-        <w:ind w:left="431"/>
-      </w:pPr>
-    </w:p>
-    <w:p>
-      <w:pPr>
-        <w:spacing w:line="240" w:lineRule="auto"/>
-        <w:ind w:left="431"/>
-      </w:pPr>
-      <w:r>
-        <w:rPr>
-          <w:rFonts w:ascii="Courier New" w:eastAsia="Courier New" w:hAnsi="Courier New" w:cs="Courier New"/>
-          <w:sz w:val="16"/>
-          <w:szCs w:val="16"/>
-        </w:rPr>
-        <w:t xml:space="preserve">    </w:t>
-      </w:r>
-      <w:proofErr w:type="spellStart"/>
-      <w:r>
-        <w:rPr>
-          <w:rFonts w:ascii="Courier New" w:eastAsia="Courier New" w:hAnsi="Courier New" w:cs="Courier New"/>
-          <w:sz w:val="16"/>
-          <w:szCs w:val="16"/>
-        </w:rPr>
-        <w:t>if</w:t>
-      </w:r>
-      <w:proofErr w:type="spellEnd"/>
-      <w:r>
-        <w:rPr>
-          <w:rFonts w:ascii="Courier New" w:eastAsia="Courier New" w:hAnsi="Courier New" w:cs="Courier New"/>
-          <w:sz w:val="16"/>
-          <w:szCs w:val="16"/>
-        </w:rPr>
-        <w:t xml:space="preserve"> (</w:t>
-      </w:r>
-      <w:proofErr w:type="spellStart"/>
-      <w:r>
-        <w:rPr>
-          <w:rFonts w:ascii="Courier New" w:eastAsia="Courier New" w:hAnsi="Courier New" w:cs="Courier New"/>
-          <w:sz w:val="16"/>
-          <w:szCs w:val="16"/>
-        </w:rPr>
-        <w:t>sensorCount</w:t>
-      </w:r>
-      <w:proofErr w:type="spellEnd"/>
-      <w:r>
-        <w:rPr>
-          <w:rFonts w:ascii="Courier New" w:eastAsia="Courier New" w:hAnsi="Courier New" w:cs="Courier New"/>
-          <w:sz w:val="16"/>
-          <w:szCs w:val="16"/>
-        </w:rPr>
-        <w:t xml:space="preserve"> &gt; MAX_CHANNELS) </w:t>
-      </w:r>
-      <w:proofErr w:type="spellStart"/>
-      <w:r>
-        <w:rPr>
-          <w:rFonts w:ascii="Courier New" w:eastAsia="Courier New" w:hAnsi="Courier New" w:cs="Courier New"/>
-          <w:sz w:val="16"/>
-          <w:szCs w:val="16"/>
-        </w:rPr>
-        <w:t>sensorCount</w:t>
-      </w:r>
-      <w:proofErr w:type="spellEnd"/>
-      <w:r>
-        <w:rPr>
-          <w:rFonts w:ascii="Courier New" w:eastAsia="Courier New" w:hAnsi="Courier New" w:cs="Courier New"/>
-          <w:sz w:val="16"/>
-          <w:szCs w:val="16"/>
-        </w:rPr>
-        <w:t xml:space="preserve"> = MAX_CHANNELS;</w:t>
-      </w:r>
-    </w:p>
-    <w:p>
-      <w:pPr>
-        <w:spacing w:line="240" w:lineRule="auto"/>
-        <w:ind w:left="431"/>
-      </w:pPr>
-    </w:p>
-    <w:p>
-      <w:pPr>
-        <w:spacing w:line="240" w:lineRule="auto"/>
-        <w:ind w:left="431"/>
-      </w:pPr>
-      <w:r>
-        <w:rPr>
-          <w:rFonts w:ascii="Courier New" w:eastAsia="Courier New" w:hAnsi="Courier New" w:cs="Courier New"/>
-          <w:sz w:val="16"/>
-          <w:szCs w:val="16"/>
-        </w:rPr>
-        <w:t xml:space="preserve">    </w:t>
-      </w:r>
-      <w:proofErr w:type="spellStart"/>
-      <w:r>
-        <w:rPr>
-          <w:rFonts w:ascii="Courier New" w:eastAsia="Courier New" w:hAnsi="Courier New" w:cs="Courier New"/>
-          <w:sz w:val="16"/>
-          <w:szCs w:val="16"/>
-        </w:rPr>
-        <w:t>for</w:t>
-      </w:r>
-      <w:proofErr w:type="spellEnd"/>
-      <w:r>
-        <w:rPr>
-          <w:rFonts w:ascii="Courier New" w:eastAsia="Courier New" w:hAnsi="Courier New" w:cs="Courier New"/>
-          <w:sz w:val="16"/>
-          <w:szCs w:val="16"/>
-        </w:rPr>
-        <w:t xml:space="preserve"> (</w:t>
-      </w:r>
-      <w:proofErr w:type="spellStart"/>
-      <w:r>
-        <w:rPr>
-          <w:rFonts w:ascii="Courier New" w:eastAsia="Courier New" w:hAnsi="Courier New" w:cs="Courier New"/>
-          <w:sz w:val="16"/>
-          <w:szCs w:val="16"/>
-        </w:rPr>
-        <w:t>int</w:t>
-      </w:r>
-      <w:proofErr w:type="spellEnd"/>
-      <w:r>
-        <w:rPr>
-          <w:rFonts w:ascii="Courier New" w:eastAsia="Courier New" w:hAnsi="Courier New" w:cs="Courier New"/>
-          <w:sz w:val="16"/>
-          <w:szCs w:val="16"/>
-        </w:rPr>
-        <w:t xml:space="preserve"> i = 0; i &lt; </w:t>
-      </w:r>
-      <w:proofErr w:type="spellStart"/>
-      <w:r>
-        <w:rPr>
-          <w:rFonts w:ascii="Courier New" w:eastAsia="Courier New" w:hAnsi="Courier New" w:cs="Courier New"/>
-          <w:sz w:val="16"/>
-          <w:szCs w:val="16"/>
-        </w:rPr>
-        <w:t>sensorCount</w:t>
-      </w:r>
-      <w:proofErr w:type="spellEnd"/>
-      <w:r>
-        <w:rPr>
-          <w:rFonts w:ascii="Courier New" w:eastAsia="Courier New" w:hAnsi="Courier New" w:cs="Courier New"/>
-          <w:sz w:val="16"/>
-          <w:szCs w:val="16"/>
-        </w:rPr>
-        <w:t>; i++) {</w:t>
-      </w:r>
-    </w:p>
-    <w:p>
-      <w:pPr>
-        <w:spacing w:line="240" w:lineRule="auto"/>
-        <w:ind w:left="431"/>
-      </w:pPr>
-      <w:r>
-        <w:rPr>
-          <w:rFonts w:ascii="Courier New" w:eastAsia="Courier New" w:hAnsi="Courier New" w:cs="Courier New"/>
-          <w:sz w:val="16"/>
-          <w:szCs w:val="16"/>
-        </w:rPr>
-        <w:t xml:space="preserve">      </w:t>
-      </w:r>
-      <w:proofErr w:type="spellStart"/>
-      <w:r>
-        <w:rPr>
-          <w:rFonts w:ascii="Courier New" w:eastAsia="Courier New" w:hAnsi="Courier New" w:cs="Courier New"/>
-          <w:sz w:val="16"/>
-          <w:szCs w:val="16"/>
-        </w:rPr>
-        <w:t>if</w:t>
-      </w:r>
-      <w:proofErr w:type="spellEnd"/>
-      <w:r>
-        <w:rPr>
-          <w:rFonts w:ascii="Courier New" w:eastAsia="Courier New" w:hAnsi="Courier New" w:cs="Courier New"/>
-          <w:sz w:val="16"/>
-          <w:szCs w:val="16"/>
-        </w:rPr>
-        <w:t xml:space="preserve"> (</w:t>
-      </w:r>
-      <w:proofErr w:type="spellStart"/>
-      <w:proofErr w:type="gramStart"/>
-      <w:r>
-        <w:rPr>
-          <w:rFonts w:ascii="Courier New" w:eastAsia="Courier New" w:hAnsi="Courier New" w:cs="Courier New"/>
-          <w:sz w:val="16"/>
-          <w:szCs w:val="16"/>
-        </w:rPr>
-        <w:t>sensors.getAddress</w:t>
-      </w:r>
-      <w:proofErr w:type="spellEnd"/>
-      <w:proofErr w:type="gramEnd"/>
-      <w:r>
-        <w:rPr>
-          <w:rFonts w:ascii="Courier New" w:eastAsia="Courier New" w:hAnsi="Courier New" w:cs="Courier New"/>
-          <w:sz w:val="16"/>
-          <w:szCs w:val="16"/>
-        </w:rPr>
-        <w:t>(</w:t>
-      </w:r>
-      <w:proofErr w:type="spellStart"/>
-      <w:r>
-        <w:rPr>
-          <w:rFonts w:ascii="Courier New" w:eastAsia="Courier New" w:hAnsi="Courier New" w:cs="Courier New"/>
-          <w:sz w:val="16"/>
-          <w:szCs w:val="16"/>
-        </w:rPr>
-        <w:t>sensorAddresses</w:t>
-      </w:r>
-      <w:proofErr w:type="spellEnd"/>
-      <w:r>
-        <w:rPr>
-          <w:rFonts w:ascii="Courier New" w:eastAsia="Courier New" w:hAnsi="Courier New" w:cs="Courier New"/>
-          <w:sz w:val="16"/>
-          <w:szCs w:val="16"/>
-        </w:rPr>
-        <w:t>[i], i)) {</w:t>
-      </w:r>
-    </w:p>
-    <w:p>
-      <w:pPr>
-        <w:spacing w:line="240" w:lineRule="auto"/>
-        <w:ind w:left="431"/>
-      </w:pPr>
-      <w:r>
-        <w:rPr>
-          <w:rFonts w:ascii="Courier New" w:eastAsia="Courier New" w:hAnsi="Courier New" w:cs="Courier New"/>
-          <w:sz w:val="16"/>
-          <w:szCs w:val="16"/>
-        </w:rPr>
-        <w:t xml:space="preserve">        </w:t>
-      </w:r>
-      <w:proofErr w:type="spellStart"/>
-      <w:proofErr w:type="gramStart"/>
-      <w:r>
-        <w:rPr>
-          <w:rFonts w:ascii="Courier New" w:eastAsia="Courier New" w:hAnsi="Courier New" w:cs="Courier New"/>
-          <w:sz w:val="16"/>
-          <w:szCs w:val="16"/>
-        </w:rPr>
-        <w:t>sensors.setResolution</w:t>
-      </w:r>
-      <w:proofErr w:type="spellEnd"/>
-      <w:proofErr w:type="gramEnd"/>
-      <w:r>
-        <w:rPr>
-          <w:rFonts w:ascii="Courier New" w:eastAsia="Courier New" w:hAnsi="Courier New" w:cs="Courier New"/>
-          <w:sz w:val="16"/>
-          <w:szCs w:val="16"/>
-        </w:rPr>
-        <w:t>(</w:t>
-      </w:r>
-      <w:proofErr w:type="spellStart"/>
-      <w:r>
-        <w:rPr>
-          <w:rFonts w:ascii="Courier New" w:eastAsia="Courier New" w:hAnsi="Courier New" w:cs="Courier New"/>
-          <w:sz w:val="16"/>
-          <w:szCs w:val="16"/>
-        </w:rPr>
-        <w:t>sensorAddresses</w:t>
-      </w:r>
-      <w:proofErr w:type="spellEnd"/>
-      <w:r>
-        <w:rPr>
-          <w:rFonts w:ascii="Courier New" w:eastAsia="Courier New" w:hAnsi="Courier New" w:cs="Courier New"/>
-          <w:sz w:val="16"/>
-          <w:szCs w:val="16"/>
-        </w:rPr>
-        <w:t>[i], SENSOR_RESOLUTION);</w:t>
-      </w:r>
-    </w:p>
-    <w:p>
-      <w:pPr>
-        <w:spacing w:line="240" w:lineRule="auto"/>
-        <w:ind w:left="431"/>
-      </w:pPr>
-      <w:r>
-        <w:rPr>
-          <w:rFonts w:ascii="Courier New" w:eastAsia="Courier New" w:hAnsi="Courier New" w:cs="Courier New"/>
-          <w:sz w:val="16"/>
-          <w:szCs w:val="16"/>
-        </w:rPr>
-        <w:t xml:space="preserve">// ... (200 líneas </w:t>
-      </w:r>
-      <w:proofErr w:type="gramStart"/>
-      <w:r>
-        <w:rPr>
-          <w:rFonts w:ascii="Courier New" w:eastAsia="Courier New" w:hAnsi="Courier New" w:cs="Courier New"/>
-          <w:sz w:val="16"/>
-          <w:szCs w:val="16"/>
-        </w:rPr>
-        <w:t>omitidas)&lt;</w:t>
-      </w:r>
-      <w:proofErr w:type="gramEnd"/>
-      <w:r>
-        <w:rPr>
-          <w:rFonts w:ascii="Courier New" w:eastAsia="Courier New" w:hAnsi="Courier New" w:cs="Courier New"/>
-          <w:sz w:val="16"/>
-          <w:szCs w:val="16"/>
-        </w:rPr>
-        <w:t>/</w:t>
-      </w:r>
-      <w:proofErr w:type="spellStart"/>
-      <w:r>
-        <w:rPr>
-          <w:rFonts w:ascii="Courier New" w:eastAsia="Courier New" w:hAnsi="Courier New" w:cs="Courier New"/>
-          <w:sz w:val="16"/>
-          <w:szCs w:val="16"/>
-        </w:rPr>
-        <w:t>code</w:t>
-      </w:r>
-      <w:proofErr w:type="spellEnd"/>
-      <w:r>
-        <w:rPr>
-          <w:rFonts w:ascii="Courier New" w:eastAsia="Courier New" w:hAnsi="Courier New" w:cs="Courier New"/>
-          <w:sz w:val="16"/>
-          <w:szCs w:val="16"/>
-        </w:rPr>
-        <w:t>&gt;</w:t>
-      </w:r>
-    </w:p>
-    <w:p>
-      <w:pPr>
-        <w:spacing w:after="200"/>
-      </w:pPr>
-    </w:p>
-    <w:p>
-      <w:r>
-        <w:lastRenderedPageBreak/>
-        <w:br w:type="page"/>
+      <w:r>
+        <w:t>El código fuente completo del firmware (funcional_remoto_modular_.ino, mqtt_manager.cpp y sensor_core.cpp), junto con el resto del sistema, se conserva como material complementario y queda a disposición del tribunal para su consulta.</w:t>
       </w:r>
     </w:p>
     <w:p>

--- a/tesis-smarttemp-final.docx
+++ b/tesis-smarttemp-final.docx
@@ -176,9 +176,9 @@
                           <a:avLst/>
                           <a:gdLst>
                             <a:gd name="textAreaLeft" fmla="*/ 0 w 3083400"/>
-                            <a:gd name="textAreaRight" fmla="*/ 3083760 w 3083400"/>
+                            <a:gd name="textAreaRight" fmla="*/ 3084120 w 3083400"/>
                             <a:gd name="textAreaTop" fmla="*/ 0 h 720"/>
-                            <a:gd name="textAreaBottom" fmla="*/ 1080 h 720"/>
+                            <a:gd name="textAreaBottom" fmla="*/ 1440 h 720"/>
                           </a:gdLst>
                           <a:ahLst/>
                           <a:cxnLst/>
@@ -1218,7 +1218,7 @@
               </w:rPr>
               <w:t>1. Introducción</w:t>
               <w:tab/>
-              <w:t>10</w:t>
+              <w:t>9</w:t>
             </w:r>
           </w:hyperlink>
         </w:p>
@@ -1239,7 +1239,7 @@
               </w:rPr>
               <w:t>1.1 Planteamiento del problema</w:t>
               <w:tab/>
-              <w:t>11</w:t>
+              <w:t>10</w:t>
             </w:r>
           </w:hyperlink>
         </w:p>
@@ -1260,7 +1260,7 @@
               </w:rPr>
               <w:t>1.2 Justificación</w:t>
               <w:tab/>
-              <w:t>11</w:t>
+              <w:t>10</w:t>
             </w:r>
           </w:hyperlink>
         </w:p>
@@ -1281,7 +1281,7 @@
               </w:rPr>
               <w:t>1.3 Objetivos</w:t>
               <w:tab/>
-              <w:t>12</w:t>
+              <w:t>11</w:t>
             </w:r>
           </w:hyperlink>
         </w:p>
@@ -1302,7 +1302,7 @@
               </w:rPr>
               <w:t>1.4 Alcance y limitaciones</w:t>
               <w:tab/>
-              <w:t>13</w:t>
+              <w:t>12</w:t>
             </w:r>
           </w:hyperlink>
         </w:p>
@@ -1323,7 +1323,7 @@
               </w:rPr>
               <w:t>1.5 Organización del documento</w:t>
               <w:tab/>
-              <w:t>13</w:t>
+              <w:t>12</w:t>
             </w:r>
           </w:hyperlink>
         </w:p>
@@ -1344,7 +1344,7 @@
               </w:rPr>
               <w:t>2. Marco Teórico</w:t>
               <w:tab/>
-              <w:t>15</w:t>
+              <w:t>14</w:t>
             </w:r>
           </w:hyperlink>
         </w:p>
@@ -1365,7 +1365,7 @@
               </w:rPr>
               <w:t>2.1 Cadena de frío en laboratorios de biología molecular</w:t>
               <w:tab/>
-              <w:t>15</w:t>
+              <w:t>14</w:t>
             </w:r>
           </w:hyperlink>
         </w:p>
@@ -1386,7 +1386,7 @@
               </w:rPr>
               <w:t>2.2 Internet de las Cosas (IoT) aplicado a salud</w:t>
               <w:tab/>
-              <w:t>17</w:t>
+              <w:t>16</w:t>
             </w:r>
           </w:hyperlink>
         </w:p>
@@ -1407,7 +1407,7 @@
               </w:rPr>
               <w:t>2.3 Protocolos de comunicación</w:t>
               <w:tab/>
-              <w:t>18</w:t>
+              <w:t>17</w:t>
             </w:r>
           </w:hyperlink>
         </w:p>
@@ -1441,7 +1441,7 @@
                 <w:rStyle w:val="IndexLink"/>
               </w:rPr>
               <w:tab/>
-              <w:t>20</w:t>
+              <w:t>19</w:t>
             </w:r>
           </w:hyperlink>
         </w:p>
@@ -1475,7 +1475,7 @@
                 <w:rStyle w:val="IndexLink"/>
               </w:rPr>
               <w:tab/>
-              <w:t>21</w:t>
+              <w:t>20</w:t>
             </w:r>
           </w:hyperlink>
         </w:p>
@@ -1496,7 +1496,7 @@
               </w:rPr>
               <w:t>2.6 Estado del arte</w:t>
               <w:tab/>
-              <w:t>22</w:t>
+              <w:t>21</w:t>
             </w:r>
           </w:hyperlink>
         </w:p>
@@ -1517,7 +1517,7 @@
               </w:rPr>
               <w:t>2.7 Metodologías de desarrollo de sistemas IoT</w:t>
               <w:tab/>
-              <w:t>25</w:t>
+              <w:t>24</w:t>
             </w:r>
           </w:hyperlink>
         </w:p>
@@ -1538,7 +1538,7 @@
               </w:rPr>
               <w:t>3. Marco Metodológico</w:t>
               <w:tab/>
-              <w:t>27</w:t>
+              <w:t>26</w:t>
             </w:r>
           </w:hyperlink>
         </w:p>
@@ -1559,7 +1559,7 @@
               </w:rPr>
               <w:t>3.1 Tipo de estudio</w:t>
               <w:tab/>
-              <w:t>27</w:t>
+              <w:t>26</w:t>
             </w:r>
           </w:hyperlink>
         </w:p>
@@ -1580,7 +1580,7 @@
               </w:rPr>
               <w:t>3.2 Población y muestra</w:t>
               <w:tab/>
-              <w:t>27</w:t>
+              <w:t>26</w:t>
             </w:r>
           </w:hyperlink>
         </w:p>
@@ -1601,7 +1601,7 @@
               </w:rPr>
               <w:t>3.3 Materiales</w:t>
               <w:tab/>
-              <w:t>28</w:t>
+              <w:t>27</w:t>
             </w:r>
           </w:hyperlink>
         </w:p>
@@ -1622,7 +1622,7 @@
               </w:rPr>
               <w:t>3.4 Metodología de desarrollo</w:t>
               <w:tab/>
-              <w:t>29</w:t>
+              <w:t>28</w:t>
             </w:r>
           </w:hyperlink>
         </w:p>
@@ -1643,7 +1643,7 @@
               </w:rPr>
               <w:t>3.5 Instrumentos de recolección de datos</w:t>
               <w:tab/>
-              <w:t>31</w:t>
+              <w:t>30</w:t>
             </w:r>
           </w:hyperlink>
         </w:p>
@@ -1664,7 +1664,7 @@
               </w:rPr>
               <w:t>3.6 Criterios de aceptación</w:t>
               <w:tab/>
-              <w:t>32</w:t>
+              <w:t>31</w:t>
             </w:r>
           </w:hyperlink>
         </w:p>
@@ -1685,7 +1685,7 @@
               </w:rPr>
               <w:t>4. Diseño e Implementación del Sistema</w:t>
               <w:tab/>
-              <w:t>34</w:t>
+              <w:t>33</w:t>
             </w:r>
           </w:hyperlink>
         </w:p>
@@ -1706,7 +1706,7 @@
               </w:rPr>
               <w:t>4.1 Arquitectura general del sistema</w:t>
               <w:tab/>
-              <w:t>34</w:t>
+              <w:t>33</w:t>
             </w:r>
           </w:hyperlink>
         </w:p>
@@ -1727,7 +1727,7 @@
               </w:rPr>
               <w:t>4.2 Capa de percepción: Firmware ESP8266</w:t>
               <w:tab/>
-              <w:t>34</w:t>
+              <w:t>33</w:t>
             </w:r>
           </w:hyperlink>
         </w:p>
@@ -1761,7 +1761,7 @@
                 <w:rStyle w:val="IndexLink"/>
               </w:rPr>
               <w:tab/>
-              <w:t>37</w:t>
+              <w:t>36</w:t>
             </w:r>
           </w:hyperlink>
         </w:p>
@@ -1782,7 +1782,7 @@
               </w:rPr>
               <w:t>4.4 Capa de aplicación: Frontend Web</w:t>
               <w:tab/>
-              <w:t>40</w:t>
+              <w:t>39</w:t>
             </w:r>
           </w:hyperlink>
         </w:p>
@@ -1803,7 +1803,7 @@
               </w:rPr>
               <w:t>5. Resultados y Evaluación</w:t>
               <w:tab/>
-              <w:t>42</w:t>
+              <w:t>41</w:t>
             </w:r>
           </w:hyperlink>
         </w:p>
@@ -1824,7 +1824,7 @@
               </w:rPr>
               <w:t>5.1 Sistema desplegado</w:t>
               <w:tab/>
-              <w:t>42</w:t>
+              <w:t>41</w:t>
             </w:r>
           </w:hyperlink>
         </w:p>
@@ -1845,7 +1845,7 @@
               </w:rPr>
               <w:t>5.2 Evaluación de precisión de medición (CA-1)</w:t>
               <w:tab/>
-              <w:t>43</w:t>
+              <w:t>42</w:t>
             </w:r>
           </w:hyperlink>
         </w:p>
@@ -1866,7 +1866,7 @@
               </w:rPr>
               <w:t>5.3 Disponibilidad del sistema (CA-2)</w:t>
               <w:tab/>
-              <w:t>45</w:t>
+              <w:t>44</w:t>
             </w:r>
           </w:hyperlink>
         </w:p>
@@ -1887,7 +1887,7 @@
               </w:rPr>
               <w:t>5.4 Frecuencia de medición (CA-3)</w:t>
               <w:tab/>
-              <w:t>48</w:t>
+              <w:t>47</w:t>
             </w:r>
           </w:hyperlink>
         </w:p>
@@ -1908,7 +1908,7 @@
               </w:rPr>
               <w:t>5.5 Detección de excursiones de temperatura (CA-4)</w:t>
               <w:tab/>
-              <w:t>48</w:t>
+              <w:t>47</w:t>
             </w:r>
           </w:hyperlink>
         </w:p>
@@ -1929,7 +1929,7 @@
               </w:rPr>
               <w:t>5.6 Gestión offline y recuperación (CA-6, CA-7)</w:t>
               <w:tab/>
-              <w:t>49</w:t>
+              <w:t>48</w:t>
             </w:r>
           </w:hyperlink>
         </w:p>
@@ -1950,7 +1950,7 @@
               </w:rPr>
               <w:t>5.7 Conexión WiFi (CA-8)</w:t>
               <w:tab/>
-              <w:t>50</w:t>
+              <w:t>49</w:t>
             </w:r>
           </w:hyperlink>
         </w:p>
@@ -1971,7 +1971,7 @@
               </w:rPr>
               <w:t>5.8 Modos de funcionamiento y configuración remota</w:t>
               <w:tab/>
-              <w:t>50</w:t>
+              <w:t>49</w:t>
             </w:r>
           </w:hyperlink>
         </w:p>
@@ -1992,7 +1992,7 @@
               </w:rPr>
               <w:t>5.9 Sistema de alertas y notificaciones WhatsApp</w:t>
               <w:tab/>
-              <w:t>51</w:t>
+              <w:t>50</w:t>
             </w:r>
           </w:hyperlink>
         </w:p>
@@ -2013,7 +2013,7 @@
               </w:rPr>
               <w:t>5.10 Trazabilidad y auditoría</w:t>
               <w:tab/>
-              <w:t>53</w:t>
+              <w:t>52</w:t>
             </w:r>
           </w:hyperlink>
         </w:p>
@@ -2034,7 +2034,7 @@
               </w:rPr>
               <w:t>5.11 Comparación con soluciones comerciales</w:t>
               <w:tab/>
-              <w:t>54</w:t>
+              <w:t>53</w:t>
             </w:r>
           </w:hyperlink>
         </w:p>
@@ -2055,7 +2055,7 @@
               </w:rPr>
               <w:t>5.12 Validación de criterios de aceptación</w:t>
               <w:tab/>
-              <w:t>54</w:t>
+              <w:t>53</w:t>
             </w:r>
           </w:hyperlink>
         </w:p>
@@ -2076,7 +2076,7 @@
               </w:rPr>
               <w:t>6. Discusión</w:t>
               <w:tab/>
-              <w:t>56</w:t>
+              <w:t>55</w:t>
             </w:r>
           </w:hyperlink>
         </w:p>
@@ -2097,7 +2097,7 @@
               </w:rPr>
               <w:t>6.1 Análisis de resultados vs. objetivos planteados</w:t>
               <w:tab/>
-              <w:t>56</w:t>
+              <w:t>55</w:t>
             </w:r>
           </w:hyperlink>
         </w:p>
@@ -2118,7 +2118,7 @@
               </w:rPr>
               <w:t>6.2 Hallazgo principal: detección de anomalía térmica</w:t>
               <w:tab/>
-              <w:t>57</w:t>
+              <w:t>56</w:t>
             </w:r>
           </w:hyperlink>
         </w:p>
@@ -2139,7 +2139,7 @@
               </w:rPr>
               <w:t>6.3 Análisis del Bland-Altman en el contexto de la cámara</w:t>
               <w:tab/>
-              <w:t>57</w:t>
+              <w:t>56</w:t>
             </w:r>
           </w:hyperlink>
         </w:p>
@@ -2160,7 +2160,7 @@
               </w:rPr>
               <w:t>6.4 Disponibilidad: contexto de la evaluación</w:t>
               <w:tab/>
-              <w:t>57</w:t>
+              <w:t>56</w:t>
             </w:r>
           </w:hyperlink>
         </w:p>
@@ -2181,7 +2181,7 @@
               </w:rPr>
               <w:t>6.5 Gestión offline: diferenciador principal</w:t>
               <w:tab/>
-              <w:t>58</w:t>
+              <w:t>57</w:t>
             </w:r>
           </w:hyperlink>
         </w:p>
@@ -2202,7 +2202,7 @@
               </w:rPr>
               <w:t>6.6 Problemas encontrados durante la implementación</w:t>
               <w:tab/>
-              <w:t>58</w:t>
+              <w:t>57</w:t>
             </w:r>
           </w:hyperlink>
         </w:p>
@@ -2223,7 +2223,7 @@
               </w:rPr>
               <w:t>6.7 Lecciones aprendidas</w:t>
               <w:tab/>
-              <w:t>58</w:t>
+              <w:t>57</w:t>
             </w:r>
           </w:hyperlink>
         </w:p>
@@ -2244,7 +2244,7 @@
               </w:rPr>
               <w:t>6.8 Limitaciones del estudio</w:t>
               <w:tab/>
-              <w:t>59</w:t>
+              <w:t>58</w:t>
             </w:r>
           </w:hyperlink>
         </w:p>
@@ -2265,7 +2265,7 @@
               </w:rPr>
               <w:t>7. Conclusiones y Trabajo Futuro</w:t>
               <w:tab/>
-              <w:t>60</w:t>
+              <w:t>59</w:t>
             </w:r>
           </w:hyperlink>
         </w:p>
@@ -2286,7 +2286,7 @@
               </w:rPr>
               <w:t>7.1 Conclusiones</w:t>
               <w:tab/>
-              <w:t>60</w:t>
+              <w:t>59</w:t>
             </w:r>
           </w:hyperlink>
         </w:p>
@@ -2307,7 +2307,7 @@
               </w:rPr>
               <w:t>7.2 Trabajo futuro</w:t>
               <w:tab/>
-              <w:t>61</w:t>
+              <w:t>60</w:t>
             </w:r>
           </w:hyperlink>
         </w:p>
@@ -2328,7 +2328,7 @@
               </w:rPr>
               <w:t>Referencias Bibliográficas</w:t>
               <w:tab/>
-              <w:t>62</w:t>
+              <w:t>61</w:t>
             </w:r>
           </w:hyperlink>
         </w:p>
@@ -2349,7 +2349,7 @@
               </w:rPr>
               <w:t>Anexo A: Código Fuente del Firmware ESP8266 y Esquema Electrónico</w:t>
               <w:tab/>
-              <w:t>65</w:t>
+              <w:t>64</w:t>
             </w:r>
           </w:hyperlink>
         </w:p>
@@ -2370,7 +2370,7 @@
               </w:rPr>
               <w:t>Anexo B: Diagramas de Flujo del Proceso y Arquitectura del Sistema</w:t>
               <w:tab/>
-              <w:t>67</w:t>
+              <w:t>66</w:t>
             </w:r>
           </w:hyperlink>
         </w:p>
@@ -2391,7 +2391,7 @@
               </w:rPr>
               <w:t>Anexo C: Esquema de Base de Datos y Diagramas UML</w:t>
               <w:tab/>
-              <w:t>69</w:t>
+              <w:t>68</w:t>
             </w:r>
           </w:hyperlink>
         </w:p>
@@ -2412,7 +2412,7 @@
               </w:rPr>
               <w:t>Anexo D: Capturas de Pantalla del Sistema</w:t>
               <w:tab/>
-              <w:t>71</w:t>
+              <w:t>70</w:t>
             </w:r>
           </w:hyperlink>
         </w:p>
@@ -2433,7 +2433,7 @@
               </w:rPr>
               <w:t>Anexo E: Presupuesto del Sistema</w:t>
               <w:tab/>
-              <w:t>72</w:t>
+              <w:t>71</w:t>
             </w:r>
           </w:hyperlink>
         </w:p>
@@ -2454,7 +2454,7 @@
               </w:rPr>
               <w:t>Anexo F: Normativa Aplicable</w:t>
               <w:tab/>
-              <w:t>73</w:t>
+              <w:t>72</w:t>
             </w:r>
           </w:hyperlink>
         </w:p>
@@ -2475,7 +2475,7 @@
               </w:rPr>
               <w:t>Anexo G: Detección Automática de Anomalías Térmicas</w:t>
               <w:tab/>
-              <w:t>76</w:t>
+              <w:t>75</w:t>
             </w:r>
           </w:hyperlink>
           <w:r>
@@ -2557,7 +2557,7 @@
               </w:rPr>
               <w:t>Figura 1. Arquitectura general del sistema SmartTemp basada en el modelo IoT de tres capas.</w:t>
               <w:tab/>
-              <w:t>34</w:t>
+              <w:t>33</w:t>
             </w:r>
           </w:hyperlink>
         </w:p>
@@ -2578,7 +2578,7 @@
               </w:rPr>
               <w:t>Figura 2. Notificación de alerta recibida por WhatsApp (desconexión y reconexión de sensores con temperatura y tiempo offline).</w:t>
               <w:tab/>
-              <w:t>52</w:t>
+              <w:t>51</w:t>
             </w:r>
           </w:hyperlink>
         </w:p>
@@ -2599,7 +2599,7 @@
               </w:rPr>
               <w:t>Figura 3. Notificación de alerta recibida por email (fallback) con detalle del evento, sensor, sector y último dato registrado.</w:t>
               <w:tab/>
-              <w:t>52</w:t>
+              <w:t>51</w:t>
             </w:r>
           </w:hyperlink>
           <w:r>
@@ -2996,7 +2996,7 @@
               </w:rPr>
               <w:t>Tabla 16. Métricas de confiabilidad (MTBF/MTTR): operación estable y período completo.</w:t>
               <w:tab/>
-              <w:t>45</w:t>
+              <w:t>46</w:t>
             </w:r>
           </w:hyperlink>
         </w:p>
@@ -3017,7 +3017,7 @@
               </w:rPr>
               <w:t>Tabla 17. Frecuencia de medición durante todo el período.</w:t>
               <w:tab/>
-              <w:t>46</w:t>
+              <w:t>47</w:t>
             </w:r>
           </w:hyperlink>
         </w:p>
@@ -3122,7 +3122,7 @@
               </w:rPr>
               <w:t>Tabla 22. Reinicios del servidor VPS durante el período de evaluación.</w:t>
               <w:tab/>
-              <w:t>49</w:t>
+              <w:t>50</w:t>
             </w:r>
           </w:hyperlink>
         </w:p>
@@ -3206,7 +3206,7 @@
               </w:rPr>
               <w:t>Tabla 26. Comparación de SmartTemp con soluciones comerciales.</w:t>
               <w:tab/>
-              <w:t>52</w:t>
+              <w:t>53</w:t>
             </w:r>
           </w:hyperlink>
         </w:p>
@@ -3227,7 +3227,7 @@
               </w:rPr>
               <w:t>Tabla 27. Evaluación final de criterios de aceptación.</w:t>
               <w:tab/>
-              <w:t>53</w:t>
+              <w:t>54</w:t>
             </w:r>
           </w:hyperlink>
           <w:r>
@@ -5275,16 +5275,16 @@
         <w:tblLook w:val="0000" w:noHBand="0" w:noVBand="0" w:firstColumn="0" w:lastRow="0" w:lastColumn="0" w:firstRow="0"/>
       </w:tblPr>
       <w:tblGrid>
-        <w:gridCol w:w="1671"/>
+        <w:gridCol w:w="1670"/>
         <w:gridCol w:w="2472"/>
         <w:gridCol w:w="2755"/>
-        <w:gridCol w:w="2128"/>
+        <w:gridCol w:w="2129"/>
       </w:tblGrid>
       <w:tr>
         <w:trPr/>
         <w:tc>
           <w:tcPr>
-            <w:tcW w:w="1671" w:type="dxa"/>
+            <w:tcW w:w="1670" w:type="dxa"/>
             <w:tcBorders>
               <w:top w:val="single" w:sz="4" w:space="0" w:color="000000"/>
               <w:start w:val="single" w:sz="4" w:space="0" w:color="000000"/>
@@ -5365,7 +5365,7 @@
         </w:tc>
         <w:tc>
           <w:tcPr>
-            <w:tcW w:w="2128" w:type="dxa"/>
+            <w:tcW w:w="2129" w:type="dxa"/>
             <w:tcBorders>
               <w:top w:val="single" w:sz="4" w:space="0" w:color="000000"/>
               <w:start w:val="single" w:sz="4" w:space="0" w:color="000000"/>
@@ -5395,7 +5395,7 @@
         <w:trPr/>
         <w:tc>
           <w:tcPr>
-            <w:tcW w:w="1671" w:type="dxa"/>
+            <w:tcW w:w="1670" w:type="dxa"/>
             <w:tcBorders>
               <w:top w:val="single" w:sz="4" w:space="0" w:color="000000"/>
               <w:start w:val="single" w:sz="4" w:space="0" w:color="000000"/>
@@ -5464,7 +5464,7 @@
         </w:tc>
         <w:tc>
           <w:tcPr>
-            <w:tcW w:w="2128" w:type="dxa"/>
+            <w:tcW w:w="2129" w:type="dxa"/>
             <w:tcBorders>
               <w:top w:val="single" w:sz="4" w:space="0" w:color="000000"/>
               <w:start w:val="single" w:sz="4" w:space="0" w:color="000000"/>
@@ -5493,7 +5493,7 @@
         <w:trPr/>
         <w:tc>
           <w:tcPr>
-            <w:tcW w:w="1671" w:type="dxa"/>
+            <w:tcW w:w="1670" w:type="dxa"/>
             <w:tcBorders>
               <w:top w:val="single" w:sz="4" w:space="0" w:color="000000"/>
               <w:start w:val="single" w:sz="4" w:space="0" w:color="000000"/>
@@ -5573,7 +5573,7 @@
         </w:tc>
         <w:tc>
           <w:tcPr>
-            <w:tcW w:w="2128" w:type="dxa"/>
+            <w:tcW w:w="2129" w:type="dxa"/>
             <w:tcBorders>
               <w:top w:val="single" w:sz="4" w:space="0" w:color="000000"/>
               <w:start w:val="single" w:sz="4" w:space="0" w:color="000000"/>
@@ -5599,7 +5599,7 @@
         <w:trPr/>
         <w:tc>
           <w:tcPr>
-            <w:tcW w:w="1671" w:type="dxa"/>
+            <w:tcW w:w="1670" w:type="dxa"/>
             <w:tcBorders>
               <w:top w:val="single" w:sz="4" w:space="0" w:color="000000"/>
               <w:start w:val="single" w:sz="4" w:space="0" w:color="000000"/>
@@ -5675,7 +5675,7 @@
         </w:tc>
         <w:tc>
           <w:tcPr>
-            <w:tcW w:w="2128" w:type="dxa"/>
+            <w:tcW w:w="2129" w:type="dxa"/>
             <w:tcBorders>
               <w:top w:val="single" w:sz="4" w:space="0" w:color="000000"/>
               <w:start w:val="single" w:sz="4" w:space="0" w:color="000000"/>
@@ -5701,7 +5701,7 @@
         <w:trPr/>
         <w:tc>
           <w:tcPr>
-            <w:tcW w:w="1671" w:type="dxa"/>
+            <w:tcW w:w="1670" w:type="dxa"/>
             <w:tcBorders>
               <w:top w:val="single" w:sz="4" w:space="0" w:color="000000"/>
               <w:start w:val="single" w:sz="4" w:space="0" w:color="000000"/>
@@ -5770,7 +5770,7 @@
         </w:tc>
         <w:tc>
           <w:tcPr>
-            <w:tcW w:w="2128" w:type="dxa"/>
+            <w:tcW w:w="2129" w:type="dxa"/>
             <w:tcBorders>
               <w:top w:val="single" w:sz="4" w:space="0" w:color="000000"/>
               <w:start w:val="single" w:sz="4" w:space="0" w:color="000000"/>
@@ -5796,7 +5796,7 @@
         <w:trPr/>
         <w:tc>
           <w:tcPr>
-            <w:tcW w:w="1671" w:type="dxa"/>
+            <w:tcW w:w="1670" w:type="dxa"/>
             <w:tcBorders>
               <w:top w:val="single" w:sz="4" w:space="0" w:color="000000"/>
               <w:start w:val="single" w:sz="4" w:space="0" w:color="000000"/>
@@ -5872,7 +5872,7 @@
         </w:tc>
         <w:tc>
           <w:tcPr>
-            <w:tcW w:w="2128" w:type="dxa"/>
+            <w:tcW w:w="2129" w:type="dxa"/>
             <w:tcBorders>
               <w:top w:val="single" w:sz="4" w:space="0" w:color="000000"/>
               <w:start w:val="single" w:sz="4" w:space="0" w:color="000000"/>
@@ -6817,9 +6817,9 @@
         <w:gridCol w:w="1664"/>
         <w:gridCol w:w="1510"/>
         <w:gridCol w:w="1236"/>
-        <w:gridCol w:w="1478"/>
+        <w:gridCol w:w="1477"/>
         <w:gridCol w:w="1248"/>
-        <w:gridCol w:w="1890"/>
+        <w:gridCol w:w="1891"/>
       </w:tblGrid>
       <w:tr>
         <w:trPr/>
@@ -6906,7 +6906,7 @@
         </w:tc>
         <w:tc>
           <w:tcPr>
-            <w:tcW w:w="1478" w:type="dxa"/>
+            <w:tcW w:w="1477" w:type="dxa"/>
             <w:tcBorders>
               <w:top w:val="single" w:sz="4" w:space="0" w:color="000000"/>
               <w:start w:val="single" w:sz="4" w:space="0" w:color="000000"/>
@@ -6960,7 +6960,7 @@
         </w:tc>
         <w:tc>
           <w:tcPr>
-            <w:tcW w:w="1890" w:type="dxa"/>
+            <w:tcW w:w="1891" w:type="dxa"/>
             <w:tcBorders>
               <w:top w:val="single" w:sz="4" w:space="0" w:color="000000"/>
               <w:start w:val="single" w:sz="4" w:space="0" w:color="000000"/>
@@ -7059,7 +7059,7 @@
         </w:tc>
         <w:tc>
           <w:tcPr>
-            <w:tcW w:w="1478" w:type="dxa"/>
+            <w:tcW w:w="1477" w:type="dxa"/>
             <w:tcBorders>
               <w:top w:val="single" w:sz="4" w:space="0" w:color="000000"/>
               <w:start w:val="single" w:sz="4" w:space="0" w:color="000000"/>
@@ -7105,7 +7105,7 @@
         </w:tc>
         <w:tc>
           <w:tcPr>
-            <w:tcW w:w="1890" w:type="dxa"/>
+            <w:tcW w:w="1891" w:type="dxa"/>
             <w:tcBorders>
               <w:top w:val="single" w:sz="4" w:space="0" w:color="000000"/>
               <w:start w:val="single" w:sz="4" w:space="0" w:color="000000"/>
@@ -7203,7 +7203,7 @@
         </w:tc>
         <w:tc>
           <w:tcPr>
-            <w:tcW w:w="1478" w:type="dxa"/>
+            <w:tcW w:w="1477" w:type="dxa"/>
             <w:tcBorders>
               <w:top w:val="single" w:sz="4" w:space="0" w:color="000000"/>
               <w:start w:val="single" w:sz="4" w:space="0" w:color="000000"/>
@@ -7249,7 +7249,7 @@
         </w:tc>
         <w:tc>
           <w:tcPr>
-            <w:tcW w:w="1890" w:type="dxa"/>
+            <w:tcW w:w="1891" w:type="dxa"/>
             <w:tcBorders>
               <w:top w:val="single" w:sz="4" w:space="0" w:color="000000"/>
               <w:start w:val="single" w:sz="4" w:space="0" w:color="000000"/>
@@ -7347,7 +7347,7 @@
         </w:tc>
         <w:tc>
           <w:tcPr>
-            <w:tcW w:w="1478" w:type="dxa"/>
+            <w:tcW w:w="1477" w:type="dxa"/>
             <w:tcBorders>
               <w:top w:val="single" w:sz="4" w:space="0" w:color="000000"/>
               <w:start w:val="single" w:sz="4" w:space="0" w:color="000000"/>
@@ -7393,7 +7393,7 @@
         </w:tc>
         <w:tc>
           <w:tcPr>
-            <w:tcW w:w="1890" w:type="dxa"/>
+            <w:tcW w:w="1891" w:type="dxa"/>
             <w:tcBorders>
               <w:top w:val="single" w:sz="4" w:space="0" w:color="000000"/>
               <w:start w:val="single" w:sz="4" w:space="0" w:color="000000"/>
@@ -7491,7 +7491,7 @@
         </w:tc>
         <w:tc>
           <w:tcPr>
-            <w:tcW w:w="1478" w:type="dxa"/>
+            <w:tcW w:w="1477" w:type="dxa"/>
             <w:tcBorders>
               <w:top w:val="single" w:sz="4" w:space="0" w:color="000000"/>
               <w:start w:val="single" w:sz="4" w:space="0" w:color="000000"/>
@@ -7537,7 +7537,7 @@
         </w:tc>
         <w:tc>
           <w:tcPr>
-            <w:tcW w:w="1890" w:type="dxa"/>
+            <w:tcW w:w="1891" w:type="dxa"/>
             <w:tcBorders>
               <w:top w:val="single" w:sz="4" w:space="0" w:color="000000"/>
               <w:start w:val="single" w:sz="4" w:space="0" w:color="000000"/>
@@ -7635,7 +7635,7 @@
         </w:tc>
         <w:tc>
           <w:tcPr>
-            <w:tcW w:w="1478" w:type="dxa"/>
+            <w:tcW w:w="1477" w:type="dxa"/>
             <w:tcBorders>
               <w:top w:val="single" w:sz="4" w:space="0" w:color="000000"/>
               <w:start w:val="single" w:sz="4" w:space="0" w:color="000000"/>
@@ -7681,7 +7681,7 @@
         </w:tc>
         <w:tc>
           <w:tcPr>
-            <w:tcW w:w="1890" w:type="dxa"/>
+            <w:tcW w:w="1891" w:type="dxa"/>
             <w:tcBorders>
               <w:top w:val="single" w:sz="4" w:space="0" w:color="000000"/>
               <w:start w:val="single" w:sz="4" w:space="0" w:color="000000"/>
@@ -7779,7 +7779,7 @@
         </w:tc>
         <w:tc>
           <w:tcPr>
-            <w:tcW w:w="1478" w:type="dxa"/>
+            <w:tcW w:w="1477" w:type="dxa"/>
             <w:tcBorders>
               <w:top w:val="single" w:sz="4" w:space="0" w:color="000000"/>
               <w:start w:val="single" w:sz="4" w:space="0" w:color="000000"/>
@@ -7825,7 +7825,7 @@
         </w:tc>
         <w:tc>
           <w:tcPr>
-            <w:tcW w:w="1890" w:type="dxa"/>
+            <w:tcW w:w="1891" w:type="dxa"/>
             <w:tcBorders>
               <w:top w:val="single" w:sz="4" w:space="0" w:color="000000"/>
               <w:start w:val="single" w:sz="4" w:space="0" w:color="000000"/>
@@ -7923,7 +7923,7 @@
         </w:tc>
         <w:tc>
           <w:tcPr>
-            <w:tcW w:w="1478" w:type="dxa"/>
+            <w:tcW w:w="1477" w:type="dxa"/>
             <w:tcBorders>
               <w:top w:val="single" w:sz="4" w:space="0" w:color="000000"/>
               <w:start w:val="single" w:sz="4" w:space="0" w:color="000000"/>
@@ -7969,7 +7969,7 @@
         </w:tc>
         <w:tc>
           <w:tcPr>
-            <w:tcW w:w="1890" w:type="dxa"/>
+            <w:tcW w:w="1891" w:type="dxa"/>
             <w:tcBorders>
               <w:top w:val="single" w:sz="4" w:space="0" w:color="000000"/>
               <w:start w:val="single" w:sz="4" w:space="0" w:color="000000"/>
@@ -8067,7 +8067,7 @@
         </w:tc>
         <w:tc>
           <w:tcPr>
-            <w:tcW w:w="1478" w:type="dxa"/>
+            <w:tcW w:w="1477" w:type="dxa"/>
             <w:tcBorders>
               <w:top w:val="single" w:sz="4" w:space="0" w:color="000000"/>
               <w:start w:val="single" w:sz="4" w:space="0" w:color="000000"/>
@@ -8113,7 +8113,7 @@
         </w:tc>
         <w:tc>
           <w:tcPr>
-            <w:tcW w:w="1890" w:type="dxa"/>
+            <w:tcW w:w="1891" w:type="dxa"/>
             <w:tcBorders>
               <w:top w:val="single" w:sz="4" w:space="0" w:color="000000"/>
               <w:start w:val="single" w:sz="4" w:space="0" w:color="000000"/>
@@ -8211,7 +8211,7 @@
         </w:tc>
         <w:tc>
           <w:tcPr>
-            <w:tcW w:w="1478" w:type="dxa"/>
+            <w:tcW w:w="1477" w:type="dxa"/>
             <w:tcBorders>
               <w:top w:val="single" w:sz="4" w:space="0" w:color="000000"/>
               <w:start w:val="single" w:sz="4" w:space="0" w:color="000000"/>
@@ -8257,7 +8257,7 @@
         </w:tc>
         <w:tc>
           <w:tcPr>
-            <w:tcW w:w="1890" w:type="dxa"/>
+            <w:tcW w:w="1891" w:type="dxa"/>
             <w:tcBorders>
               <w:top w:val="single" w:sz="4" w:space="0" w:color="000000"/>
               <w:start w:val="single" w:sz="4" w:space="0" w:color="000000"/>
@@ -8355,7 +8355,7 @@
         </w:tc>
         <w:tc>
           <w:tcPr>
-            <w:tcW w:w="1478" w:type="dxa"/>
+            <w:tcW w:w="1477" w:type="dxa"/>
             <w:tcBorders>
               <w:top w:val="single" w:sz="4" w:space="0" w:color="000000"/>
               <w:start w:val="single" w:sz="4" w:space="0" w:color="000000"/>
@@ -8401,7 +8401,7 @@
         </w:tc>
         <w:tc>
           <w:tcPr>
-            <w:tcW w:w="1890" w:type="dxa"/>
+            <w:tcW w:w="1891" w:type="dxa"/>
             <w:tcBorders>
               <w:top w:val="single" w:sz="4" w:space="0" w:color="000000"/>
               <w:start w:val="single" w:sz="4" w:space="0" w:color="000000"/>
@@ -9077,16 +9077,16 @@
         <w:tblLook w:val="0000" w:noHBand="0" w:noVBand="0" w:firstColumn="0" w:lastRow="0" w:lastColumn="0" w:firstRow="0"/>
       </w:tblPr>
       <w:tblGrid>
-        <w:gridCol w:w="1755"/>
-        <w:gridCol w:w="2987"/>
-        <w:gridCol w:w="1135"/>
-        <w:gridCol w:w="3149"/>
+        <w:gridCol w:w="1754"/>
+        <w:gridCol w:w="2988"/>
+        <w:gridCol w:w="1134"/>
+        <w:gridCol w:w="3150"/>
       </w:tblGrid>
       <w:tr>
         <w:trPr/>
         <w:tc>
           <w:tcPr>
-            <w:tcW w:w="1755" w:type="dxa"/>
+            <w:tcW w:w="1754" w:type="dxa"/>
             <w:tcBorders>
               <w:top w:val="single" w:sz="4" w:space="0" w:color="000000"/>
               <w:start w:val="single" w:sz="4" w:space="0" w:color="000000"/>
@@ -9113,7 +9113,7 @@
         </w:tc>
         <w:tc>
           <w:tcPr>
-            <w:tcW w:w="2987" w:type="dxa"/>
+            <w:tcW w:w="2988" w:type="dxa"/>
             <w:tcBorders>
               <w:top w:val="single" w:sz="4" w:space="0" w:color="000000"/>
               <w:start w:val="single" w:sz="4" w:space="0" w:color="000000"/>
@@ -9140,7 +9140,7 @@
         </w:tc>
         <w:tc>
           <w:tcPr>
-            <w:tcW w:w="1135" w:type="dxa"/>
+            <w:tcW w:w="1134" w:type="dxa"/>
             <w:tcBorders>
               <w:top w:val="single" w:sz="4" w:space="0" w:color="000000"/>
               <w:start w:val="single" w:sz="4" w:space="0" w:color="000000"/>
@@ -9167,7 +9167,7 @@
         </w:tc>
         <w:tc>
           <w:tcPr>
-            <w:tcW w:w="3149" w:type="dxa"/>
+            <w:tcW w:w="3150" w:type="dxa"/>
             <w:tcBorders>
               <w:top w:val="single" w:sz="4" w:space="0" w:color="000000"/>
               <w:start w:val="single" w:sz="4" w:space="0" w:color="000000"/>
@@ -9197,7 +9197,7 @@
         <w:trPr/>
         <w:tc>
           <w:tcPr>
-            <w:tcW w:w="1755" w:type="dxa"/>
+            <w:tcW w:w="1754" w:type="dxa"/>
             <w:tcBorders>
               <w:top w:val="single" w:sz="4" w:space="0" w:color="000000"/>
               <w:start w:val="single" w:sz="4" w:space="0" w:color="000000"/>
@@ -9220,7 +9220,7 @@
         </w:tc>
         <w:tc>
           <w:tcPr>
-            <w:tcW w:w="2987" w:type="dxa"/>
+            <w:tcW w:w="2988" w:type="dxa"/>
             <w:tcBorders>
               <w:top w:val="single" w:sz="4" w:space="0" w:color="000000"/>
               <w:start w:val="single" w:sz="4" w:space="0" w:color="000000"/>
@@ -9243,7 +9243,7 @@
         </w:tc>
         <w:tc>
           <w:tcPr>
-            <w:tcW w:w="1135" w:type="dxa"/>
+            <w:tcW w:w="1134" w:type="dxa"/>
             <w:tcBorders>
               <w:top w:val="single" w:sz="4" w:space="0" w:color="000000"/>
               <w:start w:val="single" w:sz="4" w:space="0" w:color="000000"/>
@@ -9266,7 +9266,7 @@
         </w:tc>
         <w:tc>
           <w:tcPr>
-            <w:tcW w:w="3149" w:type="dxa"/>
+            <w:tcW w:w="3150" w:type="dxa"/>
             <w:tcBorders>
               <w:top w:val="single" w:sz="4" w:space="0" w:color="000000"/>
               <w:start w:val="single" w:sz="4" w:space="0" w:color="000000"/>
@@ -9292,7 +9292,7 @@
         <w:trPr/>
         <w:tc>
           <w:tcPr>
-            <w:tcW w:w="1755" w:type="dxa"/>
+            <w:tcW w:w="1754" w:type="dxa"/>
             <w:tcBorders>
               <w:top w:val="single" w:sz="4" w:space="0" w:color="000000"/>
               <w:start w:val="single" w:sz="4" w:space="0" w:color="000000"/>
@@ -9315,7 +9315,7 @@
         </w:tc>
         <w:tc>
           <w:tcPr>
-            <w:tcW w:w="2987" w:type="dxa"/>
+            <w:tcW w:w="2988" w:type="dxa"/>
             <w:tcBorders>
               <w:top w:val="single" w:sz="4" w:space="0" w:color="000000"/>
               <w:start w:val="single" w:sz="4" w:space="0" w:color="000000"/>
@@ -9338,7 +9338,7 @@
         </w:tc>
         <w:tc>
           <w:tcPr>
-            <w:tcW w:w="1135" w:type="dxa"/>
+            <w:tcW w:w="1134" w:type="dxa"/>
             <w:tcBorders>
               <w:top w:val="single" w:sz="4" w:space="0" w:color="000000"/>
               <w:start w:val="single" w:sz="4" w:space="0" w:color="000000"/>
@@ -9361,7 +9361,7 @@
         </w:tc>
         <w:tc>
           <w:tcPr>
-            <w:tcW w:w="3149" w:type="dxa"/>
+            <w:tcW w:w="3150" w:type="dxa"/>
             <w:tcBorders>
               <w:top w:val="single" w:sz="4" w:space="0" w:color="000000"/>
               <w:start w:val="single" w:sz="4" w:space="0" w:color="000000"/>
@@ -9387,7 +9387,7 @@
         <w:trPr/>
         <w:tc>
           <w:tcPr>
-            <w:tcW w:w="1755" w:type="dxa"/>
+            <w:tcW w:w="1754" w:type="dxa"/>
             <w:tcBorders>
               <w:top w:val="single" w:sz="4" w:space="0" w:color="000000"/>
               <w:start w:val="single" w:sz="4" w:space="0" w:color="000000"/>
@@ -9410,7 +9410,7 @@
         </w:tc>
         <w:tc>
           <w:tcPr>
-            <w:tcW w:w="2987" w:type="dxa"/>
+            <w:tcW w:w="2988" w:type="dxa"/>
             <w:tcBorders>
               <w:top w:val="single" w:sz="4" w:space="0" w:color="000000"/>
               <w:start w:val="single" w:sz="4" w:space="0" w:color="000000"/>
@@ -9433,7 +9433,7 @@
         </w:tc>
         <w:tc>
           <w:tcPr>
-            <w:tcW w:w="1135" w:type="dxa"/>
+            <w:tcW w:w="1134" w:type="dxa"/>
             <w:tcBorders>
               <w:top w:val="single" w:sz="4" w:space="0" w:color="000000"/>
               <w:start w:val="single" w:sz="4" w:space="0" w:color="000000"/>
@@ -9456,7 +9456,7 @@
         </w:tc>
         <w:tc>
           <w:tcPr>
-            <w:tcW w:w="3149" w:type="dxa"/>
+            <w:tcW w:w="3150" w:type="dxa"/>
             <w:tcBorders>
               <w:top w:val="single" w:sz="4" w:space="0" w:color="000000"/>
               <w:start w:val="single" w:sz="4" w:space="0" w:color="000000"/>
@@ -9482,7 +9482,7 @@
         <w:trPr/>
         <w:tc>
           <w:tcPr>
-            <w:tcW w:w="1755" w:type="dxa"/>
+            <w:tcW w:w="1754" w:type="dxa"/>
             <w:tcBorders>
               <w:top w:val="single" w:sz="4" w:space="0" w:color="000000"/>
               <w:start w:val="single" w:sz="4" w:space="0" w:color="000000"/>
@@ -9505,7 +9505,7 @@
         </w:tc>
         <w:tc>
           <w:tcPr>
-            <w:tcW w:w="2987" w:type="dxa"/>
+            <w:tcW w:w="2988" w:type="dxa"/>
             <w:tcBorders>
               <w:top w:val="single" w:sz="4" w:space="0" w:color="000000"/>
               <w:start w:val="single" w:sz="4" w:space="0" w:color="000000"/>
@@ -9528,7 +9528,7 @@
         </w:tc>
         <w:tc>
           <w:tcPr>
-            <w:tcW w:w="1135" w:type="dxa"/>
+            <w:tcW w:w="1134" w:type="dxa"/>
             <w:tcBorders>
               <w:top w:val="single" w:sz="4" w:space="0" w:color="000000"/>
               <w:start w:val="single" w:sz="4" w:space="0" w:color="000000"/>
@@ -9551,7 +9551,7 @@
         </w:tc>
         <w:tc>
           <w:tcPr>
-            <w:tcW w:w="3149" w:type="dxa"/>
+            <w:tcW w:w="3150" w:type="dxa"/>
             <w:tcBorders>
               <w:top w:val="single" w:sz="4" w:space="0" w:color="000000"/>
               <w:start w:val="single" w:sz="4" w:space="0" w:color="000000"/>
@@ -9577,7 +9577,7 @@
         <w:trPr/>
         <w:tc>
           <w:tcPr>
-            <w:tcW w:w="1755" w:type="dxa"/>
+            <w:tcW w:w="1754" w:type="dxa"/>
             <w:tcBorders>
               <w:top w:val="single" w:sz="4" w:space="0" w:color="000000"/>
               <w:start w:val="single" w:sz="4" w:space="0" w:color="000000"/>
@@ -9600,7 +9600,7 @@
         </w:tc>
         <w:tc>
           <w:tcPr>
-            <w:tcW w:w="2987" w:type="dxa"/>
+            <w:tcW w:w="2988" w:type="dxa"/>
             <w:tcBorders>
               <w:top w:val="single" w:sz="4" w:space="0" w:color="000000"/>
               <w:start w:val="single" w:sz="4" w:space="0" w:color="000000"/>
@@ -9623,7 +9623,7 @@
         </w:tc>
         <w:tc>
           <w:tcPr>
-            <w:tcW w:w="1135" w:type="dxa"/>
+            <w:tcW w:w="1134" w:type="dxa"/>
             <w:tcBorders>
               <w:top w:val="single" w:sz="4" w:space="0" w:color="000000"/>
               <w:start w:val="single" w:sz="4" w:space="0" w:color="000000"/>
@@ -9646,7 +9646,7 @@
         </w:tc>
         <w:tc>
           <w:tcPr>
-            <w:tcW w:w="3149" w:type="dxa"/>
+            <w:tcW w:w="3150" w:type="dxa"/>
             <w:tcBorders>
               <w:top w:val="single" w:sz="4" w:space="0" w:color="000000"/>
               <w:start w:val="single" w:sz="4" w:space="0" w:color="000000"/>
@@ -10214,8 +10214,8 @@
       </w:tblPr>
       <w:tblGrid>
         <w:gridCol w:w="1908"/>
-        <w:gridCol w:w="1307"/>
-        <w:gridCol w:w="5811"/>
+        <w:gridCol w:w="1306"/>
+        <w:gridCol w:w="5812"/>
       </w:tblGrid>
       <w:tr>
         <w:trPr/>
@@ -10248,7 +10248,7 @@
         </w:tc>
         <w:tc>
           <w:tcPr>
-            <w:tcW w:w="1307" w:type="dxa"/>
+            <w:tcW w:w="1306" w:type="dxa"/>
             <w:tcBorders>
               <w:top w:val="single" w:sz="4" w:space="0" w:color="000000"/>
               <w:start w:val="single" w:sz="4" w:space="0" w:color="000000"/>
@@ -10275,7 +10275,7 @@
         </w:tc>
         <w:tc>
           <w:tcPr>
-            <w:tcW w:w="5811" w:type="dxa"/>
+            <w:tcW w:w="5812" w:type="dxa"/>
             <w:tcBorders>
               <w:top w:val="single" w:sz="4" w:space="0" w:color="000000"/>
               <w:start w:val="single" w:sz="4" w:space="0" w:color="000000"/>
@@ -10328,7 +10328,7 @@
         </w:tc>
         <w:tc>
           <w:tcPr>
-            <w:tcW w:w="1307" w:type="dxa"/>
+            <w:tcW w:w="1306" w:type="dxa"/>
             <w:tcBorders>
               <w:top w:val="single" w:sz="4" w:space="0" w:color="000000"/>
               <w:start w:val="single" w:sz="4" w:space="0" w:color="000000"/>
@@ -10351,7 +10351,7 @@
         </w:tc>
         <w:tc>
           <w:tcPr>
-            <w:tcW w:w="5811" w:type="dxa"/>
+            <w:tcW w:w="5812" w:type="dxa"/>
             <w:tcBorders>
               <w:top w:val="single" w:sz="4" w:space="0" w:color="000000"/>
               <w:start w:val="single" w:sz="4" w:space="0" w:color="000000"/>
@@ -10411,7 +10411,7 @@
         </w:tc>
         <w:tc>
           <w:tcPr>
-            <w:tcW w:w="1307" w:type="dxa"/>
+            <w:tcW w:w="1306" w:type="dxa"/>
             <w:tcBorders>
               <w:top w:val="single" w:sz="4" w:space="0" w:color="000000"/>
               <w:start w:val="single" w:sz="4" w:space="0" w:color="000000"/>
@@ -10434,7 +10434,7 @@
         </w:tc>
         <w:tc>
           <w:tcPr>
-            <w:tcW w:w="5811" w:type="dxa"/>
+            <w:tcW w:w="5812" w:type="dxa"/>
             <w:tcBorders>
               <w:top w:val="single" w:sz="4" w:space="0" w:color="000000"/>
               <w:start w:val="single" w:sz="4" w:space="0" w:color="000000"/>
@@ -10490,7 +10490,7 @@
         </w:tc>
         <w:tc>
           <w:tcPr>
-            <w:tcW w:w="1307" w:type="dxa"/>
+            <w:tcW w:w="1306" w:type="dxa"/>
             <w:tcBorders>
               <w:top w:val="single" w:sz="4" w:space="0" w:color="000000"/>
               <w:start w:val="single" w:sz="4" w:space="0" w:color="000000"/>
@@ -10513,7 +10513,7 @@
         </w:tc>
         <w:tc>
           <w:tcPr>
-            <w:tcW w:w="5811" w:type="dxa"/>
+            <w:tcW w:w="5812" w:type="dxa"/>
             <w:tcBorders>
               <w:top w:val="single" w:sz="4" w:space="0" w:color="000000"/>
               <w:start w:val="single" w:sz="4" w:space="0" w:color="000000"/>
@@ -10569,7 +10569,7 @@
         </w:tc>
         <w:tc>
           <w:tcPr>
-            <w:tcW w:w="1307" w:type="dxa"/>
+            <w:tcW w:w="1306" w:type="dxa"/>
             <w:tcBorders>
               <w:top w:val="single" w:sz="4" w:space="0" w:color="000000"/>
               <w:start w:val="single" w:sz="4" w:space="0" w:color="000000"/>
@@ -10592,7 +10592,7 @@
         </w:tc>
         <w:tc>
           <w:tcPr>
-            <w:tcW w:w="5811" w:type="dxa"/>
+            <w:tcW w:w="5812" w:type="dxa"/>
             <w:tcBorders>
               <w:top w:val="single" w:sz="4" w:space="0" w:color="000000"/>
               <w:start w:val="single" w:sz="4" w:space="0" w:color="000000"/>
@@ -10641,7 +10641,7 @@
         </w:tc>
         <w:tc>
           <w:tcPr>
-            <w:tcW w:w="1307" w:type="dxa"/>
+            <w:tcW w:w="1306" w:type="dxa"/>
             <w:tcBorders>
               <w:top w:val="single" w:sz="4" w:space="0" w:color="000000"/>
               <w:start w:val="single" w:sz="4" w:space="0" w:color="000000"/>
@@ -10664,7 +10664,7 @@
         </w:tc>
         <w:tc>
           <w:tcPr>
-            <w:tcW w:w="5811" w:type="dxa"/>
+            <w:tcW w:w="5812" w:type="dxa"/>
             <w:tcBorders>
               <w:top w:val="single" w:sz="4" w:space="0" w:color="000000"/>
               <w:start w:val="single" w:sz="4" w:space="0" w:color="000000"/>
@@ -10720,7 +10720,7 @@
         </w:tc>
         <w:tc>
           <w:tcPr>
-            <w:tcW w:w="1307" w:type="dxa"/>
+            <w:tcW w:w="1306" w:type="dxa"/>
             <w:tcBorders>
               <w:top w:val="single" w:sz="4" w:space="0" w:color="000000"/>
               <w:start w:val="single" w:sz="4" w:space="0" w:color="000000"/>
@@ -10743,7 +10743,7 @@
         </w:tc>
         <w:tc>
           <w:tcPr>
-            <w:tcW w:w="5811" w:type="dxa"/>
+            <w:tcW w:w="5812" w:type="dxa"/>
             <w:tcBorders>
               <w:top w:val="single" w:sz="4" w:space="0" w:color="000000"/>
               <w:start w:val="single" w:sz="4" w:space="0" w:color="000000"/>
@@ -10792,7 +10792,7 @@
         </w:tc>
         <w:tc>
           <w:tcPr>
-            <w:tcW w:w="1307" w:type="dxa"/>
+            <w:tcW w:w="1306" w:type="dxa"/>
             <w:tcBorders>
               <w:top w:val="single" w:sz="4" w:space="0" w:color="000000"/>
               <w:start w:val="single" w:sz="4" w:space="0" w:color="000000"/>
@@ -10815,7 +10815,7 @@
         </w:tc>
         <w:tc>
           <w:tcPr>
-            <w:tcW w:w="5811" w:type="dxa"/>
+            <w:tcW w:w="5812" w:type="dxa"/>
             <w:tcBorders>
               <w:top w:val="single" w:sz="4" w:space="0" w:color="000000"/>
               <w:start w:val="single" w:sz="4" w:space="0" w:color="000000"/>
@@ -12508,15 +12508,15 @@
         <w:tblLook w:val="0000" w:noHBand="0" w:noVBand="0" w:firstColumn="0" w:lastRow="0" w:lastColumn="0" w:firstRow="0"/>
       </w:tblPr>
       <w:tblGrid>
-        <w:gridCol w:w="3023"/>
-        <w:gridCol w:w="4361"/>
+        <w:gridCol w:w="3022"/>
+        <w:gridCol w:w="4362"/>
         <w:gridCol w:w="1642"/>
       </w:tblGrid>
       <w:tr>
         <w:trPr/>
         <w:tc>
           <w:tcPr>
-            <w:tcW w:w="3023" w:type="dxa"/>
+            <w:tcW w:w="3022" w:type="dxa"/>
             <w:tcBorders>
               <w:top w:val="single" w:sz="4" w:space="0" w:color="000000"/>
               <w:start w:val="single" w:sz="4" w:space="0" w:color="000000"/>
@@ -12543,7 +12543,7 @@
         </w:tc>
         <w:tc>
           <w:tcPr>
-            <w:tcW w:w="4361" w:type="dxa"/>
+            <w:tcW w:w="4362" w:type="dxa"/>
             <w:tcBorders>
               <w:top w:val="single" w:sz="4" w:space="0" w:color="000000"/>
               <w:start w:val="single" w:sz="4" w:space="0" w:color="000000"/>
@@ -12600,7 +12600,7 @@
         <w:trPr/>
         <w:tc>
           <w:tcPr>
-            <w:tcW w:w="3023" w:type="dxa"/>
+            <w:tcW w:w="3022" w:type="dxa"/>
             <w:tcBorders>
               <w:top w:val="single" w:sz="4" w:space="0" w:color="000000"/>
               <w:start w:val="single" w:sz="4" w:space="0" w:color="000000"/>
@@ -12623,7 +12623,7 @@
         </w:tc>
         <w:tc>
           <w:tcPr>
-            <w:tcW w:w="4361" w:type="dxa"/>
+            <w:tcW w:w="4362" w:type="dxa"/>
             <w:tcBorders>
               <w:top w:val="single" w:sz="4" w:space="0" w:color="000000"/>
               <w:start w:val="single" w:sz="4" w:space="0" w:color="000000"/>
@@ -12676,7 +12676,7 @@
         <w:trPr/>
         <w:tc>
           <w:tcPr>
-            <w:tcW w:w="3023" w:type="dxa"/>
+            <w:tcW w:w="3022" w:type="dxa"/>
             <w:tcBorders>
               <w:top w:val="single" w:sz="4" w:space="0" w:color="000000"/>
               <w:start w:val="single" w:sz="4" w:space="0" w:color="000000"/>
@@ -12699,7 +12699,7 @@
         </w:tc>
         <w:tc>
           <w:tcPr>
-            <w:tcW w:w="4361" w:type="dxa"/>
+            <w:tcW w:w="4362" w:type="dxa"/>
             <w:tcBorders>
               <w:top w:val="single" w:sz="4" w:space="0" w:color="000000"/>
               <w:start w:val="single" w:sz="4" w:space="0" w:color="000000"/>
@@ -12763,7 +12763,7 @@
         <w:trPr/>
         <w:tc>
           <w:tcPr>
-            <w:tcW w:w="3023" w:type="dxa"/>
+            <w:tcW w:w="3022" w:type="dxa"/>
             <w:tcBorders>
               <w:top w:val="single" w:sz="4" w:space="0" w:color="000000"/>
               <w:start w:val="single" w:sz="4" w:space="0" w:color="000000"/>
@@ -12786,7 +12786,7 @@
         </w:tc>
         <w:tc>
           <w:tcPr>
-            <w:tcW w:w="4361" w:type="dxa"/>
+            <w:tcW w:w="4362" w:type="dxa"/>
             <w:tcBorders>
               <w:top w:val="single" w:sz="4" w:space="0" w:color="000000"/>
               <w:start w:val="single" w:sz="4" w:space="0" w:color="000000"/>
@@ -12835,7 +12835,7 @@
         <w:trPr/>
         <w:tc>
           <w:tcPr>
-            <w:tcW w:w="3023" w:type="dxa"/>
+            <w:tcW w:w="3022" w:type="dxa"/>
             <w:tcBorders>
               <w:top w:val="single" w:sz="4" w:space="0" w:color="000000"/>
               <w:start w:val="single" w:sz="4" w:space="0" w:color="000000"/>
@@ -12858,7 +12858,7 @@
         </w:tc>
         <w:tc>
           <w:tcPr>
-            <w:tcW w:w="4361" w:type="dxa"/>
+            <w:tcW w:w="4362" w:type="dxa"/>
             <w:tcBorders>
               <w:top w:val="single" w:sz="4" w:space="0" w:color="000000"/>
               <w:start w:val="single" w:sz="4" w:space="0" w:color="000000"/>
@@ -12918,7 +12918,7 @@
         <w:trPr/>
         <w:tc>
           <w:tcPr>
-            <w:tcW w:w="3023" w:type="dxa"/>
+            <w:tcW w:w="3022" w:type="dxa"/>
             <w:tcBorders>
               <w:top w:val="single" w:sz="4" w:space="0" w:color="000000"/>
               <w:start w:val="single" w:sz="4" w:space="0" w:color="000000"/>
@@ -12941,7 +12941,7 @@
         </w:tc>
         <w:tc>
           <w:tcPr>
-            <w:tcW w:w="4361" w:type="dxa"/>
+            <w:tcW w:w="4362" w:type="dxa"/>
             <w:tcBorders>
               <w:top w:val="single" w:sz="4" w:space="0" w:color="000000"/>
               <w:start w:val="single" w:sz="4" w:space="0" w:color="000000"/>
@@ -12994,7 +12994,7 @@
         <w:trPr/>
         <w:tc>
           <w:tcPr>
-            <w:tcW w:w="3023" w:type="dxa"/>
+            <w:tcW w:w="3022" w:type="dxa"/>
             <w:tcBorders>
               <w:top w:val="single" w:sz="4" w:space="0" w:color="000000"/>
               <w:start w:val="single" w:sz="4" w:space="0" w:color="000000"/>
@@ -13024,7 +13024,7 @@
         </w:tc>
         <w:tc>
           <w:tcPr>
-            <w:tcW w:w="4361" w:type="dxa"/>
+            <w:tcW w:w="4362" w:type="dxa"/>
             <w:tcBorders>
               <w:top w:val="single" w:sz="4" w:space="0" w:color="000000"/>
               <w:start w:val="single" w:sz="4" w:space="0" w:color="000000"/>
@@ -13077,7 +13077,7 @@
         <w:trPr/>
         <w:tc>
           <w:tcPr>
-            <w:tcW w:w="3023" w:type="dxa"/>
+            <w:tcW w:w="3022" w:type="dxa"/>
             <w:tcBorders>
               <w:top w:val="single" w:sz="4" w:space="0" w:color="000000"/>
               <w:start w:val="single" w:sz="4" w:space="0" w:color="000000"/>
@@ -13107,7 +13107,7 @@
         </w:tc>
         <w:tc>
           <w:tcPr>
-            <w:tcW w:w="4361" w:type="dxa"/>
+            <w:tcW w:w="4362" w:type="dxa"/>
             <w:tcBorders>
               <w:top w:val="single" w:sz="4" w:space="0" w:color="000000"/>
               <w:start w:val="single" w:sz="4" w:space="0" w:color="000000"/>
@@ -13156,7 +13156,7 @@
         <w:trPr/>
         <w:tc>
           <w:tcPr>
-            <w:tcW w:w="3023" w:type="dxa"/>
+            <w:tcW w:w="3022" w:type="dxa"/>
             <w:tcBorders>
               <w:top w:val="single" w:sz="4" w:space="0" w:color="000000"/>
               <w:start w:val="single" w:sz="4" w:space="0" w:color="000000"/>
@@ -13179,7 +13179,7 @@
         </w:tc>
         <w:tc>
           <w:tcPr>
-            <w:tcW w:w="4361" w:type="dxa"/>
+            <w:tcW w:w="4362" w:type="dxa"/>
             <w:tcBorders>
               <w:top w:val="single" w:sz="4" w:space="0" w:color="000000"/>
               <w:start w:val="single" w:sz="4" w:space="0" w:color="000000"/>
@@ -13232,7 +13232,7 @@
         <w:trPr/>
         <w:tc>
           <w:tcPr>
-            <w:tcW w:w="3023" w:type="dxa"/>
+            <w:tcW w:w="3022" w:type="dxa"/>
             <w:tcBorders>
               <w:top w:val="single" w:sz="4" w:space="0" w:color="000000"/>
               <w:start w:val="single" w:sz="4" w:space="0" w:color="000000"/>
@@ -13255,7 +13255,7 @@
         </w:tc>
         <w:tc>
           <w:tcPr>
-            <w:tcW w:w="4361" w:type="dxa"/>
+            <w:tcW w:w="4362" w:type="dxa"/>
             <w:tcBorders>
               <w:top w:val="single" w:sz="4" w:space="0" w:color="000000"/>
               <w:start w:val="single" w:sz="4" w:space="0" w:color="000000"/>
@@ -14242,8 +14242,8 @@
       </w:tblPr>
       <w:tblGrid>
         <w:gridCol w:w="3076"/>
-        <w:gridCol w:w="3737"/>
-        <w:gridCol w:w="2213"/>
+        <w:gridCol w:w="3736"/>
+        <w:gridCol w:w="2214"/>
       </w:tblGrid>
       <w:tr>
         <w:trPr/>
@@ -14276,7 +14276,7 @@
         </w:tc>
         <w:tc>
           <w:tcPr>
-            <w:tcW w:w="3737" w:type="dxa"/>
+            <w:tcW w:w="3736" w:type="dxa"/>
             <w:tcBorders>
               <w:top w:val="single" w:sz="4" w:space="0" w:color="000000"/>
               <w:start w:val="single" w:sz="4" w:space="0" w:color="000000"/>
@@ -14305,7 +14305,7 @@
         </w:tc>
         <w:tc>
           <w:tcPr>
-            <w:tcW w:w="2213" w:type="dxa"/>
+            <w:tcW w:w="2214" w:type="dxa"/>
             <w:tcBorders>
               <w:top w:val="single" w:sz="4" w:space="0" w:color="000000"/>
               <w:start w:val="single" w:sz="4" w:space="0" w:color="000000"/>
@@ -14365,7 +14365,7 @@
         </w:tc>
         <w:tc>
           <w:tcPr>
-            <w:tcW w:w="3737" w:type="dxa"/>
+            <w:tcW w:w="3736" w:type="dxa"/>
             <w:tcBorders>
               <w:top w:val="single" w:sz="4" w:space="0" w:color="000000"/>
               <w:start w:val="single" w:sz="4" w:space="0" w:color="000000"/>
@@ -14392,7 +14392,7 @@
         </w:tc>
         <w:tc>
           <w:tcPr>
-            <w:tcW w:w="2213" w:type="dxa"/>
+            <w:tcW w:w="2214" w:type="dxa"/>
             <w:tcBorders>
               <w:top w:val="single" w:sz="4" w:space="0" w:color="000000"/>
               <w:start w:val="single" w:sz="4" w:space="0" w:color="000000"/>
@@ -14448,7 +14448,7 @@
         </w:tc>
         <w:tc>
           <w:tcPr>
-            <w:tcW w:w="3737" w:type="dxa"/>
+            <w:tcW w:w="3736" w:type="dxa"/>
             <w:tcBorders>
               <w:top w:val="single" w:sz="4" w:space="0" w:color="000000"/>
               <w:start w:val="single" w:sz="4" w:space="0" w:color="000000"/>
@@ -14475,7 +14475,7 @@
         </w:tc>
         <w:tc>
           <w:tcPr>
-            <w:tcW w:w="2213" w:type="dxa"/>
+            <w:tcW w:w="2214" w:type="dxa"/>
             <w:tcBorders>
               <w:top w:val="single" w:sz="4" w:space="0" w:color="000000"/>
               <w:start w:val="single" w:sz="4" w:space="0" w:color="000000"/>
@@ -14524,7 +14524,7 @@
         </w:tc>
         <w:tc>
           <w:tcPr>
-            <w:tcW w:w="3737" w:type="dxa"/>
+            <w:tcW w:w="3736" w:type="dxa"/>
             <w:tcBorders>
               <w:top w:val="single" w:sz="4" w:space="0" w:color="000000"/>
               <w:start w:val="single" w:sz="4" w:space="0" w:color="000000"/>
@@ -14551,7 +14551,7 @@
         </w:tc>
         <w:tc>
           <w:tcPr>
-            <w:tcW w:w="2213" w:type="dxa"/>
+            <w:tcW w:w="2214" w:type="dxa"/>
             <w:tcBorders>
               <w:top w:val="single" w:sz="4" w:space="0" w:color="000000"/>
               <w:start w:val="single" w:sz="4" w:space="0" w:color="000000"/>
@@ -14600,7 +14600,7 @@
         </w:tc>
         <w:tc>
           <w:tcPr>
-            <w:tcW w:w="3737" w:type="dxa"/>
+            <w:tcW w:w="3736" w:type="dxa"/>
             <w:tcBorders>
               <w:top w:val="single" w:sz="4" w:space="0" w:color="000000"/>
               <w:start w:val="single" w:sz="4" w:space="0" w:color="000000"/>
@@ -14627,7 +14627,7 @@
         </w:tc>
         <w:tc>
           <w:tcPr>
-            <w:tcW w:w="2213" w:type="dxa"/>
+            <w:tcW w:w="2214" w:type="dxa"/>
             <w:tcBorders>
               <w:top w:val="single" w:sz="4" w:space="0" w:color="000000"/>
               <w:start w:val="single" w:sz="4" w:space="0" w:color="000000"/>
@@ -17473,8 +17473,8 @@
         <w:tblLook w:val="0000" w:noHBand="0" w:noVBand="0" w:firstColumn="0" w:lastRow="0" w:lastColumn="0" w:firstRow="0"/>
       </w:tblPr>
       <w:tblGrid>
-        <w:gridCol w:w="1853"/>
-        <w:gridCol w:w="1917"/>
+        <w:gridCol w:w="1852"/>
+        <w:gridCol w:w="1918"/>
         <w:gridCol w:w="2437"/>
         <w:gridCol w:w="2819"/>
       </w:tblGrid>
@@ -17482,7 +17482,7 @@
         <w:trPr/>
         <w:tc>
           <w:tcPr>
-            <w:tcW w:w="1853" w:type="dxa"/>
+            <w:tcW w:w="1852" w:type="dxa"/>
             <w:tcBorders>
               <w:top w:val="single" w:sz="4" w:space="0" w:color="000000"/>
               <w:start w:val="single" w:sz="4" w:space="0" w:color="000000"/>
@@ -17509,7 +17509,7 @@
         </w:tc>
         <w:tc>
           <w:tcPr>
-            <w:tcW w:w="1917" w:type="dxa"/>
+            <w:tcW w:w="1918" w:type="dxa"/>
             <w:tcBorders>
               <w:top w:val="single" w:sz="4" w:space="0" w:color="000000"/>
               <w:start w:val="single" w:sz="4" w:space="0" w:color="000000"/>
@@ -17593,7 +17593,7 @@
         <w:trPr/>
         <w:tc>
           <w:tcPr>
-            <w:tcW w:w="1853" w:type="dxa"/>
+            <w:tcW w:w="1852" w:type="dxa"/>
             <w:tcBorders>
               <w:top w:val="single" w:sz="4" w:space="0" w:color="000000"/>
               <w:start w:val="single" w:sz="4" w:space="0" w:color="000000"/>
@@ -17616,7 +17616,7 @@
         </w:tc>
         <w:tc>
           <w:tcPr>
-            <w:tcW w:w="1917" w:type="dxa"/>
+            <w:tcW w:w="1918" w:type="dxa"/>
             <w:tcBorders>
               <w:top w:val="single" w:sz="4" w:space="0" w:color="000000"/>
               <w:start w:val="single" w:sz="4" w:space="0" w:color="000000"/>
@@ -17688,7 +17688,7 @@
         <w:trPr/>
         <w:tc>
           <w:tcPr>
-            <w:tcW w:w="1853" w:type="dxa"/>
+            <w:tcW w:w="1852" w:type="dxa"/>
             <w:tcBorders>
               <w:top w:val="single" w:sz="4" w:space="0" w:color="000000"/>
               <w:start w:val="single" w:sz="4" w:space="0" w:color="000000"/>
@@ -17711,7 +17711,7 @@
         </w:tc>
         <w:tc>
           <w:tcPr>
-            <w:tcW w:w="1917" w:type="dxa"/>
+            <w:tcW w:w="1918" w:type="dxa"/>
             <w:tcBorders>
               <w:top w:val="single" w:sz="4" w:space="0" w:color="000000"/>
               <w:start w:val="single" w:sz="4" w:space="0" w:color="000000"/>
@@ -19403,8 +19403,8 @@
       </w:tblPr>
       <w:tblGrid>
         <w:gridCol w:w="2732"/>
-        <w:gridCol w:w="3301"/>
-        <w:gridCol w:w="2993"/>
+        <w:gridCol w:w="3300"/>
+        <w:gridCol w:w="2994"/>
       </w:tblGrid>
       <w:tr>
         <w:trPr/>
@@ -19437,7 +19437,7 @@
         </w:tc>
         <w:tc>
           <w:tcPr>
-            <w:tcW w:w="3301" w:type="dxa"/>
+            <w:tcW w:w="3300" w:type="dxa"/>
             <w:tcBorders>
               <w:top w:val="single" w:sz="4" w:space="0" w:color="000000"/>
               <w:start w:val="single" w:sz="4" w:space="0" w:color="000000"/>
@@ -19464,7 +19464,7 @@
         </w:tc>
         <w:tc>
           <w:tcPr>
-            <w:tcW w:w="2993" w:type="dxa"/>
+            <w:tcW w:w="2994" w:type="dxa"/>
             <w:tcBorders>
               <w:top w:val="single" w:sz="4" w:space="0" w:color="000000"/>
               <w:start w:val="single" w:sz="4" w:space="0" w:color="000000"/>
@@ -19517,7 +19517,7 @@
         </w:tc>
         <w:tc>
           <w:tcPr>
-            <w:tcW w:w="3301" w:type="dxa"/>
+            <w:tcW w:w="3300" w:type="dxa"/>
             <w:tcBorders>
               <w:top w:val="single" w:sz="4" w:space="0" w:color="000000"/>
               <w:start w:val="single" w:sz="4" w:space="0" w:color="000000"/>
@@ -19540,7 +19540,7 @@
         </w:tc>
         <w:tc>
           <w:tcPr>
-            <w:tcW w:w="2993" w:type="dxa"/>
+            <w:tcW w:w="2994" w:type="dxa"/>
             <w:tcBorders>
               <w:top w:val="single" w:sz="4" w:space="0" w:color="000000"/>
               <w:start w:val="single" w:sz="4" w:space="0" w:color="000000"/>
@@ -19589,7 +19589,7 @@
         </w:tc>
         <w:tc>
           <w:tcPr>
-            <w:tcW w:w="3301" w:type="dxa"/>
+            <w:tcW w:w="3300" w:type="dxa"/>
             <w:tcBorders>
               <w:top w:val="single" w:sz="4" w:space="0" w:color="000000"/>
               <w:start w:val="single" w:sz="4" w:space="0" w:color="000000"/>
@@ -19612,7 +19612,7 @@
         </w:tc>
         <w:tc>
           <w:tcPr>
-            <w:tcW w:w="2993" w:type="dxa"/>
+            <w:tcW w:w="2994" w:type="dxa"/>
             <w:tcBorders>
               <w:top w:val="single" w:sz="4" w:space="0" w:color="000000"/>
               <w:start w:val="single" w:sz="4" w:space="0" w:color="000000"/>
@@ -19661,7 +19661,7 @@
         </w:tc>
         <w:tc>
           <w:tcPr>
-            <w:tcW w:w="3301" w:type="dxa"/>
+            <w:tcW w:w="3300" w:type="dxa"/>
             <w:tcBorders>
               <w:top w:val="single" w:sz="4" w:space="0" w:color="000000"/>
               <w:start w:val="single" w:sz="4" w:space="0" w:color="000000"/>
@@ -19684,7 +19684,7 @@
         </w:tc>
         <w:tc>
           <w:tcPr>
-            <w:tcW w:w="2993" w:type="dxa"/>
+            <w:tcW w:w="2994" w:type="dxa"/>
             <w:tcBorders>
               <w:top w:val="single" w:sz="4" w:space="0" w:color="000000"/>
               <w:start w:val="single" w:sz="4" w:space="0" w:color="000000"/>
@@ -19733,7 +19733,7 @@
         </w:tc>
         <w:tc>
           <w:tcPr>
-            <w:tcW w:w="3301" w:type="dxa"/>
+            <w:tcW w:w="3300" w:type="dxa"/>
             <w:tcBorders>
               <w:top w:val="single" w:sz="4" w:space="0" w:color="000000"/>
               <w:start w:val="single" w:sz="4" w:space="0" w:color="000000"/>
@@ -19756,7 +19756,7 @@
         </w:tc>
         <w:tc>
           <w:tcPr>
-            <w:tcW w:w="2993" w:type="dxa"/>
+            <w:tcW w:w="2994" w:type="dxa"/>
             <w:tcBorders>
               <w:top w:val="single" w:sz="4" w:space="0" w:color="000000"/>
               <w:start w:val="single" w:sz="4" w:space="0" w:color="000000"/>
@@ -19805,7 +19805,7 @@
         </w:tc>
         <w:tc>
           <w:tcPr>
-            <w:tcW w:w="3301" w:type="dxa"/>
+            <w:tcW w:w="3300" w:type="dxa"/>
             <w:tcBorders>
               <w:top w:val="single" w:sz="4" w:space="0" w:color="000000"/>
               <w:start w:val="single" w:sz="4" w:space="0" w:color="000000"/>
@@ -19828,7 +19828,7 @@
         </w:tc>
         <w:tc>
           <w:tcPr>
-            <w:tcW w:w="2993" w:type="dxa"/>
+            <w:tcW w:w="2994" w:type="dxa"/>
             <w:tcBorders>
               <w:top w:val="single" w:sz="4" w:space="0" w:color="000000"/>
               <w:start w:val="single" w:sz="4" w:space="0" w:color="000000"/>
@@ -19877,7 +19877,7 @@
         </w:tc>
         <w:tc>
           <w:tcPr>
-            <w:tcW w:w="3301" w:type="dxa"/>
+            <w:tcW w:w="3300" w:type="dxa"/>
             <w:tcBorders>
               <w:top w:val="single" w:sz="4" w:space="0" w:color="000000"/>
               <w:start w:val="single" w:sz="4" w:space="0" w:color="000000"/>
@@ -19900,7 +19900,7 @@
         </w:tc>
         <w:tc>
           <w:tcPr>
-            <w:tcW w:w="2993" w:type="dxa"/>
+            <w:tcW w:w="2994" w:type="dxa"/>
             <w:tcBorders>
               <w:top w:val="single" w:sz="4" w:space="0" w:color="000000"/>
               <w:start w:val="single" w:sz="4" w:space="0" w:color="000000"/>
@@ -20016,8 +20016,8 @@
       </w:tblPr>
       <w:tblGrid>
         <w:gridCol w:w="4437"/>
-        <w:gridCol w:w="2128"/>
-        <w:gridCol w:w="2461"/>
+        <w:gridCol w:w="2127"/>
+        <w:gridCol w:w="2462"/>
       </w:tblGrid>
       <w:tr>
         <w:trPr/>
@@ -20050,7 +20050,7 @@
         </w:tc>
         <w:tc>
           <w:tcPr>
-            <w:tcW w:w="2128" w:type="dxa"/>
+            <w:tcW w:w="2127" w:type="dxa"/>
             <w:tcBorders>
               <w:top w:val="single" w:sz="4" w:space="0" w:color="000000"/>
               <w:start w:val="single" w:sz="4" w:space="0" w:color="000000"/>
@@ -20077,7 +20077,7 @@
         </w:tc>
         <w:tc>
           <w:tcPr>
-            <w:tcW w:w="2461" w:type="dxa"/>
+            <w:tcW w:w="2462" w:type="dxa"/>
             <w:tcBorders>
               <w:top w:val="single" w:sz="4" w:space="0" w:color="000000"/>
               <w:start w:val="single" w:sz="4" w:space="0" w:color="000000"/>
@@ -20130,7 +20130,7 @@
         </w:tc>
         <w:tc>
           <w:tcPr>
-            <w:tcW w:w="2128" w:type="dxa"/>
+            <w:tcW w:w="2127" w:type="dxa"/>
             <w:tcBorders>
               <w:top w:val="single" w:sz="4" w:space="0" w:color="000000"/>
               <w:start w:val="single" w:sz="4" w:space="0" w:color="000000"/>
@@ -20153,7 +20153,7 @@
         </w:tc>
         <w:tc>
           <w:tcPr>
-            <w:tcW w:w="2461" w:type="dxa"/>
+            <w:tcW w:w="2462" w:type="dxa"/>
             <w:tcBorders>
               <w:top w:val="single" w:sz="4" w:space="0" w:color="000000"/>
               <w:start w:val="single" w:sz="4" w:space="0" w:color="000000"/>
@@ -20206,7 +20206,7 @@
         </w:tc>
         <w:tc>
           <w:tcPr>
-            <w:tcW w:w="2128" w:type="dxa"/>
+            <w:tcW w:w="2127" w:type="dxa"/>
             <w:tcBorders>
               <w:top w:val="single" w:sz="4" w:space="0" w:color="000000"/>
               <w:start w:val="single" w:sz="4" w:space="0" w:color="000000"/>
@@ -20229,7 +20229,7 @@
         </w:tc>
         <w:tc>
           <w:tcPr>
-            <w:tcW w:w="2461" w:type="dxa"/>
+            <w:tcW w:w="2462" w:type="dxa"/>
             <w:tcBorders>
               <w:top w:val="single" w:sz="4" w:space="0" w:color="000000"/>
               <w:start w:val="single" w:sz="4" w:space="0" w:color="000000"/>
@@ -20278,7 +20278,7 @@
         </w:tc>
         <w:tc>
           <w:tcPr>
-            <w:tcW w:w="2128" w:type="dxa"/>
+            <w:tcW w:w="2127" w:type="dxa"/>
             <w:tcBorders>
               <w:top w:val="single" w:sz="4" w:space="0" w:color="000000"/>
               <w:start w:val="single" w:sz="4" w:space="0" w:color="000000"/>
@@ -20301,7 +20301,7 @@
         </w:tc>
         <w:tc>
           <w:tcPr>
-            <w:tcW w:w="2461" w:type="dxa"/>
+            <w:tcW w:w="2462" w:type="dxa"/>
             <w:tcBorders>
               <w:top w:val="single" w:sz="4" w:space="0" w:color="000000"/>
               <w:start w:val="single" w:sz="4" w:space="0" w:color="000000"/>
@@ -20350,7 +20350,7 @@
         </w:tc>
         <w:tc>
           <w:tcPr>
-            <w:tcW w:w="2128" w:type="dxa"/>
+            <w:tcW w:w="2127" w:type="dxa"/>
             <w:tcBorders>
               <w:top w:val="single" w:sz="4" w:space="0" w:color="000000"/>
               <w:start w:val="single" w:sz="4" w:space="0" w:color="000000"/>
@@ -20373,7 +20373,7 @@
         </w:tc>
         <w:tc>
           <w:tcPr>
-            <w:tcW w:w="2461" w:type="dxa"/>
+            <w:tcW w:w="2462" w:type="dxa"/>
             <w:tcBorders>
               <w:top w:val="single" w:sz="4" w:space="0" w:color="000000"/>
               <w:start w:val="single" w:sz="4" w:space="0" w:color="000000"/>
@@ -20422,7 +20422,7 @@
         </w:tc>
         <w:tc>
           <w:tcPr>
-            <w:tcW w:w="2128" w:type="dxa"/>
+            <w:tcW w:w="2127" w:type="dxa"/>
             <w:tcBorders>
               <w:top w:val="single" w:sz="4" w:space="0" w:color="000000"/>
               <w:start w:val="single" w:sz="4" w:space="0" w:color="000000"/>
@@ -20445,7 +20445,7 @@
         </w:tc>
         <w:tc>
           <w:tcPr>
-            <w:tcW w:w="2461" w:type="dxa"/>
+            <w:tcW w:w="2462" w:type="dxa"/>
             <w:tcBorders>
               <w:top w:val="single" w:sz="4" w:space="0" w:color="000000"/>
               <w:start w:val="single" w:sz="4" w:space="0" w:color="000000"/>
@@ -20494,7 +20494,7 @@
         </w:tc>
         <w:tc>
           <w:tcPr>
-            <w:tcW w:w="2128" w:type="dxa"/>
+            <w:tcW w:w="2127" w:type="dxa"/>
             <w:tcBorders>
               <w:top w:val="single" w:sz="4" w:space="0" w:color="000000"/>
               <w:start w:val="single" w:sz="4" w:space="0" w:color="000000"/>
@@ -20517,7 +20517,7 @@
         </w:tc>
         <w:tc>
           <w:tcPr>
-            <w:tcW w:w="2461" w:type="dxa"/>
+            <w:tcW w:w="2462" w:type="dxa"/>
             <w:tcBorders>
               <w:top w:val="single" w:sz="4" w:space="0" w:color="000000"/>
               <w:start w:val="single" w:sz="4" w:space="0" w:color="000000"/>
@@ -20635,9 +20635,9 @@
         <w:tblLook w:val="0000" w:noHBand="0" w:noVBand="0" w:firstColumn="0" w:lastRow="0" w:lastColumn="0" w:firstRow="0"/>
       </w:tblPr>
       <w:tblGrid>
-        <w:gridCol w:w="1051"/>
+        <w:gridCol w:w="1050"/>
         <w:gridCol w:w="1538"/>
-        <w:gridCol w:w="1913"/>
+        <w:gridCol w:w="1914"/>
         <w:gridCol w:w="1530"/>
         <w:gridCol w:w="1693"/>
         <w:gridCol w:w="1301"/>
@@ -20646,7 +20646,7 @@
         <w:trPr/>
         <w:tc>
           <w:tcPr>
-            <w:tcW w:w="1051" w:type="dxa"/>
+            <w:tcW w:w="1050" w:type="dxa"/>
             <w:tcBorders>
               <w:top w:val="single" w:sz="4" w:space="0" w:color="000000"/>
               <w:start w:val="single" w:sz="4" w:space="0" w:color="000000"/>
@@ -20700,7 +20700,7 @@
         </w:tc>
         <w:tc>
           <w:tcPr>
-            <w:tcW w:w="1913" w:type="dxa"/>
+            <w:tcW w:w="1914" w:type="dxa"/>
             <w:tcBorders>
               <w:top w:val="single" w:sz="4" w:space="0" w:color="000000"/>
               <w:start w:val="single" w:sz="4" w:space="0" w:color="000000"/>
@@ -20811,7 +20811,7 @@
         <w:trPr/>
         <w:tc>
           <w:tcPr>
-            <w:tcW w:w="1051" w:type="dxa"/>
+            <w:tcW w:w="1050" w:type="dxa"/>
             <w:tcBorders>
               <w:top w:val="single" w:sz="4" w:space="0" w:color="000000"/>
               <w:start w:val="single" w:sz="4" w:space="0" w:color="000000"/>
@@ -20857,7 +20857,7 @@
         </w:tc>
         <w:tc>
           <w:tcPr>
-            <w:tcW w:w="1913" w:type="dxa"/>
+            <w:tcW w:w="1914" w:type="dxa"/>
             <w:tcBorders>
               <w:top w:val="single" w:sz="4" w:space="0" w:color="000000"/>
               <w:start w:val="single" w:sz="4" w:space="0" w:color="000000"/>
@@ -20952,7 +20952,7 @@
         <w:trPr/>
         <w:tc>
           <w:tcPr>
-            <w:tcW w:w="1051" w:type="dxa"/>
+            <w:tcW w:w="1050" w:type="dxa"/>
             <w:tcBorders>
               <w:top w:val="single" w:sz="4" w:space="0" w:color="000000"/>
               <w:start w:val="single" w:sz="4" w:space="0" w:color="000000"/>
@@ -20998,7 +20998,7 @@
         </w:tc>
         <w:tc>
           <w:tcPr>
-            <w:tcW w:w="1913" w:type="dxa"/>
+            <w:tcW w:w="1914" w:type="dxa"/>
             <w:tcBorders>
               <w:top w:val="single" w:sz="4" w:space="0" w:color="000000"/>
               <w:start w:val="single" w:sz="4" w:space="0" w:color="000000"/>
@@ -21245,8 +21245,8 @@
       </w:tblPr>
       <w:tblGrid>
         <w:gridCol w:w="1516"/>
-        <w:gridCol w:w="3943"/>
-        <w:gridCol w:w="3567"/>
+        <w:gridCol w:w="3942"/>
+        <w:gridCol w:w="3568"/>
       </w:tblGrid>
       <w:tr>
         <w:trPr/>
@@ -21279,7 +21279,7 @@
         </w:tc>
         <w:tc>
           <w:tcPr>
-            <w:tcW w:w="3943" w:type="dxa"/>
+            <w:tcW w:w="3942" w:type="dxa"/>
             <w:tcBorders>
               <w:top w:val="single" w:sz="4" w:space="0" w:color="000000"/>
               <w:start w:val="single" w:sz="4" w:space="0" w:color="000000"/>
@@ -21306,7 +21306,7 @@
         </w:tc>
         <w:tc>
           <w:tcPr>
-            <w:tcW w:w="3567" w:type="dxa"/>
+            <w:tcW w:w="3568" w:type="dxa"/>
             <w:tcBorders>
               <w:top w:val="single" w:sz="4" w:space="0" w:color="000000"/>
               <w:start w:val="single" w:sz="4" w:space="0" w:color="000000"/>
@@ -21359,7 +21359,7 @@
         </w:tc>
         <w:tc>
           <w:tcPr>
-            <w:tcW w:w="3943" w:type="dxa"/>
+            <w:tcW w:w="3942" w:type="dxa"/>
             <w:tcBorders>
               <w:top w:val="single" w:sz="4" w:space="0" w:color="000000"/>
               <w:start w:val="single" w:sz="4" w:space="0" w:color="000000"/>
@@ -21382,7 +21382,7 @@
         </w:tc>
         <w:tc>
           <w:tcPr>
-            <w:tcW w:w="3567" w:type="dxa"/>
+            <w:tcW w:w="3568" w:type="dxa"/>
             <w:tcBorders>
               <w:top w:val="single" w:sz="4" w:space="0" w:color="000000"/>
               <w:start w:val="single" w:sz="4" w:space="0" w:color="000000"/>
@@ -21431,7 +21431,7 @@
         </w:tc>
         <w:tc>
           <w:tcPr>
-            <w:tcW w:w="3943" w:type="dxa"/>
+            <w:tcW w:w="3942" w:type="dxa"/>
             <w:tcBorders>
               <w:top w:val="single" w:sz="4" w:space="0" w:color="000000"/>
               <w:start w:val="single" w:sz="4" w:space="0" w:color="000000"/>
@@ -21454,7 +21454,7 @@
         </w:tc>
         <w:tc>
           <w:tcPr>
-            <w:tcW w:w="3567" w:type="dxa"/>
+            <w:tcW w:w="3568" w:type="dxa"/>
             <w:tcBorders>
               <w:top w:val="single" w:sz="4" w:space="0" w:color="000000"/>
               <w:start w:val="single" w:sz="4" w:space="0" w:color="000000"/>
@@ -22423,16 +22423,16 @@
         <w:tblLook w:val="0000" w:noHBand="0" w:noVBand="0" w:firstColumn="0" w:lastRow="0" w:lastColumn="0" w:firstRow="0"/>
       </w:tblPr>
       <w:tblGrid>
-        <w:gridCol w:w="1272"/>
+        <w:gridCol w:w="1271"/>
         <w:gridCol w:w="2399"/>
         <w:gridCol w:w="2273"/>
-        <w:gridCol w:w="3082"/>
+        <w:gridCol w:w="3083"/>
       </w:tblGrid>
       <w:tr>
         <w:trPr/>
         <w:tc>
           <w:tcPr>
-            <w:tcW w:w="1272" w:type="dxa"/>
+            <w:tcW w:w="1271" w:type="dxa"/>
             <w:tcBorders>
               <w:top w:val="single" w:sz="4" w:space="0" w:color="000000"/>
               <w:start w:val="single" w:sz="4" w:space="0" w:color="000000"/>
@@ -22513,7 +22513,7 @@
         </w:tc>
         <w:tc>
           <w:tcPr>
-            <w:tcW w:w="3082" w:type="dxa"/>
+            <w:tcW w:w="3083" w:type="dxa"/>
             <w:tcBorders>
               <w:top w:val="single" w:sz="4" w:space="0" w:color="000000"/>
               <w:start w:val="single" w:sz="4" w:space="0" w:color="000000"/>
@@ -22543,7 +22543,7 @@
         <w:trPr/>
         <w:tc>
           <w:tcPr>
-            <w:tcW w:w="1272" w:type="dxa"/>
+            <w:tcW w:w="1271" w:type="dxa"/>
             <w:tcBorders>
               <w:top w:val="single" w:sz="4" w:space="0" w:color="000000"/>
               <w:start w:val="single" w:sz="4" w:space="0" w:color="000000"/>
@@ -22612,7 +22612,7 @@
         </w:tc>
         <w:tc>
           <w:tcPr>
-            <w:tcW w:w="3082" w:type="dxa"/>
+            <w:tcW w:w="3083" w:type="dxa"/>
             <w:tcBorders>
               <w:top w:val="single" w:sz="4" w:space="0" w:color="000000"/>
               <w:start w:val="single" w:sz="4" w:space="0" w:color="000000"/>
@@ -22638,7 +22638,7 @@
         <w:trPr/>
         <w:tc>
           <w:tcPr>
-            <w:tcW w:w="1272" w:type="dxa"/>
+            <w:tcW w:w="1271" w:type="dxa"/>
             <w:tcBorders>
               <w:top w:val="single" w:sz="4" w:space="0" w:color="000000"/>
               <w:start w:val="single" w:sz="4" w:space="0" w:color="000000"/>
@@ -22707,7 +22707,7 @@
         </w:tc>
         <w:tc>
           <w:tcPr>
-            <w:tcW w:w="3082" w:type="dxa"/>
+            <w:tcW w:w="3083" w:type="dxa"/>
             <w:tcBorders>
               <w:top w:val="single" w:sz="4" w:space="0" w:color="000000"/>
               <w:start w:val="single" w:sz="4" w:space="0" w:color="000000"/>
@@ -22824,17 +22824,17 @@
         <w:tblLook w:val="0000" w:noHBand="0" w:noVBand="0" w:firstColumn="0" w:lastRow="0" w:lastColumn="0" w:firstRow="0"/>
       </w:tblPr>
       <w:tblGrid>
-        <w:gridCol w:w="1133"/>
+        <w:gridCol w:w="1132"/>
         <w:gridCol w:w="1028"/>
-        <w:gridCol w:w="1479"/>
-        <w:gridCol w:w="1395"/>
-        <w:gridCol w:w="3991"/>
+        <w:gridCol w:w="1480"/>
+        <w:gridCol w:w="1394"/>
+        <w:gridCol w:w="3992"/>
       </w:tblGrid>
       <w:tr>
         <w:trPr/>
         <w:tc>
           <w:tcPr>
-            <w:tcW w:w="1133" w:type="dxa"/>
+            <w:tcW w:w="1132" w:type="dxa"/>
             <w:tcBorders>
               <w:top w:val="single" w:sz="4" w:space="0" w:color="000000"/>
               <w:start w:val="single" w:sz="4" w:space="0" w:color="000000"/>
@@ -22888,7 +22888,7 @@
         </w:tc>
         <w:tc>
           <w:tcPr>
-            <w:tcW w:w="1479" w:type="dxa"/>
+            <w:tcW w:w="1480" w:type="dxa"/>
             <w:tcBorders>
               <w:top w:val="single" w:sz="4" w:space="0" w:color="000000"/>
               <w:start w:val="single" w:sz="4" w:space="0" w:color="000000"/>
@@ -22915,7 +22915,7 @@
         </w:tc>
         <w:tc>
           <w:tcPr>
-            <w:tcW w:w="1395" w:type="dxa"/>
+            <w:tcW w:w="1394" w:type="dxa"/>
             <w:tcBorders>
               <w:top w:val="single" w:sz="4" w:space="0" w:color="000000"/>
               <w:start w:val="single" w:sz="4" w:space="0" w:color="000000"/>
@@ -22942,7 +22942,7 @@
         </w:tc>
         <w:tc>
           <w:tcPr>
-            <w:tcW w:w="3991" w:type="dxa"/>
+            <w:tcW w:w="3992" w:type="dxa"/>
             <w:tcBorders>
               <w:top w:val="single" w:sz="4" w:space="0" w:color="000000"/>
               <w:start w:val="single" w:sz="4" w:space="0" w:color="000000"/>
@@ -22972,7 +22972,7 @@
         <w:trPr/>
         <w:tc>
           <w:tcPr>
-            <w:tcW w:w="1133" w:type="dxa"/>
+            <w:tcW w:w="1132" w:type="dxa"/>
             <w:tcBorders>
               <w:top w:val="single" w:sz="4" w:space="0" w:color="000000"/>
               <w:start w:val="single" w:sz="4" w:space="0" w:color="000000"/>
@@ -23018,7 +23018,7 @@
         </w:tc>
         <w:tc>
           <w:tcPr>
-            <w:tcW w:w="1479" w:type="dxa"/>
+            <w:tcW w:w="1480" w:type="dxa"/>
             <w:tcBorders>
               <w:top w:val="single" w:sz="4" w:space="0" w:color="000000"/>
               <w:start w:val="single" w:sz="4" w:space="0" w:color="000000"/>
@@ -23041,7 +23041,7 @@
         </w:tc>
         <w:tc>
           <w:tcPr>
-            <w:tcW w:w="1395" w:type="dxa"/>
+            <w:tcW w:w="1394" w:type="dxa"/>
             <w:tcBorders>
               <w:top w:val="single" w:sz="4" w:space="0" w:color="000000"/>
               <w:start w:val="single" w:sz="4" w:space="0" w:color="000000"/>
@@ -23064,7 +23064,7 @@
         </w:tc>
         <w:tc>
           <w:tcPr>
-            <w:tcW w:w="3991" w:type="dxa"/>
+            <w:tcW w:w="3992" w:type="dxa"/>
             <w:tcBorders>
               <w:top w:val="single" w:sz="4" w:space="0" w:color="000000"/>
               <w:start w:val="single" w:sz="4" w:space="0" w:color="000000"/>
@@ -23090,7 +23090,7 @@
         <w:trPr/>
         <w:tc>
           <w:tcPr>
-            <w:tcW w:w="1133" w:type="dxa"/>
+            <w:tcW w:w="1132" w:type="dxa"/>
             <w:tcBorders>
               <w:top w:val="single" w:sz="4" w:space="0" w:color="000000"/>
               <w:start w:val="single" w:sz="4" w:space="0" w:color="000000"/>
@@ -23136,7 +23136,7 @@
         </w:tc>
         <w:tc>
           <w:tcPr>
-            <w:tcW w:w="1479" w:type="dxa"/>
+            <w:tcW w:w="1480" w:type="dxa"/>
             <w:tcBorders>
               <w:top w:val="single" w:sz="4" w:space="0" w:color="000000"/>
               <w:start w:val="single" w:sz="4" w:space="0" w:color="000000"/>
@@ -23159,7 +23159,7 @@
         </w:tc>
         <w:tc>
           <w:tcPr>
-            <w:tcW w:w="1395" w:type="dxa"/>
+            <w:tcW w:w="1394" w:type="dxa"/>
             <w:tcBorders>
               <w:top w:val="single" w:sz="4" w:space="0" w:color="000000"/>
               <w:start w:val="single" w:sz="4" w:space="0" w:color="000000"/>
@@ -23182,7 +23182,7 @@
         </w:tc>
         <w:tc>
           <w:tcPr>
-            <w:tcW w:w="3991" w:type="dxa"/>
+            <w:tcW w:w="3992" w:type="dxa"/>
             <w:tcBorders>
               <w:top w:val="single" w:sz="4" w:space="0" w:color="000000"/>
               <w:start w:val="single" w:sz="4" w:space="0" w:color="000000"/>
@@ -23208,7 +23208,7 @@
         <w:trPr/>
         <w:tc>
           <w:tcPr>
-            <w:tcW w:w="1133" w:type="dxa"/>
+            <w:tcW w:w="1132" w:type="dxa"/>
             <w:tcBorders>
               <w:top w:val="single" w:sz="4" w:space="0" w:color="000000"/>
               <w:start w:val="single" w:sz="4" w:space="0" w:color="000000"/>
@@ -23254,7 +23254,7 @@
         </w:tc>
         <w:tc>
           <w:tcPr>
-            <w:tcW w:w="1479" w:type="dxa"/>
+            <w:tcW w:w="1480" w:type="dxa"/>
             <w:tcBorders>
               <w:top w:val="single" w:sz="4" w:space="0" w:color="000000"/>
               <w:start w:val="single" w:sz="4" w:space="0" w:color="000000"/>
@@ -23277,7 +23277,7 @@
         </w:tc>
         <w:tc>
           <w:tcPr>
-            <w:tcW w:w="1395" w:type="dxa"/>
+            <w:tcW w:w="1394" w:type="dxa"/>
             <w:tcBorders>
               <w:top w:val="single" w:sz="4" w:space="0" w:color="000000"/>
               <w:start w:val="single" w:sz="4" w:space="0" w:color="000000"/>
@@ -23300,7 +23300,7 @@
         </w:tc>
         <w:tc>
           <w:tcPr>
-            <w:tcW w:w="3991" w:type="dxa"/>
+            <w:tcW w:w="3992" w:type="dxa"/>
             <w:tcBorders>
               <w:top w:val="single" w:sz="4" w:space="0" w:color="000000"/>
               <w:start w:val="single" w:sz="4" w:space="0" w:color="000000"/>
@@ -23326,7 +23326,7 @@
         <w:trPr/>
         <w:tc>
           <w:tcPr>
-            <w:tcW w:w="1133" w:type="dxa"/>
+            <w:tcW w:w="1132" w:type="dxa"/>
             <w:tcBorders>
               <w:top w:val="single" w:sz="4" w:space="0" w:color="000000"/>
               <w:start w:val="single" w:sz="4" w:space="0" w:color="000000"/>
@@ -23372,7 +23372,7 @@
         </w:tc>
         <w:tc>
           <w:tcPr>
-            <w:tcW w:w="1479" w:type="dxa"/>
+            <w:tcW w:w="1480" w:type="dxa"/>
             <w:tcBorders>
               <w:top w:val="single" w:sz="4" w:space="0" w:color="000000"/>
               <w:start w:val="single" w:sz="4" w:space="0" w:color="000000"/>
@@ -23395,7 +23395,7 @@
         </w:tc>
         <w:tc>
           <w:tcPr>
-            <w:tcW w:w="1395" w:type="dxa"/>
+            <w:tcW w:w="1394" w:type="dxa"/>
             <w:tcBorders>
               <w:top w:val="single" w:sz="4" w:space="0" w:color="000000"/>
               <w:start w:val="single" w:sz="4" w:space="0" w:color="000000"/>
@@ -23418,7 +23418,7 @@
         </w:tc>
         <w:tc>
           <w:tcPr>
-            <w:tcW w:w="3991" w:type="dxa"/>
+            <w:tcW w:w="3992" w:type="dxa"/>
             <w:tcBorders>
               <w:top w:val="single" w:sz="4" w:space="0" w:color="000000"/>
               <w:start w:val="single" w:sz="4" w:space="0" w:color="000000"/>
@@ -23562,9 +23562,9 @@
       </w:tblPr>
       <w:tblGrid>
         <w:gridCol w:w="1100"/>
-        <w:gridCol w:w="2385"/>
+        <w:gridCol w:w="2384"/>
         <w:gridCol w:w="3252"/>
-        <w:gridCol w:w="2289"/>
+        <w:gridCol w:w="2290"/>
       </w:tblGrid>
       <w:tr>
         <w:trPr/>
@@ -23597,7 +23597,7 @@
         </w:tc>
         <w:tc>
           <w:tcPr>
-            <w:tcW w:w="2385" w:type="dxa"/>
+            <w:tcW w:w="2384" w:type="dxa"/>
             <w:tcBorders>
               <w:top w:val="single" w:sz="4" w:space="0" w:color="000000"/>
               <w:start w:val="single" w:sz="4" w:space="0" w:color="000000"/>
@@ -23651,7 +23651,7 @@
         </w:tc>
         <w:tc>
           <w:tcPr>
-            <w:tcW w:w="2289" w:type="dxa"/>
+            <w:tcW w:w="2290" w:type="dxa"/>
             <w:tcBorders>
               <w:top w:val="single" w:sz="4" w:space="0" w:color="000000"/>
               <w:start w:val="single" w:sz="4" w:space="0" w:color="000000"/>
@@ -23704,7 +23704,7 @@
         </w:tc>
         <w:tc>
           <w:tcPr>
-            <w:tcW w:w="2385" w:type="dxa"/>
+            <w:tcW w:w="2384" w:type="dxa"/>
             <w:tcBorders>
               <w:top w:val="single" w:sz="4" w:space="0" w:color="000000"/>
               <w:start w:val="single" w:sz="4" w:space="0" w:color="000000"/>
@@ -23750,7 +23750,7 @@
         </w:tc>
         <w:tc>
           <w:tcPr>
-            <w:tcW w:w="2289" w:type="dxa"/>
+            <w:tcW w:w="2290" w:type="dxa"/>
             <w:tcBorders>
               <w:top w:val="single" w:sz="4" w:space="0" w:color="000000"/>
               <w:start w:val="single" w:sz="4" w:space="0" w:color="000000"/>
@@ -23799,7 +23799,7 @@
         </w:tc>
         <w:tc>
           <w:tcPr>
-            <w:tcW w:w="2385" w:type="dxa"/>
+            <w:tcW w:w="2384" w:type="dxa"/>
             <w:tcBorders>
               <w:top w:val="single" w:sz="4" w:space="0" w:color="000000"/>
               <w:start w:val="single" w:sz="4" w:space="0" w:color="000000"/>
@@ -23845,7 +23845,7 @@
         </w:tc>
         <w:tc>
           <w:tcPr>
-            <w:tcW w:w="2289" w:type="dxa"/>
+            <w:tcW w:w="2290" w:type="dxa"/>
             <w:tcBorders>
               <w:top w:val="single" w:sz="4" w:space="0" w:color="000000"/>
               <w:start w:val="single" w:sz="4" w:space="0" w:color="000000"/>
@@ -23960,17 +23960,17 @@
         <w:tblLook w:val="0000" w:noHBand="0" w:noVBand="0" w:firstColumn="0" w:lastRow="0" w:lastColumn="0" w:firstRow="0"/>
       </w:tblPr>
       <w:tblGrid>
-        <w:gridCol w:w="1060"/>
-        <w:gridCol w:w="3189"/>
-        <w:gridCol w:w="2034"/>
-        <w:gridCol w:w="1908"/>
+        <w:gridCol w:w="1059"/>
+        <w:gridCol w:w="3190"/>
+        <w:gridCol w:w="2033"/>
+        <w:gridCol w:w="1909"/>
         <w:gridCol w:w="835"/>
       </w:tblGrid>
       <w:tr>
         <w:trPr/>
         <w:tc>
           <w:tcPr>
-            <w:tcW w:w="1060" w:type="dxa"/>
+            <w:tcW w:w="1059" w:type="dxa"/>
             <w:tcBorders>
               <w:top w:val="single" w:sz="4" w:space="0" w:color="000000"/>
               <w:start w:val="single" w:sz="4" w:space="0" w:color="000000"/>
@@ -23997,7 +23997,7 @@
         </w:tc>
         <w:tc>
           <w:tcPr>
-            <w:tcW w:w="3189" w:type="dxa"/>
+            <w:tcW w:w="3190" w:type="dxa"/>
             <w:tcBorders>
               <w:top w:val="single" w:sz="4" w:space="0" w:color="000000"/>
               <w:start w:val="single" w:sz="4" w:space="0" w:color="000000"/>
@@ -24024,7 +24024,7 @@
         </w:tc>
         <w:tc>
           <w:tcPr>
-            <w:tcW w:w="2034" w:type="dxa"/>
+            <w:tcW w:w="2033" w:type="dxa"/>
             <w:tcBorders>
               <w:top w:val="single" w:sz="4" w:space="0" w:color="000000"/>
               <w:start w:val="single" w:sz="4" w:space="0" w:color="000000"/>
@@ -24051,7 +24051,7 @@
         </w:tc>
         <w:tc>
           <w:tcPr>
-            <w:tcW w:w="1908" w:type="dxa"/>
+            <w:tcW w:w="1909" w:type="dxa"/>
             <w:tcBorders>
               <w:top w:val="single" w:sz="4" w:space="0" w:color="000000"/>
               <w:start w:val="single" w:sz="4" w:space="0" w:color="000000"/>
@@ -24108,7 +24108,7 @@
         <w:trPr/>
         <w:tc>
           <w:tcPr>
-            <w:tcW w:w="1060" w:type="dxa"/>
+            <w:tcW w:w="1059" w:type="dxa"/>
             <w:tcBorders>
               <w:top w:val="single" w:sz="4" w:space="0" w:color="000000"/>
               <w:start w:val="single" w:sz="4" w:space="0" w:color="000000"/>
@@ -24131,7 +24131,7 @@
         </w:tc>
         <w:tc>
           <w:tcPr>
-            <w:tcW w:w="3189" w:type="dxa"/>
+            <w:tcW w:w="3190" w:type="dxa"/>
             <w:tcBorders>
               <w:top w:val="single" w:sz="4" w:space="0" w:color="000000"/>
               <w:start w:val="single" w:sz="4" w:space="0" w:color="000000"/>
@@ -24154,7 +24154,7 @@
         </w:tc>
         <w:tc>
           <w:tcPr>
-            <w:tcW w:w="2034" w:type="dxa"/>
+            <w:tcW w:w="2033" w:type="dxa"/>
             <w:tcBorders>
               <w:top w:val="single" w:sz="4" w:space="0" w:color="000000"/>
               <w:start w:val="single" w:sz="4" w:space="0" w:color="000000"/>
@@ -24177,7 +24177,7 @@
         </w:tc>
         <w:tc>
           <w:tcPr>
-            <w:tcW w:w="1908" w:type="dxa"/>
+            <w:tcW w:w="1909" w:type="dxa"/>
             <w:tcBorders>
               <w:top w:val="single" w:sz="4" w:space="0" w:color="000000"/>
               <w:start w:val="single" w:sz="4" w:space="0" w:color="000000"/>
@@ -24226,7 +24226,7 @@
         <w:trPr/>
         <w:tc>
           <w:tcPr>
-            <w:tcW w:w="1060" w:type="dxa"/>
+            <w:tcW w:w="1059" w:type="dxa"/>
             <w:tcBorders>
               <w:top w:val="single" w:sz="4" w:space="0" w:color="000000"/>
               <w:start w:val="single" w:sz="4" w:space="0" w:color="000000"/>
@@ -24249,7 +24249,7 @@
         </w:tc>
         <w:tc>
           <w:tcPr>
-            <w:tcW w:w="3189" w:type="dxa"/>
+            <w:tcW w:w="3190" w:type="dxa"/>
             <w:tcBorders>
               <w:top w:val="single" w:sz="4" w:space="0" w:color="000000"/>
               <w:start w:val="single" w:sz="4" w:space="0" w:color="000000"/>
@@ -24272,7 +24272,7 @@
         </w:tc>
         <w:tc>
           <w:tcPr>
-            <w:tcW w:w="2034" w:type="dxa"/>
+            <w:tcW w:w="2033" w:type="dxa"/>
             <w:tcBorders>
               <w:top w:val="single" w:sz="4" w:space="0" w:color="000000"/>
               <w:start w:val="single" w:sz="4" w:space="0" w:color="000000"/>
@@ -24295,7 +24295,7 @@
         </w:tc>
         <w:tc>
           <w:tcPr>
-            <w:tcW w:w="1908" w:type="dxa"/>
+            <w:tcW w:w="1909" w:type="dxa"/>
             <w:tcBorders>
               <w:top w:val="single" w:sz="4" w:space="0" w:color="000000"/>
               <w:start w:val="single" w:sz="4" w:space="0" w:color="000000"/>
@@ -24344,7 +24344,7 @@
         <w:trPr/>
         <w:tc>
           <w:tcPr>
-            <w:tcW w:w="1060" w:type="dxa"/>
+            <w:tcW w:w="1059" w:type="dxa"/>
             <w:tcBorders>
               <w:top w:val="single" w:sz="4" w:space="0" w:color="000000"/>
               <w:start w:val="single" w:sz="4" w:space="0" w:color="000000"/>
@@ -24370,7 +24370,7 @@
         </w:tc>
         <w:tc>
           <w:tcPr>
-            <w:tcW w:w="3189" w:type="dxa"/>
+            <w:tcW w:w="3190" w:type="dxa"/>
             <w:tcBorders>
               <w:top w:val="single" w:sz="4" w:space="0" w:color="000000"/>
               <w:start w:val="single" w:sz="4" w:space="0" w:color="000000"/>
@@ -24396,7 +24396,7 @@
         </w:tc>
         <w:tc>
           <w:tcPr>
-            <w:tcW w:w="2034" w:type="dxa"/>
+            <w:tcW w:w="2033" w:type="dxa"/>
             <w:tcBorders>
               <w:top w:val="single" w:sz="4" w:space="0" w:color="000000"/>
               <w:start w:val="single" w:sz="4" w:space="0" w:color="000000"/>
@@ -24422,7 +24422,7 @@
         </w:tc>
         <w:tc>
           <w:tcPr>
-            <w:tcW w:w="1908" w:type="dxa"/>
+            <w:tcW w:w="1909" w:type="dxa"/>
             <w:tcBorders>
               <w:top w:val="single" w:sz="4" w:space="0" w:color="000000"/>
               <w:start w:val="single" w:sz="4" w:space="0" w:color="000000"/>
@@ -24557,8 +24557,8 @@
       </w:tblPr>
       <w:tblGrid>
         <w:gridCol w:w="4929"/>
-        <w:gridCol w:w="1050"/>
-        <w:gridCol w:w="3047"/>
+        <w:gridCol w:w="1049"/>
+        <w:gridCol w:w="3048"/>
       </w:tblGrid>
       <w:tr>
         <w:trPr/>
@@ -24591,7 +24591,7 @@
         </w:tc>
         <w:tc>
           <w:tcPr>
-            <w:tcW w:w="1050" w:type="dxa"/>
+            <w:tcW w:w="1049" w:type="dxa"/>
             <w:tcBorders>
               <w:top w:val="single" w:sz="4" w:space="0" w:color="000000"/>
               <w:start w:val="single" w:sz="4" w:space="0" w:color="000000"/>
@@ -24618,7 +24618,7 @@
         </w:tc>
         <w:tc>
           <w:tcPr>
-            <w:tcW w:w="3047" w:type="dxa"/>
+            <w:tcW w:w="3048" w:type="dxa"/>
             <w:tcBorders>
               <w:top w:val="single" w:sz="4" w:space="0" w:color="000000"/>
               <w:start w:val="single" w:sz="4" w:space="0" w:color="000000"/>
@@ -24671,7 +24671,7 @@
         </w:tc>
         <w:tc>
           <w:tcPr>
-            <w:tcW w:w="1050" w:type="dxa"/>
+            <w:tcW w:w="1049" w:type="dxa"/>
             <w:tcBorders>
               <w:top w:val="single" w:sz="4" w:space="0" w:color="000000"/>
               <w:start w:val="single" w:sz="4" w:space="0" w:color="000000"/>
@@ -24694,7 +24694,7 @@
         </w:tc>
         <w:tc>
           <w:tcPr>
-            <w:tcW w:w="3047" w:type="dxa"/>
+            <w:tcW w:w="3048" w:type="dxa"/>
             <w:tcBorders>
               <w:top w:val="single" w:sz="4" w:space="0" w:color="000000"/>
               <w:start w:val="single" w:sz="4" w:space="0" w:color="000000"/>
@@ -24743,7 +24743,7 @@
         </w:tc>
         <w:tc>
           <w:tcPr>
-            <w:tcW w:w="1050" w:type="dxa"/>
+            <w:tcW w:w="1049" w:type="dxa"/>
             <w:tcBorders>
               <w:top w:val="single" w:sz="4" w:space="0" w:color="000000"/>
               <w:start w:val="single" w:sz="4" w:space="0" w:color="000000"/>
@@ -24766,7 +24766,7 @@
         </w:tc>
         <w:tc>
           <w:tcPr>
-            <w:tcW w:w="3047" w:type="dxa"/>
+            <w:tcW w:w="3048" w:type="dxa"/>
             <w:tcBorders>
               <w:top w:val="single" w:sz="4" w:space="0" w:color="000000"/>
               <w:start w:val="single" w:sz="4" w:space="0" w:color="000000"/>
@@ -24815,7 +24815,7 @@
         </w:tc>
         <w:tc>
           <w:tcPr>
-            <w:tcW w:w="1050" w:type="dxa"/>
+            <w:tcW w:w="1049" w:type="dxa"/>
             <w:tcBorders>
               <w:top w:val="single" w:sz="4" w:space="0" w:color="000000"/>
               <w:start w:val="single" w:sz="4" w:space="0" w:color="000000"/>
@@ -24842,7 +24842,7 @@
         </w:tc>
         <w:tc>
           <w:tcPr>
-            <w:tcW w:w="3047" w:type="dxa"/>
+            <w:tcW w:w="3048" w:type="dxa"/>
             <w:tcBorders>
               <w:top w:val="single" w:sz="4" w:space="0" w:color="000000"/>
               <w:start w:val="single" w:sz="4" w:space="0" w:color="000000"/>
@@ -25021,16 +25021,16 @@
         <w:tblLook w:val="0000" w:noHBand="0" w:noVBand="0" w:firstColumn="0" w:lastRow="0" w:lastColumn="0" w:firstRow="0"/>
       </w:tblPr>
       <w:tblGrid>
-        <w:gridCol w:w="1363"/>
+        <w:gridCol w:w="1362"/>
         <w:gridCol w:w="4049"/>
-        <w:gridCol w:w="1108"/>
+        <w:gridCol w:w="1109"/>
         <w:gridCol w:w="2506"/>
       </w:tblGrid>
       <w:tr>
         <w:trPr/>
         <w:tc>
           <w:tcPr>
-            <w:tcW w:w="1363" w:type="dxa"/>
+            <w:tcW w:w="1362" w:type="dxa"/>
             <w:tcBorders>
               <w:top w:val="single" w:sz="4" w:space="0" w:color="000000"/>
               <w:start w:val="single" w:sz="4" w:space="0" w:color="000000"/>
@@ -25084,7 +25084,7 @@
         </w:tc>
         <w:tc>
           <w:tcPr>
-            <w:tcW w:w="1108" w:type="dxa"/>
+            <w:tcW w:w="1109" w:type="dxa"/>
             <w:tcBorders>
               <w:top w:val="single" w:sz="4" w:space="0" w:color="000000"/>
               <w:start w:val="single" w:sz="4" w:space="0" w:color="000000"/>
@@ -25141,7 +25141,7 @@
         <w:trPr/>
         <w:tc>
           <w:tcPr>
-            <w:tcW w:w="1363" w:type="dxa"/>
+            <w:tcW w:w="1362" w:type="dxa"/>
             <w:tcBorders>
               <w:top w:val="single" w:sz="4" w:space="0" w:color="000000"/>
               <w:start w:val="single" w:sz="4" w:space="0" w:color="000000"/>
@@ -25187,7 +25187,7 @@
         </w:tc>
         <w:tc>
           <w:tcPr>
-            <w:tcW w:w="1108" w:type="dxa"/>
+            <w:tcW w:w="1109" w:type="dxa"/>
             <w:tcBorders>
               <w:top w:val="single" w:sz="4" w:space="0" w:color="000000"/>
               <w:start w:val="single" w:sz="4" w:space="0" w:color="000000"/>
@@ -25236,7 +25236,7 @@
         <w:trPr/>
         <w:tc>
           <w:tcPr>
-            <w:tcW w:w="1363" w:type="dxa"/>
+            <w:tcW w:w="1362" w:type="dxa"/>
             <w:tcBorders>
               <w:top w:val="single" w:sz="4" w:space="0" w:color="000000"/>
               <w:start w:val="single" w:sz="4" w:space="0" w:color="000000"/>
@@ -25282,7 +25282,7 @@
         </w:tc>
         <w:tc>
           <w:tcPr>
-            <w:tcW w:w="1108" w:type="dxa"/>
+            <w:tcW w:w="1109" w:type="dxa"/>
             <w:tcBorders>
               <w:top w:val="single" w:sz="4" w:space="0" w:color="000000"/>
               <w:start w:val="single" w:sz="4" w:space="0" w:color="000000"/>
@@ -25331,7 +25331,7 @@
         <w:trPr/>
         <w:tc>
           <w:tcPr>
-            <w:tcW w:w="1363" w:type="dxa"/>
+            <w:tcW w:w="1362" w:type="dxa"/>
             <w:tcBorders>
               <w:top w:val="single" w:sz="4" w:space="0" w:color="000000"/>
               <w:start w:val="single" w:sz="4" w:space="0" w:color="000000"/>
@@ -25377,7 +25377,7 @@
         </w:tc>
         <w:tc>
           <w:tcPr>
-            <w:tcW w:w="1108" w:type="dxa"/>
+            <w:tcW w:w="1109" w:type="dxa"/>
             <w:tcBorders>
               <w:top w:val="single" w:sz="4" w:space="0" w:color="000000"/>
               <w:start w:val="single" w:sz="4" w:space="0" w:color="000000"/>
@@ -25480,8 +25480,8 @@
       <w:tblGrid>
         <w:gridCol w:w="1824"/>
         <w:gridCol w:w="1213"/>
-        <w:gridCol w:w="3417"/>
-        <w:gridCol w:w="2572"/>
+        <w:gridCol w:w="3416"/>
+        <w:gridCol w:w="2573"/>
       </w:tblGrid>
       <w:tr>
         <w:trPr/>
@@ -25541,7 +25541,7 @@
         </w:tc>
         <w:tc>
           <w:tcPr>
-            <w:tcW w:w="3417" w:type="dxa"/>
+            <w:tcW w:w="3416" w:type="dxa"/>
             <w:tcBorders>
               <w:top w:val="single" w:sz="4" w:space="0" w:color="000000"/>
               <w:start w:val="single" w:sz="4" w:space="0" w:color="000000"/>
@@ -25568,7 +25568,7 @@
         </w:tc>
         <w:tc>
           <w:tcPr>
-            <w:tcW w:w="2572" w:type="dxa"/>
+            <w:tcW w:w="2573" w:type="dxa"/>
             <w:tcBorders>
               <w:top w:val="single" w:sz="4" w:space="0" w:color="000000"/>
               <w:start w:val="single" w:sz="4" w:space="0" w:color="000000"/>
@@ -25644,7 +25644,7 @@
         </w:tc>
         <w:tc>
           <w:tcPr>
-            <w:tcW w:w="3417" w:type="dxa"/>
+            <w:tcW w:w="3416" w:type="dxa"/>
             <w:tcBorders>
               <w:top w:val="single" w:sz="4" w:space="0" w:color="000000"/>
               <w:start w:val="single" w:sz="4" w:space="0" w:color="000000"/>
@@ -25667,7 +25667,7 @@
         </w:tc>
         <w:tc>
           <w:tcPr>
-            <w:tcW w:w="2572" w:type="dxa"/>
+            <w:tcW w:w="2573" w:type="dxa"/>
             <w:tcBorders>
               <w:top w:val="single" w:sz="4" w:space="0" w:color="000000"/>
               <w:start w:val="single" w:sz="4" w:space="0" w:color="000000"/>
@@ -25739,7 +25739,7 @@
         </w:tc>
         <w:tc>
           <w:tcPr>
-            <w:tcW w:w="3417" w:type="dxa"/>
+            <w:tcW w:w="3416" w:type="dxa"/>
             <w:tcBorders>
               <w:top w:val="single" w:sz="4" w:space="0" w:color="000000"/>
               <w:start w:val="single" w:sz="4" w:space="0" w:color="000000"/>
@@ -25762,7 +25762,7 @@
         </w:tc>
         <w:tc>
           <w:tcPr>
-            <w:tcW w:w="2572" w:type="dxa"/>
+            <w:tcW w:w="2573" w:type="dxa"/>
             <w:tcBorders>
               <w:top w:val="single" w:sz="4" w:space="0" w:color="000000"/>
               <w:start w:val="single" w:sz="4" w:space="0" w:color="000000"/>
@@ -25834,7 +25834,7 @@
         </w:tc>
         <w:tc>
           <w:tcPr>
-            <w:tcW w:w="3417" w:type="dxa"/>
+            <w:tcW w:w="3416" w:type="dxa"/>
             <w:tcBorders>
               <w:top w:val="single" w:sz="4" w:space="0" w:color="000000"/>
               <w:start w:val="single" w:sz="4" w:space="0" w:color="000000"/>
@@ -25857,7 +25857,7 @@
         </w:tc>
         <w:tc>
           <w:tcPr>
-            <w:tcW w:w="2572" w:type="dxa"/>
+            <w:tcW w:w="2573" w:type="dxa"/>
             <w:tcBorders>
               <w:top w:val="single" w:sz="4" w:space="0" w:color="000000"/>
               <w:start w:val="single" w:sz="4" w:space="0" w:color="000000"/>
@@ -25929,7 +25929,7 @@
         </w:tc>
         <w:tc>
           <w:tcPr>
-            <w:tcW w:w="3417" w:type="dxa"/>
+            <w:tcW w:w="3416" w:type="dxa"/>
             <w:tcBorders>
               <w:top w:val="single" w:sz="4" w:space="0" w:color="000000"/>
               <w:start w:val="single" w:sz="4" w:space="0" w:color="000000"/>
@@ -25952,7 +25952,7 @@
         </w:tc>
         <w:tc>
           <w:tcPr>
-            <w:tcW w:w="2572" w:type="dxa"/>
+            <w:tcW w:w="2573" w:type="dxa"/>
             <w:tcBorders>
               <w:top w:val="single" w:sz="4" w:space="0" w:color="000000"/>
               <w:start w:val="single" w:sz="4" w:space="0" w:color="000000"/>
@@ -27680,15 +27680,15 @@
         <w:tblLook w:val="0000" w:noHBand="0" w:noVBand="0" w:firstColumn="0" w:lastRow="0" w:lastColumn="0" w:firstRow="0"/>
       </w:tblPr>
       <w:tblGrid>
-        <w:gridCol w:w="2858"/>
-        <w:gridCol w:w="2781"/>
+        <w:gridCol w:w="2857"/>
+        <w:gridCol w:w="2782"/>
         <w:gridCol w:w="3387"/>
       </w:tblGrid>
       <w:tr>
         <w:trPr/>
         <w:tc>
           <w:tcPr>
-            <w:tcW w:w="2858" w:type="dxa"/>
+            <w:tcW w:w="2857" w:type="dxa"/>
             <w:tcBorders>
               <w:top w:val="single" w:sz="4" w:space="0" w:color="000000"/>
               <w:start w:val="single" w:sz="4" w:space="0" w:color="000000"/>
@@ -27715,7 +27715,7 @@
         </w:tc>
         <w:tc>
           <w:tcPr>
-            <w:tcW w:w="2781" w:type="dxa"/>
+            <w:tcW w:w="2782" w:type="dxa"/>
             <w:tcBorders>
               <w:top w:val="single" w:sz="4" w:space="0" w:color="000000"/>
               <w:start w:val="single" w:sz="4" w:space="0" w:color="000000"/>
@@ -27772,7 +27772,7 @@
         <w:trPr/>
         <w:tc>
           <w:tcPr>
-            <w:tcW w:w="2858" w:type="dxa"/>
+            <w:tcW w:w="2857" w:type="dxa"/>
             <w:tcBorders>
               <w:top w:val="single" w:sz="4" w:space="0" w:color="000000"/>
               <w:start w:val="single" w:sz="4" w:space="0" w:color="000000"/>
@@ -27795,7 +27795,7 @@
         </w:tc>
         <w:tc>
           <w:tcPr>
-            <w:tcW w:w="2781" w:type="dxa"/>
+            <w:tcW w:w="2782" w:type="dxa"/>
             <w:tcBorders>
               <w:top w:val="single" w:sz="4" w:space="0" w:color="000000"/>
               <w:start w:val="single" w:sz="4" w:space="0" w:color="000000"/>
@@ -27844,7 +27844,7 @@
         <w:trPr/>
         <w:tc>
           <w:tcPr>
-            <w:tcW w:w="2858" w:type="dxa"/>
+            <w:tcW w:w="2857" w:type="dxa"/>
             <w:tcBorders>
               <w:top w:val="single" w:sz="4" w:space="0" w:color="000000"/>
               <w:start w:val="single" w:sz="4" w:space="0" w:color="000000"/>
@@ -27867,7 +27867,7 @@
         </w:tc>
         <w:tc>
           <w:tcPr>
-            <w:tcW w:w="2781" w:type="dxa"/>
+            <w:tcW w:w="2782" w:type="dxa"/>
             <w:tcBorders>
               <w:top w:val="single" w:sz="4" w:space="0" w:color="000000"/>
               <w:start w:val="single" w:sz="4" w:space="0" w:color="000000"/>
@@ -27916,7 +27916,7 @@
         <w:trPr/>
         <w:tc>
           <w:tcPr>
-            <w:tcW w:w="2858" w:type="dxa"/>
+            <w:tcW w:w="2857" w:type="dxa"/>
             <w:tcBorders>
               <w:top w:val="single" w:sz="4" w:space="0" w:color="000000"/>
               <w:start w:val="single" w:sz="4" w:space="0" w:color="000000"/>
@@ -27939,7 +27939,7 @@
         </w:tc>
         <w:tc>
           <w:tcPr>
-            <w:tcW w:w="2781" w:type="dxa"/>
+            <w:tcW w:w="2782" w:type="dxa"/>
             <w:tcBorders>
               <w:top w:val="single" w:sz="4" w:space="0" w:color="000000"/>
               <w:start w:val="single" w:sz="4" w:space="0" w:color="000000"/>
@@ -27988,7 +27988,7 @@
         <w:trPr/>
         <w:tc>
           <w:tcPr>
-            <w:tcW w:w="2858" w:type="dxa"/>
+            <w:tcW w:w="2857" w:type="dxa"/>
             <w:tcBorders>
               <w:top w:val="single" w:sz="4" w:space="0" w:color="000000"/>
               <w:start w:val="single" w:sz="4" w:space="0" w:color="000000"/>
@@ -28011,7 +28011,7 @@
         </w:tc>
         <w:tc>
           <w:tcPr>
-            <w:tcW w:w="2781" w:type="dxa"/>
+            <w:tcW w:w="2782" w:type="dxa"/>
             <w:tcBorders>
               <w:top w:val="single" w:sz="4" w:space="0" w:color="000000"/>
               <w:start w:val="single" w:sz="4" w:space="0" w:color="000000"/>
@@ -28060,7 +28060,7 @@
         <w:trPr/>
         <w:tc>
           <w:tcPr>
-            <w:tcW w:w="2858" w:type="dxa"/>
+            <w:tcW w:w="2857" w:type="dxa"/>
             <w:tcBorders>
               <w:top w:val="single" w:sz="4" w:space="0" w:color="000000"/>
               <w:start w:val="single" w:sz="4" w:space="0" w:color="000000"/>
@@ -28083,7 +28083,7 @@
         </w:tc>
         <w:tc>
           <w:tcPr>
-            <w:tcW w:w="2781" w:type="dxa"/>
+            <w:tcW w:w="2782" w:type="dxa"/>
             <w:tcBorders>
               <w:top w:val="single" w:sz="4" w:space="0" w:color="000000"/>
               <w:start w:val="single" w:sz="4" w:space="0" w:color="000000"/>
@@ -28132,7 +28132,7 @@
         <w:trPr/>
         <w:tc>
           <w:tcPr>
-            <w:tcW w:w="2858" w:type="dxa"/>
+            <w:tcW w:w="2857" w:type="dxa"/>
             <w:tcBorders>
               <w:top w:val="single" w:sz="4" w:space="0" w:color="000000"/>
               <w:start w:val="single" w:sz="4" w:space="0" w:color="000000"/>
@@ -28155,7 +28155,7 @@
         </w:tc>
         <w:tc>
           <w:tcPr>
-            <w:tcW w:w="2781" w:type="dxa"/>
+            <w:tcW w:w="2782" w:type="dxa"/>
             <w:tcBorders>
               <w:top w:val="single" w:sz="4" w:space="0" w:color="000000"/>
               <w:start w:val="single" w:sz="4" w:space="0" w:color="000000"/>
@@ -28204,7 +28204,7 @@
         <w:trPr/>
         <w:tc>
           <w:tcPr>
-            <w:tcW w:w="2858" w:type="dxa"/>
+            <w:tcW w:w="2857" w:type="dxa"/>
             <w:tcBorders>
               <w:top w:val="single" w:sz="4" w:space="0" w:color="000000"/>
               <w:start w:val="single" w:sz="4" w:space="0" w:color="000000"/>
@@ -28227,7 +28227,7 @@
         </w:tc>
         <w:tc>
           <w:tcPr>
-            <w:tcW w:w="2781" w:type="dxa"/>
+            <w:tcW w:w="2782" w:type="dxa"/>
             <w:tcBorders>
               <w:top w:val="single" w:sz="4" w:space="0" w:color="000000"/>
               <w:start w:val="single" w:sz="4" w:space="0" w:color="000000"/>
@@ -28276,7 +28276,7 @@
         <w:trPr/>
         <w:tc>
           <w:tcPr>
-            <w:tcW w:w="2858" w:type="dxa"/>
+            <w:tcW w:w="2857" w:type="dxa"/>
             <w:tcBorders>
               <w:top w:val="single" w:sz="4" w:space="0" w:color="000000"/>
               <w:start w:val="single" w:sz="4" w:space="0" w:color="000000"/>
@@ -28299,7 +28299,7 @@
         </w:tc>
         <w:tc>
           <w:tcPr>
-            <w:tcW w:w="2781" w:type="dxa"/>
+            <w:tcW w:w="2782" w:type="dxa"/>
             <w:tcBorders>
               <w:top w:val="single" w:sz="4" w:space="0" w:color="000000"/>
               <w:start w:val="single" w:sz="4" w:space="0" w:color="000000"/>
@@ -28348,7 +28348,7 @@
         <w:trPr/>
         <w:tc>
           <w:tcPr>
-            <w:tcW w:w="2858" w:type="dxa"/>
+            <w:tcW w:w="2857" w:type="dxa"/>
             <w:tcBorders>
               <w:top w:val="single" w:sz="4" w:space="0" w:color="000000"/>
               <w:start w:val="single" w:sz="4" w:space="0" w:color="000000"/>
@@ -28371,7 +28371,7 @@
         </w:tc>
         <w:tc>
           <w:tcPr>
-            <w:tcW w:w="2781" w:type="dxa"/>
+            <w:tcW w:w="2782" w:type="dxa"/>
             <w:tcBorders>
               <w:top w:val="single" w:sz="4" w:space="0" w:color="000000"/>
               <w:start w:val="single" w:sz="4" w:space="0" w:color="000000"/>
@@ -28420,7 +28420,7 @@
         <w:trPr/>
         <w:tc>
           <w:tcPr>
-            <w:tcW w:w="2858" w:type="dxa"/>
+            <w:tcW w:w="2857" w:type="dxa"/>
             <w:tcBorders>
               <w:top w:val="single" w:sz="4" w:space="0" w:color="000000"/>
               <w:start w:val="single" w:sz="4" w:space="0" w:color="000000"/>
@@ -28443,7 +28443,7 @@
         </w:tc>
         <w:tc>
           <w:tcPr>
-            <w:tcW w:w="2781" w:type="dxa"/>
+            <w:tcW w:w="2782" w:type="dxa"/>
             <w:tcBorders>
               <w:top w:val="single" w:sz="4" w:space="0" w:color="000000"/>
               <w:start w:val="single" w:sz="4" w:space="0" w:color="000000"/>
@@ -28492,7 +28492,7 @@
         <w:trPr/>
         <w:tc>
           <w:tcPr>
-            <w:tcW w:w="2858" w:type="dxa"/>
+            <w:tcW w:w="2857" w:type="dxa"/>
             <w:tcBorders>
               <w:top w:val="single" w:sz="4" w:space="0" w:color="000000"/>
               <w:start w:val="single" w:sz="4" w:space="0" w:color="000000"/>
@@ -28515,7 +28515,7 @@
         </w:tc>
         <w:tc>
           <w:tcPr>
-            <w:tcW w:w="2781" w:type="dxa"/>
+            <w:tcW w:w="2782" w:type="dxa"/>
             <w:tcBorders>
               <w:top w:val="single" w:sz="4" w:space="0" w:color="000000"/>
               <w:start w:val="single" w:sz="4" w:space="0" w:color="000000"/>
@@ -28632,8 +28632,8 @@
       </w:tblPr>
       <w:tblGrid>
         <w:gridCol w:w="537"/>
-        <w:gridCol w:w="2561"/>
-        <w:gridCol w:w="1654"/>
+        <w:gridCol w:w="2560"/>
+        <w:gridCol w:w="1655"/>
         <w:gridCol w:w="3439"/>
         <w:gridCol w:w="835"/>
       </w:tblGrid>
@@ -28668,7 +28668,7 @@
         </w:tc>
         <w:tc>
           <w:tcPr>
-            <w:tcW w:w="2561" w:type="dxa"/>
+            <w:tcW w:w="2560" w:type="dxa"/>
             <w:tcBorders>
               <w:top w:val="single" w:sz="4" w:space="0" w:color="000000"/>
               <w:start w:val="single" w:sz="4" w:space="0" w:color="000000"/>
@@ -28695,7 +28695,7 @@
         </w:tc>
         <w:tc>
           <w:tcPr>
-            <w:tcW w:w="1654" w:type="dxa"/>
+            <w:tcW w:w="1655" w:type="dxa"/>
             <w:tcBorders>
               <w:top w:val="single" w:sz="4" w:space="0" w:color="000000"/>
               <w:start w:val="single" w:sz="4" w:space="0" w:color="000000"/>
@@ -28802,7 +28802,7 @@
         </w:tc>
         <w:tc>
           <w:tcPr>
-            <w:tcW w:w="2561" w:type="dxa"/>
+            <w:tcW w:w="2560" w:type="dxa"/>
             <w:tcBorders>
               <w:top w:val="single" w:sz="4" w:space="0" w:color="000000"/>
               <w:start w:val="single" w:sz="4" w:space="0" w:color="000000"/>
@@ -28825,7 +28825,7 @@
         </w:tc>
         <w:tc>
           <w:tcPr>
-            <w:tcW w:w="1654" w:type="dxa"/>
+            <w:tcW w:w="1655" w:type="dxa"/>
             <w:tcBorders>
               <w:top w:val="single" w:sz="4" w:space="0" w:color="000000"/>
               <w:start w:val="single" w:sz="4" w:space="0" w:color="000000"/>
@@ -28924,7 +28924,7 @@
         </w:tc>
         <w:tc>
           <w:tcPr>
-            <w:tcW w:w="2561" w:type="dxa"/>
+            <w:tcW w:w="2560" w:type="dxa"/>
             <w:tcBorders>
               <w:top w:val="single" w:sz="4" w:space="0" w:color="000000"/>
               <w:start w:val="single" w:sz="4" w:space="0" w:color="000000"/>
@@ -28947,7 +28947,7 @@
         </w:tc>
         <w:tc>
           <w:tcPr>
-            <w:tcW w:w="1654" w:type="dxa"/>
+            <w:tcW w:w="1655" w:type="dxa"/>
             <w:tcBorders>
               <w:top w:val="single" w:sz="4" w:space="0" w:color="000000"/>
               <w:start w:val="single" w:sz="4" w:space="0" w:color="000000"/>
@@ -29050,7 +29050,7 @@
         </w:tc>
         <w:tc>
           <w:tcPr>
-            <w:tcW w:w="2561" w:type="dxa"/>
+            <w:tcW w:w="2560" w:type="dxa"/>
             <w:tcBorders>
               <w:top w:val="single" w:sz="4" w:space="0" w:color="000000"/>
               <w:start w:val="single" w:sz="4" w:space="0" w:color="000000"/>
@@ -29073,7 +29073,7 @@
         </w:tc>
         <w:tc>
           <w:tcPr>
-            <w:tcW w:w="1654" w:type="dxa"/>
+            <w:tcW w:w="1655" w:type="dxa"/>
             <w:tcBorders>
               <w:top w:val="single" w:sz="4" w:space="0" w:color="000000"/>
               <w:start w:val="single" w:sz="4" w:space="0" w:color="000000"/>
@@ -29168,7 +29168,7 @@
         </w:tc>
         <w:tc>
           <w:tcPr>
-            <w:tcW w:w="2561" w:type="dxa"/>
+            <w:tcW w:w="2560" w:type="dxa"/>
             <w:tcBorders>
               <w:top w:val="single" w:sz="4" w:space="0" w:color="000000"/>
               <w:start w:val="single" w:sz="4" w:space="0" w:color="000000"/>
@@ -29191,7 +29191,7 @@
         </w:tc>
         <w:tc>
           <w:tcPr>
-            <w:tcW w:w="1654" w:type="dxa"/>
+            <w:tcW w:w="1655" w:type="dxa"/>
             <w:tcBorders>
               <w:top w:val="single" w:sz="4" w:space="0" w:color="000000"/>
               <w:start w:val="single" w:sz="4" w:space="0" w:color="000000"/>
@@ -29290,7 +29290,7 @@
         </w:tc>
         <w:tc>
           <w:tcPr>
-            <w:tcW w:w="2561" w:type="dxa"/>
+            <w:tcW w:w="2560" w:type="dxa"/>
             <w:tcBorders>
               <w:top w:val="single" w:sz="4" w:space="0" w:color="000000"/>
               <w:start w:val="single" w:sz="4" w:space="0" w:color="000000"/>
@@ -29313,7 +29313,7 @@
         </w:tc>
         <w:tc>
           <w:tcPr>
-            <w:tcW w:w="1654" w:type="dxa"/>
+            <w:tcW w:w="1655" w:type="dxa"/>
             <w:tcBorders>
               <w:top w:val="single" w:sz="4" w:space="0" w:color="000000"/>
               <w:start w:val="single" w:sz="4" w:space="0" w:color="000000"/>
@@ -29412,7 +29412,7 @@
         </w:tc>
         <w:tc>
           <w:tcPr>
-            <w:tcW w:w="2561" w:type="dxa"/>
+            <w:tcW w:w="2560" w:type="dxa"/>
             <w:tcBorders>
               <w:top w:val="single" w:sz="4" w:space="0" w:color="000000"/>
               <w:start w:val="single" w:sz="4" w:space="0" w:color="000000"/>
@@ -29435,7 +29435,7 @@
         </w:tc>
         <w:tc>
           <w:tcPr>
-            <w:tcW w:w="1654" w:type="dxa"/>
+            <w:tcW w:w="1655" w:type="dxa"/>
             <w:tcBorders>
               <w:top w:val="single" w:sz="4" w:space="0" w:color="000000"/>
               <w:start w:val="single" w:sz="4" w:space="0" w:color="000000"/>
@@ -29534,7 +29534,7 @@
         </w:tc>
         <w:tc>
           <w:tcPr>
-            <w:tcW w:w="2561" w:type="dxa"/>
+            <w:tcW w:w="2560" w:type="dxa"/>
             <w:tcBorders>
               <w:top w:val="single" w:sz="4" w:space="0" w:color="000000"/>
               <w:start w:val="single" w:sz="4" w:space="0" w:color="000000"/>
@@ -29557,7 +29557,7 @@
         </w:tc>
         <w:tc>
           <w:tcPr>
-            <w:tcW w:w="1654" w:type="dxa"/>
+            <w:tcW w:w="1655" w:type="dxa"/>
             <w:tcBorders>
               <w:top w:val="single" w:sz="4" w:space="0" w:color="000000"/>
               <w:start w:val="single" w:sz="4" w:space="0" w:color="000000"/>
@@ -29652,7 +29652,7 @@
         </w:tc>
         <w:tc>
           <w:tcPr>
-            <w:tcW w:w="2561" w:type="dxa"/>
+            <w:tcW w:w="2560" w:type="dxa"/>
             <w:tcBorders>
               <w:top w:val="single" w:sz="4" w:space="0" w:color="000000"/>
               <w:start w:val="single" w:sz="4" w:space="0" w:color="000000"/>
@@ -29675,7 +29675,7 @@
         </w:tc>
         <w:tc>
           <w:tcPr>
-            <w:tcW w:w="1654" w:type="dxa"/>
+            <w:tcW w:w="1655" w:type="dxa"/>
             <w:tcBorders>
               <w:top w:val="single" w:sz="4" w:space="0" w:color="000000"/>
               <w:start w:val="single" w:sz="4" w:space="0" w:color="000000"/>
@@ -29774,7 +29774,7 @@
         </w:tc>
         <w:tc>
           <w:tcPr>
-            <w:tcW w:w="2561" w:type="dxa"/>
+            <w:tcW w:w="2560" w:type="dxa"/>
             <w:tcBorders>
               <w:top w:val="single" w:sz="4" w:space="0" w:color="000000"/>
               <w:start w:val="single" w:sz="4" w:space="0" w:color="000000"/>
@@ -29797,7 +29797,7 @@
         </w:tc>
         <w:tc>
           <w:tcPr>
-            <w:tcW w:w="1654" w:type="dxa"/>
+            <w:tcW w:w="1655" w:type="dxa"/>
             <w:tcBorders>
               <w:top w:val="single" w:sz="4" w:space="0" w:color="000000"/>
               <w:start w:val="single" w:sz="4" w:space="0" w:color="000000"/>
@@ -31253,6 +31253,18 @@
       <w:r>
         <w:rPr/>
         <w:t>. Organización Mundial de la Salud, Ginebra.</w:t>
+      </w:r>
+    </w:p>
+    <w:p>
+      <w:pPr>
+        <w:pStyle w:val="Normal"/>
+        <w:spacing w:before="0" w:after="200"/>
+        <w:jc w:val="both"/>
+        <w:rPr/>
+      </w:pPr>
+      <w:r>
+        <w:rPr/>
+        <w:t>Ramírez-Faz, J., Fernández-Ahumada, L. M., Fernández-Ahumada, E., &amp; López-Luque, R. (2020). Monitoring of temperature in retail refrigerated cabinets applying IoT over open-source hardware and software. Sensors, 20(3), 846. https://doi.org/10.3390/s20030846</w:t>
       </w:r>
     </w:p>
     <w:p>
@@ -32175,15 +32187,15 @@
         <w:tblLook w:val="0000" w:noHBand="0" w:noVBand="0" w:firstColumn="0" w:lastRow="0" w:lastColumn="0" w:firstRow="0"/>
       </w:tblPr>
       <w:tblGrid>
-        <w:gridCol w:w="2024"/>
+        <w:gridCol w:w="2023"/>
         <w:gridCol w:w="2203"/>
-        <w:gridCol w:w="4799"/>
+        <w:gridCol w:w="4800"/>
       </w:tblGrid>
       <w:tr>
         <w:trPr/>
         <w:tc>
           <w:tcPr>
-            <w:tcW w:w="2024" w:type="dxa"/>
+            <w:tcW w:w="2023" w:type="dxa"/>
             <w:tcBorders>
               <w:top w:val="single" w:sz="4" w:space="0" w:color="000000"/>
               <w:start w:val="single" w:sz="4" w:space="0" w:color="000000"/>
@@ -32237,7 +32249,7 @@
         </w:tc>
         <w:tc>
           <w:tcPr>
-            <w:tcW w:w="4799" w:type="dxa"/>
+            <w:tcW w:w="4800" w:type="dxa"/>
             <w:tcBorders>
               <w:top w:val="single" w:sz="4" w:space="0" w:color="000000"/>
               <w:start w:val="single" w:sz="4" w:space="0" w:color="000000"/>
@@ -32267,7 +32279,7 @@
         <w:trPr/>
         <w:tc>
           <w:tcPr>
-            <w:tcW w:w="2024" w:type="dxa"/>
+            <w:tcW w:w="2023" w:type="dxa"/>
             <w:tcBorders>
               <w:top w:val="single" w:sz="4" w:space="0" w:color="000000"/>
               <w:start w:val="single" w:sz="4" w:space="0" w:color="000000"/>
@@ -32313,7 +32325,7 @@
         </w:tc>
         <w:tc>
           <w:tcPr>
-            <w:tcW w:w="4799" w:type="dxa"/>
+            <w:tcW w:w="4800" w:type="dxa"/>
             <w:tcBorders>
               <w:top w:val="single" w:sz="4" w:space="0" w:color="000000"/>
               <w:start w:val="single" w:sz="4" w:space="0" w:color="000000"/>
@@ -32339,7 +32351,7 @@
         <w:trPr/>
         <w:tc>
           <w:tcPr>
-            <w:tcW w:w="2024" w:type="dxa"/>
+            <w:tcW w:w="2023" w:type="dxa"/>
             <w:tcBorders>
               <w:top w:val="single" w:sz="4" w:space="0" w:color="000000"/>
               <w:start w:val="single" w:sz="4" w:space="0" w:color="000000"/>
@@ -32385,7 +32397,7 @@
         </w:tc>
         <w:tc>
           <w:tcPr>
-            <w:tcW w:w="4799" w:type="dxa"/>
+            <w:tcW w:w="4800" w:type="dxa"/>
             <w:tcBorders>
               <w:top w:val="single" w:sz="4" w:space="0" w:color="000000"/>
               <w:start w:val="single" w:sz="4" w:space="0" w:color="000000"/>
@@ -32411,7 +32423,7 @@
         <w:trPr/>
         <w:tc>
           <w:tcPr>
-            <w:tcW w:w="2024" w:type="dxa"/>
+            <w:tcW w:w="2023" w:type="dxa"/>
             <w:tcBorders>
               <w:top w:val="single" w:sz="4" w:space="0" w:color="000000"/>
               <w:start w:val="single" w:sz="4" w:space="0" w:color="000000"/>
@@ -32457,7 +32469,7 @@
         </w:tc>
         <w:tc>
           <w:tcPr>
-            <w:tcW w:w="4799" w:type="dxa"/>
+            <w:tcW w:w="4800" w:type="dxa"/>
             <w:tcBorders>
               <w:top w:val="single" w:sz="4" w:space="0" w:color="000000"/>
               <w:start w:val="single" w:sz="4" w:space="0" w:color="000000"/>
@@ -32483,7 +32495,7 @@
         <w:trPr/>
         <w:tc>
           <w:tcPr>
-            <w:tcW w:w="2024" w:type="dxa"/>
+            <w:tcW w:w="2023" w:type="dxa"/>
             <w:tcBorders>
               <w:top w:val="single" w:sz="4" w:space="0" w:color="000000"/>
               <w:start w:val="single" w:sz="4" w:space="0" w:color="000000"/>
@@ -32529,7 +32541,7 @@
         </w:tc>
         <w:tc>
           <w:tcPr>
-            <w:tcW w:w="4799" w:type="dxa"/>
+            <w:tcW w:w="4800" w:type="dxa"/>
             <w:tcBorders>
               <w:top w:val="single" w:sz="4" w:space="0" w:color="000000"/>
               <w:start w:val="single" w:sz="4" w:space="0" w:color="000000"/>
@@ -32866,15 +32878,15 @@
         <w:tblLook w:val="0000" w:noHBand="0" w:noVBand="0" w:firstColumn="0" w:lastRow="0" w:lastColumn="0" w:firstRow="0"/>
       </w:tblPr>
       <w:tblGrid>
-        <w:gridCol w:w="1578"/>
+        <w:gridCol w:w="1577"/>
         <w:gridCol w:w="2713"/>
-        <w:gridCol w:w="4735"/>
+        <w:gridCol w:w="4736"/>
       </w:tblGrid>
       <w:tr>
         <w:trPr/>
         <w:tc>
           <w:tcPr>
-            <w:tcW w:w="1578" w:type="dxa"/>
+            <w:tcW w:w="1577" w:type="dxa"/>
             <w:tcBorders>
               <w:top w:val="single" w:sz="4" w:space="0" w:color="000000"/>
               <w:start w:val="single" w:sz="4" w:space="0" w:color="000000"/>
@@ -32928,7 +32940,7 @@
         </w:tc>
         <w:tc>
           <w:tcPr>
-            <w:tcW w:w="4735" w:type="dxa"/>
+            <w:tcW w:w="4736" w:type="dxa"/>
             <w:tcBorders>
               <w:top w:val="single" w:sz="4" w:space="0" w:color="000000"/>
               <w:start w:val="single" w:sz="4" w:space="0" w:color="000000"/>
@@ -32958,7 +32970,7 @@
         <w:trPr/>
         <w:tc>
           <w:tcPr>
-            <w:tcW w:w="1578" w:type="dxa"/>
+            <w:tcW w:w="1577" w:type="dxa"/>
             <w:tcBorders>
               <w:top w:val="single" w:sz="4" w:space="0" w:color="000000"/>
               <w:start w:val="single" w:sz="4" w:space="0" w:color="000000"/>
@@ -33004,7 +33016,7 @@
         </w:tc>
         <w:tc>
           <w:tcPr>
-            <w:tcW w:w="4735" w:type="dxa"/>
+            <w:tcW w:w="4736" w:type="dxa"/>
             <w:tcBorders>
               <w:top w:val="single" w:sz="4" w:space="0" w:color="000000"/>
               <w:start w:val="single" w:sz="4" w:space="0" w:color="000000"/>
@@ -33030,7 +33042,7 @@
         <w:trPr/>
         <w:tc>
           <w:tcPr>
-            <w:tcW w:w="1578" w:type="dxa"/>
+            <w:tcW w:w="1577" w:type="dxa"/>
             <w:tcBorders>
               <w:top w:val="single" w:sz="4" w:space="0" w:color="000000"/>
               <w:start w:val="single" w:sz="4" w:space="0" w:color="000000"/>
@@ -33076,7 +33088,7 @@
         </w:tc>
         <w:tc>
           <w:tcPr>
-            <w:tcW w:w="4735" w:type="dxa"/>
+            <w:tcW w:w="4736" w:type="dxa"/>
             <w:tcBorders>
               <w:top w:val="single" w:sz="4" w:space="0" w:color="000000"/>
               <w:start w:val="single" w:sz="4" w:space="0" w:color="000000"/>
@@ -33102,7 +33114,7 @@
         <w:trPr/>
         <w:tc>
           <w:tcPr>
-            <w:tcW w:w="1578" w:type="dxa"/>
+            <w:tcW w:w="1577" w:type="dxa"/>
             <w:tcBorders>
               <w:top w:val="single" w:sz="4" w:space="0" w:color="000000"/>
               <w:start w:val="single" w:sz="4" w:space="0" w:color="000000"/>
@@ -33148,7 +33160,7 @@
         </w:tc>
         <w:tc>
           <w:tcPr>
-            <w:tcW w:w="4735" w:type="dxa"/>
+            <w:tcW w:w="4736" w:type="dxa"/>
             <w:tcBorders>
               <w:top w:val="single" w:sz="4" w:space="0" w:color="000000"/>
               <w:start w:val="single" w:sz="4" w:space="0" w:color="000000"/>
@@ -33174,7 +33186,7 @@
         <w:trPr/>
         <w:tc>
           <w:tcPr>
-            <w:tcW w:w="1578" w:type="dxa"/>
+            <w:tcW w:w="1577" w:type="dxa"/>
             <w:tcBorders>
               <w:top w:val="single" w:sz="4" w:space="0" w:color="000000"/>
               <w:start w:val="single" w:sz="4" w:space="0" w:color="000000"/>
@@ -33220,7 +33232,7 @@
         </w:tc>
         <w:tc>
           <w:tcPr>
-            <w:tcW w:w="4735" w:type="dxa"/>
+            <w:tcW w:w="4736" w:type="dxa"/>
             <w:tcBorders>
               <w:top w:val="single" w:sz="4" w:space="0" w:color="000000"/>
               <w:start w:val="single" w:sz="4" w:space="0" w:color="000000"/>
@@ -33246,7 +33258,7 @@
         <w:trPr/>
         <w:tc>
           <w:tcPr>
-            <w:tcW w:w="1578" w:type="dxa"/>
+            <w:tcW w:w="1577" w:type="dxa"/>
             <w:tcBorders>
               <w:top w:val="single" w:sz="4" w:space="0" w:color="000000"/>
               <w:start w:val="single" w:sz="4" w:space="0" w:color="000000"/>
@@ -33292,7 +33304,7 @@
         </w:tc>
         <w:tc>
           <w:tcPr>
-            <w:tcW w:w="4735" w:type="dxa"/>
+            <w:tcW w:w="4736" w:type="dxa"/>
             <w:tcBorders>
               <w:top w:val="single" w:sz="4" w:space="0" w:color="000000"/>
               <w:start w:val="single" w:sz="4" w:space="0" w:color="000000"/>
@@ -33318,7 +33330,7 @@
         <w:trPr/>
         <w:tc>
           <w:tcPr>
-            <w:tcW w:w="1578" w:type="dxa"/>
+            <w:tcW w:w="1577" w:type="dxa"/>
             <w:tcBorders>
               <w:top w:val="single" w:sz="4" w:space="0" w:color="000000"/>
               <w:start w:val="single" w:sz="4" w:space="0" w:color="000000"/>
@@ -33364,7 +33376,7 @@
         </w:tc>
         <w:tc>
           <w:tcPr>
-            <w:tcW w:w="4735" w:type="dxa"/>
+            <w:tcW w:w="4736" w:type="dxa"/>
             <w:tcBorders>
               <w:top w:val="single" w:sz="4" w:space="0" w:color="000000"/>
               <w:start w:val="single" w:sz="4" w:space="0" w:color="000000"/>
@@ -33604,8 +33616,8 @@
       </w:tblPr>
       <w:tblGrid>
         <w:gridCol w:w="1821"/>
-        <w:gridCol w:w="2944"/>
-        <w:gridCol w:w="4261"/>
+        <w:gridCol w:w="2943"/>
+        <w:gridCol w:w="4262"/>
       </w:tblGrid>
       <w:tr>
         <w:trPr/>
@@ -33638,7 +33650,7 @@
         </w:tc>
         <w:tc>
           <w:tcPr>
-            <w:tcW w:w="2944" w:type="dxa"/>
+            <w:tcW w:w="2943" w:type="dxa"/>
             <w:tcBorders>
               <w:top w:val="single" w:sz="4" w:space="0" w:color="000000"/>
               <w:start w:val="single" w:sz="4" w:space="0" w:color="000000"/>
@@ -33665,7 +33677,7 @@
         </w:tc>
         <w:tc>
           <w:tcPr>
-            <w:tcW w:w="4261" w:type="dxa"/>
+            <w:tcW w:w="4262" w:type="dxa"/>
             <w:tcBorders>
               <w:top w:val="single" w:sz="4" w:space="0" w:color="000000"/>
               <w:start w:val="single" w:sz="4" w:space="0" w:color="000000"/>
@@ -33718,7 +33730,7 @@
         </w:tc>
         <w:tc>
           <w:tcPr>
-            <w:tcW w:w="2944" w:type="dxa"/>
+            <w:tcW w:w="2943" w:type="dxa"/>
             <w:tcBorders>
               <w:top w:val="single" w:sz="4" w:space="0" w:color="000000"/>
               <w:start w:val="single" w:sz="4" w:space="0" w:color="000000"/>
@@ -33741,7 +33753,7 @@
         </w:tc>
         <w:tc>
           <w:tcPr>
-            <w:tcW w:w="4261" w:type="dxa"/>
+            <w:tcW w:w="4262" w:type="dxa"/>
             <w:tcBorders>
               <w:top w:val="single" w:sz="4" w:space="0" w:color="000000"/>
               <w:start w:val="single" w:sz="4" w:space="0" w:color="000000"/>
@@ -33790,7 +33802,7 @@
         </w:tc>
         <w:tc>
           <w:tcPr>
-            <w:tcW w:w="2944" w:type="dxa"/>
+            <w:tcW w:w="2943" w:type="dxa"/>
             <w:tcBorders>
               <w:top w:val="single" w:sz="4" w:space="0" w:color="000000"/>
               <w:start w:val="single" w:sz="4" w:space="0" w:color="000000"/>
@@ -33813,7 +33825,7 @@
         </w:tc>
         <w:tc>
           <w:tcPr>
-            <w:tcW w:w="4261" w:type="dxa"/>
+            <w:tcW w:w="4262" w:type="dxa"/>
             <w:tcBorders>
               <w:top w:val="single" w:sz="4" w:space="0" w:color="000000"/>
               <w:start w:val="single" w:sz="4" w:space="0" w:color="000000"/>
@@ -33862,7 +33874,7 @@
         </w:tc>
         <w:tc>
           <w:tcPr>
-            <w:tcW w:w="2944" w:type="dxa"/>
+            <w:tcW w:w="2943" w:type="dxa"/>
             <w:tcBorders>
               <w:top w:val="single" w:sz="4" w:space="0" w:color="000000"/>
               <w:start w:val="single" w:sz="4" w:space="0" w:color="000000"/>
@@ -33885,7 +33897,7 @@
         </w:tc>
         <w:tc>
           <w:tcPr>
-            <w:tcW w:w="4261" w:type="dxa"/>
+            <w:tcW w:w="4262" w:type="dxa"/>
             <w:tcBorders>
               <w:top w:val="single" w:sz="4" w:space="0" w:color="000000"/>
               <w:start w:val="single" w:sz="4" w:space="0" w:color="000000"/>
@@ -33934,7 +33946,7 @@
         </w:tc>
         <w:tc>
           <w:tcPr>
-            <w:tcW w:w="2944" w:type="dxa"/>
+            <w:tcW w:w="2943" w:type="dxa"/>
             <w:tcBorders>
               <w:top w:val="single" w:sz="4" w:space="0" w:color="000000"/>
               <w:start w:val="single" w:sz="4" w:space="0" w:color="000000"/>
@@ -33957,7 +33969,7 @@
         </w:tc>
         <w:tc>
           <w:tcPr>
-            <w:tcW w:w="4261" w:type="dxa"/>
+            <w:tcW w:w="4262" w:type="dxa"/>
             <w:tcBorders>
               <w:top w:val="single" w:sz="4" w:space="0" w:color="000000"/>
               <w:start w:val="single" w:sz="4" w:space="0" w:color="000000"/>
@@ -34005,7 +34017,7 @@
         </w:tc>
         <w:tc>
           <w:tcPr>
-            <w:tcW w:w="2944" w:type="dxa"/>
+            <w:tcW w:w="2943" w:type="dxa"/>
             <w:tcBorders>
               <w:top w:val="single" w:sz="4" w:space="0" w:color="000000"/>
               <w:start w:val="single" w:sz="4" w:space="0" w:color="000000"/>
@@ -34028,7 +34040,7 @@
         </w:tc>
         <w:tc>
           <w:tcPr>
-            <w:tcW w:w="4261" w:type="dxa"/>
+            <w:tcW w:w="4262" w:type="dxa"/>
             <w:tcBorders>
               <w:top w:val="single" w:sz="4" w:space="0" w:color="000000"/>
               <w:start w:val="single" w:sz="4" w:space="0" w:color="000000"/>
@@ -34077,7 +34089,7 @@
         </w:tc>
         <w:tc>
           <w:tcPr>
-            <w:tcW w:w="2944" w:type="dxa"/>
+            <w:tcW w:w="2943" w:type="dxa"/>
             <w:tcBorders>
               <w:top w:val="single" w:sz="4" w:space="0" w:color="000000"/>
               <w:start w:val="single" w:sz="4" w:space="0" w:color="000000"/>
@@ -34100,7 +34112,7 @@
         </w:tc>
         <w:tc>
           <w:tcPr>
-            <w:tcW w:w="4261" w:type="dxa"/>
+            <w:tcW w:w="4262" w:type="dxa"/>
             <w:tcBorders>
               <w:top w:val="single" w:sz="4" w:space="0" w:color="000000"/>
               <w:start w:val="single" w:sz="4" w:space="0" w:color="000000"/>
@@ -35443,15 +35455,15 @@
         <w:tblLook w:val="0000" w:noHBand="0" w:noVBand="0" w:firstColumn="0" w:lastRow="0" w:lastColumn="0" w:firstRow="0"/>
       </w:tblPr>
       <w:tblGrid>
-        <w:gridCol w:w="3827"/>
+        <w:gridCol w:w="3826"/>
         <w:gridCol w:w="3801"/>
-        <w:gridCol w:w="1398"/>
+        <w:gridCol w:w="1399"/>
       </w:tblGrid>
       <w:tr>
         <w:trPr/>
         <w:tc>
           <w:tcPr>
-            <w:tcW w:w="3827" w:type="dxa"/>
+            <w:tcW w:w="3826" w:type="dxa"/>
             <w:tcBorders>
               <w:top w:val="single" w:sz="4" w:space="0" w:color="000000"/>
               <w:start w:val="single" w:sz="4" w:space="0" w:color="000000"/>
@@ -35505,7 +35517,7 @@
         </w:tc>
         <w:tc>
           <w:tcPr>
-            <w:tcW w:w="1398" w:type="dxa"/>
+            <w:tcW w:w="1399" w:type="dxa"/>
             <w:tcBorders>
               <w:top w:val="single" w:sz="4" w:space="0" w:color="000000"/>
               <w:start w:val="single" w:sz="4" w:space="0" w:color="000000"/>
@@ -35535,7 +35547,7 @@
         <w:trPr/>
         <w:tc>
           <w:tcPr>
-            <w:tcW w:w="3827" w:type="dxa"/>
+            <w:tcW w:w="3826" w:type="dxa"/>
             <w:tcBorders>
               <w:top w:val="single" w:sz="4" w:space="0" w:color="000000"/>
               <w:start w:val="single" w:sz="4" w:space="0" w:color="000000"/>
@@ -35581,7 +35593,7 @@
         </w:tc>
         <w:tc>
           <w:tcPr>
-            <w:tcW w:w="1398" w:type="dxa"/>
+            <w:tcW w:w="1399" w:type="dxa"/>
             <w:tcBorders>
               <w:top w:val="single" w:sz="4" w:space="0" w:color="000000"/>
               <w:start w:val="single" w:sz="4" w:space="0" w:color="000000"/>
@@ -35607,7 +35619,7 @@
         <w:trPr/>
         <w:tc>
           <w:tcPr>
-            <w:tcW w:w="3827" w:type="dxa"/>
+            <w:tcW w:w="3826" w:type="dxa"/>
             <w:tcBorders>
               <w:top w:val="single" w:sz="4" w:space="0" w:color="000000"/>
               <w:start w:val="single" w:sz="4" w:space="0" w:color="000000"/>
@@ -35653,7 +35665,7 @@
         </w:tc>
         <w:tc>
           <w:tcPr>
-            <w:tcW w:w="1398" w:type="dxa"/>
+            <w:tcW w:w="1399" w:type="dxa"/>
             <w:tcBorders>
               <w:top w:val="single" w:sz="4" w:space="0" w:color="000000"/>
               <w:start w:val="single" w:sz="4" w:space="0" w:color="000000"/>
@@ -35679,7 +35691,7 @@
         <w:trPr/>
         <w:tc>
           <w:tcPr>
-            <w:tcW w:w="3827" w:type="dxa"/>
+            <w:tcW w:w="3826" w:type="dxa"/>
             <w:tcBorders>
               <w:top w:val="single" w:sz="4" w:space="0" w:color="000000"/>
               <w:start w:val="single" w:sz="4" w:space="0" w:color="000000"/>
@@ -35725,7 +35737,7 @@
         </w:tc>
         <w:tc>
           <w:tcPr>
-            <w:tcW w:w="1398" w:type="dxa"/>
+            <w:tcW w:w="1399" w:type="dxa"/>
             <w:tcBorders>
               <w:top w:val="single" w:sz="4" w:space="0" w:color="000000"/>
               <w:start w:val="single" w:sz="4" w:space="0" w:color="000000"/>
@@ -35751,7 +35763,7 @@
         <w:trPr/>
         <w:tc>
           <w:tcPr>
-            <w:tcW w:w="3827" w:type="dxa"/>
+            <w:tcW w:w="3826" w:type="dxa"/>
             <w:tcBorders>
               <w:top w:val="single" w:sz="4" w:space="0" w:color="000000"/>
               <w:start w:val="single" w:sz="4" w:space="0" w:color="000000"/>
@@ -35797,7 +35809,7 @@
         </w:tc>
         <w:tc>
           <w:tcPr>
-            <w:tcW w:w="1398" w:type="dxa"/>
+            <w:tcW w:w="1399" w:type="dxa"/>
             <w:tcBorders>
               <w:top w:val="single" w:sz="4" w:space="0" w:color="000000"/>
               <w:start w:val="single" w:sz="4" w:space="0" w:color="000000"/>
@@ -35823,7 +35835,7 @@
         <w:trPr/>
         <w:tc>
           <w:tcPr>
-            <w:tcW w:w="3827" w:type="dxa"/>
+            <w:tcW w:w="3826" w:type="dxa"/>
             <w:tcBorders>
               <w:top w:val="single" w:sz="4" w:space="0" w:color="000000"/>
               <w:start w:val="single" w:sz="4" w:space="0" w:color="000000"/>
@@ -35869,7 +35881,7 @@
         </w:tc>
         <w:tc>
           <w:tcPr>
-            <w:tcW w:w="1398" w:type="dxa"/>
+            <w:tcW w:w="1399" w:type="dxa"/>
             <w:tcBorders>
               <w:top w:val="single" w:sz="4" w:space="0" w:color="000000"/>
               <w:start w:val="single" w:sz="4" w:space="0" w:color="000000"/>
@@ -35895,7 +35907,7 @@
         <w:trPr/>
         <w:tc>
           <w:tcPr>
-            <w:tcW w:w="3827" w:type="dxa"/>
+            <w:tcW w:w="3826" w:type="dxa"/>
             <w:tcBorders>
               <w:top w:val="single" w:sz="4" w:space="0" w:color="000000"/>
               <w:start w:val="single" w:sz="4" w:space="0" w:color="000000"/>
@@ -35943,7 +35955,7 @@
         </w:tc>
         <w:tc>
           <w:tcPr>
-            <w:tcW w:w="1398" w:type="dxa"/>
+            <w:tcW w:w="1399" w:type="dxa"/>
             <w:tcBorders>
               <w:top w:val="single" w:sz="4" w:space="0" w:color="000000"/>
               <w:start w:val="single" w:sz="4" w:space="0" w:color="000000"/>
@@ -36447,16 +36459,16 @@
         <w:tblLook w:val="0000" w:noHBand="0" w:noVBand="0" w:firstColumn="0" w:lastRow="0" w:lastColumn="0" w:firstRow="0"/>
       </w:tblPr>
       <w:tblGrid>
-        <w:gridCol w:w="2599"/>
+        <w:gridCol w:w="2598"/>
         <w:gridCol w:w="1778"/>
-        <w:gridCol w:w="1578"/>
+        <w:gridCol w:w="1579"/>
         <w:gridCol w:w="3071"/>
       </w:tblGrid>
       <w:tr>
         <w:trPr/>
         <w:tc>
           <w:tcPr>
-            <w:tcW w:w="2599" w:type="dxa"/>
+            <w:tcW w:w="2598" w:type="dxa"/>
             <w:tcBorders>
               <w:top w:val="single" w:sz="4" w:space="0" w:color="000000"/>
               <w:start w:val="single" w:sz="4" w:space="0" w:color="000000"/>
@@ -36510,7 +36522,7 @@
         </w:tc>
         <w:tc>
           <w:tcPr>
-            <w:tcW w:w="1578" w:type="dxa"/>
+            <w:tcW w:w="1579" w:type="dxa"/>
             <w:tcBorders>
               <w:top w:val="single" w:sz="4" w:space="0" w:color="000000"/>
               <w:start w:val="single" w:sz="4" w:space="0" w:color="000000"/>
@@ -36567,7 +36579,7 @@
         <w:trPr/>
         <w:tc>
           <w:tcPr>
-            <w:tcW w:w="2599" w:type="dxa"/>
+            <w:tcW w:w="2598" w:type="dxa"/>
             <w:tcBorders>
               <w:top w:val="single" w:sz="4" w:space="0" w:color="000000"/>
               <w:start w:val="single" w:sz="4" w:space="0" w:color="000000"/>
@@ -36616,7 +36628,7 @@
         </w:tc>
         <w:tc>
           <w:tcPr>
-            <w:tcW w:w="1578" w:type="dxa"/>
+            <w:tcW w:w="1579" w:type="dxa"/>
             <w:tcBorders>
               <w:top w:val="single" w:sz="4" w:space="0" w:color="000000"/>
               <w:start w:val="single" w:sz="4" w:space="0" w:color="000000"/>
@@ -36665,7 +36677,7 @@
         <w:trPr/>
         <w:tc>
           <w:tcPr>
-            <w:tcW w:w="2599" w:type="dxa"/>
+            <w:tcW w:w="2598" w:type="dxa"/>
             <w:tcBorders>
               <w:top w:val="single" w:sz="4" w:space="0" w:color="000000"/>
               <w:start w:val="single" w:sz="4" w:space="0" w:color="000000"/>
@@ -36711,7 +36723,7 @@
         </w:tc>
         <w:tc>
           <w:tcPr>
-            <w:tcW w:w="1578" w:type="dxa"/>
+            <w:tcW w:w="1579" w:type="dxa"/>
             <w:tcBorders>
               <w:top w:val="single" w:sz="4" w:space="0" w:color="000000"/>
               <w:start w:val="single" w:sz="4" w:space="0" w:color="000000"/>
@@ -36760,7 +36772,7 @@
         <w:trPr/>
         <w:tc>
           <w:tcPr>
-            <w:tcW w:w="2599" w:type="dxa"/>
+            <w:tcW w:w="2598" w:type="dxa"/>
             <w:tcBorders>
               <w:top w:val="single" w:sz="4" w:space="0" w:color="000000"/>
               <w:start w:val="single" w:sz="4" w:space="0" w:color="000000"/>
@@ -36806,7 +36818,7 @@
         </w:tc>
         <w:tc>
           <w:tcPr>
-            <w:tcW w:w="1578" w:type="dxa"/>
+            <w:tcW w:w="1579" w:type="dxa"/>
             <w:tcBorders>
               <w:top w:val="single" w:sz="4" w:space="0" w:color="000000"/>
               <w:start w:val="single" w:sz="4" w:space="0" w:color="000000"/>
@@ -39039,6 +39051,7 @@
     <w:qFormat/>
     <w:pPr>
       <w:widowControl/>
+      <w:suppressAutoHyphens w:val="true"/>
       <w:bidi w:val="0"/>
       <w:spacing w:lineRule="auto" w:line="360" w:before="0" w:after="0"/>
       <w:jc w:val="start"/>
@@ -39058,6 +39071,7 @@
     <w:qFormat/>
     <w:pPr>
       <w:widowControl/>
+      <w:suppressAutoHyphens w:val="true"/>
       <w:bidi w:val="0"/>
       <w:spacing w:lineRule="auto" w:line="360" w:before="360" w:after="240"/>
       <w:jc w:val="start"/>
@@ -39081,6 +39095,7 @@
     <w:qFormat/>
     <w:pPr>
       <w:widowControl/>
+      <w:suppressAutoHyphens w:val="true"/>
       <w:bidi w:val="0"/>
       <w:spacing w:lineRule="auto" w:line="360" w:before="280" w:after="200"/>
       <w:jc w:val="start"/>
@@ -39104,6 +39119,7 @@
     <w:qFormat/>
     <w:pPr>
       <w:widowControl/>
+      <w:suppressAutoHyphens w:val="true"/>
       <w:bidi w:val="0"/>
       <w:spacing w:lineRule="auto" w:line="360" w:before="240" w:after="160"/>
       <w:jc w:val="start"/>
@@ -39127,6 +39143,7 @@
     <w:qFormat/>
     <w:pPr>
       <w:widowControl/>
+      <w:suppressAutoHyphens w:val="true"/>
       <w:bidi w:val="0"/>
       <w:spacing w:lineRule="auto" w:line="360" w:before="200" w:after="120"/>
       <w:jc w:val="start"/>
@@ -39153,6 +39170,7 @@
     <w:qFormat/>
     <w:pPr>
       <w:widowControl/>
+      <w:suppressAutoHyphens w:val="true"/>
       <w:bidi w:val="0"/>
       <w:spacing w:lineRule="auto" w:line="360" w:before="0" w:after="0"/>
       <w:jc w:val="start"/>
@@ -39175,6 +39193,7 @@
     <w:qFormat/>
     <w:pPr>
       <w:widowControl/>
+      <w:suppressAutoHyphens w:val="true"/>
       <w:bidi w:val="0"/>
       <w:spacing w:lineRule="auto" w:line="360" w:before="0" w:after="0"/>
       <w:jc w:val="start"/>
@@ -39206,11 +39225,18 @@
       <w:u w:val="single"/>
     </w:rPr>
   </w:style>
-  <w:style w:type="character" w:styleId="FootnoteCharacters">
-    <w:name w:val="Footnote Characters"/>
+  <w:style w:type="character" w:styleId="FootnoteCharactersuser">
+    <w:name w:val="Footnote Characters (user)"/>
     <w:uiPriority w:val="99"/>
     <w:semiHidden/>
     <w:unhideWhenUsed/>
+    <w:qFormat/>
+    <w:rPr>
+      <w:vertAlign w:val="superscript"/>
+    </w:rPr>
+  </w:style>
+  <w:style w:type="character" w:styleId="FootnoteCharacters">
+    <w:name w:val="Footnote Characters"/>
     <w:qFormat/>
     <w:rPr>
       <w:vertAlign w:val="superscript"/>
@@ -39234,11 +39260,18 @@
       <w:szCs w:val="20"/>
     </w:rPr>
   </w:style>
-  <w:style w:type="character" w:styleId="EndnoteCharacters">
-    <w:name w:val="Endnote Characters"/>
+  <w:style w:type="character" w:styleId="EndnoteCharactersuser">
+    <w:name w:val="Endnote Characters (user)"/>
     <w:uiPriority w:val="99"/>
     <w:semiHidden/>
     <w:unhideWhenUsed/>
+    <w:qFormat/>
+    <w:rPr>
+      <w:vertAlign w:val="superscript"/>
+    </w:rPr>
+  </w:style>
+  <w:style w:type="character" w:styleId="EndnoteCharacters">
+    <w:name w:val="Endnote Characters"/>
     <w:qFormat/>
     <w:rPr>
       <w:vertAlign w:val="superscript"/>
@@ -39362,6 +39395,7 @@
     <w:qFormat/>
     <w:pPr>
       <w:widowControl/>
+      <w:suppressAutoHyphens w:val="true"/>
       <w:bidi w:val="0"/>
       <w:spacing w:lineRule="auto" w:line="360" w:before="0" w:after="0"/>
       <w:jc w:val="start"/>
@@ -39380,6 +39414,7 @@
     <w:qFormat/>
     <w:pPr>
       <w:widowControl/>
+      <w:suppressAutoHyphens w:val="true"/>
       <w:bidi w:val="0"/>
       <w:spacing w:lineRule="auto" w:line="360" w:before="0" w:after="0"/>
       <w:jc w:val="start"/>
@@ -39400,6 +39435,7 @@
     <w:qFormat/>
     <w:pPr>
       <w:widowControl/>
+      <w:suppressAutoHyphens w:val="true"/>
       <w:bidi w:val="0"/>
       <w:spacing w:lineRule="auto" w:line="360" w:before="0" w:after="0"/>
       <w:jc w:val="start"/>
@@ -39421,6 +39457,7 @@
     <w:unhideWhenUsed/>
     <w:pPr>
       <w:widowControl/>
+      <w:suppressAutoHyphens w:val="true"/>
       <w:bidi w:val="0"/>
       <w:spacing w:lineRule="auto" w:line="240" w:before="0" w:after="0"/>
       <w:jc w:val="start"/>
@@ -39442,6 +39479,7 @@
     <w:unhideWhenUsed/>
     <w:pPr>
       <w:widowControl/>
+      <w:suppressAutoHyphens w:val="true"/>
       <w:bidi w:val="0"/>
       <w:spacing w:lineRule="auto" w:line="240" w:before="0" w:after="0"/>
       <w:jc w:val="start"/>
